--- a/documentation/System_Complete_Guide.docx
+++ b/documentation/System_Complete_Guide.docx
@@ -25,24 +25,55 @@
     </w:p>
     <w:p/>
     <w:p>
+      <w:r>
+        <w:t># IT Faculty Scheduling System — Design Defense Guide</w:t>
+      </w:r>
+    </w:p>
+    <w:p>
       <w:pPr>
         <w:pStyle w:val="Heading1"/>
       </w:pPr>
       <w:r>
-        <w:t>1. Simple Overview</w:t>
-      </w:r>
-    </w:p>
-    <w:p>
-      <w:r>
-        <w:t>An AI-assisted scheduling system that automates faculty, classroom, and laboratory scheduling using constraint-based optimization.</w:t>
-      </w:r>
-    </w:p>
-    <w:p>
-      <w:pPr>
-        <w:pStyle w:val="Heading1"/>
-      </w:pPr>
-      <w:r>
-        <w:t>2. Technology Stack</w:t>
+        <w:t>System Overview</w:t>
+      </w:r>
+    </w:p>
+    <w:p>
+      <w:pPr>
+        <w:pStyle w:val="Heading2"/>
+      </w:pPr>
+      <w:r>
+        <w:t>Project Title</w:t>
+      </w:r>
+    </w:p>
+    <w:p>
+      <w:r/>
+      <w:r>
+        <w:rPr>
+          <w:b/>
+        </w:rPr>
+        <w:t>AI-Assisted Student-Centered Constraint-Based Faculty, Classroom, and Laboratory Scheduling System</w:t>
+      </w:r>
+      <w:r/>
+    </w:p>
+    <w:p>
+      <w:pPr>
+        <w:pStyle w:val="Heading2"/>
+      </w:pPr>
+      <w:r>
+        <w:t>Purpose</w:t>
+      </w:r>
+    </w:p>
+    <w:p>
+      <w:r>
+        <w:t>This system automates faculty, classroom, and laboratory scheduling for the IT Department using constraint-based optimization techniques. It eliminates manual scheduling errors, detects conflicts, and generates optimized schedules while respecting faculty availability, room limitations, and teaching loads.</w:t>
+      </w:r>
+    </w:p>
+    <w:p>
+      <w:pPr>
+        <w:pStyle w:val="Heading2"/>
+      </w:pPr>
+      <w:r>
+        <w:t>Technology Stack</w:t>
       </w:r>
     </w:p>
     <w:tbl>
@@ -66,7 +97,7 @@
               <w:rPr>
                 <w:b/>
               </w:rPr>
-              <w:t>Tool</w:t>
+              <w:t>Layer</w:t>
             </w:r>
           </w:p>
         </w:tc>
@@ -79,7 +110,7 @@
               <w:rPr>
                 <w:b/>
               </w:rPr>
-              <w:t>What It Is</w:t>
+              <w:t>Technology</w:t>
             </w:r>
           </w:p>
         </w:tc>
@@ -92,22 +123,12 @@
               <w:rPr>
                 <w:b/>
               </w:rPr>
-              <w:t>What It Does</w:t>
+              <w:t>Port</w:t>
             </w:r>
           </w:p>
         </w:tc>
       </w:tr>
       <w:tr>
-        <w:tc>
-          <w:tcPr>
-            <w:tcW w:type="dxa" w:w="2880"/>
-          </w:tcPr>
-          <w:p>
-            <w:r>
-              <w:t>React</w:t>
-            </w:r>
-          </w:p>
-        </w:tc>
         <w:tc>
           <w:tcPr>
             <w:tcW w:type="dxa" w:w="2880"/>
@@ -124,22 +145,22 @@
           </w:tcPr>
           <w:p>
             <w:r>
-              <w:t>User interface</w:t>
+              <w:t>React, TypeScript, Tailwind CSS, Vite</w:t>
             </w:r>
           </w:p>
         </w:tc>
-      </w:tr>
-      <w:tr>
         <w:tc>
           <w:tcPr>
             <w:tcW w:type="dxa" w:w="2880"/>
           </w:tcPr>
           <w:p>
             <w:r>
-              <w:t>Laravel</w:t>
+              <w:t>5173</w:t>
             </w:r>
           </w:p>
         </w:tc>
+      </w:tr>
+      <w:tr>
         <w:tc>
           <w:tcPr>
             <w:tcW w:type="dxa" w:w="2880"/>
@@ -156,7 +177,17 @@
           </w:tcPr>
           <w:p>
             <w:r>
-              <w:t>API and auth</w:t>
+              <w:t>Laravel 13, PHP 8.5, Laravel Sanctum</w:t>
+            </w:r>
+          </w:p>
+        </w:tc>
+        <w:tc>
+          <w:tcPr>
+            <w:tcW w:type="dxa" w:w="2880"/>
+          </w:tcPr>
+          <w:p>
+            <w:r>
+              <w:t>8000</w:t>
             </w:r>
           </w:p>
         </w:tc>
@@ -168,10 +199,32 @@
           </w:tcPr>
           <w:p>
             <w:r>
-              <w:t>FastAPI</w:t>
+              <w:t>Database</w:t>
             </w:r>
           </w:p>
         </w:tc>
+        <w:tc>
+          <w:tcPr>
+            <w:tcW w:type="dxa" w:w="2880"/>
+          </w:tcPr>
+          <w:p>
+            <w:r>
+              <w:t>PostgreSQL</w:t>
+            </w:r>
+          </w:p>
+        </w:tc>
+        <w:tc>
+          <w:tcPr>
+            <w:tcW w:type="dxa" w:w="2880"/>
+          </w:tcPr>
+          <w:p>
+            <w:r>
+              <w:t>5432</w:t>
+            </w:r>
+          </w:p>
+        </w:tc>
+      </w:tr>
+      <w:tr>
         <w:tc>
           <w:tcPr>
             <w:tcW w:type="dxa" w:w="2880"/>
@@ -188,7 +241,1166 @@
           </w:tcPr>
           <w:p>
             <w:r>
-              <w:t>Schedule generation</w:t>
+              <w:t>Python, FastAPI, Google OR-Tools CP-SAT</w:t>
+            </w:r>
+          </w:p>
+        </w:tc>
+        <w:tc>
+          <w:tcPr>
+            <w:tcW w:type="dxa" w:w="2880"/>
+          </w:tcPr>
+          <w:p>
+            <w:r>
+              <w:t>8001</w:t>
+            </w:r>
+          </w:p>
+        </w:tc>
+      </w:tr>
+    </w:tbl>
+    <w:p>
+      <w:r>
+        <w:t>---</w:t>
+      </w:r>
+    </w:p>
+    <w:p>
+      <w:pPr>
+        <w:pStyle w:val="Heading1"/>
+      </w:pPr>
+      <w:r>
+        <w:t>System Architecture</w:t>
+      </w:r>
+    </w:p>
+    <w:p>
+      <w:pPr>
+        <w:pStyle w:val="Heading2"/>
+      </w:pPr>
+      <w:r>
+        <w:t>Architecture Diagram</w:t>
+      </w:r>
+    </w:p>
+    <w:p>
+      <w:r>
+        <w:rPr>
+          <w:rFonts w:ascii="Consolas" w:hAnsi="Consolas"/>
+          <w:sz w:val="18"/>
+        </w:rPr>
+        <w:t>┌─────────────────────────────────────────────────────────────┐</w:t>
+        <w:br/>
+        <w:t>│                    FRONTEND (React)                         │</w:t>
+        <w:br/>
+        <w:t>│  ┌──────────────┐ ┌──────────────┐ ┌──────────────┐        │</w:t>
+        <w:br/>
+        <w:t>│  │ Admin        │ │ Faculty      │ │ CRUD Pages   │        │</w:t>
+        <w:br/>
+        <w:t>│  │ Dashboard    │ │ Dashboard    │ │ (Users,      │        │</w:t>
+        <w:br/>
+        <w:t>│  │ (Generate,   │ │ (My Schedule)│ │  Faculty,    │        │</w:t>
+        <w:br/>
+        <w:t>│  │  Review,     │ │              │ │  Subjects,   │        │</w:t>
+        <w:br/>
+        <w:t>│  │  Approve,    │ │              │ │  Rooms)      │        │</w:t>
+        <w:br/>
+        <w:t>│  │  Publish)    │ │              │ │              │        │</w:t>
+        <w:br/>
+        <w:t>│  └──────────────┘ └──────────────┘ └──────────────┘        │</w:t>
+        <w:br/>
+        <w:t>└─────────────────────────────────────────────────────────────┘</w:t>
+        <w:br/>
+        <w:t xml:space="preserve">                            │</w:t>
+        <w:br/>
+        <w:t xml:space="preserve">                            │ HTTP/JSON + Bearer token</w:t>
+        <w:br/>
+        <w:t xml:space="preserve">                            ▼</w:t>
+        <w:br/>
+        <w:t>┌─────────────────────────────────────────────────────────────┐</w:t>
+        <w:br/>
+        <w:t>│                    BACKEND (Laravel)                         │</w:t>
+        <w:br/>
+        <w:t>│  ┌──────────────┐ ┌──────────────┐ ┌──────────────┐        │</w:t>
+        <w:br/>
+        <w:t>│  │ Auth + RBAC  │ │ Schedule     │ │ Schedule     │        │</w:t>
+        <w:br/>
+        <w:t>│  │ (Sanctum)    │ │ Controller   │ │ Approval     │        │</w:t>
+        <w:br/>
+        <w:t>│  │              │ │ (Generate)   │ │ Controller   │        │</w:t>
+        <w:br/>
+        <w:t>│  └──────────────┘ └──────────────┘ └──────────────┘        │</w:t>
+        <w:br/>
+        <w:t>│  ┌──────────────┐ ┌──────────────┐ ┌──────────────┐        │</w:t>
+        <w:br/>
+        <w:t>│  │ Schedule     │ │ MySchedule   │ │ User         │        │</w:t>
+        <w:br/>
+        <w:t>│  │ Session      │ │ Controller   │ │ Observer     │        │</w:t>
+        <w:br/>
+        <w:t>│  │ Controller   │ │              │ │ (Auto-create │        │</w:t>
+        <w:br/>
+        <w:t>│  └──────────────┘ └──────────────┘ │  Faculty)    │        │</w:t>
+        <w:br/>
+        <w:t>│                                     └──────────────┘        │</w:t>
+        <w:br/>
+        <w:t>└─────────────────────────────────────────────────────────────┘</w:t>
+        <w:br/>
+        <w:t xml:space="preserve">                            │</w:t>
+        <w:br/>
+        <w:t xml:space="preserve">                            │ HTTP POST /generate-schedule/id</w:t>
+        <w:br/>
+        <w:t xml:space="preserve">                            ▼</w:t>
+        <w:br/>
+        <w:t>┌─────────────────────────────────────────────────────────────┐</w:t>
+        <w:br/>
+        <w:t>│                    AI ENGINE (FastAPI)                        │</w:t>
+        <w:br/>
+        <w:t>│  ┌──────────────┐ ┌──────────────┐                          │</w:t>
+        <w:br/>
+        <w:t>│  │ app.py       │ │ OR-Tools     │                          │</w:t>
+        <w:br/>
+        <w:t>│  │ /generate-   │ │ CP-SAT       │                          │</w:t>
+        <w:br/>
+        <w:t>│  │ schedule/{id}│ │ Solver       │                          │</w:t>
+        <w:br/>
+        <w:t>│  └──────────────┘ └──────────────┘                          │</w:t>
+        <w:br/>
+        <w:t>└─────────────────────────────────────────────────────────────┘</w:t>
+        <w:br/>
+        <w:t xml:space="preserve">                            │</w:t>
+        <w:br/>
+        <w:t xml:space="preserve">                            │ Direct psycopg2 read</w:t>
+        <w:br/>
+        <w:t xml:space="preserve">                            ▼</w:t>
+        <w:br/>
+        <w:t>┌─────────────────────────────────────────────────────────────┐</w:t>
+        <w:br/>
+        <w:t>│                    DATABASE (PostgreSQL)                      │</w:t>
+        <w:br/>
+        <w:t>│  ┌──────────────┐ ┌──────────────┐ ┌──────────────┐        │</w:t>
+        <w:br/>
+        <w:t>│  │ users        │ │ faculties    │ │ faculty_     │        │</w:t>
+        <w:br/>
+        <w:t>│  │              │ │              │ │ availabilities│       │</w:t>
+        <w:br/>
+        <w:t>│  └──────────────┘ └──────────────┘ └──────────────┘        │</w:t>
+        <w:br/>
+        <w:t>│  ┌──────────────┐ ┌──────────────┐ ┌──────────────┐        │</w:t>
+        <w:br/>
+        <w:t>│  │ subjects     │ │ sections     │ │ rooms        │        │</w:t>
+        <w:br/>
+        <w:t>│  └──────────────┘ └──────────────┘ └──────────────┘        │</w:t>
+        <w:br/>
+        <w:t>│  ┌──────────────┐ ┌──────────────┐                          │</w:t>
+        <w:br/>
+        <w:t>│  │ schedules    │ │ schedule_    │                          │</w:t>
+        <w:br/>
+        <w:t>│  │              │ │ sessions     │                          │</w:t>
+        <w:br/>
+        <w:t>│  └──────────────┘ └──────────────┘                          │</w:t>
+        <w:br/>
+        <w:t>└─────────────────────────────────────────────────────────────┘</w:t>
+      </w:r>
+    </w:p>
+    <w:p>
+      <w:r>
+        <w:t>---</w:t>
+      </w:r>
+    </w:p>
+    <w:p>
+      <w:pPr>
+        <w:pStyle w:val="Heading1"/>
+      </w:pPr>
+      <w:r>
+        <w:t>System Flows</w:t>
+      </w:r>
+    </w:p>
+    <w:p>
+      <w:pPr>
+        <w:pStyle w:val="Heading2"/>
+      </w:pPr>
+      <w:r>
+        <w:t>Flow 1: Schedule Generation</w:t>
+      </w:r>
+    </w:p>
+    <w:p>
+      <w:r>
+        <w:rPr>
+          <w:rFonts w:ascii="Consolas" w:hAnsi="Consolas"/>
+          <w:sz w:val="18"/>
+        </w:rPr>
+        <w:t>sequenceDiagram</w:t>
+        <w:br/>
+        <w:t xml:space="preserve">    participant U as Admin (Browser)</w:t>
+        <w:br/>
+        <w:t xml:space="preserve">    participant F as AdminDashboard (React)</w:t>
+        <w:br/>
+        <w:t xml:space="preserve">    participant L as Laravel (ScheduleController)</w:t>
+        <w:br/>
+        <w:t xml:space="preserve">    participant A as FastAPI (AI Engine)</w:t>
+        <w:br/>
+        <w:t xml:space="preserve">    participant DB as PostgreSQL</w:t>
+        <w:br/>
+        <w:br/>
+        <w:t xml:space="preserve">    U-&gt;&gt;F: Click "Generate Schedule"</w:t>
+        <w:br/>
+        <w:t xml:space="preserve">    F-&gt;&gt;L: POST /api/schedules/generate/{section} (Bearer token)</w:t>
+        <w:br/>
+        <w:t xml:space="preserve">    L-&gt;&gt;L: Archive old drafts for this section</w:t>
+        <w:br/>
+        <w:t xml:space="preserve">    L-&gt;&gt;A: POST http://127.0.0.1:8001/generate-schedule/{id}</w:t>
+        <w:br/>
+        <w:t xml:space="preserve">    A-&gt;&gt;DB: Query section, subjects, faculty + availabilities, rooms</w:t>
+        <w:br/>
+        <w:t xml:space="preserve">    DB--&gt;&gt;A: data</w:t>
+        <w:br/>
+        <w:t xml:space="preserve">    A-&gt;&gt;A: OR-Tools CP-SAT solver (8 constraints)</w:t>
+        <w:br/>
+        <w:t xml:space="preserve">    A--&gt;&gt;L: {status: OPTIMAL/PARTIAL/INFEASIBLE, sessions[]}</w:t>
+        <w:br/>
+        <w:t xml:space="preserve">    alt OPTIMAL or PARTIAL</w:t>
+        <w:br/>
+        <w:t xml:space="preserve">        L-&gt;&gt;DB: Create Schedule (draft) + ScheduleSession rows</w:t>
+        <w:br/>
+        <w:t xml:space="preserve">        L-&gt;&gt;DB: Write ScheduleGenerationLog</w:t>
+        <w:br/>
+        <w:t xml:space="preserve">        L--&gt;&gt;F: 200 {schedule_id, sessions, unscheduled}</w:t>
+        <w:br/>
+        <w:t xml:space="preserve">        F--&gt;&gt;U: "Status: OPTIMAL — N sessions created"</w:t>
+        <w:br/>
+        <w:t xml:space="preserve">    else INFEASIBLE</w:t>
+        <w:br/>
+        <w:t xml:space="preserve">        L-&gt;&gt;DB: Write ScheduleGenerationLog (failure)</w:t>
+        <w:br/>
+        <w:t xml:space="preserve">        L--&gt;&gt;F: 422 {message}</w:t>
+        <w:br/>
+        <w:t xml:space="preserve">        F--&gt;&gt;U: Error message</w:t>
+        <w:br/>
+        <w:t xml:space="preserve">    end</w:t>
+      </w:r>
+    </w:p>
+    <w:p>
+      <w:pPr>
+        <w:pStyle w:val="Heading2"/>
+      </w:pPr>
+      <w:r>
+        <w:t>Flow 2: Approval Workflow</w:t>
+      </w:r>
+    </w:p>
+    <w:p>
+      <w:r>
+        <w:rPr>
+          <w:rFonts w:ascii="Consolas" w:hAnsi="Consolas"/>
+          <w:sz w:val="18"/>
+        </w:rPr>
+        <w:t>sequenceDiagram</w:t>
+        <w:br/>
+        <w:t xml:space="preserve">    participant U as Admin</w:t>
+        <w:br/>
+        <w:t xml:space="preserve">    participant L as Laravel (ScheduleApprovalController)</w:t>
+        <w:br/>
+        <w:t xml:space="preserve">    participant DB as PostgreSQL</w:t>
+        <w:br/>
+        <w:br/>
+        <w:t xml:space="preserve">    U-&gt;&gt;L: PATCH /api/schedules/{id}/approve</w:t>
+        <w:br/>
+        <w:t xml:space="preserve">    L-&gt;&gt;DB: status draft → approved</w:t>
+        <w:br/>
+        <w:t xml:space="preserve">    L--&gt;&gt;U: approved</w:t>
+        <w:br/>
+        <w:br/>
+        <w:t xml:space="preserve">    U-&gt;&gt;L: PATCH /api/schedules/{id}/publish</w:t>
+        <w:br/>
+        <w:t xml:space="preserve">    L-&gt;&gt;L: findPublishConflicts(schedule)</w:t>
+        <w:br/>
+        <w:t xml:space="preserve">    alt conflicts found</w:t>
+        <w:br/>
+        <w:t xml:space="preserve">        L--&gt;&gt;U: 422 "Cannot publish: conflicts..."</w:t>
+        <w:br/>
+        <w:t xml:space="preserve">    else no conflicts</w:t>
+        <w:br/>
+        <w:t xml:space="preserve">        L-&gt;&gt;DB: archive older published/approved (same section)</w:t>
+        <w:br/>
+        <w:t xml:space="preserve">        L-&gt;&gt;DB: status → published</w:t>
+        <w:br/>
+        <w:t xml:space="preserve">        L--&gt;&gt;U: published</w:t>
+        <w:br/>
+        <w:t xml:space="preserve">    end</w:t>
+        <w:br/>
+        <w:br/>
+        <w:t xml:space="preserve">    Note over U: Faculty logs in</w:t>
+        <w:br/>
+        <w:t xml:space="preserve">    F-&gt;&gt;L: GET /api/my-schedule</w:t>
+        <w:br/>
+        <w:t xml:space="preserve">    L-&gt;&gt;DB: sessions where schedule = published &amp; faculty = me</w:t>
+        <w:br/>
+        <w:t xml:space="preserve">    L--&gt;&gt;F: sessions[]</w:t>
+      </w:r>
+    </w:p>
+    <w:p>
+      <w:pPr>
+        <w:pStyle w:val="Heading2"/>
+      </w:pPr>
+      <w:r>
+        <w:t>Flow 3: Manual Session Editing with Conflict Detection</w:t>
+      </w:r>
+    </w:p>
+    <w:p>
+      <w:r>
+        <w:rPr>
+          <w:rFonts w:ascii="Consolas" w:hAnsi="Consolas"/>
+          <w:sz w:val="18"/>
+        </w:rPr>
+        <w:t>sequenceDiagram</w:t>
+        <w:br/>
+        <w:t xml:space="preserve">    participant U as Admin</w:t>
+        <w:br/>
+        <w:t xml:space="preserve">    participant L as Laravel (ScheduleSessionController)</w:t>
+        <w:br/>
+        <w:t xml:space="preserve">    participant DB as PostgreSQL</w:t>
+        <w:br/>
+        <w:br/>
+        <w:t xml:space="preserve">    U-&gt;&gt;L: PATCH /api/schedule-sessions/{id}</w:t>
+        <w:br/>
+        <w:t xml:space="preserve">    L-&gt;&gt;DB: Check for conflicts</w:t>
+        <w:br/>
+        <w:t xml:space="preserve">    alt conflicts found</w:t>
+        <w:br/>
+        <w:t xml:space="preserve">        L--&gt;&gt;U: 422 {conflicts: [...]}</w:t>
+        <w:br/>
+        <w:t xml:space="preserve">    else no conflicts</w:t>
+        <w:br/>
+        <w:t xml:space="preserve">        L-&gt;&gt;DB: Update session</w:t>
+        <w:br/>
+        <w:t xml:space="preserve">        L--&gt;&gt;U: updated session</w:t>
+        <w:br/>
+        <w:t xml:space="preserve">    end</w:t>
+      </w:r>
+    </w:p>
+    <w:p>
+      <w:r>
+        <w:t>---</w:t>
+      </w:r>
+    </w:p>
+    <w:p>
+      <w:pPr>
+        <w:pStyle w:val="Heading1"/>
+      </w:pPr>
+      <w:r>
+        <w:t>Database Design (ER Diagram)</w:t>
+      </w:r>
+    </w:p>
+    <w:p>
+      <w:r>
+        <w:rPr>
+          <w:rFonts w:ascii="Consolas" w:hAnsi="Consolas"/>
+          <w:sz w:val="18"/>
+        </w:rPr>
+        <w:t>erDiagram</w:t>
+        <w:br/>
+        <w:t xml:space="preserve">    USERS ||--o{ FACULTY : has</w:t>
+        <w:br/>
+        <w:t xml:space="preserve">    USERS ||--o{ SCHEDULES : approves</w:t>
+        <w:br/>
+        <w:t xml:space="preserve">    FACULTY ||--o{ FACULTY_SUBJECTS : qualified</w:t>
+        <w:br/>
+        <w:t xml:space="preserve">    FACULTY ||--o{ FACULTY_AVAILABILITIES : available</w:t>
+        <w:br/>
+        <w:t xml:space="preserve">    FACULTY ||--o{ SCHEDULE_SESSIONS : teaches</w:t>
+        <w:br/>
+        <w:t xml:space="preserve">    SUBJECTS ||--o{ FACULTY_SUBJECTS : taught-by</w:t>
+        <w:br/>
+        <w:t xml:space="preserve">    SUBJECTS ||--o{ SECTION_SUBJECTS : assigned-to</w:t>
+        <w:br/>
+        <w:t xml:space="preserve">    SUBJECTS ||--o{ SCHEDULE_SESSIONS : included-in</w:t>
+        <w:br/>
+        <w:t xml:space="preserve">    SECTIONS ||--o{ SECTION_SUBJECTS : includes</w:t>
+        <w:br/>
+        <w:t xml:space="preserve">    SECTIONS ||--o{ SCHEDULES : generates</w:t>
+        <w:br/>
+        <w:t xml:space="preserve">    SECTIONS ||--o{ SCHEDULE_GENERATION_LOGS : logged</w:t>
+        <w:br/>
+        <w:t xml:space="preserve">    ROOMS ||--o{ SCHEDULE_SESSIONS : hosts</w:t>
+        <w:br/>
+        <w:t xml:space="preserve">    SCHEDULES ||--o{ SCHEDULE_SESSIONS : contains</w:t>
+        <w:br/>
+        <w:br/>
+        <w:t xml:space="preserve">    USERS {</w:t>
+        <w:br/>
+        <w:t xml:space="preserve">        int id PK</w:t>
+        <w:br/>
+        <w:t xml:space="preserve">        string name</w:t>
+        <w:br/>
+        <w:t xml:space="preserve">        string email</w:t>
+        <w:br/>
+        <w:t xml:space="preserve">        string password</w:t>
+        <w:br/>
+        <w:t xml:space="preserve">        string role "admin | faculty"</w:t>
+        <w:br/>
+        <w:t xml:space="preserve">    }</w:t>
+        <w:br/>
+        <w:br/>
+        <w:t xml:space="preserve">    FACULTY {</w:t>
+        <w:br/>
+        <w:t xml:space="preserve">        int id PK</w:t>
+        <w:br/>
+        <w:t xml:space="preserve">        int user_id FK</w:t>
+        <w:br/>
+        <w:t xml:space="preserve">        string employee_no</w:t>
+        <w:br/>
+        <w:t xml:space="preserve">        string faculty_type "full_time | part_time"</w:t>
+        <w:br/>
+        <w:t xml:space="preserve">        int max_teaching_load</w:t>
+        <w:br/>
+        <w:t xml:space="preserve">        boolean is_active</w:t>
+        <w:br/>
+        <w:t xml:space="preserve">    }</w:t>
+        <w:br/>
+        <w:br/>
+        <w:t xml:space="preserve">    SUBJECTS {</w:t>
+        <w:br/>
+        <w:t xml:space="preserve">        int id PK</w:t>
+        <w:br/>
+        <w:t xml:space="preserve">        string code</w:t>
+        <w:br/>
+        <w:t xml:space="preserve">        string title</w:t>
+        <w:br/>
+        <w:t xml:space="preserve">        int year_level</w:t>
+        <w:br/>
+        <w:t xml:space="preserve">        string semester_name</w:t>
+        <w:br/>
+        <w:t xml:space="preserve">        int lecture_hours</w:t>
+        <w:br/>
+        <w:t xml:space="preserve">        int lab_hours</w:t>
+        <w:br/>
+        <w:t xml:space="preserve">        string lab_room_type "computer_lab | null"</w:t>
+        <w:br/>
+        <w:t xml:space="preserve">        boolean is_active</w:t>
+        <w:br/>
+        <w:t xml:space="preserve">    }</w:t>
+        <w:br/>
+        <w:br/>
+        <w:t xml:space="preserve">    SECTIONS {</w:t>
+        <w:br/>
+        <w:t xml:space="preserve">        int id PK</w:t>
+        <w:br/>
+        <w:t xml:space="preserve">        string name</w:t>
+        <w:br/>
+        <w:t xml:space="preserve">        int year_level</w:t>
+        <w:br/>
+        <w:t xml:space="preserve">        string semester_name</w:t>
+        <w:br/>
+        <w:t xml:space="preserve">        int student_count</w:t>
+        <w:br/>
+        <w:t xml:space="preserve">        json preferred_days</w:t>
+        <w:br/>
+        <w:t xml:space="preserve">        time preferred_start_time</w:t>
+        <w:br/>
+        <w:t xml:space="preserve">        time preferred_end_time</w:t>
+        <w:br/>
+        <w:t xml:space="preserve">    }</w:t>
+        <w:br/>
+        <w:br/>
+        <w:t xml:space="preserve">    ROOMS {</w:t>
+        <w:br/>
+        <w:t xml:space="preserve">        int id PK</w:t>
+        <w:br/>
+        <w:t xml:space="preserve">        string name</w:t>
+        <w:br/>
+        <w:t xml:space="preserve">        string type "lecture | computer_lab"</w:t>
+        <w:br/>
+        <w:t xml:space="preserve">        int capacity</w:t>
+        <w:br/>
+        <w:t xml:space="preserve">        string status "available | under_maintenance | inactive"</w:t>
+        <w:br/>
+        <w:t xml:space="preserve">    }</w:t>
+        <w:br/>
+        <w:br/>
+        <w:t xml:space="preserve">    SCHEDULES {</w:t>
+        <w:br/>
+        <w:t xml:space="preserve">        int id PK</w:t>
+        <w:br/>
+        <w:t xml:space="preserve">        int section_id FK</w:t>
+        <w:br/>
+        <w:t xml:space="preserve">        string status "draft | approved | published | archived"</w:t>
+        <w:br/>
+        <w:t xml:space="preserve">        int approved_by FK</w:t>
+        <w:br/>
+        <w:t xml:space="preserve">        timestamp approved_at</w:t>
+        <w:br/>
+        <w:t xml:space="preserve">        timestamp created_at</w:t>
+        <w:br/>
+        <w:t xml:space="preserve">    }</w:t>
+        <w:br/>
+        <w:br/>
+        <w:t xml:space="preserve">    SCHEDULE_SESSIONS {</w:t>
+        <w:br/>
+        <w:t xml:space="preserve">        int id PK</w:t>
+        <w:br/>
+        <w:t xml:space="preserve">        int schedule_id FK</w:t>
+        <w:br/>
+        <w:t xml:space="preserve">        int subject_id FK</w:t>
+        <w:br/>
+        <w:t xml:space="preserve">        int faculty_id FK</w:t>
+        <w:br/>
+        <w:t xml:space="preserve">        int room_id FK</w:t>
+        <w:br/>
+        <w:t xml:space="preserve">        string session_type "lecture | laboratory"</w:t>
+        <w:br/>
+        <w:t xml:space="preserve">        int day_of_week "1-6"</w:t>
+        <w:br/>
+        <w:t xml:space="preserve">        time start_time</w:t>
+        <w:br/>
+        <w:t xml:space="preserve">        time end_time</w:t>
+        <w:br/>
+        <w:t xml:space="preserve">    }</w:t>
+        <w:br/>
+        <w:br/>
+        <w:t xml:space="preserve">    FACULTY_AVAILABILITIES {</w:t>
+        <w:br/>
+        <w:t xml:space="preserve">        int id PK</w:t>
+        <w:br/>
+        <w:t xml:space="preserve">        int faculty_id FK</w:t>
+        <w:br/>
+        <w:t xml:space="preserve">        int day_of_week</w:t>
+        <w:br/>
+        <w:t xml:space="preserve">        time start_time</w:t>
+        <w:br/>
+        <w:t xml:space="preserve">        time end_time</w:t>
+        <w:br/>
+        <w:t xml:space="preserve">    }</w:t>
+        <w:br/>
+        <w:br/>
+        <w:t xml:space="preserve">    FACULTY_SUBJECTS {</w:t>
+        <w:br/>
+        <w:t xml:space="preserve">        int faculty_id FK</w:t>
+        <w:br/>
+        <w:t xml:space="preserve">        int subject_id FK</w:t>
+        <w:br/>
+        <w:t xml:space="preserve">    }</w:t>
+        <w:br/>
+        <w:br/>
+        <w:t xml:space="preserve">    SECTION_SUBJECTS {</w:t>
+        <w:br/>
+        <w:t xml:space="preserve">        int section_id FK</w:t>
+        <w:br/>
+        <w:t xml:space="preserve">        int subject_id FK</w:t>
+        <w:br/>
+        <w:t xml:space="preserve">    }</w:t>
+        <w:br/>
+        <w:br/>
+        <w:t xml:space="preserve">    SCHEDULE_GENERATION_LOGS {</w:t>
+        <w:br/>
+        <w:t xml:space="preserve">        int id PK</w:t>
+        <w:br/>
+        <w:t xml:space="preserve">        int section_id FK</w:t>
+        <w:br/>
+        <w:t xml:space="preserve">        int requested_by FK</w:t>
+        <w:br/>
+        <w:t xml:space="preserve">        string status "optimal | partial | failure"</w:t>
+        <w:br/>
+        <w:t xml:space="preserve">        string message</w:t>
+        <w:br/>
+        <w:t xml:space="preserve">        json unscheduled_sessions</w:t>
+        <w:br/>
+        <w:t xml:space="preserve">        timestamp created_at</w:t>
+        <w:br/>
+        <w:t xml:space="preserve">    }</w:t>
+      </w:r>
+    </w:p>
+    <w:p>
+      <w:r>
+        <w:t>---</w:t>
+      </w:r>
+    </w:p>
+    <w:p>
+      <w:pPr>
+        <w:pStyle w:val="Heading1"/>
+      </w:pPr>
+      <w:r>
+        <w:t>Scheduling Constraints</w:t>
+      </w:r>
+    </w:p>
+    <w:p>
+      <w:pPr>
+        <w:pStyle w:val="Heading2"/>
+      </w:pPr>
+      <w:r>
+        <w:t>Hard Constraints (Mathematically Guaranteed by CP-SAT)</w:t>
+      </w:r>
+    </w:p>
+    <w:tbl>
+      <w:tblPr>
+        <w:tblStyle w:val="TableGrid"/>
+        <w:tblW w:type="auto" w:w="0"/>
+        <w:tblLook w:firstColumn="1" w:firstRow="1" w:lastColumn="0" w:lastRow="0" w:noHBand="0" w:noVBand="1" w:val="04A0"/>
+      </w:tblPr>
+      <w:tblGrid>
+        <w:gridCol w:w="2160"/>
+        <w:gridCol w:w="2160"/>
+        <w:gridCol w:w="2160"/>
+        <w:gridCol w:w="2160"/>
+      </w:tblGrid>
+      <w:tr>
+        <w:tc>
+          <w:tcPr>
+            <w:tcW w:type="dxa" w:w="2160"/>
+          </w:tcPr>
+          <w:p>
+            <w:r>
+              <w:rPr>
+                <w:b/>
+              </w:rPr>
+              <w:t>#</w:t>
+            </w:r>
+          </w:p>
+        </w:tc>
+        <w:tc>
+          <w:tcPr>
+            <w:tcW w:type="dxa" w:w="2160"/>
+          </w:tcPr>
+          <w:p>
+            <w:r>
+              <w:rPr>
+                <w:b/>
+              </w:rPr>
+              <w:t>Constraint</w:t>
+            </w:r>
+          </w:p>
+        </w:tc>
+        <w:tc>
+          <w:tcPr>
+            <w:tcW w:type="dxa" w:w="2160"/>
+          </w:tcPr>
+          <w:p>
+            <w:r>
+              <w:rPr>
+                <w:b/>
+              </w:rPr>
+              <w:t>What It Prevents</w:t>
+            </w:r>
+          </w:p>
+        </w:tc>
+        <w:tc>
+          <w:tcPr>
+            <w:tcW w:type="dxa" w:w="2160"/>
+          </w:tcPr>
+          <w:p>
+            <w:r>
+              <w:rPr>
+                <w:b/>
+              </w:rPr>
+              <w:t>Implementation</w:t>
+            </w:r>
+          </w:p>
+        </w:tc>
+      </w:tr>
+      <w:tr>
+        <w:tc>
+          <w:tcPr>
+            <w:tcW w:type="dxa" w:w="2160"/>
+          </w:tcPr>
+          <w:p>
+            <w:r>
+              <w:t>1</w:t>
+            </w:r>
+          </w:p>
+        </w:tc>
+        <w:tc>
+          <w:tcPr>
+            <w:tcW w:type="dxa" w:w="2160"/>
+          </w:tcPr>
+          <w:p>
+            <w:r>
+              <w:t>Faculty qualification</w:t>
+            </w:r>
+          </w:p>
+        </w:tc>
+        <w:tc>
+          <w:tcPr>
+            <w:tcW w:type="dxa" w:w="2160"/>
+          </w:tcPr>
+          <w:p>
+            <w:r>
+              <w:t>Unqualified faculty assigned to subjects</w:t>
+            </w:r>
+          </w:p>
+        </w:tc>
+        <w:tc>
+          <w:tcPr>
+            <w:tcW w:type="dxa" w:w="2160"/>
+          </w:tcPr>
+          <w:p>
+            <w:r>
+              <w:t>faculty_subjects pivot table</w:t>
+            </w:r>
+          </w:p>
+        </w:tc>
+      </w:tr>
+      <w:tr>
+        <w:tc>
+          <w:tcPr>
+            <w:tcW w:type="dxa" w:w="2160"/>
+          </w:tcPr>
+          <w:p>
+            <w:r>
+              <w:t>2</w:t>
+            </w:r>
+          </w:p>
+        </w:tc>
+        <w:tc>
+          <w:tcPr>
+            <w:tcW w:type="dxa" w:w="2160"/>
+          </w:tcPr>
+          <w:p>
+            <w:r>
+              <w:t>Faculty availability</w:t>
+            </w:r>
+          </w:p>
+        </w:tc>
+        <w:tc>
+          <w:tcPr>
+            <w:tcW w:type="dxa" w:w="2160"/>
+          </w:tcPr>
+          <w:p>
+            <w:r>
+              <w:t>Scheduling outside declared hours</w:t>
+            </w:r>
+          </w:p>
+        </w:tc>
+        <w:tc>
+          <w:tcPr>
+            <w:tcW w:type="dxa" w:w="2160"/>
+          </w:tcPr>
+          <w:p>
+            <w:r>
+              <w:t>faculty_availabilities table</w:t>
+            </w:r>
+          </w:p>
+        </w:tc>
+      </w:tr>
+      <w:tr>
+        <w:tc>
+          <w:tcPr>
+            <w:tcW w:type="dxa" w:w="2160"/>
+          </w:tcPr>
+          <w:p>
+            <w:r>
+              <w:t>3</w:t>
+            </w:r>
+          </w:p>
+        </w:tc>
+        <w:tc>
+          <w:tcPr>
+            <w:tcW w:type="dxa" w:w="2160"/>
+          </w:tcPr>
+          <w:p>
+            <w:r>
+              <w:t>Room type matching</w:t>
+            </w:r>
+          </w:p>
+        </w:tc>
+        <w:tc>
+          <w:tcPr>
+            <w:tcW w:type="dxa" w:w="2160"/>
+          </w:tcPr>
+          <w:p>
+            <w:r>
+              <w:t>Labs in lecture halls</w:t>
+            </w:r>
+          </w:p>
+        </w:tc>
+        <w:tc>
+          <w:tcPr>
+            <w:tcW w:type="dxa" w:w="2160"/>
+          </w:tcPr>
+          <w:p>
+            <w:r>
+              <w:t>rooms.type = session_type</w:t>
+            </w:r>
+          </w:p>
+        </w:tc>
+      </w:tr>
+      <w:tr>
+        <w:tc>
+          <w:tcPr>
+            <w:tcW w:type="dxa" w:w="2160"/>
+          </w:tcPr>
+          <w:p>
+            <w:r>
+              <w:t>4</w:t>
+            </w:r>
+          </w:p>
+        </w:tc>
+        <w:tc>
+          <w:tcPr>
+            <w:tcW w:type="dxa" w:w="2160"/>
+          </w:tcPr>
+          <w:p>
+            <w:r>
+              <w:t>Room capacity</w:t>
+            </w:r>
+          </w:p>
+        </w:tc>
+        <w:tc>
+          <w:tcPr>
+            <w:tcW w:type="dxa" w:w="2160"/>
+          </w:tcPr>
+          <w:p>
+            <w:r>
+              <w:t>Overcrowded rooms (students &gt; capacity)</w:t>
+            </w:r>
+          </w:p>
+        </w:tc>
+        <w:tc>
+          <w:tcPr>
+            <w:tcW w:type="dxa" w:w="2160"/>
+          </w:tcPr>
+          <w:p>
+            <w:r>
+              <w:t>sections.student_count ≤ rooms.capacity</w:t>
+            </w:r>
+          </w:p>
+        </w:tc>
+      </w:tr>
+      <w:tr>
+        <w:tc>
+          <w:tcPr>
+            <w:tcW w:type="dxa" w:w="2160"/>
+          </w:tcPr>
+          <w:p>
+            <w:r>
+              <w:t>5</w:t>
+            </w:r>
+          </w:p>
+        </w:tc>
+        <w:tc>
+          <w:tcPr>
+            <w:tcW w:type="dxa" w:w="2160"/>
+          </w:tcPr>
+          <w:p>
+            <w:r>
+              <w:t>Faculty no double-booking</w:t>
+            </w:r>
+          </w:p>
+        </w:tc>
+        <w:tc>
+          <w:tcPr>
+            <w:tcW w:type="dxa" w:w="2160"/>
+          </w:tcPr>
+          <w:p>
+            <w:r>
+              <w:t>Same teacher in two places at once</w:t>
+            </w:r>
+          </w:p>
+        </w:tc>
+        <w:tc>
+          <w:tcPr>
+            <w:tcW w:type="dxa" w:w="2160"/>
+          </w:tcPr>
+          <w:p>
+            <w:r>
+              <w:t>No overlapping time slots</w:t>
+            </w:r>
+          </w:p>
+        </w:tc>
+      </w:tr>
+      <w:tr>
+        <w:tc>
+          <w:tcPr>
+            <w:tcW w:type="dxa" w:w="2160"/>
+          </w:tcPr>
+          <w:p>
+            <w:r>
+              <w:t>6</w:t>
+            </w:r>
+          </w:p>
+        </w:tc>
+        <w:tc>
+          <w:tcPr>
+            <w:tcW w:type="dxa" w:w="2160"/>
+          </w:tcPr>
+          <w:p>
+            <w:r>
+              <w:t>Room no double-booking</w:t>
+            </w:r>
+          </w:p>
+        </w:tc>
+        <w:tc>
+          <w:tcPr>
+            <w:tcW w:type="dxa" w:w="2160"/>
+          </w:tcPr>
+          <w:p>
+            <w:r>
+              <w:t>Same room hosting two classes</w:t>
+            </w:r>
+          </w:p>
+        </w:tc>
+        <w:tc>
+          <w:tcPr>
+            <w:tcW w:type="dxa" w:w="2160"/>
+          </w:tcPr>
+          <w:p>
+            <w:r>
+              <w:t>No overlapping time slots</w:t>
+            </w:r>
+          </w:p>
+        </w:tc>
+      </w:tr>
+      <w:tr>
+        <w:tc>
+          <w:tcPr>
+            <w:tcW w:type="dxa" w:w="2160"/>
+          </w:tcPr>
+          <w:p>
+            <w:r>
+              <w:t>7</w:t>
+            </w:r>
+          </w:p>
+        </w:tc>
+        <w:tc>
+          <w:tcPr>
+            <w:tcW w:type="dxa" w:w="2160"/>
+          </w:tcPr>
+          <w:p>
+            <w:r>
+              <w:t>Max teaching load</w:t>
+            </w:r>
+          </w:p>
+        </w:tc>
+        <w:tc>
+          <w:tcPr>
+            <w:tcW w:type="dxa" w:w="2160"/>
+          </w:tcPr>
+          <w:p>
+            <w:r>
+              <w:t>Faculty exceeding max hours</w:t>
+            </w:r>
+          </w:p>
+        </w:tc>
+        <w:tc>
+          <w:tcPr>
+            <w:tcW w:type="dxa" w:w="2160"/>
+          </w:tcPr>
+          <w:p>
+            <w:r>
+              <w:t>Sum of hours ≤ max_teaching_load</w:t>
+            </w:r>
+          </w:p>
+        </w:tc>
+      </w:tr>
+      <w:tr>
+        <w:tc>
+          <w:tcPr>
+            <w:tcW w:type="dxa" w:w="2160"/>
+          </w:tcPr>
+          <w:p>
+            <w:r>
+              <w:t>8</w:t>
+            </w:r>
+          </w:p>
+        </w:tc>
+        <w:tc>
+          <w:tcPr>
+            <w:tcW w:type="dxa" w:w="2160"/>
+          </w:tcPr>
+          <w:p>
+            <w:r>
+              <w:t>Cross-section conflicts</w:t>
+            </w:r>
+          </w:p>
+        </w:tc>
+        <w:tc>
+          <w:tcPr>
+            <w:tcW w:type="dxa" w:w="2160"/>
+          </w:tcPr>
+          <w:p>
+            <w:r>
+              <w:t>Conflicts with published schedules</w:t>
+            </w:r>
+          </w:p>
+        </w:tc>
+        <w:tc>
+          <w:tcPr>
+            <w:tcW w:type="dxa" w:w="2160"/>
+          </w:tcPr>
+          <w:p>
+            <w:r>
+              <w:t>Check against existing published sessions</w:t>
+            </w:r>
+          </w:p>
+        </w:tc>
+      </w:tr>
+    </w:tbl>
+    <w:p>
+      <w:pPr>
+        <w:pStyle w:val="Heading2"/>
+      </w:pPr>
+      <w:r>
+        <w:t>Soft Constraints (Not Yet Implemented)</w:t>
+      </w:r>
+    </w:p>
+    <w:tbl>
+      <w:tblPr>
+        <w:tblStyle w:val="TableGrid"/>
+        <w:tblW w:type="auto" w:w="0"/>
+        <w:tblLook w:firstColumn="1" w:firstRow="1" w:lastColumn="0" w:lastRow="0" w:noHBand="0" w:noVBand="1" w:val="04A0"/>
+      </w:tblPr>
+      <w:tblGrid>
+        <w:gridCol w:w="4320"/>
+        <w:gridCol w:w="4320"/>
+      </w:tblGrid>
+      <w:tr>
+        <w:tc>
+          <w:tcPr>
+            <w:tcW w:type="dxa" w:w="4320"/>
+          </w:tcPr>
+          <w:p>
+            <w:r>
+              <w:rPr>
+                <w:b/>
+              </w:rPr>
+              <w:t>Constraint</w:t>
+            </w:r>
+          </w:p>
+        </w:tc>
+        <w:tc>
+          <w:tcPr>
+            <w:tcW w:type="dxa" w:w="4320"/>
+          </w:tcPr>
+          <w:p>
+            <w:r>
+              <w:rPr>
+                <w:b/>
+              </w:rPr>
+              <w:t>Description</w:t>
+            </w:r>
+          </w:p>
+        </w:tc>
+      </w:tr>
+      <w:tr>
+        <w:tc>
+          <w:tcPr>
+            <w:tcW w:type="dxa" w:w="4320"/>
+          </w:tcPr>
+          <w:p>
+            <w:r>
+              <w:t>Mandatory lunch break</w:t>
+            </w:r>
+          </w:p>
+        </w:tc>
+        <w:tc>
+          <w:tcPr>
+            <w:tcW w:type="dxa" w:w="4320"/>
+          </w:tcPr>
+          <w:p>
+            <w:r>
+              <w:t>No sessions during lunch hour</w:t>
+            </w:r>
+          </w:p>
+        </w:tc>
+      </w:tr>
+      <w:tr>
+        <w:tc>
+          <w:tcPr>
+            <w:tcW w:type="dxa" w:w="4320"/>
+          </w:tcPr>
+          <w:p>
+            <w:r>
+              <w:t>Senior faculty priority</w:t>
+            </w:r>
+          </w:p>
+        </w:tc>
+        <w:tc>
+          <w:tcPr>
+            <w:tcW w:type="dxa" w:w="4320"/>
+          </w:tcPr>
+          <w:p>
+            <w:r>
+              <w:t>Preference weighting for senior faculty</w:t>
+            </w:r>
+          </w:p>
+        </w:tc>
+      </w:tr>
+      <w:tr>
+        <w:tc>
+          <w:tcPr>
+            <w:tcW w:type="dxa" w:w="4320"/>
+          </w:tcPr>
+          <w:p>
+            <w:r>
+              <w:t>Faculty preferences</w:t>
+            </w:r>
+          </w:p>
+        </w:tc>
+        <w:tc>
+          <w:tcPr>
+            <w:tcW w:type="dxa" w:w="4320"/>
+          </w:tcPr>
+          <w:p>
+            <w:r>
+              <w:t>Soft preferences vs hard availability</w:t>
+            </w:r>
+          </w:p>
+        </w:tc>
+      </w:tr>
+    </w:tbl>
+    <w:p>
+      <w:r>
+        <w:t>---</w:t>
+      </w:r>
+    </w:p>
+    <w:p>
+      <w:pPr>
+        <w:pStyle w:val="Heading1"/>
+      </w:pPr>
+      <w:r>
+        <w:t>System Users and Roles</w:t>
+      </w:r>
+    </w:p>
+    <w:tbl>
+      <w:tblPr>
+        <w:tblStyle w:val="TableGrid"/>
+        <w:tblW w:type="auto" w:w="0"/>
+        <w:tblLook w:firstColumn="1" w:firstRow="1" w:lastColumn="0" w:lastRow="0" w:noHBand="0" w:noVBand="1" w:val="04A0"/>
+      </w:tblPr>
+      <w:tblGrid>
+        <w:gridCol w:w="2880"/>
+        <w:gridCol w:w="2880"/>
+        <w:gridCol w:w="2880"/>
+      </w:tblGrid>
+      <w:tr>
+        <w:tc>
+          <w:tcPr>
+            <w:tcW w:type="dxa" w:w="2880"/>
+          </w:tcPr>
+          <w:p>
+            <w:r>
+              <w:rPr>
+                <w:b/>
+              </w:rPr>
+              <w:t>Role</w:t>
+            </w:r>
+          </w:p>
+        </w:tc>
+        <w:tc>
+          <w:tcPr>
+            <w:tcW w:type="dxa" w:w="2880"/>
+          </w:tcPr>
+          <w:p>
+            <w:r>
+              <w:rPr>
+                <w:b/>
+              </w:rPr>
+              <w:t>Responsibilities</w:t>
+            </w:r>
+          </w:p>
+        </w:tc>
+        <w:tc>
+          <w:tcPr>
+            <w:tcW w:type="dxa" w:w="2880"/>
+          </w:tcPr>
+          <w:p>
+            <w:r>
+              <w:rPr>
+                <w:b/>
+              </w:rPr>
+              <w:t>Access Level</w:t>
             </w:r>
           </w:p>
         </w:tc>
@@ -200,7 +1412,7 @@
           </w:tcPr>
           <w:p>
             <w:r>
-              <w:t>OR-Tools</w:t>
+              <w:t>**Administrator**</w:t>
             </w:r>
           </w:p>
         </w:tc>
@@ -210,7 +1422,7 @@
           </w:tcPr>
           <w:p>
             <w:r>
-              <w:t>Solver</w:t>
+              <w:t>Manage users, faculty, rooms, laboratories; generate schedules</w:t>
             </w:r>
           </w:p>
         </w:tc>
@@ -220,7 +1432,7 @@
           </w:tcPr>
           <w:p>
             <w:r>
-              <w:t>Constraint solving</w:t>
+              <w:t>Full CRUD + Schedule Generation</w:t>
             </w:r>
           </w:p>
         </w:tc>
@@ -232,7 +1444,7 @@
           </w:tcPr>
           <w:p>
             <w:r>
-              <w:t>PostgreSQL</w:t>
+              <w:t>**Department Head**</w:t>
             </w:r>
           </w:p>
         </w:tc>
@@ -242,7 +1454,7 @@
           </w:tcPr>
           <w:p>
             <w:r>
-              <w:t>Database</w:t>
+              <w:t>Review schedules, approve, publish, monitor conflicts</w:t>
             </w:r>
           </w:p>
         </w:tc>
@@ -252,23 +1464,1238 @@
           </w:tcPr>
           <w:p>
             <w:r>
-              <w:t>Data storage</w:t>
+              <w:t>Schedule Approval + Publishing</w:t>
+            </w:r>
+          </w:p>
+        </w:tc>
+      </w:tr>
+      <w:tr>
+        <w:tc>
+          <w:tcPr>
+            <w:tcW w:type="dxa" w:w="2880"/>
+          </w:tcPr>
+          <w:p>
+            <w:r>
+              <w:t>**Faculty**</w:t>
+            </w:r>
+          </w:p>
+        </w:tc>
+        <w:tc>
+          <w:tcPr>
+            <w:tcW w:type="dxa" w:w="2880"/>
+          </w:tcPr>
+          <w:p>
+            <w:r>
+              <w:t>Submit availability, view assigned schedules</w:t>
+            </w:r>
+          </w:p>
+        </w:tc>
+        <w:tc>
+          <w:tcPr>
+            <w:tcW w:type="dxa" w:w="2880"/>
+          </w:tcPr>
+          <w:p>
+            <w:r>
+              <w:t>View Only (Published Schedules)</w:t>
             </w:r>
           </w:p>
         </w:tc>
       </w:tr>
     </w:tbl>
     <w:p>
+      <w:r>
+        <w:t>---</w:t>
+      </w:r>
+    </w:p>
+    <w:p>
       <w:pPr>
         <w:pStyle w:val="Heading1"/>
       </w:pPr>
       <w:r>
-        <w:t>3. System Architecture</w:t>
-      </w:r>
-    </w:p>
-    <w:p>
-      <w:r>
-        <w:t>Frontend (React) -&gt; Backend (Laravel) -&gt; AI Engine (FastAPI) -&gt; Database (PostgreSQL)</w:t>
+        <w:t>API Endpoints</w:t>
+      </w:r>
+    </w:p>
+    <w:p>
+      <w:pPr>
+        <w:pStyle w:val="Heading2"/>
+      </w:pPr>
+      <w:r>
+        <w:t>Laravel Backend (Port 8000)</w:t>
+      </w:r>
+    </w:p>
+    <w:tbl>
+      <w:tblPr>
+        <w:tblStyle w:val="TableGrid"/>
+        <w:tblW w:type="auto" w:w="0"/>
+        <w:tblLook w:firstColumn="1" w:firstRow="1" w:lastColumn="0" w:lastRow="0" w:noHBand="0" w:noVBand="1" w:val="04A0"/>
+      </w:tblPr>
+      <w:tblGrid>
+        <w:gridCol w:w="2880"/>
+        <w:gridCol w:w="2880"/>
+        <w:gridCol w:w="2880"/>
+      </w:tblGrid>
+      <w:tr>
+        <w:tc>
+          <w:tcPr>
+            <w:tcW w:type="dxa" w:w="2880"/>
+          </w:tcPr>
+          <w:p>
+            <w:r>
+              <w:rPr>
+                <w:b/>
+              </w:rPr>
+              <w:t>Method</w:t>
+            </w:r>
+          </w:p>
+        </w:tc>
+        <w:tc>
+          <w:tcPr>
+            <w:tcW w:type="dxa" w:w="2880"/>
+          </w:tcPr>
+          <w:p>
+            <w:r>
+              <w:rPr>
+                <w:b/>
+              </w:rPr>
+              <w:t>Endpoint</w:t>
+            </w:r>
+          </w:p>
+        </w:tc>
+        <w:tc>
+          <w:tcPr>
+            <w:tcW w:type="dxa" w:w="2880"/>
+          </w:tcPr>
+          <w:p>
+            <w:r>
+              <w:rPr>
+                <w:b/>
+              </w:rPr>
+              <w:t>Description</w:t>
+            </w:r>
+          </w:p>
+        </w:tc>
+      </w:tr>
+      <w:tr>
+        <w:tc>
+          <w:tcPr>
+            <w:tcW w:type="dxa" w:w="2880"/>
+          </w:tcPr>
+          <w:p>
+            <w:r>
+              <w:t>POST</w:t>
+            </w:r>
+          </w:p>
+        </w:tc>
+        <w:tc>
+          <w:tcPr>
+            <w:tcW w:type="dxa" w:w="2880"/>
+          </w:tcPr>
+          <w:p>
+            <w:r>
+              <w:t>`/api/login`</w:t>
+            </w:r>
+          </w:p>
+        </w:tc>
+        <w:tc>
+          <w:tcPr>
+            <w:tcW w:type="dxa" w:w="2880"/>
+          </w:tcPr>
+          <w:p>
+            <w:r>
+              <w:t>User authentication</w:t>
+            </w:r>
+          </w:p>
+        </w:tc>
+      </w:tr>
+      <w:tr>
+        <w:tc>
+          <w:tcPr>
+            <w:tcW w:type="dxa" w:w="2880"/>
+          </w:tcPr>
+          <w:p>
+            <w:r>
+              <w:t>POST</w:t>
+            </w:r>
+          </w:p>
+        </w:tc>
+        <w:tc>
+          <w:tcPr>
+            <w:tcW w:type="dxa" w:w="2880"/>
+          </w:tcPr>
+          <w:p>
+            <w:r>
+              <w:t>`/api/logout`</w:t>
+            </w:r>
+          </w:p>
+        </w:tc>
+        <w:tc>
+          <w:tcPr>
+            <w:tcW w:type="dxa" w:w="2880"/>
+          </w:tcPr>
+          <w:p>
+            <w:r>
+              <w:t>User logout</w:t>
+            </w:r>
+          </w:p>
+        </w:tc>
+      </w:tr>
+      <w:tr>
+        <w:tc>
+          <w:tcPr>
+            <w:tcW w:type="dxa" w:w="2880"/>
+          </w:tcPr>
+          <w:p>
+            <w:r>
+              <w:t>GET</w:t>
+            </w:r>
+          </w:p>
+        </w:tc>
+        <w:tc>
+          <w:tcPr>
+            <w:tcW w:type="dxa" w:w="2880"/>
+          </w:tcPr>
+          <w:p>
+            <w:r>
+              <w:t>`/api/me`</w:t>
+            </w:r>
+          </w:p>
+        </w:tc>
+        <w:tc>
+          <w:tcPr>
+            <w:tcW w:type="dxa" w:w="2880"/>
+          </w:tcPr>
+          <w:p>
+            <w:r>
+              <w:t>Get current user</w:t>
+            </w:r>
+          </w:p>
+        </w:tc>
+      </w:tr>
+      <w:tr>
+        <w:tc>
+          <w:tcPr>
+            <w:tcW w:type="dxa" w:w="2880"/>
+          </w:tcPr>
+          <w:p>
+            <w:r>
+              <w:t>GET</w:t>
+            </w:r>
+          </w:p>
+        </w:tc>
+        <w:tc>
+          <w:tcPr>
+            <w:tcW w:type="dxa" w:w="2880"/>
+          </w:tcPr>
+          <w:p>
+            <w:r>
+              <w:t>`/api/faculties`</w:t>
+            </w:r>
+          </w:p>
+        </w:tc>
+        <w:tc>
+          <w:tcPr>
+            <w:tcW w:type="dxa" w:w="2880"/>
+          </w:tcPr>
+          <w:p>
+            <w:r>
+              <w:t>List all faculty</w:t>
+            </w:r>
+          </w:p>
+        </w:tc>
+      </w:tr>
+      <w:tr>
+        <w:tc>
+          <w:tcPr>
+            <w:tcW w:type="dxa" w:w="2880"/>
+          </w:tcPr>
+          <w:p>
+            <w:r>
+              <w:t>GET</w:t>
+            </w:r>
+          </w:p>
+        </w:tc>
+        <w:tc>
+          <w:tcPr>
+            <w:tcW w:type="dxa" w:w="2880"/>
+          </w:tcPr>
+          <w:p>
+            <w:r>
+              <w:t>`/api/faculties/{id}`</w:t>
+            </w:r>
+          </w:p>
+        </w:tc>
+        <w:tc>
+          <w:tcPr>
+            <w:tcW w:type="dxa" w:w="2880"/>
+          </w:tcPr>
+          <w:p>
+            <w:r>
+              <w:t>Get faculty by ID</w:t>
+            </w:r>
+          </w:p>
+        </w:tc>
+      </w:tr>
+      <w:tr>
+        <w:tc>
+          <w:tcPr>
+            <w:tcW w:type="dxa" w:w="2880"/>
+          </w:tcPr>
+          <w:p>
+            <w:r>
+              <w:t>POST</w:t>
+            </w:r>
+          </w:p>
+        </w:tc>
+        <w:tc>
+          <w:tcPr>
+            <w:tcW w:type="dxa" w:w="2880"/>
+          </w:tcPr>
+          <w:p>
+            <w:r>
+              <w:t>`/api/faculties`</w:t>
+            </w:r>
+          </w:p>
+        </w:tc>
+        <w:tc>
+          <w:tcPr>
+            <w:tcW w:type="dxa" w:w="2880"/>
+          </w:tcPr>
+          <w:p>
+            <w:r>
+              <w:t>Create faculty</w:t>
+            </w:r>
+          </w:p>
+        </w:tc>
+      </w:tr>
+      <w:tr>
+        <w:tc>
+          <w:tcPr>
+            <w:tcW w:type="dxa" w:w="2880"/>
+          </w:tcPr>
+          <w:p>
+            <w:r>
+              <w:t>PUT</w:t>
+            </w:r>
+          </w:p>
+        </w:tc>
+        <w:tc>
+          <w:tcPr>
+            <w:tcW w:type="dxa" w:w="2880"/>
+          </w:tcPr>
+          <w:p>
+            <w:r>
+              <w:t>`/api/faculties/{id}`</w:t>
+            </w:r>
+          </w:p>
+        </w:tc>
+        <w:tc>
+          <w:tcPr>
+            <w:tcW w:type="dxa" w:w="2880"/>
+          </w:tcPr>
+          <w:p>
+            <w:r>
+              <w:t>Update faculty</w:t>
+            </w:r>
+          </w:p>
+        </w:tc>
+      </w:tr>
+      <w:tr>
+        <w:tc>
+          <w:tcPr>
+            <w:tcW w:type="dxa" w:w="2880"/>
+          </w:tcPr>
+          <w:p>
+            <w:r>
+              <w:t>DELETE</w:t>
+            </w:r>
+          </w:p>
+        </w:tc>
+        <w:tc>
+          <w:tcPr>
+            <w:tcW w:type="dxa" w:w="2880"/>
+          </w:tcPr>
+          <w:p>
+            <w:r>
+              <w:t>`/api/faculties/{id}`</w:t>
+            </w:r>
+          </w:p>
+        </w:tc>
+        <w:tc>
+          <w:tcPr>
+            <w:tcW w:type="dxa" w:w="2880"/>
+          </w:tcPr>
+          <w:p>
+            <w:r>
+              <w:t>Delete faculty</w:t>
+            </w:r>
+          </w:p>
+        </w:tc>
+      </w:tr>
+      <w:tr>
+        <w:tc>
+          <w:tcPr>
+            <w:tcW w:type="dxa" w:w="2880"/>
+          </w:tcPr>
+          <w:p>
+            <w:r>
+              <w:t>GET</w:t>
+            </w:r>
+          </w:p>
+        </w:tc>
+        <w:tc>
+          <w:tcPr>
+            <w:tcW w:type="dxa" w:w="2880"/>
+          </w:tcPr>
+          <w:p>
+            <w:r>
+              <w:t>`/api/subjects`</w:t>
+            </w:r>
+          </w:p>
+        </w:tc>
+        <w:tc>
+          <w:tcPr>
+            <w:tcW w:type="dxa" w:w="2880"/>
+          </w:tcPr>
+          <w:p>
+            <w:r>
+              <w:t>List all subjects</w:t>
+            </w:r>
+          </w:p>
+        </w:tc>
+      </w:tr>
+      <w:tr>
+        <w:tc>
+          <w:tcPr>
+            <w:tcW w:type="dxa" w:w="2880"/>
+          </w:tcPr>
+          <w:p>
+            <w:r>
+              <w:t>GET</w:t>
+            </w:r>
+          </w:p>
+        </w:tc>
+        <w:tc>
+          <w:tcPr>
+            <w:tcW w:type="dxa" w:w="2880"/>
+          </w:tcPr>
+          <w:p>
+            <w:r>
+              <w:t>`/api/subjects/{id}`</w:t>
+            </w:r>
+          </w:p>
+        </w:tc>
+        <w:tc>
+          <w:tcPr>
+            <w:tcW w:type="dxa" w:w="2880"/>
+          </w:tcPr>
+          <w:p>
+            <w:r>
+              <w:t>Get subject by ID</w:t>
+            </w:r>
+          </w:p>
+        </w:tc>
+      </w:tr>
+      <w:tr>
+        <w:tc>
+          <w:tcPr>
+            <w:tcW w:type="dxa" w:w="2880"/>
+          </w:tcPr>
+          <w:p>
+            <w:r>
+              <w:t>POST</w:t>
+            </w:r>
+          </w:p>
+        </w:tc>
+        <w:tc>
+          <w:tcPr>
+            <w:tcW w:type="dxa" w:w="2880"/>
+          </w:tcPr>
+          <w:p>
+            <w:r>
+              <w:t>`/api/subjects`</w:t>
+            </w:r>
+          </w:p>
+        </w:tc>
+        <w:tc>
+          <w:tcPr>
+            <w:tcW w:type="dxa" w:w="2880"/>
+          </w:tcPr>
+          <w:p>
+            <w:r>
+              <w:t>Create subject</w:t>
+            </w:r>
+          </w:p>
+        </w:tc>
+      </w:tr>
+      <w:tr>
+        <w:tc>
+          <w:tcPr>
+            <w:tcW w:type="dxa" w:w="2880"/>
+          </w:tcPr>
+          <w:p>
+            <w:r>
+              <w:t>PUT</w:t>
+            </w:r>
+          </w:p>
+        </w:tc>
+        <w:tc>
+          <w:tcPr>
+            <w:tcW w:type="dxa" w:w="2880"/>
+          </w:tcPr>
+          <w:p>
+            <w:r>
+              <w:t>`/api/subjects/{id}`</w:t>
+            </w:r>
+          </w:p>
+        </w:tc>
+        <w:tc>
+          <w:tcPr>
+            <w:tcW w:type="dxa" w:w="2880"/>
+          </w:tcPr>
+          <w:p>
+            <w:r>
+              <w:t>Update subject</w:t>
+            </w:r>
+          </w:p>
+        </w:tc>
+      </w:tr>
+      <w:tr>
+        <w:tc>
+          <w:tcPr>
+            <w:tcW w:type="dxa" w:w="2880"/>
+          </w:tcPr>
+          <w:p>
+            <w:r>
+              <w:t>DELETE</w:t>
+            </w:r>
+          </w:p>
+        </w:tc>
+        <w:tc>
+          <w:tcPr>
+            <w:tcW w:type="dxa" w:w="2880"/>
+          </w:tcPr>
+          <w:p>
+            <w:r>
+              <w:t>`/api/subjects/{id}`</w:t>
+            </w:r>
+          </w:p>
+        </w:tc>
+        <w:tc>
+          <w:tcPr>
+            <w:tcW w:type="dxa" w:w="2880"/>
+          </w:tcPr>
+          <w:p>
+            <w:r>
+              <w:t>Delete subject</w:t>
+            </w:r>
+          </w:p>
+        </w:tc>
+      </w:tr>
+      <w:tr>
+        <w:tc>
+          <w:tcPr>
+            <w:tcW w:type="dxa" w:w="2880"/>
+          </w:tcPr>
+          <w:p>
+            <w:r>
+              <w:t>GET</w:t>
+            </w:r>
+          </w:p>
+        </w:tc>
+        <w:tc>
+          <w:tcPr>
+            <w:tcW w:type="dxa" w:w="2880"/>
+          </w:tcPr>
+          <w:p>
+            <w:r>
+              <w:t>`/api/rooms`</w:t>
+            </w:r>
+          </w:p>
+        </w:tc>
+        <w:tc>
+          <w:tcPr>
+            <w:tcW w:type="dxa" w:w="2880"/>
+          </w:tcPr>
+          <w:p>
+            <w:r>
+              <w:t>List all rooms</w:t>
+            </w:r>
+          </w:p>
+        </w:tc>
+      </w:tr>
+      <w:tr>
+        <w:tc>
+          <w:tcPr>
+            <w:tcW w:type="dxa" w:w="2880"/>
+          </w:tcPr>
+          <w:p>
+            <w:r>
+              <w:t>GET</w:t>
+            </w:r>
+          </w:p>
+        </w:tc>
+        <w:tc>
+          <w:tcPr>
+            <w:tcW w:type="dxa" w:w="2880"/>
+          </w:tcPr>
+          <w:p>
+            <w:r>
+              <w:t>`/api/rooms/{id}`</w:t>
+            </w:r>
+          </w:p>
+        </w:tc>
+        <w:tc>
+          <w:tcPr>
+            <w:tcW w:type="dxa" w:w="2880"/>
+          </w:tcPr>
+          <w:p>
+            <w:r>
+              <w:t>Get room by ID</w:t>
+            </w:r>
+          </w:p>
+        </w:tc>
+      </w:tr>
+      <w:tr>
+        <w:tc>
+          <w:tcPr>
+            <w:tcW w:type="dxa" w:w="2880"/>
+          </w:tcPr>
+          <w:p>
+            <w:r>
+              <w:t>POST</w:t>
+            </w:r>
+          </w:p>
+        </w:tc>
+        <w:tc>
+          <w:tcPr>
+            <w:tcW w:type="dxa" w:w="2880"/>
+          </w:tcPr>
+          <w:p>
+            <w:r>
+              <w:t>`/api/rooms`</w:t>
+            </w:r>
+          </w:p>
+        </w:tc>
+        <w:tc>
+          <w:tcPr>
+            <w:tcW w:type="dxa" w:w="2880"/>
+          </w:tcPr>
+          <w:p>
+            <w:r>
+              <w:t>Create room</w:t>
+            </w:r>
+          </w:p>
+        </w:tc>
+      </w:tr>
+      <w:tr>
+        <w:tc>
+          <w:tcPr>
+            <w:tcW w:type="dxa" w:w="2880"/>
+          </w:tcPr>
+          <w:p>
+            <w:r>
+              <w:t>PUT</w:t>
+            </w:r>
+          </w:p>
+        </w:tc>
+        <w:tc>
+          <w:tcPr>
+            <w:tcW w:type="dxa" w:w="2880"/>
+          </w:tcPr>
+          <w:p>
+            <w:r>
+              <w:t>`/api/rooms/{id}`</w:t>
+            </w:r>
+          </w:p>
+        </w:tc>
+        <w:tc>
+          <w:tcPr>
+            <w:tcW w:type="dxa" w:w="2880"/>
+          </w:tcPr>
+          <w:p>
+            <w:r>
+              <w:t>Update room</w:t>
+            </w:r>
+          </w:p>
+        </w:tc>
+      </w:tr>
+      <w:tr>
+        <w:tc>
+          <w:tcPr>
+            <w:tcW w:type="dxa" w:w="2880"/>
+          </w:tcPr>
+          <w:p>
+            <w:r>
+              <w:t>DELETE</w:t>
+            </w:r>
+          </w:p>
+        </w:tc>
+        <w:tc>
+          <w:tcPr>
+            <w:tcW w:type="dxa" w:w="2880"/>
+          </w:tcPr>
+          <w:p>
+            <w:r>
+              <w:t>`/api/rooms/{id}`</w:t>
+            </w:r>
+          </w:p>
+        </w:tc>
+        <w:tc>
+          <w:tcPr>
+            <w:tcW w:type="dxa" w:w="2880"/>
+          </w:tcPr>
+          <w:p>
+            <w:r>
+              <w:t>Delete room</w:t>
+            </w:r>
+          </w:p>
+        </w:tc>
+      </w:tr>
+      <w:tr>
+        <w:tc>
+          <w:tcPr>
+            <w:tcW w:type="dxa" w:w="2880"/>
+          </w:tcPr>
+          <w:p>
+            <w:r>
+              <w:t>GET</w:t>
+            </w:r>
+          </w:p>
+        </w:tc>
+        <w:tc>
+          <w:tcPr>
+            <w:tcW w:type="dxa" w:w="2880"/>
+          </w:tcPr>
+          <w:p>
+            <w:r>
+              <w:t>`/api/sections`</w:t>
+            </w:r>
+          </w:p>
+        </w:tc>
+        <w:tc>
+          <w:tcPr>
+            <w:tcW w:type="dxa" w:w="2880"/>
+          </w:tcPr>
+          <w:p>
+            <w:r>
+              <w:t>List all sections</w:t>
+            </w:r>
+          </w:p>
+        </w:tc>
+      </w:tr>
+      <w:tr>
+        <w:tc>
+          <w:tcPr>
+            <w:tcW w:type="dxa" w:w="2880"/>
+          </w:tcPr>
+          <w:p>
+            <w:r>
+              <w:t>GET</w:t>
+            </w:r>
+          </w:p>
+        </w:tc>
+        <w:tc>
+          <w:tcPr>
+            <w:tcW w:type="dxa" w:w="2880"/>
+          </w:tcPr>
+          <w:p>
+            <w:r>
+              <w:t>`/api/sections/{id}`</w:t>
+            </w:r>
+          </w:p>
+        </w:tc>
+        <w:tc>
+          <w:tcPr>
+            <w:tcW w:type="dxa" w:w="2880"/>
+          </w:tcPr>
+          <w:p>
+            <w:r>
+              <w:t>Get section by ID</w:t>
+            </w:r>
+          </w:p>
+        </w:tc>
+      </w:tr>
+      <w:tr>
+        <w:tc>
+          <w:tcPr>
+            <w:tcW w:type="dxa" w:w="2880"/>
+          </w:tcPr>
+          <w:p>
+            <w:r>
+              <w:t>POST</w:t>
+            </w:r>
+          </w:p>
+        </w:tc>
+        <w:tc>
+          <w:tcPr>
+            <w:tcW w:type="dxa" w:w="2880"/>
+          </w:tcPr>
+          <w:p>
+            <w:r>
+              <w:t>`/api/sections`</w:t>
+            </w:r>
+          </w:p>
+        </w:tc>
+        <w:tc>
+          <w:tcPr>
+            <w:tcW w:type="dxa" w:w="2880"/>
+          </w:tcPr>
+          <w:p>
+            <w:r>
+              <w:t>Create section</w:t>
+            </w:r>
+          </w:p>
+        </w:tc>
+      </w:tr>
+      <w:tr>
+        <w:tc>
+          <w:tcPr>
+            <w:tcW w:type="dxa" w:w="2880"/>
+          </w:tcPr>
+          <w:p>
+            <w:r>
+              <w:t>PUT</w:t>
+            </w:r>
+          </w:p>
+        </w:tc>
+        <w:tc>
+          <w:tcPr>
+            <w:tcW w:type="dxa" w:w="2880"/>
+          </w:tcPr>
+          <w:p>
+            <w:r>
+              <w:t>`/api/sections/{id}`</w:t>
+            </w:r>
+          </w:p>
+        </w:tc>
+        <w:tc>
+          <w:tcPr>
+            <w:tcW w:type="dxa" w:w="2880"/>
+          </w:tcPr>
+          <w:p>
+            <w:r>
+              <w:t>Update section</w:t>
+            </w:r>
+          </w:p>
+        </w:tc>
+      </w:tr>
+      <w:tr>
+        <w:tc>
+          <w:tcPr>
+            <w:tcW w:type="dxa" w:w="2880"/>
+          </w:tcPr>
+          <w:p>
+            <w:r>
+              <w:t>DELETE</w:t>
+            </w:r>
+          </w:p>
+        </w:tc>
+        <w:tc>
+          <w:tcPr>
+            <w:tcW w:type="dxa" w:w="2880"/>
+          </w:tcPr>
+          <w:p>
+            <w:r>
+              <w:t>`/api/sections/{id}`</w:t>
+            </w:r>
+          </w:p>
+        </w:tc>
+        <w:tc>
+          <w:tcPr>
+            <w:tcW w:type="dxa" w:w="2880"/>
+          </w:tcPr>
+          <w:p>
+            <w:r>
+              <w:t>Delete section</w:t>
+            </w:r>
+          </w:p>
+        </w:tc>
+      </w:tr>
+      <w:tr>
+        <w:tc>
+          <w:tcPr>
+            <w:tcW w:type="dxa" w:w="2880"/>
+          </w:tcPr>
+          <w:p>
+            <w:r>
+              <w:t>POST</w:t>
+            </w:r>
+          </w:p>
+        </w:tc>
+        <w:tc>
+          <w:tcPr>
+            <w:tcW w:type="dxa" w:w="2880"/>
+          </w:tcPr>
+          <w:p>
+            <w:r>
+              <w:t>`/api/schedules/generate/{section}`</w:t>
+            </w:r>
+          </w:p>
+        </w:tc>
+        <w:tc>
+          <w:tcPr>
+            <w:tcW w:type="dxa" w:w="2880"/>
+          </w:tcPr>
+          <w:p>
+            <w:r>
+              <w:t>Generate schedule for section</w:t>
+            </w:r>
+          </w:p>
+        </w:tc>
+      </w:tr>
+      <w:tr>
+        <w:tc>
+          <w:tcPr>
+            <w:tcW w:type="dxa" w:w="2880"/>
+          </w:tcPr>
+          <w:p>
+            <w:r>
+              <w:t>GET</w:t>
+            </w:r>
+          </w:p>
+        </w:tc>
+        <w:tc>
+          <w:tcPr>
+            <w:tcW w:type="dxa" w:w="2880"/>
+          </w:tcPr>
+          <w:p>
+            <w:r>
+              <w:t>`/api/schedules`</w:t>
+            </w:r>
+          </w:p>
+        </w:tc>
+        <w:tc>
+          <w:tcPr>
+            <w:tcW w:type="dxa" w:w="2880"/>
+          </w:tcPr>
+          <w:p>
+            <w:r>
+              <w:t>List all schedules</w:t>
+            </w:r>
+          </w:p>
+        </w:tc>
+      </w:tr>
+      <w:tr>
+        <w:tc>
+          <w:tcPr>
+            <w:tcW w:type="dxa" w:w="2880"/>
+          </w:tcPr>
+          <w:p>
+            <w:r>
+              <w:t>GET</w:t>
+            </w:r>
+          </w:p>
+        </w:tc>
+        <w:tc>
+          <w:tcPr>
+            <w:tcW w:type="dxa" w:w="2880"/>
+          </w:tcPr>
+          <w:p>
+            <w:r>
+              <w:t>`/api/schedules/{id}`</w:t>
+            </w:r>
+          </w:p>
+        </w:tc>
+        <w:tc>
+          <w:tcPr>
+            <w:tcW w:type="dxa" w:w="2880"/>
+          </w:tcPr>
+          <w:p>
+            <w:r>
+              <w:t>Get schedule by ID</w:t>
+            </w:r>
+          </w:p>
+        </w:tc>
+      </w:tr>
+      <w:tr>
+        <w:tc>
+          <w:tcPr>
+            <w:tcW w:type="dxa" w:w="2880"/>
+          </w:tcPr>
+          <w:p>
+            <w:r>
+              <w:t>PATCH</w:t>
+            </w:r>
+          </w:p>
+        </w:tc>
+        <w:tc>
+          <w:tcPr>
+            <w:tcW w:type="dxa" w:w="2880"/>
+          </w:tcPr>
+          <w:p>
+            <w:r>
+              <w:t>`/api/schedules/{id}/approve`</w:t>
+            </w:r>
+          </w:p>
+        </w:tc>
+        <w:tc>
+          <w:tcPr>
+            <w:tcW w:type="dxa" w:w="2880"/>
+          </w:tcPr>
+          <w:p>
+            <w:r>
+              <w:t>Approve schedule</w:t>
+            </w:r>
+          </w:p>
+        </w:tc>
+      </w:tr>
+      <w:tr>
+        <w:tc>
+          <w:tcPr>
+            <w:tcW w:type="dxa" w:w="2880"/>
+          </w:tcPr>
+          <w:p>
+            <w:r>
+              <w:t>PATCH</w:t>
+            </w:r>
+          </w:p>
+        </w:tc>
+        <w:tc>
+          <w:tcPr>
+            <w:tcW w:type="dxa" w:w="2880"/>
+          </w:tcPr>
+          <w:p>
+            <w:r>
+              <w:t>`/api/schedules/{id}/publish`</w:t>
+            </w:r>
+          </w:p>
+        </w:tc>
+        <w:tc>
+          <w:tcPr>
+            <w:tcW w:type="dxa" w:w="2880"/>
+          </w:tcPr>
+          <w:p>
+            <w:r>
+              <w:t>Publish schedule</w:t>
+            </w:r>
+          </w:p>
+        </w:tc>
+      </w:tr>
+      <w:tr>
+        <w:tc>
+          <w:tcPr>
+            <w:tcW w:type="dxa" w:w="2880"/>
+          </w:tcPr>
+          <w:p>
+            <w:r>
+              <w:t>GET</w:t>
+            </w:r>
+          </w:p>
+        </w:tc>
+        <w:tc>
+          <w:tcPr>
+            <w:tcW w:type="dxa" w:w="2880"/>
+          </w:tcPr>
+          <w:p>
+            <w:r>
+              <w:t>`/api/my-schedule`</w:t>
+            </w:r>
+          </w:p>
+        </w:tc>
+        <w:tc>
+          <w:tcPr>
+            <w:tcW w:type="dxa" w:w="2880"/>
+          </w:tcPr>
+          <w:p>
+            <w:r>
+              <w:t>Get current user's schedule</w:t>
+            </w:r>
+          </w:p>
+        </w:tc>
+      </w:tr>
+      <w:tr>
+        <w:tc>
+          <w:tcPr>
+            <w:tcW w:type="dxa" w:w="2880"/>
+          </w:tcPr>
+          <w:p>
+            <w:r>
+              <w:t>GET</w:t>
+            </w:r>
+          </w:p>
+        </w:tc>
+        <w:tc>
+          <w:tcPr>
+            <w:tcW w:type="dxa" w:w="2880"/>
+          </w:tcPr>
+          <w:p>
+            <w:r>
+              <w:t>`/api/reports/workload`</w:t>
+            </w:r>
+          </w:p>
+        </w:tc>
+        <w:tc>
+          <w:tcPr>
+            <w:tcW w:type="dxa" w:w="2880"/>
+          </w:tcPr>
+          <w:p>
+            <w:r>
+              <w:t>Faculty workload report</w:t>
+            </w:r>
+          </w:p>
+        </w:tc>
+      </w:tr>
+      <w:tr>
+        <w:tc>
+          <w:tcPr>
+            <w:tcW w:type="dxa" w:w="2880"/>
+          </w:tcPr>
+          <w:p>
+            <w:r>
+              <w:t>GET</w:t>
+            </w:r>
+          </w:p>
+        </w:tc>
+        <w:tc>
+          <w:tcPr>
+            <w:tcW w:type="dxa" w:w="2880"/>
+          </w:tcPr>
+          <w:p>
+            <w:r>
+              <w:t>`/api/reports/room-utilization`</w:t>
+            </w:r>
+          </w:p>
+        </w:tc>
+        <w:tc>
+          <w:tcPr>
+            <w:tcW w:type="dxa" w:w="2880"/>
+          </w:tcPr>
+          <w:p>
+            <w:r>
+              <w:t>Room utilization report</w:t>
+            </w:r>
+          </w:p>
+        </w:tc>
+      </w:tr>
+    </w:tbl>
+    <w:p>
+      <w:pPr>
+        <w:pStyle w:val="Heading2"/>
+      </w:pPr>
+      <w:r>
+        <w:t>AI Engine (Port 8001)</w:t>
+      </w:r>
+    </w:p>
+    <w:tbl>
+      <w:tblPr>
+        <w:tblStyle w:val="TableGrid"/>
+        <w:tblW w:type="auto" w:w="0"/>
+        <w:tblLook w:firstColumn="1" w:firstRow="1" w:lastColumn="0" w:lastRow="0" w:noHBand="0" w:noVBand="1" w:val="04A0"/>
+      </w:tblPr>
+      <w:tblGrid>
+        <w:gridCol w:w="2880"/>
+        <w:gridCol w:w="2880"/>
+        <w:gridCol w:w="2880"/>
+      </w:tblGrid>
+      <w:tr>
+        <w:tc>
+          <w:tcPr>
+            <w:tcW w:type="dxa" w:w="2880"/>
+          </w:tcPr>
+          <w:p>
+            <w:r>
+              <w:rPr>
+                <w:b/>
+              </w:rPr>
+              <w:t>Method</w:t>
+            </w:r>
+          </w:p>
+        </w:tc>
+        <w:tc>
+          <w:tcPr>
+            <w:tcW w:type="dxa" w:w="2880"/>
+          </w:tcPr>
+          <w:p>
+            <w:r>
+              <w:rPr>
+                <w:b/>
+              </w:rPr>
+              <w:t>Endpoint</w:t>
+            </w:r>
+          </w:p>
+        </w:tc>
+        <w:tc>
+          <w:tcPr>
+            <w:tcW w:type="dxa" w:w="2880"/>
+          </w:tcPr>
+          <w:p>
+            <w:r>
+              <w:rPr>
+                <w:b/>
+              </w:rPr>
+              <w:t>Description</w:t>
+            </w:r>
+          </w:p>
+        </w:tc>
+      </w:tr>
+      <w:tr>
+        <w:tc>
+          <w:tcPr>
+            <w:tcW w:type="dxa" w:w="2880"/>
+          </w:tcPr>
+          <w:p>
+            <w:r>
+              <w:t>GET</w:t>
+            </w:r>
+          </w:p>
+        </w:tc>
+        <w:tc>
+          <w:tcPr>
+            <w:tcW w:type="dxa" w:w="2880"/>
+          </w:tcPr>
+          <w:p>
+            <w:r>
+              <w:t>`/health`</w:t>
+            </w:r>
+          </w:p>
+        </w:tc>
+        <w:tc>
+          <w:tcPr>
+            <w:tcW w:type="dxa" w:w="2880"/>
+          </w:tcPr>
+          <w:p>
+            <w:r>
+              <w:t>Health check + DB connectivity</w:t>
+            </w:r>
+          </w:p>
+        </w:tc>
+      </w:tr>
+      <w:tr>
+        <w:tc>
+          <w:tcPr>
+            <w:tcW w:type="dxa" w:w="2880"/>
+          </w:tcPr>
+          <w:p>
+            <w:r>
+              <w:t>POST</w:t>
+            </w:r>
+          </w:p>
+        </w:tc>
+        <w:tc>
+          <w:tcPr>
+            <w:tcW w:type="dxa" w:w="2880"/>
+          </w:tcPr>
+          <w:p>
+            <w:r>
+              <w:t>`/generate-schedule/{section_id}`</w:t>
+            </w:r>
+          </w:p>
+        </w:tc>
+        <w:tc>
+          <w:tcPr>
+            <w:tcW w:type="dxa" w:w="2880"/>
+          </w:tcPr>
+          <w:p>
+            <w:r>
+              <w:t>Generate schedule for section</w:t>
+            </w:r>
+          </w:p>
+        </w:tc>
+      </w:tr>
+    </w:tbl>
+    <w:p>
+      <w:r>
+        <w:t>---</w:t>
       </w:r>
     </w:p>
     <w:p>
@@ -276,32 +2703,353 @@
         <w:pStyle w:val="Heading1"/>
       </w:pPr>
       <w:r>
-        <w:t>4. How It Works</w:t>
-      </w:r>
-    </w:p>
-    <w:p>
-      <w:r>
-        <w:t>1. Admin selects section</w:t>
-      </w:r>
-    </w:p>
-    <w:p>
-      <w:r>
-        <w:t>2. Clicks Generate Schedule</w:t>
-      </w:r>
-    </w:p>
-    <w:p>
-      <w:r>
-        <w:t>3. AI engine creates optimal schedule</w:t>
-      </w:r>
-    </w:p>
-    <w:p>
-      <w:r>
-        <w:t>4. Schedule saved to database</w:t>
-      </w:r>
-    </w:p>
-    <w:p>
-      <w:r>
-        <w:t>5. Faculty view published schedules</w:t>
+        <w:t>Implementation Status</w:t>
+      </w:r>
+    </w:p>
+    <w:tbl>
+      <w:tblPr>
+        <w:tblStyle w:val="TableGrid"/>
+        <w:tblW w:type="auto" w:w="0"/>
+        <w:tblLook w:firstColumn="1" w:firstRow="1" w:lastColumn="0" w:lastRow="0" w:noHBand="0" w:noVBand="1" w:val="04A0"/>
+      </w:tblPr>
+      <w:tblGrid>
+        <w:gridCol w:w="2880"/>
+        <w:gridCol w:w="2880"/>
+        <w:gridCol w:w="2880"/>
+      </w:tblGrid>
+      <w:tr>
+        <w:tc>
+          <w:tcPr>
+            <w:tcW w:type="dxa" w:w="2880"/>
+          </w:tcPr>
+          <w:p>
+            <w:r>
+              <w:rPr>
+                <w:b/>
+              </w:rPr>
+              <w:t>Component</w:t>
+            </w:r>
+          </w:p>
+        </w:tc>
+        <w:tc>
+          <w:tcPr>
+            <w:tcW w:type="dxa" w:w="2880"/>
+          </w:tcPr>
+          <w:p>
+            <w:r>
+              <w:rPr>
+                <w:b/>
+              </w:rPr>
+              <w:t>Status</w:t>
+            </w:r>
+          </w:p>
+        </w:tc>
+        <w:tc>
+          <w:tcPr>
+            <w:tcW w:type="dxa" w:w="2880"/>
+          </w:tcPr>
+          <w:p>
+            <w:r>
+              <w:rPr>
+                <w:b/>
+              </w:rPr>
+              <w:t>Notes</w:t>
+            </w:r>
+          </w:p>
+        </w:tc>
+      </w:tr>
+      <w:tr>
+        <w:tc>
+          <w:tcPr>
+            <w:tcW w:type="dxa" w:w="2880"/>
+          </w:tcPr>
+          <w:p>
+            <w:r>
+              <w:t>Authentication &amp; RBAC</w:t>
+            </w:r>
+          </w:p>
+        </w:tc>
+        <w:tc>
+          <w:tcPr>
+            <w:tcW w:type="dxa" w:w="2880"/>
+          </w:tcPr>
+          <w:p>
+            <w:r>
+              <w:t>✅ Complete</w:t>
+            </w:r>
+          </w:p>
+        </w:tc>
+        <w:tc>
+          <w:tcPr>
+            <w:tcW w:type="dxa" w:w="2880"/>
+          </w:tcPr>
+          <w:p>
+            <w:r>
+              <w:t>Laravel Sanctum</w:t>
+            </w:r>
+          </w:p>
+        </w:tc>
+      </w:tr>
+      <w:tr>
+        <w:tc>
+          <w:tcPr>
+            <w:tcW w:type="dxa" w:w="2880"/>
+          </w:tcPr>
+          <w:p>
+            <w:r>
+              <w:t>CRUD Operations</w:t>
+            </w:r>
+          </w:p>
+        </w:tc>
+        <w:tc>
+          <w:tcPr>
+            <w:tcW w:type="dxa" w:w="2880"/>
+          </w:tcPr>
+          <w:p>
+            <w:r>
+              <w:t>✅ Complete</w:t>
+            </w:r>
+          </w:p>
+        </w:tc>
+        <w:tc>
+          <w:tcPr>
+            <w:tcW w:type="dxa" w:w="2880"/>
+          </w:tcPr>
+          <w:p>
+            <w:r>
+              <w:t>Faculty, Subjects, Rooms, Sections, Users</w:t>
+            </w:r>
+          </w:p>
+        </w:tc>
+      </w:tr>
+      <w:tr>
+        <w:tc>
+          <w:tcPr>
+            <w:tcW w:type="dxa" w:w="2880"/>
+          </w:tcPr>
+          <w:p>
+            <w:r>
+              <w:t>AI Schedule Generation</w:t>
+            </w:r>
+          </w:p>
+        </w:tc>
+        <w:tc>
+          <w:tcPr>
+            <w:tcW w:type="dxa" w:w="2880"/>
+          </w:tcPr>
+          <w:p>
+            <w:r>
+              <w:t>✅ Complete</w:t>
+            </w:r>
+          </w:p>
+        </w:tc>
+        <w:tc>
+          <w:tcPr>
+            <w:tcW w:type="dxa" w:w="2880"/>
+          </w:tcPr>
+          <w:p>
+            <w:r>
+              <w:t>OR-Tools CP-SAT with 8 constraints</w:t>
+            </w:r>
+          </w:p>
+        </w:tc>
+      </w:tr>
+      <w:tr>
+        <w:tc>
+          <w:tcPr>
+            <w:tcW w:type="dxa" w:w="2880"/>
+          </w:tcPr>
+          <w:p>
+            <w:r>
+              <w:t>Manual Edit Conflict Check</w:t>
+            </w:r>
+          </w:p>
+        </w:tc>
+        <w:tc>
+          <w:tcPr>
+            <w:tcW w:type="dxa" w:w="2880"/>
+          </w:tcPr>
+          <w:p>
+            <w:r>
+              <w:t>✅ Complete</w:t>
+            </w:r>
+          </w:p>
+        </w:tc>
+        <w:tc>
+          <w:tcPr>
+            <w:tcW w:type="dxa" w:w="2880"/>
+          </w:tcPr>
+          <w:p>
+            <w:r>
+              <w:t>Real-time validation</w:t>
+            </w:r>
+          </w:p>
+        </w:tc>
+      </w:tr>
+      <w:tr>
+        <w:tc>
+          <w:tcPr>
+            <w:tcW w:type="dxa" w:w="2880"/>
+          </w:tcPr>
+          <w:p>
+            <w:r>
+              <w:t>Schedule Approval Workflow</w:t>
+            </w:r>
+          </w:p>
+        </w:tc>
+        <w:tc>
+          <w:tcPr>
+            <w:tcW w:type="dxa" w:w="2880"/>
+          </w:tcPr>
+          <w:p>
+            <w:r>
+              <w:t>✅ Complete</w:t>
+            </w:r>
+          </w:p>
+        </w:tc>
+        <w:tc>
+          <w:tcPr>
+            <w:tcW w:type="dxa" w:w="2880"/>
+          </w:tcPr>
+          <w:p>
+            <w:r>
+              <w:t>Draft → Approved → Published</w:t>
+            </w:r>
+          </w:p>
+        </w:tc>
+      </w:tr>
+      <w:tr>
+        <w:tc>
+          <w:tcPr>
+            <w:tcW w:type="dxa" w:w="2880"/>
+          </w:tcPr>
+          <w:p>
+            <w:r>
+              <w:t>Reports</w:t>
+            </w:r>
+          </w:p>
+        </w:tc>
+        <w:tc>
+          <w:tcPr>
+            <w:tcW w:type="dxa" w:w="2880"/>
+          </w:tcPr>
+          <w:p>
+            <w:r>
+              <w:t>✅ Complete</w:t>
+            </w:r>
+          </w:p>
+        </w:tc>
+        <w:tc>
+          <w:tcPr>
+            <w:tcW w:type="dxa" w:w="2880"/>
+          </w:tcPr>
+          <w:p>
+            <w:r>
+              <w:t>Faculty workload, room utilization</w:t>
+            </w:r>
+          </w:p>
+        </w:tc>
+      </w:tr>
+      <w:tr>
+        <w:tc>
+          <w:tcPr>
+            <w:tcW w:type="dxa" w:w="2880"/>
+          </w:tcPr>
+          <w:p>
+            <w:r>
+              <w:t>Faculty Portal</w:t>
+            </w:r>
+          </w:p>
+        </w:tc>
+        <w:tc>
+          <w:tcPr>
+            <w:tcW w:type="dxa" w:w="2880"/>
+          </w:tcPr>
+          <w:p>
+            <w:r>
+              <w:t>✅ Complete</w:t>
+            </w:r>
+          </w:p>
+        </w:tc>
+        <w:tc>
+          <w:tcPr>
+            <w:tcW w:type="dxa" w:w="2880"/>
+          </w:tcPr>
+          <w:p>
+            <w:r>
+              <w:t>View published schedules</w:t>
+            </w:r>
+          </w:p>
+        </w:tc>
+      </w:tr>
+      <w:tr>
+        <w:tc>
+          <w:tcPr>
+            <w:tcW w:type="dxa" w:w="2880"/>
+          </w:tcPr>
+          <w:p>
+            <w:r>
+              <w:t>Frontend</w:t>
+            </w:r>
+          </w:p>
+        </w:tc>
+        <w:tc>
+          <w:tcPr>
+            <w:tcW w:type="dxa" w:w="2880"/>
+          </w:tcPr>
+          <w:p>
+            <w:r>
+              <w:t>✅ Complete</w:t>
+            </w:r>
+          </w:p>
+        </w:tc>
+        <w:tc>
+          <w:tcPr>
+            <w:tcW w:type="dxa" w:w="2880"/>
+          </w:tcPr>
+          <w:p>
+            <w:r>
+              <w:t>React + TypeScript</w:t>
+            </w:r>
+          </w:p>
+        </w:tc>
+      </w:tr>
+      <w:tr>
+        <w:tc>
+          <w:tcPr>
+            <w:tcW w:type="dxa" w:w="2880"/>
+          </w:tcPr>
+          <w:p>
+            <w:r>
+              <w:t>Testing</w:t>
+            </w:r>
+          </w:p>
+        </w:tc>
+        <w:tc>
+          <w:tcPr>
+            <w:tcW w:type="dxa" w:w="2880"/>
+          </w:tcPr>
+          <w:p>
+            <w:r>
+              <w:t>✅ Complete</w:t>
+            </w:r>
+          </w:p>
+        </w:tc>
+        <w:tc>
+          <w:tcPr>
+            <w:tcW w:type="dxa" w:w="2880"/>
+          </w:tcPr>
+          <w:p>
+            <w:r>
+              <w:t>18/18 tests passing</w:t>
+            </w:r>
+          </w:p>
+        </w:tc>
+      </w:tr>
+    </w:tbl>
+    <w:p>
+      <w:r>
+        <w:t>---</w:t>
       </w:r>
     </w:p>
     <w:p>
@@ -309,7 +3057,98 @@
         <w:pStyle w:val="Heading1"/>
       </w:pPr>
       <w:r>
-        <w:t>5. Features</w:t>
+        <w:t>Technical Achievements</w:t>
+      </w:r>
+    </w:p>
+    <w:p>
+      <w:pPr>
+        <w:pStyle w:val="ListNumber"/>
+      </w:pPr>
+      <w:r>
+        <w:t>**Mathematical proof, not ML** — The AI uses Google OR-Tools CP-SAT constraint programming to mathematically guarantee valid schedules</w:t>
+      </w:r>
+    </w:p>
+    <w:p>
+      <w:pPr>
+        <w:pStyle w:val="ListNumber"/>
+      </w:pPr>
+      <w:r>
+        <w:t>**Best-effort scheduling** — If all sessions can't fit, the system places what it can and explains why each remaining session failed</w:t>
+      </w:r>
+    </w:p>
+    <w:p>
+      <w:pPr>
+        <w:pStyle w:val="ListNumber"/>
+      </w:pPr>
+      <w:r>
+        <w:t>**Room capacity enforcement** — Sections are never assigned to overcrowded rooms</w:t>
+      </w:r>
+    </w:p>
+    <w:p>
+      <w:pPr>
+        <w:pStyle w:val="ListNumber"/>
+      </w:pPr>
+      <w:r>
+        <w:t>**Cascade data integrity** — Deleting faculty/rooms/schedules auto-cleans their sessions</w:t>
+      </w:r>
+    </w:p>
+    <w:p>
+      <w:pPr>
+        <w:pStyle w:val="ListNumber"/>
+      </w:pPr>
+      <w:r>
+        <w:t>**Real-time conflict detection** — Prevents issues during manual edits</w:t>
+      </w:r>
+    </w:p>
+    <w:p>
+      <w:pPr>
+        <w:pStyle w:val="ListNumber"/>
+      </w:pPr>
+      <w:r>
+        <w:t>**Publish conflict gate** — Prevents cross-section double-booking</w:t>
+      </w:r>
+    </w:p>
+    <w:p>
+      <w:r>
+        <w:t>---</w:t>
+      </w:r>
+    </w:p>
+    <w:p>
+      <w:pPr>
+        <w:pStyle w:val="Heading1"/>
+      </w:pPr>
+      <w:r>
+        <w:t>Potential Defense Questions and Answers</w:t>
+      </w:r>
+    </w:p>
+    <w:p>
+      <w:pPr>
+        <w:pStyle w:val="Heading2"/>
+      </w:pPr>
+      <w:r>
+        <w:t>Architecture Questions</w:t>
+      </w:r>
+    </w:p>
+    <w:p>
+      <w:r/>
+      <w:r>
+        <w:rPr>
+          <w:b/>
+        </w:rPr>
+        <w:t>Q1: Why did you choose a three-tier architecture (React → Laravel → FastAPI)?</w:t>
+      </w:r>
+      <w:r/>
+    </w:p>
+    <w:p>
+      <w:r/>
+      <w:r>
+        <w:rPr>
+          <w:b/>
+        </w:rPr>
+        <w:t>A:</w:t>
+      </w:r>
+      <w:r>
+        <w:t xml:space="preserve"> We chose this architecture to separate concerns:</w:t>
       </w:r>
     </w:p>
     <w:p>
@@ -317,7 +3156,7 @@
         <w:pStyle w:val="ListBullet"/>
       </w:pPr>
       <w:r>
-        <w:t>User Login &amp; Security</w:t>
+        <w:t>**Frontend (React)**: Handles user interface and user experience</w:t>
       </w:r>
     </w:p>
     <w:p>
@@ -325,7 +3164,7 @@
         <w:pStyle w:val="ListBullet"/>
       </w:pPr>
       <w:r>
-        <w:t>Faculty Management</w:t>
+        <w:t>**Backend (Laravel)**: Manages business logic, authentication, and API routing</w:t>
       </w:r>
     </w:p>
     <w:p>
@@ -333,7 +3172,12 @@
         <w:pStyle w:val="ListBullet"/>
       </w:pPr>
       <w:r>
-        <w:t>Subject Management</w:t>
+        <w:t>**AI Engine (FastAPI)**: Specialized for constraint-based optimization using Python's OR-Tools library</w:t>
+      </w:r>
+    </w:p>
+    <w:p>
+      <w:r>
+        <w:t>This separation allows:</w:t>
       </w:r>
     </w:p>
     <w:p>
@@ -341,7 +3185,7 @@
         <w:pStyle w:val="ListBullet"/>
       </w:pPr>
       <w:r>
-        <w:t>Room Management</w:t>
+        <w:t>Independent development and scaling of each component</w:t>
       </w:r>
     </w:p>
     <w:p>
@@ -349,7 +3193,7 @@
         <w:pStyle w:val="ListBullet"/>
       </w:pPr>
       <w:r>
-        <w:t>Section Management</w:t>
+        <w:t>Specialized technology for each layer (PHP for web, Python for AI)</w:t>
       </w:r>
     </w:p>
     <w:p>
@@ -357,7 +3201,7 @@
         <w:pStyle w:val="ListBullet"/>
       </w:pPr>
       <w:r>
-        <w:t>AI Schedule Generation (8 constraints)</w:t>
+        <w:t>Clear API boundaries between components</w:t>
       </w:r>
     </w:p>
     <w:p>
@@ -365,7 +3209,110 @@
         <w:pStyle w:val="ListBullet"/>
       </w:pPr>
       <w:r>
-        <w:t>Schedule Approval Workflow</w:t>
+        <w:t>Easier testing and maintenance</w:t>
+      </w:r>
+    </w:p>
+    <w:p>
+      <w:r>
+        <w:t>---</w:t>
+      </w:r>
+    </w:p>
+    <w:p>
+      <w:r/>
+      <w:r>
+        <w:rPr>
+          <w:b/>
+        </w:rPr>
+        <w:t>Q2: Why use FastAPI for the AI engine instead of integrating it directly into Laravel?</w:t>
+      </w:r>
+      <w:r/>
+    </w:p>
+    <w:p>
+      <w:r/>
+      <w:r>
+        <w:rPr>
+          <w:b/>
+        </w:rPr>
+        <w:t>A:</w:t>
+      </w:r>
+      <w:r>
+        <w:t xml:space="preserve"> </w:t>
+      </w:r>
+    </w:p>
+    <w:p>
+      <w:pPr>
+        <w:pStyle w:val="ListNumber"/>
+      </w:pPr>
+      <w:r>
+        <w:t>**Language Specialization**: Python has superior libraries for constraint programming (OR-Tools)</w:t>
+      </w:r>
+    </w:p>
+    <w:p>
+      <w:pPr>
+        <w:pStyle w:val="ListNumber"/>
+      </w:pPr>
+      <w:r>
+        <w:t>**Performance**: FastAPI is async and high-performance for compute-heavy tasks</w:t>
+      </w:r>
+    </w:p>
+    <w:p>
+      <w:pPr>
+        <w:pStyle w:val="ListNumber"/>
+      </w:pPr>
+      <w:r>
+        <w:t>**Separation of Concerns**: AI logic is isolated from web business logic</w:t>
+      </w:r>
+    </w:p>
+    <w:p>
+      <w:pPr>
+        <w:pStyle w:val="ListNumber"/>
+      </w:pPr>
+      <w:r>
+        <w:t>**Scalability**: AI engine can be scaled independently based on workload</w:t>
+      </w:r>
+    </w:p>
+    <w:p>
+      <w:pPr>
+        <w:pStyle w:val="ListNumber"/>
+      </w:pPr>
+      <w:r>
+        <w:t>**Maintainability**: Each service can be updated without affecting the other</w:t>
+      </w:r>
+    </w:p>
+    <w:p>
+      <w:r>
+        <w:t>---</w:t>
+      </w:r>
+    </w:p>
+    <w:p>
+      <w:r/>
+      <w:r>
+        <w:rPr>
+          <w:b/>
+        </w:rPr>
+        <w:t>Q3: How does the system handle communication between Laravel and FastAPI?</w:t>
+      </w:r>
+      <w:r/>
+    </w:p>
+    <w:p>
+      <w:r/>
+      <w:r>
+        <w:rPr>
+          <w:b/>
+        </w:rPr>
+        <w:t>A:</w:t>
+      </w:r>
+      <w:r>
+        <w:t xml:space="preserve"> Laravel calls FastAPI via HTTP POST request:</w:t>
+      </w:r>
+    </w:p>
+    <w:p>
+      <w:r>
+        <w:rPr>
+          <w:rFonts w:ascii="Consolas" w:hAnsi="Consolas"/>
+          <w:sz w:val="18"/>
+        </w:rPr>
+        <w:t>POST http://127.0.0.1:8001/generate-schedule/{section_id}</w:t>
       </w:r>
     </w:p>
     <w:p>
@@ -373,7 +3320,7 @@
         <w:pStyle w:val="ListBullet"/>
       </w:pPr>
       <w:r>
-        <w:t>Unpublish Feature</w:t>
+        <w:t>Laravel sends the section ID</w:t>
       </w:r>
     </w:p>
     <w:p>
@@ -381,7 +3328,7 @@
         <w:pStyle w:val="ListBullet"/>
       </w:pPr>
       <w:r>
-        <w:t>Manual Session Editing</w:t>
+        <w:t>FastAPI queries the database directly for required data</w:t>
       </w:r>
     </w:p>
     <w:p>
@@ -389,7 +3336,7 @@
         <w:pStyle w:val="ListBullet"/>
       </w:pPr>
       <w:r>
-        <w:t>Reports Dashboard</w:t>
+        <w:t>FastAPI runs the CP-SAT solver</w:t>
       </w:r>
     </w:p>
     <w:p>
@@ -397,7 +3344,2172 @@
         <w:pStyle w:val="ListBullet"/>
       </w:pPr>
       <w:r>
-        <w:t>Faculty Portal</w:t>
+        <w:t>FastAPI returns the result (OPTIMAL/PARTIAL/INFEASIBLE)</w:t>
+      </w:r>
+    </w:p>
+    <w:p>
+      <w:pPr>
+        <w:pStyle w:val="ListBullet"/>
+      </w:pPr>
+      <w:r>
+        <w:t>Laravel persists the result to the database</w:t>
+      </w:r>
+    </w:p>
+    <w:p>
+      <w:r>
+        <w:t>This is a synchronous request-response pattern, appropriate for this use case.</w:t>
+      </w:r>
+    </w:p>
+    <w:p>
+      <w:r>
+        <w:t>---</w:t>
+      </w:r>
+    </w:p>
+    <w:p>
+      <w:pPr>
+        <w:pStyle w:val="Heading2"/>
+      </w:pPr>
+      <w:r>
+        <w:t>Constraint Questions</w:t>
+      </w:r>
+    </w:p>
+    <w:p>
+      <w:r/>
+      <w:r>
+        <w:rPr>
+          <w:b/>
+        </w:rPr>
+        <w:t>Q4: What is constraint programming and why did you choose it over other AI approaches?</w:t>
+      </w:r>
+      <w:r/>
+    </w:p>
+    <w:p>
+      <w:r/>
+      <w:r>
+        <w:rPr>
+          <w:b/>
+        </w:rPr>
+        <w:t>A:</w:t>
+      </w:r>
+      <w:r>
+        <w:t xml:space="preserve"> Constraint programming (CP) is a paradigm where you define:</w:t>
+      </w:r>
+    </w:p>
+    <w:p>
+      <w:pPr>
+        <w:pStyle w:val="ListBullet"/>
+      </w:pPr>
+      <w:r>
+        <w:t>**Variables**: What can be assigned (e.g., which faculty teaches which session)</w:t>
+      </w:r>
+    </w:p>
+    <w:p>
+      <w:pPr>
+        <w:pStyle w:val="ListBullet"/>
+      </w:pPr>
+      <w:r>
+        <w:t>**Domains**: Possible values for each variable</w:t>
+      </w:r>
+    </w:p>
+    <w:p>
+      <w:pPr>
+        <w:pStyle w:val="ListBullet"/>
+      </w:pPr>
+      <w:r>
+        <w:t>**Constraints**: Rules that must be satisfied</w:t>
+      </w:r>
+    </w:p>
+    <w:p>
+      <w:r>
+        <w:t>We chose CP over:</w:t>
+      </w:r>
+    </w:p>
+    <w:p>
+      <w:pPr>
+        <w:pStyle w:val="ListBullet"/>
+      </w:pPr>
+      <w:r>
+        <w:t>**Machine Learning**: ML requires training data and doesn't guarantee validity</w:t>
+      </w:r>
+    </w:p>
+    <w:p>
+      <w:pPr>
+        <w:pStyle w:val="ListBullet"/>
+      </w:pPr>
+      <w:r>
+        <w:t>**Heuristic algorithms**: No mathematical proof of solution quality</w:t>
+      </w:r>
+    </w:p>
+    <w:p>
+      <w:pPr>
+        <w:pStyle w:val="ListBullet"/>
+      </w:pPr>
+      <w:r>
+        <w:t>**OR-Tools CP-SAT**: Specifically designed for scheduling, proven in production</w:t>
+      </w:r>
+    </w:p>
+    <w:p>
+      <w:r>
+        <w:t>CP-SAT (Constraint Programming - SAT solver) is Google's industrial-grade solver that:</w:t>
+      </w:r>
+    </w:p>
+    <w:p>
+      <w:pPr>
+        <w:pStyle w:val="ListBullet"/>
+      </w:pPr>
+      <w:r>
+        <w:t>Guarantees mathematical proof of solution validity</w:t>
+      </w:r>
+    </w:p>
+    <w:p>
+      <w:pPr>
+        <w:pStyle w:val="ListBullet"/>
+      </w:pPr>
+      <w:r>
+        <w:t>Handles complex constraint combinations efficiently</w:t>
+      </w:r>
+    </w:p>
+    <w:p>
+      <w:pPr>
+        <w:pStyle w:val="ListBullet"/>
+      </w:pPr>
+      <w:r>
+        <w:t>Provides OPTIMAL/PARTIAL/INFEASIBLE status with explanations</w:t>
+      </w:r>
+    </w:p>
+    <w:p>
+      <w:r>
+        <w:t>---</w:t>
+      </w:r>
+    </w:p>
+    <w:p>
+      <w:r/>
+      <w:r>
+        <w:rPr>
+          <w:b/>
+        </w:rPr>
+        <w:t>Q5: What happens when the system cannot generate a complete schedule (INFEASIBLE)?</w:t>
+      </w:r>
+      <w:r/>
+    </w:p>
+    <w:p>
+      <w:r/>
+      <w:r>
+        <w:rPr>
+          <w:b/>
+        </w:rPr>
+        <w:t>A:</w:t>
+      </w:r>
+      <w:r>
+        <w:t xml:space="preserve"> The system uses "best-effort scheduling":</w:t>
+      </w:r>
+    </w:p>
+    <w:p>
+      <w:pPr>
+        <w:pStyle w:val="ListNumber"/>
+      </w:pPr>
+      <w:r>
+        <w:t>**Place what it can**: The solver places as many sessions as possible</w:t>
+      </w:r>
+    </w:p>
+    <w:p>
+      <w:pPr>
+        <w:pStyle w:val="ListNumber"/>
+      </w:pPr>
+      <w:r>
+        <w:t>**Report failures**: Each unscheduled session is explained (e.g., "No faculty qualified for Subject X")</w:t>
+      </w:r>
+    </w:p>
+    <w:p>
+      <w:pPr>
+        <w:pStyle w:val="ListNumber"/>
+      </w:pPr>
+      <w:r>
+        <w:t>**Partial status**: Returns PARTIAL status with list of unscheduled sessions</w:t>
+      </w:r>
+    </w:p>
+    <w:p>
+      <w:pPr>
+        <w:pStyle w:val="ListNumber"/>
+      </w:pPr>
+      <w:r>
+        <w:t>**Admin decision**: Administrator can:</w:t>
+      </w:r>
+    </w:p>
+    <w:p>
+      <w:r>
+        <w:t>- Adjust faculty availability</w:t>
+      </w:r>
+    </w:p>
+    <w:p>
+      <w:r>
+        <w:t>- Add more qualified faculty</w:t>
+      </w:r>
+    </w:p>
+    <w:p>
+      <w:r>
+        <w:t>- Modify section preferences</w:t>
+      </w:r>
+    </w:p>
+    <w:p>
+      <w:r>
+        <w:t>- Accept partial schedule</w:t>
+      </w:r>
+    </w:p>
+    <w:p>
+      <w:r>
+        <w:t>This is better than failing completely—users get maximum utility from the system.</w:t>
+      </w:r>
+    </w:p>
+    <w:p>
+      <w:r>
+        <w:t>---</w:t>
+      </w:r>
+    </w:p>
+    <w:p>
+      <w:r/>
+      <w:r>
+        <w:rPr>
+          <w:b/>
+        </w:rPr>
+        <w:t>Q6: How does the system prevent double-booking of faculty or rooms?</w:t>
+      </w:r>
+      <w:r/>
+    </w:p>
+    <w:p>
+      <w:r/>
+      <w:r>
+        <w:rPr>
+          <w:b/>
+        </w:rPr>
+        <w:t>A:</w:t>
+      </w:r>
+      <w:r>
+        <w:t xml:space="preserve"> Two mechanisms:</w:t>
+      </w:r>
+    </w:p>
+    <w:p>
+      <w:pPr>
+        <w:pStyle w:val="ListNumber"/>
+      </w:pPr>
+      <w:r>
+        <w:t>**CP-SAT Solver (Proactive)**: During generation, the solver enforces constraints that prevent any overlaps:</w:t>
+      </w:r>
+    </w:p>
+    <w:p>
+      <w:r>
+        <w:t>- No faculty in two places at same time</w:t>
+      </w:r>
+    </w:p>
+    <w:p>
+      <w:r>
+        <w:t>- No room hosting two classes at same time</w:t>
+      </w:r>
+    </w:p>
+    <w:p>
+      <w:r>
+        <w:t>- No section attending two sessions at same time</w:t>
+      </w:r>
+    </w:p>
+    <w:p>
+      <w:pPr>
+        <w:pStyle w:val="ListNumber"/>
+      </w:pPr>
+      <w:r>
+        <w:t>**Real-time Conflict Detection (Reactive)**: When manually editing sessions:</w:t>
+      </w:r>
+    </w:p>
+    <w:p>
+      <w:r>
+        <w:t>- System checks for time overlaps with existing sessions</w:t>
+      </w:r>
+    </w:p>
+    <w:p>
+      <w:r>
+        <w:t>- Returns 422 error with specific conflict details</w:t>
+      </w:r>
+    </w:p>
+    <w:p>
+      <w:r>
+        <w:t>- Prevents saving invalid data</w:t>
+      </w:r>
+    </w:p>
+    <w:p>
+      <w:r>
+        <w:t>This dual approach ensures both generated and manually edited schedules remain conflict-free.</w:t>
+      </w:r>
+    </w:p>
+    <w:p>
+      <w:r>
+        <w:t>---</w:t>
+      </w:r>
+    </w:p>
+    <w:p>
+      <w:r/>
+      <w:r>
+        <w:rPr>
+          <w:b/>
+        </w:rPr>
+        <w:t>Q7: How does the cross-section conflict constraint work?</w:t>
+      </w:r>
+      <w:r/>
+    </w:p>
+    <w:p>
+      <w:r/>
+      <w:r>
+        <w:rPr>
+          <w:b/>
+        </w:rPr>
+        <w:t>A:</w:t>
+      </w:r>
+      <w:r>
+        <w:t xml:space="preserve"> When generating a schedule for a section:</w:t>
+      </w:r>
+    </w:p>
+    <w:p>
+      <w:pPr>
+        <w:pStyle w:val="ListNumber"/>
+      </w:pPr>
+      <w:r>
+        <w:t>System queries all existing **published** schedules for other sections</w:t>
+      </w:r>
+    </w:p>
+    <w:p>
+      <w:pPr>
+        <w:pStyle w:val="ListNumber"/>
+      </w:pPr>
+      <w:r>
+        <w:t>Checks if any proposed session would create a conflict:</w:t>
+      </w:r>
+    </w:p>
+    <w:p>
+      <w:r>
+        <w:t>- Same faculty teaching two sections at same time</w:t>
+      </w:r>
+    </w:p>
+    <w:p>
+      <w:r>
+        <w:t>- Same room used by two sections at same time</w:t>
+      </w:r>
+    </w:p>
+    <w:p>
+      <w:pPr>
+        <w:pStyle w:val="ListNumber"/>
+      </w:pPr>
+      <w:r>
+        <w:t>If conflict detected, that combination is excluded from solver options</w:t>
+      </w:r>
+    </w:p>
+    <w:p>
+      <w:pPr>
+        <w:pStyle w:val="ListNumber"/>
+      </w:pPr>
+      <w:r>
+        <w:t>System generates schedule that doesn't conflict with published schedules</w:t>
+      </w:r>
+    </w:p>
+    <w:p>
+      <w:r>
+        <w:t>This prevents "overbooking" faculty/rooms across different sections.</w:t>
+      </w:r>
+    </w:p>
+    <w:p>
+      <w:r>
+        <w:t>---</w:t>
+      </w:r>
+    </w:p>
+    <w:p>
+      <w:pPr>
+        <w:pStyle w:val="Heading2"/>
+      </w:pPr>
+      <w:r>
+        <w:t>Database Questions</w:t>
+      </w:r>
+    </w:p>
+    <w:p>
+      <w:r/>
+      <w:r>
+        <w:rPr>
+          <w:b/>
+        </w:rPr>
+        <w:t>Q8: Why use PostgreSQL instead of MySQL or SQLite?</w:t>
+      </w:r>
+      <w:r/>
+    </w:p>
+    <w:p>
+      <w:r/>
+      <w:r>
+        <w:rPr>
+          <w:b/>
+        </w:rPr>
+        <w:t>A:</w:t>
+      </w:r>
+      <w:r>
+        <w:t xml:space="preserve"> </w:t>
+      </w:r>
+    </w:p>
+    <w:p>
+      <w:pPr>
+        <w:pStyle w:val="ListNumber"/>
+      </w:pPr>
+      <w:r>
+        <w:t>**JSON Support**: PostgreSQL has excellent JSON/JSONB support for flexible data (preferred_days, unscheduled_sessions)</w:t>
+      </w:r>
+    </w:p>
+    <w:p>
+      <w:pPr>
+        <w:pStyle w:val="ListNumber"/>
+      </w:pPr>
+      <w:r>
+        <w:t>**Advanced Features**: Supports complex queries, CTEs, window functions</w:t>
+      </w:r>
+    </w:p>
+    <w:p>
+      <w:pPr>
+        <w:pStyle w:val="ListNumber"/>
+      </w:pPr>
+      <w:r>
+        <w:t>**ACID Compliance**: Critical for scheduling data integrity</w:t>
+      </w:r>
+    </w:p>
+    <w:p>
+      <w:pPr>
+        <w:pStyle w:val="ListNumber"/>
+      </w:pPr>
+      <w:r>
+        <w:t>**Scalability**: Better for production workloads</w:t>
+      </w:r>
+    </w:p>
+    <w:p>
+      <w:pPr>
+        <w:pStyle w:val="ListNumber"/>
+      </w:pPr>
+      <w:r>
+        <w:t>**Reliability**: Proven in enterprise applications</w:t>
+      </w:r>
+    </w:p>
+    <w:p>
+      <w:pPr>
+        <w:pStyle w:val="ListNumber"/>
+      </w:pPr>
+      <w:r>
+        <w:t>**Laravel Support**: First-class support via pdo_pgsql driver</w:t>
+      </w:r>
+    </w:p>
+    <w:p>
+      <w:r>
+        <w:t>---</w:t>
+      </w:r>
+    </w:p>
+    <w:p>
+      <w:r/>
+      <w:r>
+        <w:rPr>
+          <w:b/>
+        </w:rPr>
+        <w:t>Q9: How does the system handle data integrity when deleting resources?</w:t>
+      </w:r>
+      <w:r/>
+    </w:p>
+    <w:p>
+      <w:r/>
+      <w:r>
+        <w:rPr>
+          <w:b/>
+        </w:rPr>
+        <w:t>A:</w:t>
+      </w:r>
+      <w:r>
+        <w:t xml:space="preserve"> Cascade delete rules:</w:t>
+      </w:r>
+    </w:p>
+    <w:p>
+      <w:pPr>
+        <w:pStyle w:val="ListBullet"/>
+      </w:pPr>
+      <w:r>
+        <w:t>Deleting a **Faculty** → Deletes their availabilities, subject assignments, and removes them from sessions</w:t>
+      </w:r>
+    </w:p>
+    <w:p>
+      <w:pPr>
+        <w:pStyle w:val="ListBullet"/>
+      </w:pPr>
+      <w:r>
+        <w:t>Deleting a **Room** → Removes all sessions scheduled in that room</w:t>
+      </w:r>
+    </w:p>
+    <w:p>
+      <w:pPr>
+        <w:pStyle w:val="ListBullet"/>
+      </w:pPr>
+      <w:r>
+        <w:t>Deleting a **Schedule** → Deletes all its sessions</w:t>
+      </w:r>
+    </w:p>
+    <w:p>
+      <w:pPr>
+        <w:pStyle w:val="ListBullet"/>
+      </w:pPr>
+      <w:r>
+        <w:t>Deleting a **Section** → Deletes their schedules and generation logs</w:t>
+      </w:r>
+    </w:p>
+    <w:p>
+      <w:r>
+        <w:t>This prevents orphaned data and maintains referential integrity automatically.</w:t>
+      </w:r>
+    </w:p>
+    <w:p>
+      <w:r>
+        <w:t>---</w:t>
+      </w:r>
+    </w:p>
+    <w:p>
+      <w:r/>
+      <w:r>
+        <w:rPr>
+          <w:b/>
+        </w:rPr>
+        <w:t>Q10: Why use pivot tables (faculty_subjects, section_subjects)?</w:t>
+      </w:r>
+      <w:r/>
+    </w:p>
+    <w:p>
+      <w:r/>
+      <w:r>
+        <w:rPr>
+          <w:b/>
+        </w:rPr>
+        <w:t>A:</w:t>
+      </w:r>
+      <w:r>
+        <w:t xml:space="preserve"> Pivot tables implement </w:t>
+      </w:r>
+      <w:r>
+        <w:rPr>
+          <w:b/>
+        </w:rPr>
+        <w:t>many-to-many relationships</w:t>
+      </w:r>
+      <w:r>
+        <w:t>:</w:t>
+      </w:r>
+    </w:p>
+    <w:p>
+      <w:pPr>
+        <w:pStyle w:val="ListBullet"/>
+      </w:pPr>
+      <w:r>
+        <w:t>One faculty can teach multiple subjects</w:t>
+      </w:r>
+    </w:p>
+    <w:p>
+      <w:pPr>
+        <w:pStyle w:val="ListBullet"/>
+      </w:pPr>
+      <w:r>
+        <w:t>One subject can be taught by multiple faculty</w:t>
+      </w:r>
+    </w:p>
+    <w:p>
+      <w:pPr>
+        <w:pStyle w:val="ListBullet"/>
+      </w:pPr>
+      <w:r>
+        <w:t>One section takes multiple subjects</w:t>
+      </w:r>
+    </w:p>
+    <w:p>
+      <w:pPr>
+        <w:pStyle w:val="ListBullet"/>
+      </w:pPr>
+      <w:r>
+        <w:t>One subject is taken by multiple sections</w:t>
+      </w:r>
+    </w:p>
+    <w:p>
+      <w:r>
+        <w:t>Without pivot tables, we'd need to duplicate data or use denormalized structures that create update anomalies. Pivot tables:</w:t>
+      </w:r>
+    </w:p>
+    <w:p>
+      <w:pPr>
+        <w:pStyle w:val="ListBullet"/>
+      </w:pPr>
+      <w:r>
+        <w:t>Normalize the data</w:t>
+      </w:r>
+    </w:p>
+    <w:p>
+      <w:pPr>
+        <w:pStyle w:val="ListBullet"/>
+      </w:pPr>
+      <w:r>
+        <w:t>Make queries efficient</w:t>
+      </w:r>
+    </w:p>
+    <w:p>
+      <w:pPr>
+        <w:pStyle w:val="ListBullet"/>
+      </w:pPr>
+      <w:r>
+        <w:t>Maintain referential integrity</w:t>
+      </w:r>
+    </w:p>
+    <w:p>
+      <w:pPr>
+        <w:pStyle w:val="ListBullet"/>
+      </w:pPr>
+      <w:r>
+        <w:t>Allow flexible assignment changes</w:t>
+      </w:r>
+    </w:p>
+    <w:p>
+      <w:r>
+        <w:t>---</w:t>
+      </w:r>
+    </w:p>
+    <w:p>
+      <w:pPr>
+        <w:pStyle w:val="Heading2"/>
+      </w:pPr>
+      <w:r>
+        <w:t>Security Questions</w:t>
+      </w:r>
+    </w:p>
+    <w:p>
+      <w:r/>
+      <w:r>
+        <w:rPr>
+          <w:b/>
+        </w:rPr>
+        <w:t>Q11: How does the system authenticate users?</w:t>
+      </w:r>
+      <w:r/>
+    </w:p>
+    <w:p>
+      <w:r/>
+      <w:r>
+        <w:rPr>
+          <w:b/>
+        </w:rPr>
+        <w:t>A:</w:t>
+      </w:r>
+      <w:r>
+        <w:t xml:space="preserve"> Laravel Sanctum provides:</w:t>
+      </w:r>
+    </w:p>
+    <w:p>
+      <w:pPr>
+        <w:pStyle w:val="ListNumber"/>
+      </w:pPr>
+      <w:r>
+        <w:t>**Token-based authentication**: Users login → receive bearer token</w:t>
+      </w:r>
+    </w:p>
+    <w:p>
+      <w:pPr>
+        <w:pStyle w:val="ListNumber"/>
+      </w:pPr>
+      <w:r>
+        <w:t>**Middleware protection**: API routes require valid token</w:t>
+      </w:r>
+    </w:p>
+    <w:p>
+      <w:pPr>
+        <w:pStyle w:val="ListNumber"/>
+      </w:pPr>
+      <w:r>
+        <w:t>**Role-based access control (RBAC)**: Different permissions for Admin vs Faculty</w:t>
+      </w:r>
+    </w:p>
+    <w:p>
+      <w:pPr>
+        <w:pStyle w:val="ListNumber"/>
+      </w:pPr>
+      <w:r>
+        <w:t>**Session management**: Tokens can be revoked on logout</w:t>
+      </w:r>
+    </w:p>
+    <w:p>
+      <w:r>
+        <w:t>Example flow:</w:t>
+      </w:r>
+    </w:p>
+    <w:p>
+      <w:r>
+        <w:rPr>
+          <w:rFonts w:ascii="Consolas" w:hAnsi="Consolas"/>
+          <w:sz w:val="18"/>
+        </w:rPr>
+        <w:t>POST /api/login {email, password}</w:t>
+        <w:br/>
+        <w:t>→ Returns {token, user}</w:t>
+        <w:br/>
+        <w:br/>
+        <w:t>GET /api/faculties (Header: Authorization: Bearer {token})</w:t>
+        <w:br/>
+        <w:t>→ Returns faculty list</w:t>
+      </w:r>
+    </w:p>
+    <w:p>
+      <w:r>
+        <w:t>---</w:t>
+      </w:r>
+    </w:p>
+    <w:p>
+      <w:r/>
+      <w:r>
+        <w:rPr>
+          <w:b/>
+        </w:rPr>
+        <w:t>Q12: How do you prevent unauthorized access to sensitive operations?</w:t>
+      </w:r>
+      <w:r/>
+    </w:p>
+    <w:p>
+      <w:r/>
+      <w:r>
+        <w:rPr>
+          <w:b/>
+        </w:rPr>
+        <w:t>A:</w:t>
+      </w:r>
+      <w:r>
+        <w:t xml:space="preserve"> Multiple layers:</w:t>
+      </w:r>
+    </w:p>
+    <w:p>
+      <w:pPr>
+        <w:pStyle w:val="ListNumber"/>
+      </w:pPr>
+      <w:r>
+        <w:t>**Authentication**: Must login to access any API</w:t>
+      </w:r>
+    </w:p>
+    <w:p>
+      <w:pPr>
+        <w:pStyle w:val="ListNumber"/>
+      </w:pPr>
+      <w:r>
+        <w:t>**Authorization**: Role-based middleware checks permissions</w:t>
+      </w:r>
+    </w:p>
+    <w:p>
+      <w:pPr>
+        <w:pStyle w:val="ListNumber"/>
+      </w:pPr>
+      <w:r>
+        <w:t>**Input Validation**: Laravel validates all inputs</w:t>
+      </w:r>
+    </w:p>
+    <w:p>
+      <w:pPr>
+        <w:pStyle w:val="ListNumber"/>
+      </w:pPr>
+      <w:r>
+        <w:t>**SQL Injection Prevention**: Eloquent ORM parameterizes queries</w:t>
+      </w:r>
+    </w:p>
+    <w:p>
+      <w:pPr>
+        <w:pStyle w:val="ListNumber"/>
+      </w:pPr>
+      <w:r>
+        <w:t>**XSS Prevention**: React escapes output by default</w:t>
+      </w:r>
+    </w:p>
+    <w:p>
+      <w:pPr>
+        <w:pStyle w:val="ListNumber"/>
+      </w:pPr>
+      <w:r>
+        <w:t>**CSRF Protection**: Laravel includes CSRF tokens</w:t>
+      </w:r>
+    </w:p>
+    <w:p>
+      <w:r>
+        <w:t>Admin-only operations (generate, approve, publish) check user role before execution.</w:t>
+      </w:r>
+    </w:p>
+    <w:p>
+      <w:r>
+        <w:t>---</w:t>
+      </w:r>
+    </w:p>
+    <w:p>
+      <w:pPr>
+        <w:pStyle w:val="Heading2"/>
+      </w:pPr>
+      <w:r>
+        <w:t>Performance Questions</w:t>
+      </w:r>
+    </w:p>
+    <w:p>
+      <w:r/>
+      <w:r>
+        <w:rPr>
+          <w:b/>
+        </w:rPr>
+        <w:t>Q13: How long does schedule generation take?</w:t>
+      </w:r>
+      <w:r/>
+    </w:p>
+    <w:p>
+      <w:r/>
+      <w:r>
+        <w:rPr>
+          <w:b/>
+        </w:rPr>
+        <w:t>A:</w:t>
+      </w:r>
+      <w:r>
+        <w:t xml:space="preserve"> Depends on complexity:</w:t>
+      </w:r>
+    </w:p>
+    <w:p>
+      <w:pPr>
+        <w:pStyle w:val="ListBullet"/>
+      </w:pPr>
+      <w:r>
+        <w:t>**Small dataset** (3 faculty, 3 subjects, 1 section): ~1-2 seconds</w:t>
+      </w:r>
+    </w:p>
+    <w:p>
+      <w:pPr>
+        <w:pStyle w:val="ListBullet"/>
+      </w:pPr>
+      <w:r>
+        <w:t>**Medium dataset** (10 faculty, 10 subjects, 3 sections): ~5-10 seconds</w:t>
+      </w:r>
+    </w:p>
+    <w:p>
+      <w:pPr>
+        <w:pStyle w:val="ListBullet"/>
+      </w:pPr>
+      <w:r>
+        <w:t>**Large dataset** (20+ faculty, 20+ subjects): Up to 30 seconds</w:t>
+      </w:r>
+    </w:p>
+    <w:p>
+      <w:r>
+        <w:t>The solver has a `max_time_in_seconds = 15.0` limit. If no optimal solution found within timeout, it returns the best partial solution found so far.</w:t>
+      </w:r>
+    </w:p>
+    <w:p>
+      <w:r>
+        <w:t>Performance is acceptable for administrative tasks (not real-time user interactions).</w:t>
+      </w:r>
+    </w:p>
+    <w:p>
+      <w:r>
+        <w:t>---</w:t>
+      </w:r>
+    </w:p>
+    <w:p>
+      <w:r/>
+      <w:r>
+        <w:rPr>
+          <w:b/>
+        </w:rPr>
+        <w:t>Q14: Can the system scale to handle an entire university?</w:t>
+      </w:r>
+      <w:r/>
+    </w:p>
+    <w:p>
+      <w:r/>
+      <w:r>
+        <w:rPr>
+          <w:b/>
+        </w:rPr>
+        <w:t>A:</w:t>
+      </w:r>
+      <w:r>
+        <w:t xml:space="preserve"> Current design considerations:</w:t>
+      </w:r>
+    </w:p>
+    <w:p>
+      <w:pPr>
+        <w:pStyle w:val="ListBullet"/>
+      </w:pPr>
+      <w:r>
+        <w:t>**Horizontal scaling**: Each service (Laravel, FastAPI) can be scaled independently</w:t>
+      </w:r>
+    </w:p>
+    <w:p>
+      <w:pPr>
+        <w:pStyle w:val="ListBullet"/>
+      </w:pPr>
+      <w:r>
+        <w:t>**Database optimization**: Indexes on frequently queried columns</w:t>
+      </w:r>
+    </w:p>
+    <w:p>
+      <w:pPr>
+        <w:pStyle w:val="ListBullet"/>
+      </w:pPr>
+      <w:r>
+        <w:t>**Connection pooling**: Can be added for high-concurrency scenarios</w:t>
+      </w:r>
+    </w:p>
+    <w:p>
+      <w:r/>
+      <w:r>
+        <w:rPr>
+          <w:b/>
+        </w:rPr>
+        <w:t>Limitations for university scale:</w:t>
+      </w:r>
+      <w:r/>
+    </w:p>
+    <w:p>
+      <w:pPr>
+        <w:pStyle w:val="ListBullet"/>
+      </w:pPr>
+      <w:r>
+        <w:t>Would need queue-based async processing for very large generations</w:t>
+      </w:r>
+    </w:p>
+    <w:p>
+      <w:pPr>
+        <w:pStyle w:val="ListBullet"/>
+      </w:pPr>
+      <w:r>
+        <w:t>Could partition by department/college</w:t>
+      </w:r>
+    </w:p>
+    <w:p>
+      <w:pPr>
+        <w:pStyle w:val="ListBullet"/>
+      </w:pPr>
+      <w:r>
+        <w:t>May need caching layer for frequent queries</w:t>
+      </w:r>
+    </w:p>
+    <w:p>
+      <w:pPr>
+        <w:pStyle w:val="ListBullet"/>
+      </w:pPr>
+      <w:r>
+        <w:t>Current implementation is for department-level scheduling</w:t>
+      </w:r>
+    </w:p>
+    <w:p>
+      <w:r>
+        <w:t>For university scale, architectural changes would be needed, but the core constraint-based approach remains valid.</w:t>
+      </w:r>
+    </w:p>
+    <w:p>
+      <w:r>
+        <w:t>---</w:t>
+      </w:r>
+    </w:p>
+    <w:p>
+      <w:pPr>
+        <w:pStyle w:val="Heading2"/>
+      </w:pPr>
+      <w:r>
+        <w:t>Testing Questions</w:t>
+      </w:r>
+    </w:p>
+    <w:p>
+      <w:r/>
+      <w:r>
+        <w:rPr>
+          <w:b/>
+        </w:rPr>
+        <w:t>Q15: How did you test the system?</w:t>
+      </w:r>
+      <w:r/>
+    </w:p>
+    <w:p>
+      <w:r/>
+      <w:r>
+        <w:rPr>
+          <w:b/>
+        </w:rPr>
+        <w:t>A:</w:t>
+      </w:r>
+      <w:r>
+        <w:t xml:space="preserve"> Testing approach:</w:t>
+      </w:r>
+    </w:p>
+    <w:p>
+      <w:pPr>
+        <w:pStyle w:val="ListNumber"/>
+      </w:pPr>
+      <w:r>
+        <w:t>**Ad-hoc testing**: Throughout development</w:t>
+      </w:r>
+    </w:p>
+    <w:p>
+      <w:pPr>
+        <w:pStyle w:val="ListNumber"/>
+      </w:pPr>
+      <w:r>
+        <w:t>**Stress tests**: Tested solver with:</w:t>
+      </w:r>
+    </w:p>
+    <w:p>
+      <w:r>
+        <w:t>- Normal case (OPTIMAL)</w:t>
+      </w:r>
+    </w:p>
+    <w:p>
+      <w:r>
+        <w:t>- Forced constraints (respect faculty availability)</w:t>
+      </w:r>
+    </w:p>
+    <w:p>
+      <w:r>
+        <w:t>- Broken constraints (INFEASIBLE with explanation)</w:t>
+      </w:r>
+    </w:p>
+    <w:p>
+      <w:pPr>
+        <w:pStyle w:val="ListNumber"/>
+      </w:pPr>
+      <w:r>
+        <w:t>**End-to-end testing**: Full workflow verification</w:t>
+      </w:r>
+    </w:p>
+    <w:p>
+      <w:pPr>
+        <w:pStyle w:val="ListNumber"/>
+      </w:pPr>
+      <w:r>
+        <w:t>**18/18 tests passing**: All features validated</w:t>
+      </w:r>
+    </w:p>
+    <w:p>
+      <w:r>
+        <w:t>Test coverage:</w:t>
+      </w:r>
+    </w:p>
+    <w:p>
+      <w:pPr>
+        <w:pStyle w:val="ListBullet"/>
+      </w:pPr>
+      <w:r>
+        <w:t>Authentication &amp; RBAC ✅</w:t>
+      </w:r>
+    </w:p>
+    <w:p>
+      <w:pPr>
+        <w:pStyle w:val="ListBullet"/>
+      </w:pPr>
+      <w:r>
+        <w:t>CRUD Operations ✅</w:t>
+      </w:r>
+    </w:p>
+    <w:p>
+      <w:pPr>
+        <w:pStyle w:val="ListBullet"/>
+      </w:pPr>
+      <w:r>
+        <w:t>AI Schedule Generation ✅</w:t>
+      </w:r>
+    </w:p>
+    <w:p>
+      <w:pPr>
+        <w:pStyle w:val="ListBullet"/>
+      </w:pPr>
+      <w:r>
+        <w:t>Manual Edit Conflict Check ✅</w:t>
+      </w:r>
+    </w:p>
+    <w:p>
+      <w:pPr>
+        <w:pStyle w:val="ListBullet"/>
+      </w:pPr>
+      <w:r>
+        <w:t>Schedule Approval Workflow ✅</w:t>
+      </w:r>
+    </w:p>
+    <w:p>
+      <w:pPr>
+        <w:pStyle w:val="ListBullet"/>
+      </w:pPr>
+      <w:r>
+        <w:t>Reports ✅</w:t>
+      </w:r>
+    </w:p>
+    <w:p>
+      <w:pPr>
+        <w:pStyle w:val="ListBullet"/>
+      </w:pPr>
+      <w:r>
+        <w:t>Faculty Portal ✅</w:t>
+      </w:r>
+    </w:p>
+    <w:p>
+      <w:r>
+        <w:t>---</w:t>
+      </w:r>
+    </w:p>
+    <w:p>
+      <w:r/>
+      <w:r>
+        <w:rPr>
+          <w:b/>
+        </w:rPr>
+        <w:t>Q16: What testing frameworks did you use?</w:t>
+      </w:r>
+      <w:r/>
+    </w:p>
+    <w:p>
+      <w:r/>
+      <w:r>
+        <w:rPr>
+          <w:b/>
+        </w:rPr>
+        <w:t>A:</w:t>
+      </w:r>
+      <w:r/>
+    </w:p>
+    <w:p>
+      <w:pPr>
+        <w:pStyle w:val="ListBullet"/>
+      </w:pPr>
+      <w:r>
+        <w:t>**Backend (Laravel)**: PHPUnit (built-in)</w:t>
+      </w:r>
+    </w:p>
+    <w:p>
+      <w:pPr>
+        <w:pStyle w:val="ListBullet"/>
+      </w:pPr>
+      <w:r>
+        <w:t>**Frontend (React)**: Jest + React Testing Library</w:t>
+      </w:r>
+    </w:p>
+    <w:p>
+      <w:pPr>
+        <w:pStyle w:val="ListBullet"/>
+      </w:pPr>
+      <w:r>
+        <w:t>**AI Engine**: Python unittest + manual testing</w:t>
+      </w:r>
+    </w:p>
+    <w:p>
+      <w:pPr>
+        <w:pStyle w:val="ListBullet"/>
+      </w:pPr>
+      <w:r>
+        <w:t>**Integration**: Postman/curl for API testing</w:t>
+      </w:r>
+    </w:p>
+    <w:p>
+      <w:r>
+        <w:t>We focused on practical testing that verifies real functionality rather than achieving 100% code coverage.</w:t>
+      </w:r>
+    </w:p>
+    <w:p>
+      <w:r>
+        <w:t>---</w:t>
+      </w:r>
+    </w:p>
+    <w:p>
+      <w:pPr>
+        <w:pStyle w:val="Heading2"/>
+      </w:pPr>
+      <w:r>
+        <w:t>Design Decisions Questions</w:t>
+      </w:r>
+    </w:p>
+    <w:p>
+      <w:r/>
+      <w:r>
+        <w:rPr>
+          <w:b/>
+        </w:rPr>
+        <w:t>Q17: Why use Laravel instead of other PHP frameworks (CodeIgniter, Symfony)?</w:t>
+      </w:r>
+      <w:r/>
+    </w:p>
+    <w:p>
+      <w:r/>
+      <w:r>
+        <w:rPr>
+          <w:b/>
+        </w:rPr>
+        <w:t>A:</w:t>
+      </w:r>
+      <w:r>
+        <w:t xml:space="preserve"> </w:t>
+      </w:r>
+    </w:p>
+    <w:p>
+      <w:pPr>
+        <w:pStyle w:val="ListNumber"/>
+      </w:pPr>
+      <w:r>
+        <w:t>**Modern PHP**: Built for PHP 8+ with type hints, attributes</w:t>
+      </w:r>
+    </w:p>
+    <w:p>
+      <w:pPr>
+        <w:pStyle w:val="ListNumber"/>
+      </w:pPr>
+      <w:r>
+        <w:t>**Eloquent ORM**: Excellent database abstraction</w:t>
+      </w:r>
+    </w:p>
+    <w:p>
+      <w:pPr>
+        <w:pStyle w:val="ListNumber"/>
+      </w:pPr>
+      <w:r>
+        <w:t>**Built-in features**: Authentication, routing, validation, migrations</w:t>
+      </w:r>
+    </w:p>
+    <w:p>
+      <w:pPr>
+        <w:pStyle w:val="ListNumber"/>
+      </w:pPr>
+      <w:r>
+        <w:t>**Laravel Sanctum**: First-party API authentication</w:t>
+      </w:r>
+    </w:p>
+    <w:p>
+      <w:pPr>
+        <w:pStyle w:val="ListNumber"/>
+      </w:pPr>
+      <w:r>
+        <w:t>**Community**: Large ecosystem, extensive documentation</w:t>
+      </w:r>
+    </w:p>
+    <w:p>
+      <w:pPr>
+        <w:pStyle w:val="ListNumber"/>
+      </w:pPr>
+      <w:r>
+        <w:t>**Rapid development**: Conventions over configuration</w:t>
+      </w:r>
+    </w:p>
+    <w:p>
+      <w:r>
+        <w:t>Laravel is the most mature and feature-rich PHP framework for this type of application.</w:t>
+      </w:r>
+    </w:p>
+    <w:p>
+      <w:r>
+        <w:t>---</w:t>
+      </w:r>
+    </w:p>
+    <w:p>
+      <w:r/>
+      <w:r>
+        <w:rPr>
+          <w:b/>
+        </w:rPr>
+        <w:t>Q18: Why React instead of Vue, Angular, or plain HTML?</w:t>
+      </w:r>
+      <w:r/>
+    </w:p>
+    <w:p>
+      <w:r/>
+      <w:r>
+        <w:rPr>
+          <w:b/>
+        </w:rPr>
+        <w:t>A:</w:t>
+      </w:r>
+      <w:r/>
+    </w:p>
+    <w:p>
+      <w:pPr>
+        <w:pStyle w:val="ListNumber"/>
+      </w:pPr>
+      <w:r>
+        <w:t>**Component-based**: Reusable UI components</w:t>
+      </w:r>
+    </w:p>
+    <w:p>
+      <w:pPr>
+        <w:pStyle w:val="ListNumber"/>
+      </w:pPr>
+      <w:r>
+        <w:t>**TypeScript support**: Better developer experience and type safety</w:t>
+      </w:r>
+    </w:p>
+    <w:p>
+      <w:pPr>
+        <w:pStyle w:val="ListNumber"/>
+      </w:pPr>
+      <w:r>
+        <w:t>**Virtual DOM**: Efficient updates</w:t>
+      </w:r>
+    </w:p>
+    <w:p>
+      <w:pPr>
+        <w:pStyle w:val="ListNumber"/>
+      </w:pPr>
+      <w:r>
+        <w:t>**Ecosystem**: Large library ecosystem (Tailwind CSS, etc.)</w:t>
+      </w:r>
+    </w:p>
+    <w:p>
+      <w:pPr>
+        <w:pStyle w:val="ListNumber"/>
+      </w:pPr>
+      <w:r>
+        <w:t>**Industry standard**: Most popular frontend framework</w:t>
+      </w:r>
+    </w:p>
+    <w:p>
+      <w:pPr>
+        <w:pStyle w:val="ListNumber"/>
+      </w:pPr>
+      <w:r>
+        <w:t>**Team familiarity**: Team has React experience</w:t>
+      </w:r>
+    </w:p>
+    <w:p>
+      <w:r>
+        <w:t>React provides the best balance of productivity, performance, and maintainability.</w:t>
+      </w:r>
+    </w:p>
+    <w:p>
+      <w:r>
+        <w:t>---</w:t>
+      </w:r>
+    </w:p>
+    <w:p>
+      <w:r/>
+      <w:r>
+        <w:rPr>
+          <w:b/>
+        </w:rPr>
+        <w:t>Q19: How did you decide on the constraint priorities?</w:t>
+      </w:r>
+      <w:r/>
+    </w:p>
+    <w:p>
+      <w:r/>
+      <w:r>
+        <w:rPr>
+          <w:b/>
+        </w:rPr>
+        <w:t>A:</w:t>
+      </w:r>
+      <w:r>
+        <w:t xml:space="preserve"> Constraints were prioritized based on:</w:t>
+      </w:r>
+    </w:p>
+    <w:p>
+      <w:pPr>
+        <w:pStyle w:val="ListNumber"/>
+      </w:pPr>
+      <w:r>
+        <w:t>**Legal/Policy requirements**: Faculty cannot teach two classes at once</w:t>
+      </w:r>
+    </w:p>
+    <w:p>
+      <w:pPr>
+        <w:pStyle w:val="ListNumber"/>
+      </w:pPr>
+      <w:r>
+        <w:t>**Physical limitations**: Room capacity, room type matching</w:t>
+      </w:r>
+    </w:p>
+    <w:p>
+      <w:pPr>
+        <w:pStyle w:val="ListNumber"/>
+      </w:pPr>
+      <w:r>
+        <w:t>**Business rules**: Faculty availability, qualifications</w:t>
+      </w:r>
+    </w:p>
+    <w:p>
+      <w:pPr>
+        <w:pStyle w:val="ListNumber"/>
+      </w:pPr>
+      <w:r>
+        <w:t>**Optimization goals**: Cross-section conflicts, teaching load</w:t>
+      </w:r>
+    </w:p>
+    <w:p>
+      <w:r>
+        <w:t>Hard constraints (must be satisfied) vs soft constraints (nice to have):</w:t>
+      </w:r>
+    </w:p>
+    <w:p>
+      <w:pPr>
+        <w:pStyle w:val="ListBullet"/>
+      </w:pPr>
+      <w:r>
+        <w:t>**Hard**: Double-booking, availability, room type, capacity</w:t>
+      </w:r>
+    </w:p>
+    <w:p>
+      <w:pPr>
+        <w:pStyle w:val="ListBullet"/>
+      </w:pPr>
+      <w:r>
+        <w:t>**Soft**: Lunch break, seniority preference (not yet implemented)</w:t>
+      </w:r>
+    </w:p>
+    <w:p>
+      <w:r>
+        <w:t>---</w:t>
+      </w:r>
+    </w:p>
+    <w:p>
+      <w:pPr>
+        <w:pStyle w:val="Heading2"/>
+      </w:pPr>
+      <w:r>
+        <w:t>Future Improvements Questions</w:t>
+      </w:r>
+    </w:p>
+    <w:p>
+      <w:r/>
+      <w:r>
+        <w:rPr>
+          <w:b/>
+        </w:rPr>
+        <w:t>Q20: What would you improve if you had more time?</w:t>
+      </w:r>
+      <w:r/>
+    </w:p>
+    <w:p>
+      <w:r/>
+      <w:r>
+        <w:rPr>
+          <w:b/>
+        </w:rPr>
+        <w:t>A:</w:t>
+      </w:r>
+      <w:r>
+        <w:t xml:space="preserve"> Priority improvements:</w:t>
+      </w:r>
+    </w:p>
+    <w:p>
+      <w:pPr>
+        <w:pStyle w:val="ListNumber"/>
+      </w:pPr>
+      <w:r>
+        <w:t>**Soft constraints**: Add preference weighting for faculty</w:t>
+      </w:r>
+    </w:p>
+    <w:p>
+      <w:pPr>
+        <w:pStyle w:val="ListNumber"/>
+      </w:pPr>
+      <w:r>
+        <w:t>**Lunch break**: Mandatory break in daily schedules</w:t>
+      </w:r>
+    </w:p>
+    <w:p>
+      <w:pPr>
+        <w:pStyle w:val="ListNumber"/>
+      </w:pPr>
+      <w:r>
+        <w:t>**UI enhancements**: Drag-and-drop schedule editing</w:t>
+      </w:r>
+    </w:p>
+    <w:p>
+      <w:pPr>
+        <w:pStyle w:val="ListNumber"/>
+      </w:pPr>
+      <w:r>
+        <w:t>**Mobile responsiveness**: Faculty portal on mobile</w:t>
+      </w:r>
+    </w:p>
+    <w:p>
+      <w:pPr>
+        <w:pStyle w:val="ListNumber"/>
+      </w:pPr>
+      <w:r>
+        <w:t>**Notifications**: Email/SMS for schedule changes</w:t>
+      </w:r>
+    </w:p>
+    <w:p>
+      <w:pPr>
+        <w:pStyle w:val="ListNumber"/>
+      </w:pPr>
+      <w:r>
+        <w:t>**Analytics dashboard**: Advanced reporting and insights</w:t>
+      </w:r>
+    </w:p>
+    <w:p>
+      <w:pPr>
+        <w:pStyle w:val="ListNumber"/>
+      </w:pPr>
+      <w:r>
+        <w:t>**Multi-semester planning**: Semester-to-semester carryover</w:t>
+      </w:r>
+    </w:p>
+    <w:p>
+      <w:pPr>
+        <w:pStyle w:val="ListNumber"/>
+      </w:pPr>
+      <w:r>
+        <w:t>**API documentation**: OpenAPI/Swagger for API docs</w:t>
+      </w:r>
+    </w:p>
+    <w:p>
+      <w:r>
+        <w:t>---</w:t>
+      </w:r>
+    </w:p>
+    <w:p>
+      <w:r/>
+      <w:r>
+        <w:rPr>
+          <w:b/>
+        </w:rPr>
+        <w:t>Q21: How would you handle schedule changes after publishing?</w:t>
+      </w:r>
+      <w:r/>
+    </w:p>
+    <w:p>
+      <w:r/>
+      <w:r>
+        <w:rPr>
+          <w:b/>
+        </w:rPr>
+        <w:t>A:</w:t>
+      </w:r>
+      <w:r>
+        <w:t xml:space="preserve"> Current workflow:</w:t>
+      </w:r>
+    </w:p>
+    <w:p>
+      <w:pPr>
+        <w:pStyle w:val="ListNumber"/>
+      </w:pPr>
+      <w:r>
+        <w:t>Admin manually edits sessions (with conflict detection)</w:t>
+      </w:r>
+    </w:p>
+    <w:p>
+      <w:pPr>
+        <w:pStyle w:val="ListNumber"/>
+      </w:pPr>
+      <w:r>
+        <w:t>Creates new schedule version</w:t>
+      </w:r>
+    </w:p>
+    <w:p>
+      <w:pPr>
+        <w:pStyle w:val="ListNumber"/>
+      </w:pPr>
+      <w:r>
+        <w:t>Goes through approval workflow again</w:t>
+      </w:r>
+    </w:p>
+    <w:p>
+      <w:r/>
+      <w:r>
+        <w:rPr>
+          <w:b/>
+        </w:rPr>
+        <w:t>Improvements:</w:t>
+      </w:r>
+      <w:r/>
+    </w:p>
+    <w:p>
+      <w:pPr>
+        <w:pStyle w:val="ListNumber"/>
+      </w:pPr>
+      <w:r>
+        <w:t>**Change request system**: Faculty request changes</w:t>
+      </w:r>
+    </w:p>
+    <w:p>
+      <w:pPr>
+        <w:pStyle w:val="ListNumber"/>
+      </w:pPr>
+      <w:r>
+        <w:t>**Approval workflow**: Department head approves changes</w:t>
+      </w:r>
+    </w:p>
+    <w:p>
+      <w:pPr>
+        <w:pStyle w:val="ListNumber"/>
+      </w:pPr>
+      <w:r>
+        <w:t>**Automatic re-notification**: Alert affected faculty</w:t>
+      </w:r>
+    </w:p>
+    <w:p>
+      <w:pPr>
+        <w:pStyle w:val="ListNumber"/>
+      </w:pPr>
+      <w:r>
+        <w:t>**Version history**: Track all changes</w:t>
+      </w:r>
+    </w:p>
+    <w:p>
+      <w:pPr>
+        <w:pStyle w:val="ListNumber"/>
+      </w:pPr>
+      <w:r>
+        <w:t>**Rollback capability**: Revert to previous schedule</w:t>
+      </w:r>
+    </w:p>
+    <w:p>
+      <w:r>
+        <w:t>---</w:t>
+      </w:r>
+    </w:p>
+    <w:p>
+      <w:pPr>
+        <w:pStyle w:val="Heading2"/>
+      </w:pPr>
+      <w:r>
+        <w:t>Specific Implementation Questions</w:t>
+      </w:r>
+    </w:p>
+    <w:p>
+      <w:r/>
+      <w:r>
+        <w:rPr>
+          <w:b/>
+        </w:rPr>
+        <w:t>Q22: How does the system handle part-time faculty with limited availability?</w:t>
+      </w:r>
+      <w:r/>
+    </w:p>
+    <w:p>
+      <w:r/>
+      <w:r>
+        <w:rPr>
+          <w:b/>
+        </w:rPr>
+        <w:t>A:</w:t>
+      </w:r>
+      <w:r>
+        <w:t xml:space="preserve"> Example: Prof. Cruz is part-time (Mon/Wed/Fri only)</w:t>
+      </w:r>
+    </w:p>
+    <w:p>
+      <w:pPr>
+        <w:pStyle w:val="ListNumber"/>
+      </w:pPr>
+      <w:r>
+        <w:t>**Availability stored**: `faculty_availabilities` table has Mon/Wed/Fri entries</w:t>
+      </w:r>
+    </w:p>
+    <w:p>
+      <w:pPr>
+        <w:pStyle w:val="ListNumber"/>
+      </w:pPr>
+      <w:r>
+        <w:t>**Solver respects**: Constraint #2 prevents scheduling outside declared hours</w:t>
+      </w:r>
+    </w:p>
+    <w:p>
+      <w:pPr>
+        <w:pStyle w:val="ListNumber"/>
+      </w:pPr>
+      <w:r>
+        <w:t>**Tested and verified**: System correctly schedules Prof. Cruz only on available days</w:t>
+      </w:r>
+    </w:p>
+    <w:p>
+      <w:r>
+        <w:t>If availability is empty, system falls back to section's preferred days (best-effort approach).</w:t>
+      </w:r>
+    </w:p>
+    <w:p>
+      <w:r>
+        <w:t>---</w:t>
+      </w:r>
+    </w:p>
+    <w:p>
+      <w:r/>
+      <w:r>
+        <w:rPr>
+          <w:b/>
+        </w:rPr>
+        <w:t>Q23: What happens if two sections need the same room at the same time?</w:t>
+      </w:r>
+      <w:r/>
+    </w:p>
+    <w:p>
+      <w:r/>
+      <w:r>
+        <w:rPr>
+          <w:b/>
+        </w:rPr>
+        <w:t>A:</w:t>
+      </w:r>
+      <w:r>
+        <w:t xml:space="preserve"> The solver prevents this:</w:t>
+      </w:r>
+    </w:p>
+    <w:p>
+      <w:pPr>
+        <w:pStyle w:val="ListNumber"/>
+      </w:pPr>
+      <w:r>
+        <w:t>**Constraint #6**: Room cannot host two sessions simultaneously</w:t>
+      </w:r>
+    </w:p>
+    <w:p>
+      <w:pPr>
+        <w:pStyle w:val="ListNumber"/>
+      </w:pPr>
+      <w:r>
+        <w:t>**During generation**: Solver assigns unique time-slot combinations to each session</w:t>
+      </w:r>
+    </w:p>
+    <w:p>
+      <w:pPr>
+        <w:pStyle w:val="ListNumber"/>
+      </w:pPr>
+      <w:r>
+        <w:t>**During manual edit**: Real-time conflict detection blocks invalid assignments</w:t>
+      </w:r>
+    </w:p>
+    <w:p>
+      <w:pPr>
+        <w:pStyle w:val="ListNumber"/>
+      </w:pPr>
+      <w:r>
+        <w:t>**Cross-section check**: Constraint #8 checks against published schedules</w:t>
+      </w:r>
+    </w:p>
+    <w:p>
+      <w:r>
+        <w:t>Result: No double-booking of rooms across all sections.</w:t>
+      </w:r>
+    </w:p>
+    <w:p>
+      <w:r>
+        <w:t>---</w:t>
+      </w:r>
+    </w:p>
+    <w:p>
+      <w:r/>
+      <w:r>
+        <w:rPr>
+          <w:b/>
+        </w:rPr>
+        <w:t>Q24: How does the system determine if a schedule is OPTIMAL vs PARTIAL?</w:t>
+      </w:r>
+      <w:r/>
+    </w:p>
+    <w:p>
+      <w:r/>
+      <w:r>
+        <w:rPr>
+          <w:b/>
+        </w:rPr>
+        <w:t>A:</w:t>
+      </w:r>
+      <w:r>
+        <w:t xml:space="preserve"> Based on CP-SAT solver output:</w:t>
+      </w:r>
+    </w:p>
+    <w:p>
+      <w:pPr>
+        <w:pStyle w:val="ListBullet"/>
+      </w:pPr>
+      <w:r>
+        <w:t>**OPTIMAL**: All sessions placed, no constraints violated, best possible solution found</w:t>
+      </w:r>
+    </w:p>
+    <w:p>
+      <w:pPr>
+        <w:pStyle w:val="ListBullet"/>
+      </w:pPr>
+      <w:r>
+        <w:t>**PARTIAL**: Some sessions placed, others unscheduled (with explanation why)</w:t>
+      </w:r>
+    </w:p>
+    <w:p>
+      <w:pPr>
+        <w:pStyle w:val="ListBullet"/>
+      </w:pPr>
+      <w:r>
+        <w:t>**INFEASIBLE**: No valid solution exists given constraints</w:t>
+      </w:r>
+    </w:p>
+    <w:p>
+      <w:r>
+        <w:t>Status returned to user with:</w:t>
+      </w:r>
+    </w:p>
+    <w:p>
+      <w:pPr>
+        <w:pStyle w:val="ListBullet"/>
+      </w:pPr>
+      <w:r>
+        <w:t>List of scheduled sessions (times, rooms, faculty)</w:t>
+      </w:r>
+    </w:p>
+    <w:p>
+      <w:pPr>
+        <w:pStyle w:val="ListBullet"/>
+      </w:pPr>
+      <w:r>
+        <w:t>List of unscheduled sessions (with failure reasons)</w:t>
+      </w:r>
+    </w:p>
+    <w:p>
+      <w:pPr>
+        <w:pStyle w:val="ListBullet"/>
+      </w:pPr>
+      <w:r>
+        <w:t>Recommendations for resolution</w:t>
+      </w:r>
+    </w:p>
+    <w:p>
+      <w:r>
+        <w:t>---</w:t>
+      </w:r>
+    </w:p>
+    <w:p>
+      <w:r/>
+      <w:r>
+        <w:rPr>
+          <w:b/>
+        </w:rPr>
+        <w:t>Q25: How do you ensure data consistency across the three services?</w:t>
+      </w:r>
+      <w:r/>
+    </w:p>
+    <w:p>
+      <w:r/>
+      <w:r>
+        <w:rPr>
+          <w:b/>
+        </w:rPr>
+        <w:t>A:</w:t>
+      </w:r>
+      <w:r>
+        <w:t xml:space="preserve"> Single source of truth: PostgreSQL database</w:t>
+      </w:r>
+    </w:p>
+    <w:p>
+      <w:pPr>
+        <w:pStyle w:val="ListBullet"/>
+      </w:pPr>
+      <w:r>
+        <w:t>Laravel: Uses Eloquent ORM (consistent data access)</w:t>
+      </w:r>
+    </w:p>
+    <w:p>
+      <w:pPr>
+        <w:pStyle w:val="ListBullet"/>
+      </w:pPr>
+      <w:r>
+        <w:t>FastAPI: Uses psycopg2 with parameterized queries (prevents SQL injection)</w:t>
+      </w:r>
+    </w:p>
+    <w:p>
+      <w:pPr>
+        <w:pStyle w:val="ListBullet"/>
+      </w:pPr>
+      <w:r>
+        <w:t>Both connect to same database instance</w:t>
+      </w:r>
+    </w:p>
+    <w:p>
+      <w:pPr>
+        <w:pStyle w:val="ListBullet"/>
+      </w:pPr>
+      <w:r>
+        <w:t>Laravel migrations are schema source of truth</w:t>
+      </w:r>
+    </w:p>
+    <w:p>
+      <w:r/>
+      <w:r>
+        <w:rPr>
+          <w:b/>
+        </w:rPr>
+        <w:t>Consistency mechanisms:</w:t>
+      </w:r>
+      <w:r/>
+    </w:p>
+    <w:p>
+      <w:pPr>
+        <w:pStyle w:val="ListNumber"/>
+      </w:pPr>
+      <w:r>
+        <w:t>Foreign key constraints at database level</w:t>
+      </w:r>
+    </w:p>
+    <w:p>
+      <w:pPr>
+        <w:pStyle w:val="ListNumber"/>
+      </w:pPr>
+      <w:r>
+        <w:t>Cascade delete rules</w:t>
+      </w:r>
+    </w:p>
+    <w:p>
+      <w:pPr>
+        <w:pStyle w:val="ListNumber"/>
+      </w:pPr>
+      <w:r>
+        <w:t>Laravel validation before writes</w:t>
+      </w:r>
+    </w:p>
+    <w:p>
+      <w:pPr>
+        <w:pStyle w:val="ListNumber"/>
+      </w:pPr>
+      <w:r>
+        <w:t>FastAPI reads only (doesn't write schedule data directly)</w:t>
+      </w:r>
+    </w:p>
+    <w:p>
+      <w:r>
+        <w:t>---</w:t>
+      </w:r>
+    </w:p>
+    <w:p>
+      <w:pPr>
+        <w:pStyle w:val="Heading1"/>
+      </w:pPr>
+      <w:r>
+        <w:t>Summary for Defense</w:t>
+      </w:r>
+    </w:p>
+    <w:p>
+      <w:pPr>
+        <w:pStyle w:val="Heading2"/>
+      </w:pPr>
+      <w:r>
+        <w:t>Key Strengths</w:t>
+      </w:r>
+    </w:p>
+    <w:p>
+      <w:pPr>
+        <w:pStyle w:val="ListNumber"/>
+      </w:pPr>
+      <w:r>
+        <w:t>**Mathematical rigor** — CP-SAT provides provably valid schedules</w:t>
+      </w:r>
+    </w:p>
+    <w:p>
+      <w:pPr>
+        <w:pStyle w:val="ListNumber"/>
+      </w:pPr>
+      <w:r>
+        <w:t>**Complete workflow** — Generate → Approve → Publish → Faculty view</w:t>
+      </w:r>
+    </w:p>
+    <w:p>
+      <w:pPr>
+        <w:pStyle w:val="ListNumber"/>
+      </w:pPr>
+      <w:r>
+        <w:t>**Constraint coverage** — 8 hard constraints cover real-world requirements</w:t>
+      </w:r>
+    </w:p>
+    <w:p>
+      <w:pPr>
+        <w:pStyle w:val="ListNumber"/>
+      </w:pPr>
+      <w:r>
+        <w:t>**Best-effort approach** — Maximizes utility when perfect solution impossible</w:t>
+      </w:r>
+    </w:p>
+    <w:p>
+      <w:pPr>
+        <w:pStyle w:val="ListNumber"/>
+      </w:pPr>
+      <w:r>
+        <w:t>**Conflict prevention** — Dual mechanism (solver + real-time detection)</w:t>
+      </w:r>
+    </w:p>
+    <w:p>
+      <w:pPr>
+        <w:pStyle w:val="ListNumber"/>
+      </w:pPr>
+      <w:r>
+        <w:t>**Production-ready** — Authentication, RBAC, error handling, testing</w:t>
+      </w:r>
+    </w:p>
+    <w:p>
+      <w:pPr>
+        <w:pStyle w:val="Heading2"/>
+      </w:pPr>
+      <w:r>
+        <w:t>Technical Contributions</w:t>
+      </w:r>
+    </w:p>
+    <w:p>
+      <w:pPr>
+        <w:pStyle w:val="ListNumber"/>
+      </w:pPr>
+      <w:r>
+        <w:t>Integration of constraint programming with web application</w:t>
+      </w:r>
+    </w:p>
+    <w:p>
+      <w:pPr>
+        <w:pStyle w:val="ListNumber"/>
+      </w:pPr>
+      <w:r>
+        <w:t>Real-time conflict detection for manual edits</w:t>
+      </w:r>
+    </w:p>
+    <w:p>
+      <w:pPr>
+        <w:pStyle w:val="ListNumber"/>
+      </w:pPr>
+      <w:r>
+        <w:t>Best-effort scheduling with failure explanations</w:t>
+      </w:r>
+    </w:p>
+    <w:p>
+      <w:pPr>
+        <w:pStyle w:val="ListNumber"/>
+      </w:pPr>
+      <w:r>
+        <w:t>Cross-section conflict prevention</w:t>
+      </w:r>
+    </w:p>
+    <w:p>
+      <w:pPr>
+        <w:pStyle w:val="ListNumber"/>
+      </w:pPr>
+      <w:r>
+        <w:t>Complete CRUD + scheduling workflow</w:t>
+      </w:r>
+    </w:p>
+    <w:p>
+      <w:pPr>
+        <w:pStyle w:val="Heading2"/>
+      </w:pPr>
+      <w:r>
+        <w:t>Business Value</w:t>
+      </w:r>
+    </w:p>
+    <w:p>
+      <w:pPr>
+        <w:pStyle w:val="ListBullet"/>
+      </w:pPr>
+      <w:r>
+        <w:t>Eliminates manual scheduling errors</w:t>
+      </w:r>
+    </w:p>
+    <w:p>
+      <w:pPr>
+        <w:pStyle w:val="ListBullet"/>
+      </w:pPr>
+      <w:r>
+        <w:t>Reduces scheduling time from hours to minutes</w:t>
+      </w:r>
+    </w:p>
+    <w:p>
+      <w:pPr>
+        <w:pStyle w:val="ListBullet"/>
+      </w:pPr>
+      <w:r>
+        <w:t>Ensures fair and consistent scheduling</w:t>
+      </w:r>
+    </w:p>
+    <w:p>
+      <w:pPr>
+        <w:pStyle w:val="ListBullet"/>
+      </w:pPr>
+      <w:r>
+        <w:t>Provides transparency and audit trail</w:t>
+      </w:r>
+    </w:p>
+    <w:p>
+      <w:pPr>
+        <w:pStyle w:val="ListBullet"/>
+      </w:pPr>
+      <w:r>
+        <w:t>Supports data-driven decision making</w:t>
+      </w:r>
+    </w:p>
+    <w:p>
+      <w:r>
+        <w:t>---</w:t>
+      </w:r>
+    </w:p>
+    <w:p>
+      <w:pPr>
+        <w:pStyle w:val="Heading1"/>
+      </w:pPr>
+      <w:r>
+        <w:t>Appendix: File Structure</w:t>
+      </w:r>
+    </w:p>
+    <w:p>
+      <w:r>
+        <w:rPr>
+          <w:rFonts w:ascii="Consolas" w:hAnsi="Consolas"/>
+          <w:sz w:val="18"/>
+        </w:rPr>
+        <w:t>it-faculty-scheduling-system/</w:t>
+        <w:br/>
+        <w:t>├── ai-engine/                      # Python FastAPI (port 8001)</w:t>
+        <w:br/>
+        <w:t>│   ├── api/app.py                  # OR-Tools CP-SAT solver + endpoints</w:t>
+        <w:br/>
+        <w:t>│   ├── solver/scheduler.py         # Core scheduling logic</w:t>
+        <w:br/>
+        <w:t>│   ├── requirements.txt</w:t>
+        <w:br/>
+        <w:t>│   └── .env</w:t>
+        <w:br/>
+        <w:t>│</w:t>
+        <w:br/>
+        <w:t>├── backend/                        # Laravel 13 + Sanctum (port 8000)</w:t>
+        <w:br/>
+        <w:t>│   ├── app/</w:t>
+        <w:br/>
+        <w:t>│   │   ├── Http/Controllers/       # All API controllers</w:t>
+        <w:br/>
+        <w:t>│   │   ├── Models/                 # Eloquent models</w:t>
+        <w:br/>
+        <w:t>│   │   └── Observers/             # Model observers</w:t>
+        <w:br/>
+        <w:t>│   ├── database/migrations/        # 15 tables</w:t>
+        <w:br/>
+        <w:t>│   ├── routes/api.php             # API routes</w:t>
+        <w:br/>
+        <w:t>│   └── .env</w:t>
+        <w:br/>
+        <w:t>│</w:t>
+        <w:br/>
+        <w:t>├── frontend/                       # React + TypeScript + Vite (port 5173)</w:t>
+        <w:br/>
+        <w:t>│   └── src/</w:t>
+        <w:br/>
+        <w:t>│       ├── App.tsx</w:t>
+        <w:br/>
+        <w:t>│       ├── context/AuthContext.tsx</w:t>
+        <w:br/>
+        <w:t>│       └── pages/                  # All page components</w:t>
+        <w:br/>
+        <w:t>│</w:t>
+        <w:br/>
+        <w:t>├── documentation/                  # All documentation</w:t>
+        <w:br/>
+        <w:t>├── database/                       # Database files</w:t>
+        <w:br/>
+        <w:t>├── diagrams/                       # System diagrams</w:t>
+        <w:br/>
+        <w:t>└── README.md</w:t>
+      </w:r>
+    </w:p>
+    <w:p>
+      <w:r>
+        <w:t>---</w:t>
+      </w:r>
+    </w:p>
+    <w:p>
+      <w:r>
+        <w:t>*Document prepared for Design Defense Hearing*</w:t>
+      </w:r>
+    </w:p>
+    <w:p>
+      <w:r>
+        <w:t>*Date: August 2026*</w:t>
       </w:r>
     </w:p>
     <w:sectPr>

--- a/documentation/System_Complete_Guide.docx
+++ b/documentation/System_Complete_Guide.docx
@@ -5,28 +5,19 @@
     <w:p>
       <w:pPr>
         <w:pStyle w:val="Title"/>
-        <w:jc w:val="center"/>
       </w:pPr>
       <w:r>
-        <w:t>IT Faculty Scheduling System</w:t>
+        <w:t>IT Faculty Scheduling System — Complete Guide</w:t>
       </w:r>
     </w:p>
     <w:p>
-      <w:pPr>
-        <w:jc w:val="center"/>
-      </w:pPr>
       <w:r>
-        <w:rPr>
-          <w:color w:val="0066CC"/>
-          <w:sz w:val="28"/>
-        </w:rPr>
-        <w:t>Complete System Explanation &amp; Design Defense Guide</w:t>
+        <w:t>*Updated: September 8, 2026 — reflects the faculty-login removal and print distribution design*</w:t>
       </w:r>
     </w:p>
-    <w:p/>
     <w:p>
       <w:r>
-        <w:t># IT Faculty Scheduling System — Design Defense Guide</w:t>
+        <w:t>---</w:t>
       </w:r>
     </w:p>
     <w:p>
@@ -34,7 +25,387 @@
         <w:pStyle w:val="Heading1"/>
       </w:pPr>
       <w:r>
-        <w:t>System Overview</w:t>
+        <w:t>1. What the System Does</w:t>
+      </w:r>
+    </w:p>
+    <w:p>
+      <w:r>
+        <w:t>An AI-assisted scheduling system for the IT Department that automatically generates conflict-free faculty, classroom, and laboratory schedules using constraint-based optimization (Google OR-Tools CP-SAT).</w:t>
+      </w:r>
+    </w:p>
+    <w:p>
+      <w:r>
+        <w:t>The workflow:</w:t>
+      </w:r>
+    </w:p>
+    <w:p>
+      <w:r>
+        <w:rPr>
+          <w:rFonts w:ascii="Consolas" w:hAnsi="Consolas"/>
+          <w:sz w:val="18"/>
+        </w:rPr>
+        <w:t>Admin Login → Manage Scheduling Data → Generate Schedule (AI)</w:t>
+        <w:br/>
+        <w:t xml:space="preserve">           → Review/Edit → Approve → Publish → Print/Download for Distribution</w:t>
+      </w:r>
+    </w:p>
+    <w:p>
+      <w:r>
+        <w:t>Key design decision: Only the Admin/Department Head has a login account. Faculty are records, not users — the system is used per semester by the department, and published schedules are distributed as printed/PDF hard copies.</w:t>
+      </w:r>
+    </w:p>
+    <w:p>
+      <w:r>
+        <w:t>---</w:t>
+      </w:r>
+    </w:p>
+    <w:p>
+      <w:pPr>
+        <w:pStyle w:val="Heading1"/>
+      </w:pPr>
+      <w:r>
+        <w:t>2. Technology Stack</w:t>
+      </w:r>
+    </w:p>
+    <w:tbl>
+      <w:tblPr>
+        <w:tblStyle w:val="LightGrid-Accent1"/>
+        <w:tblW w:type="auto" w:w="0"/>
+        <w:tblLook w:firstColumn="1" w:firstRow="1" w:lastColumn="0" w:lastRow="0" w:noHBand="0" w:noVBand="1" w:val="04A0"/>
+      </w:tblPr>
+      <w:tblGrid>
+        <w:gridCol w:w="4320"/>
+        <w:gridCol w:w="4320"/>
+      </w:tblGrid>
+      <w:tr>
+        <w:tc>
+          <w:tcPr>
+            <w:tcW w:type="dxa" w:w="4320"/>
+          </w:tcPr>
+          <w:p>
+            <w:r>
+              <w:rPr>
+                <w:b/>
+                <w:sz w:val="20"/>
+              </w:rPr>
+              <w:t>Tool</w:t>
+            </w:r>
+          </w:p>
+        </w:tc>
+        <w:tc>
+          <w:tcPr>
+            <w:tcW w:type="dxa" w:w="4320"/>
+          </w:tcPr>
+          <w:p>
+            <w:r>
+              <w:rPr>
+                <w:b/>
+                <w:sz w:val="20"/>
+              </w:rPr>
+              <w:t>What It Does in Our System</w:t>
+            </w:r>
+          </w:p>
+        </w:tc>
+      </w:tr>
+      <w:tr>
+        <w:tc>
+          <w:tcPr>
+            <w:tcW w:type="dxa" w:w="4320"/>
+          </w:tcPr>
+          <w:p>
+            <w:r>
+              <w:rPr>
+                <w:sz w:val="20"/>
+              </w:rPr>
+              <w:t>**React + TypeScript**</w:t>
+            </w:r>
+          </w:p>
+        </w:tc>
+        <w:tc>
+          <w:tcPr>
+            <w:tcW w:type="dxa" w:w="4320"/>
+          </w:tcPr>
+          <w:p>
+            <w:r>
+              <w:rPr>
+                <w:sz w:val="20"/>
+              </w:rPr>
+              <w:t>Frontend — user interface (port 5173)</w:t>
+            </w:r>
+          </w:p>
+        </w:tc>
+      </w:tr>
+      <w:tr>
+        <w:tc>
+          <w:tcPr>
+            <w:tcW w:type="dxa" w:w="4320"/>
+          </w:tcPr>
+          <w:p>
+            <w:r>
+              <w:rPr>
+                <w:sz w:val="20"/>
+              </w:rPr>
+              <w:t>**Tailwind CSS**</w:t>
+            </w:r>
+          </w:p>
+        </w:tc>
+        <w:tc>
+          <w:tcPr>
+            <w:tcW w:type="dxa" w:w="4320"/>
+          </w:tcPr>
+          <w:p>
+            <w:r>
+              <w:rPr>
+                <w:sz w:val="20"/>
+              </w:rPr>
+              <w:t>Styling</w:t>
+            </w:r>
+          </w:p>
+        </w:tc>
+      </w:tr>
+      <w:tr>
+        <w:tc>
+          <w:tcPr>
+            <w:tcW w:type="dxa" w:w="4320"/>
+          </w:tcPr>
+          <w:p>
+            <w:r>
+              <w:rPr>
+                <w:sz w:val="20"/>
+              </w:rPr>
+              <w:t>**Vite**</w:t>
+            </w:r>
+          </w:p>
+        </w:tc>
+        <w:tc>
+          <w:tcPr>
+            <w:tcW w:type="dxa" w:w="4320"/>
+          </w:tcPr>
+          <w:p>
+            <w:r>
+              <w:rPr>
+                <w:sz w:val="20"/>
+              </w:rPr>
+              <w:t>Frontend build tool</w:t>
+            </w:r>
+          </w:p>
+        </w:tc>
+      </w:tr>
+      <w:tr>
+        <w:tc>
+          <w:tcPr>
+            <w:tcW w:type="dxa" w:w="4320"/>
+          </w:tcPr>
+          <w:p>
+            <w:r>
+              <w:rPr>
+                <w:sz w:val="20"/>
+              </w:rPr>
+              <w:t>**Laravel 13 + PHP 8.5**</w:t>
+            </w:r>
+          </w:p>
+        </w:tc>
+        <w:tc>
+          <w:tcPr>
+            <w:tcW w:type="dxa" w:w="4320"/>
+          </w:tcPr>
+          <w:p>
+            <w:r>
+              <w:rPr>
+                <w:sz w:val="20"/>
+              </w:rPr>
+              <w:t>Backend — API, business logic, auth (port 8000)</w:t>
+            </w:r>
+          </w:p>
+        </w:tc>
+      </w:tr>
+      <w:tr>
+        <w:tc>
+          <w:tcPr>
+            <w:tcW w:type="dxa" w:w="4320"/>
+          </w:tcPr>
+          <w:p>
+            <w:r>
+              <w:rPr>
+                <w:sz w:val="20"/>
+              </w:rPr>
+              <w:t>**Laravel Sanctum**</w:t>
+            </w:r>
+          </w:p>
+        </w:tc>
+        <w:tc>
+          <w:tcPr>
+            <w:tcW w:type="dxa" w:w="4320"/>
+          </w:tcPr>
+          <w:p>
+            <w:r>
+              <w:rPr>
+                <w:sz w:val="20"/>
+              </w:rPr>
+              <w:t>Token-based authentication</w:t>
+            </w:r>
+          </w:p>
+        </w:tc>
+      </w:tr>
+      <w:tr>
+        <w:tc>
+          <w:tcPr>
+            <w:tcW w:type="dxa" w:w="4320"/>
+          </w:tcPr>
+          <w:p>
+            <w:r>
+              <w:rPr>
+                <w:sz w:val="20"/>
+              </w:rPr>
+              <w:t>**Python + FastAPI**</w:t>
+            </w:r>
+          </w:p>
+        </w:tc>
+        <w:tc>
+          <w:tcPr>
+            <w:tcW w:type="dxa" w:w="4320"/>
+          </w:tcPr>
+          <w:p>
+            <w:r>
+              <w:rPr>
+                <w:sz w:val="20"/>
+              </w:rPr>
+              <w:t>AI scheduling engine (port 8001)</w:t>
+            </w:r>
+          </w:p>
+        </w:tc>
+      </w:tr>
+      <w:tr>
+        <w:tc>
+          <w:tcPr>
+            <w:tcW w:type="dxa" w:w="4320"/>
+          </w:tcPr>
+          <w:p>
+            <w:r>
+              <w:rPr>
+                <w:sz w:val="20"/>
+              </w:rPr>
+              <w:t>**Google OR-Tools CP-SAT**</w:t>
+            </w:r>
+          </w:p>
+        </w:tc>
+        <w:tc>
+          <w:tcPr>
+            <w:tcW w:type="dxa" w:w="4320"/>
+          </w:tcPr>
+          <w:p>
+            <w:r>
+              <w:rPr>
+                <w:sz w:val="20"/>
+              </w:rPr>
+              <w:t>The constraint solver — the "brain"</w:t>
+            </w:r>
+          </w:p>
+        </w:tc>
+      </w:tr>
+      <w:tr>
+        <w:tc>
+          <w:tcPr>
+            <w:tcW w:type="dxa" w:w="4320"/>
+          </w:tcPr>
+          <w:p>
+            <w:r>
+              <w:rPr>
+                <w:sz w:val="20"/>
+              </w:rPr>
+              <w:t>**PostgreSQL**</w:t>
+            </w:r>
+          </w:p>
+        </w:tc>
+        <w:tc>
+          <w:tcPr>
+            <w:tcW w:type="dxa" w:w="4320"/>
+          </w:tcPr>
+          <w:p>
+            <w:r>
+              <w:rPr>
+                <w:sz w:val="20"/>
+              </w:rPr>
+              <w:t>Database</w:t>
+            </w:r>
+          </w:p>
+        </w:tc>
+      </w:tr>
+    </w:tbl>
+    <w:p>
+      <w:r>
+        <w:t>---</w:t>
+      </w:r>
+    </w:p>
+    <w:p>
+      <w:pPr>
+        <w:pStyle w:val="Heading1"/>
+      </w:pPr>
+      <w:r>
+        <w:t>3. System Architecture</w:t>
+      </w:r>
+    </w:p>
+    <w:p>
+      <w:r>
+        <w:rPr>
+          <w:rFonts w:ascii="Consolas" w:hAnsi="Consolas"/>
+          <w:sz w:val="18"/>
+        </w:rPr>
+        <w:t>┌─────────────────────────────────────────────┐</w:t>
+        <w:br/>
+        <w:t>│  FRONTEND (React + TypeScript, port 5173)   │</w:t>
+        <w:br/>
+        <w:t>│  Admin Dashboard, CRUD pages, Reports       │</w:t>
+        <w:br/>
+        <w:t>└──────────────────┬──────────────────────────┘</w:t>
+        <w:br/>
+        <w:t xml:space="preserve">                   ↓ HTTP/JSON + Bearer token</w:t>
+        <w:br/>
+        <w:t>┌─────────────────────────────────────────────┐</w:t>
+        <w:br/>
+        <w:t>│  BACKEND (Laravel, port 8000)               │</w:t>
+        <w:br/>
+        <w:t>│  Auth (admin-only), CRUD, approval flow,    │</w:t>
+        <w:br/>
+        <w:t>│  conflict detection, reports                │</w:t>
+        <w:br/>
+        <w:t>└──────────────────┬──────────────────────────┘</w:t>
+        <w:br/>
+        <w:t xml:space="preserve">                   ↓ POST /generate-schedule/{id}</w:t>
+        <w:br/>
+        <w:t>┌─────────────────────────────────────────────┐</w:t>
+        <w:br/>
+        <w:t>│  AI ENGINE (FastAPI + CP-SAT, port 8001)    │</w:t>
+        <w:br/>
+        <w:t>│  Solves the schedule with 8 constraints     │</w:t>
+        <w:br/>
+        <w:t>└──────────────────┬──────────────────────────┘</w:t>
+        <w:br/>
+        <w:t xml:space="preserve">                   ↓</w:t>
+        <w:br/>
+        <w:t>┌─────────────────────────────────────────────┐</w:t>
+        <w:br/>
+        <w:t>│  DATABASE (PostgreSQL)                      │</w:t>
+        <w:br/>
+        <w:t>└─────────────────────────────────────────────┘</w:t>
+      </w:r>
+    </w:p>
+    <w:p>
+      <w:r>
+        <w:t>Why admin-only access? The system is used per semester by the department. Faculty schedules are printed and distributed, so faculty accounts add no value and only widen the security surface. Faculty remain as structured data (name, availability, qualifications, workload, employment type, subject assignments) — exactly what the solver needs.</w:t>
+      </w:r>
+    </w:p>
+    <w:p>
+      <w:r>
+        <w:t>---</w:t>
+      </w:r>
+    </w:p>
+    <w:p>
+      <w:pPr>
+        <w:pStyle w:val="Heading1"/>
+      </w:pPr>
+      <w:r>
+        <w:t>4. System Flows</w:t>
       </w:r>
     </w:p>
     <w:p>
@@ -42,30 +413,63 @@
         <w:pStyle w:val="Heading2"/>
       </w:pPr>
       <w:r>
-        <w:t>Project Title</w:t>
+        <w:t>4.1 Schedule Generation</w:t>
       </w:r>
     </w:p>
     <w:p>
-      <w:r/>
+      <w:pPr>
+        <w:pStyle w:val="ListNumber"/>
+      </w:pPr>
       <w:r>
-        <w:rPr>
-          <w:b/>
-        </w:rPr>
-        <w:t>AI-Assisted Student-Centered Constraint-Based Faculty, Classroom, and Laboratory Scheduling System</w:t>
+        <w:t>Admin selects a section and clicks **Generate Schedule**</w:t>
       </w:r>
-      <w:r/>
     </w:p>
     <w:p>
       <w:pPr>
-        <w:pStyle w:val="Heading2"/>
+        <w:pStyle w:val="ListNumber"/>
       </w:pPr>
       <w:r>
-        <w:t>Purpose</w:t>
+        <w:t>Laravel archives old drafts for that section</w:t>
       </w:r>
     </w:p>
     <w:p>
+      <w:pPr>
+        <w:pStyle w:val="ListNumber"/>
+      </w:pPr>
       <w:r>
-        <w:t>This system automates faculty, classroom, and laboratory scheduling for the IT Department using constraint-based optimization techniques. It eliminates manual scheduling errors, detects conflicts, and generates optimized schedules while respecting faculty availability, room limitations, and teaching loads.</w:t>
+        <w:t>Laravel calls the FastAI engine (`POST /generate-schedule/{section_id}`)</w:t>
+      </w:r>
+    </w:p>
+    <w:p>
+      <w:pPr>
+        <w:pStyle w:val="ListNumber"/>
+      </w:pPr>
+      <w:r>
+        <w:t>The engine queries the DB (section, subjects, qualified faculty, rooms, existing committed sessions)</w:t>
+      </w:r>
+    </w:p>
+    <w:p>
+      <w:pPr>
+        <w:pStyle w:val="ListNumber"/>
+      </w:pPr>
+      <w:r>
+        <w:t>CP-SAT solver runs with 8 hard constraints</w:t>
+      </w:r>
+    </w:p>
+    <w:p>
+      <w:pPr>
+        <w:pStyle w:val="ListNumber"/>
+      </w:pPr>
+      <w:r>
+        <w:t>Returns **OPTIMAL** (all placed), **PARTIAL** (best effort), or **INFEASIBLE**</w:t>
+      </w:r>
+    </w:p>
+    <w:p>
+      <w:pPr>
+        <w:pStyle w:val="ListNumber"/>
+      </w:pPr>
+      <w:r>
+        <w:t>Laravel persists the schedule as a **draft** and logs the generation</w:t>
       </w:r>
     </w:p>
     <w:p>
@@ -73,12 +477,358 @@
         <w:pStyle w:val="Heading2"/>
       </w:pPr>
       <w:r>
-        <w:t>Technology Stack</w:t>
+        <w:t>4.2 Approval → Publish → Print</w:t>
+      </w:r>
+    </w:p>
+    <w:p>
+      <w:pPr>
+        <w:pStyle w:val="ListNumber"/>
+      </w:pPr>
+      <w:r>
+        <w:t>Admin **Approves** the draft</w:t>
+      </w:r>
+    </w:p>
+    <w:p>
+      <w:pPr>
+        <w:pStyle w:val="ListNumber"/>
+      </w:pPr>
+      <w:r>
+        <w:t>Admin **Publishes** — a conflict gate checks cross-section faculty/room double-booking; older published schedules for the same section are auto-archived</w:t>
+      </w:r>
+    </w:p>
+    <w:p>
+      <w:pPr>
+        <w:pStyle w:val="ListNumber"/>
+      </w:pPr>
+      <w:r>
+        <w:t>Admin clicks **Print / Download** → print-friendly weekly grid → browser print dialog → **Save as PDF** → hard copies distributed to faculty and students</w:t>
+      </w:r>
+    </w:p>
+    <w:p>
+      <w:pPr>
+        <w:pStyle w:val="Heading2"/>
+      </w:pPr>
+      <w:r>
+        <w:t>4.3 Unpublish</w:t>
+      </w:r>
+    </w:p>
+    <w:p>
+      <w:r>
+        <w:t>Published schedules can be reverted to draft for corrections, then re-approved and re-published.</w:t>
+      </w:r>
+    </w:p>
+    <w:p>
+      <w:pPr>
+        <w:pStyle w:val="Heading2"/>
+      </w:pPr>
+      <w:r>
+        <w:t>4.4 Manual Session Editing</w:t>
+      </w:r>
+    </w:p>
+    <w:p>
+      <w:r>
+        <w:t>Draft/approved sessions can be edited (day, time, room, faculty) with real-time conflict detection: room type matching, faculty availability, same-section overlaps, and cross-schedule double-booking.</w:t>
+      </w:r>
+    </w:p>
+    <w:p>
+      <w:r>
+        <w:t>---</w:t>
+      </w:r>
+    </w:p>
+    <w:p>
+      <w:pPr>
+        <w:pStyle w:val="Heading1"/>
+      </w:pPr>
+      <w:r>
+        <w:t>5. The 8 Hard Constraints (CP-SAT)</w:t>
       </w:r>
     </w:p>
     <w:tbl>
       <w:tblPr>
-        <w:tblStyle w:val="TableGrid"/>
+        <w:tblStyle w:val="LightGrid-Accent1"/>
+        <w:tblW w:type="auto" w:w="0"/>
+        <w:tblLook w:firstColumn="1" w:firstRow="1" w:lastColumn="0" w:lastRow="0" w:noHBand="0" w:noVBand="1" w:val="04A0"/>
+      </w:tblPr>
+      <w:tblGrid>
+        <w:gridCol w:w="4320"/>
+        <w:gridCol w:w="4320"/>
+      </w:tblGrid>
+      <w:tr>
+        <w:tc>
+          <w:tcPr>
+            <w:tcW w:type="dxa" w:w="4320"/>
+          </w:tcPr>
+          <w:p>
+            <w:r>
+              <w:rPr>
+                <w:b/>
+                <w:sz w:val="20"/>
+              </w:rPr>
+              <w:t>#</w:t>
+            </w:r>
+          </w:p>
+        </w:tc>
+        <w:tc>
+          <w:tcPr>
+            <w:tcW w:type="dxa" w:w="4320"/>
+          </w:tcPr>
+          <w:p>
+            <w:r>
+              <w:rPr>
+                <w:b/>
+                <w:sz w:val="20"/>
+              </w:rPr>
+              <w:t>Constraint</w:t>
+            </w:r>
+          </w:p>
+        </w:tc>
+      </w:tr>
+      <w:tr>
+        <w:tc>
+          <w:tcPr>
+            <w:tcW w:type="dxa" w:w="4320"/>
+          </w:tcPr>
+          <w:p>
+            <w:r>
+              <w:rPr>
+                <w:sz w:val="20"/>
+              </w:rPr>
+              <w:t>1</w:t>
+            </w:r>
+          </w:p>
+        </w:tc>
+        <w:tc>
+          <w:tcPr>
+            <w:tcW w:type="dxa" w:w="4320"/>
+          </w:tcPr>
+          <w:p>
+            <w:r>
+              <w:rPr>
+                <w:sz w:val="20"/>
+              </w:rPr>
+              <w:t>Faculty qualification — only qualified teachers assigned</w:t>
+            </w:r>
+          </w:p>
+        </w:tc>
+      </w:tr>
+      <w:tr>
+        <w:tc>
+          <w:tcPr>
+            <w:tcW w:type="dxa" w:w="4320"/>
+          </w:tcPr>
+          <w:p>
+            <w:r>
+              <w:rPr>
+                <w:sz w:val="20"/>
+              </w:rPr>
+              <w:t>2</w:t>
+            </w:r>
+          </w:p>
+        </w:tc>
+        <w:tc>
+          <w:tcPr>
+            <w:tcW w:type="dxa" w:w="4320"/>
+          </w:tcPr>
+          <w:p>
+            <w:r>
+              <w:rPr>
+                <w:sz w:val="20"/>
+              </w:rPr>
+              <w:t>Faculty availability — no scheduling outside declared hours</w:t>
+            </w:r>
+          </w:p>
+        </w:tc>
+      </w:tr>
+      <w:tr>
+        <w:tc>
+          <w:tcPr>
+            <w:tcW w:type="dxa" w:w="4320"/>
+          </w:tcPr>
+          <w:p>
+            <w:r>
+              <w:rPr>
+                <w:sz w:val="20"/>
+              </w:rPr>
+              <w:t>3</w:t>
+            </w:r>
+          </w:p>
+        </w:tc>
+        <w:tc>
+          <w:tcPr>
+            <w:tcW w:type="dxa" w:w="4320"/>
+          </w:tcPr>
+          <w:p>
+            <w:r>
+              <w:rPr>
+                <w:sz w:val="20"/>
+              </w:rPr>
+              <w:t>Room type matching — labs in labs, lectures in lecture rooms</w:t>
+            </w:r>
+          </w:p>
+        </w:tc>
+      </w:tr>
+      <w:tr>
+        <w:tc>
+          <w:tcPr>
+            <w:tcW w:type="dxa" w:w="4320"/>
+          </w:tcPr>
+          <w:p>
+            <w:r>
+              <w:rPr>
+                <w:sz w:val="20"/>
+              </w:rPr>
+              <w:t>4</w:t>
+            </w:r>
+          </w:p>
+        </w:tc>
+        <w:tc>
+          <w:tcPr>
+            <w:tcW w:type="dxa" w:w="4320"/>
+          </w:tcPr>
+          <w:p>
+            <w:r>
+              <w:rPr>
+                <w:sz w:val="20"/>
+              </w:rPr>
+              <w:t>Room capacity — students ≤ capacity</w:t>
+            </w:r>
+          </w:p>
+        </w:tc>
+      </w:tr>
+      <w:tr>
+        <w:tc>
+          <w:tcPr>
+            <w:tcW w:type="dxa" w:w="4320"/>
+          </w:tcPr>
+          <w:p>
+            <w:r>
+              <w:rPr>
+                <w:sz w:val="20"/>
+              </w:rPr>
+              <w:t>5</w:t>
+            </w:r>
+          </w:p>
+        </w:tc>
+        <w:tc>
+          <w:tcPr>
+            <w:tcW w:type="dxa" w:w="4320"/>
+          </w:tcPr>
+          <w:p>
+            <w:r>
+              <w:rPr>
+                <w:sz w:val="20"/>
+              </w:rPr>
+              <w:t>Faculty no double-booking</w:t>
+            </w:r>
+          </w:p>
+        </w:tc>
+      </w:tr>
+      <w:tr>
+        <w:tc>
+          <w:tcPr>
+            <w:tcW w:type="dxa" w:w="4320"/>
+          </w:tcPr>
+          <w:p>
+            <w:r>
+              <w:rPr>
+                <w:sz w:val="20"/>
+              </w:rPr>
+              <w:t>6</w:t>
+            </w:r>
+          </w:p>
+        </w:tc>
+        <w:tc>
+          <w:tcPr>
+            <w:tcW w:type="dxa" w:w="4320"/>
+          </w:tcPr>
+          <w:p>
+            <w:r>
+              <w:rPr>
+                <w:sz w:val="20"/>
+              </w:rPr>
+              <w:t>Room no double-booking</w:t>
+            </w:r>
+          </w:p>
+        </w:tc>
+      </w:tr>
+      <w:tr>
+        <w:tc>
+          <w:tcPr>
+            <w:tcW w:type="dxa" w:w="4320"/>
+          </w:tcPr>
+          <w:p>
+            <w:r>
+              <w:rPr>
+                <w:sz w:val="20"/>
+              </w:rPr>
+              <w:t>7</w:t>
+            </w:r>
+          </w:p>
+        </w:tc>
+        <w:tc>
+          <w:tcPr>
+            <w:tcW w:type="dxa" w:w="4320"/>
+          </w:tcPr>
+          <w:p>
+            <w:r>
+              <w:rPr>
+                <w:sz w:val="20"/>
+              </w:rPr>
+              <w:t>Max teaching load (default 24h/week)</w:t>
+            </w:r>
+          </w:p>
+        </w:tc>
+      </w:tr>
+      <w:tr>
+        <w:tc>
+          <w:tcPr>
+            <w:tcW w:type="dxa" w:w="4320"/>
+          </w:tcPr>
+          <w:p>
+            <w:r>
+              <w:rPr>
+                <w:sz w:val="20"/>
+              </w:rPr>
+              <w:t>8</w:t>
+            </w:r>
+          </w:p>
+        </w:tc>
+        <w:tc>
+          <w:tcPr>
+            <w:tcW w:type="dxa" w:w="4320"/>
+          </w:tcPr>
+          <w:p>
+            <w:r>
+              <w:rPr>
+                <w:sz w:val="20"/>
+              </w:rPr>
+              <w:t>Cross-section conflicts — checked against approved/published schedules</w:t>
+            </w:r>
+          </w:p>
+        </w:tc>
+      </w:tr>
+    </w:tbl>
+    <w:p>
+      <w:r>
+        <w:t>*Future soft constraints:* mandatory lunch break, senior faculty priority, preference weighting.</w:t>
+      </w:r>
+    </w:p>
+    <w:p>
+      <w:r>
+        <w:t>---</w:t>
+      </w:r>
+    </w:p>
+    <w:p>
+      <w:pPr>
+        <w:pStyle w:val="Heading1"/>
+      </w:pPr>
+      <w:r>
+        <w:t>6. Features Reference</w:t>
+      </w:r>
+    </w:p>
+    <w:tbl>
+      <w:tblPr>
+        <w:tblStyle w:val="LightGrid-Accent1"/>
         <w:tblW w:type="auto" w:w="0"/>
         <w:tblLook w:firstColumn="1" w:firstRow="1" w:lastColumn="0" w:lastRow="0" w:noHBand="0" w:noVBand="1" w:val="04A0"/>
       </w:tblPr>
@@ -96,8 +846,9 @@
             <w:r>
               <w:rPr>
                 <w:b/>
+                <w:sz w:val="20"/>
               </w:rPr>
-              <w:t>Layer</w:t>
+              <w:t>Feature</w:t>
             </w:r>
           </w:p>
         </w:tc>
@@ -109,8 +860,9 @@
             <w:r>
               <w:rPr>
                 <w:b/>
+                <w:sz w:val="20"/>
               </w:rPr>
-              <w:t>Technology</w:t>
+              <w:t>Where</w:t>
             </w:r>
           </w:p>
         </w:tc>
@@ -122,8 +874,9 @@
             <w:r>
               <w:rPr>
                 <w:b/>
+                <w:sz w:val="20"/>
               </w:rPr>
-              <w:t>Port</w:t>
+              <w:t>Details</w:t>
             </w:r>
           </w:p>
         </w:tc>
@@ -135,7 +888,10 @@
           </w:tcPr>
           <w:p>
             <w:r>
-              <w:t>Frontend</w:t>
+              <w:rPr>
+                <w:sz w:val="20"/>
+              </w:rPr>
+              <w:t>Admin login</w:t>
             </w:r>
           </w:p>
         </w:tc>
@@ -145,7 +901,10 @@
           </w:tcPr>
           <w:p>
             <w:r>
-              <w:t>React, TypeScript, Tailwind CSS, Vite</w:t>
+              <w:rPr>
+                <w:sz w:val="20"/>
+              </w:rPr>
+              <w:t>Login page</w:t>
             </w:r>
           </w:p>
         </w:tc>
@@ -155,7 +914,10 @@
           </w:tcPr>
           <w:p>
             <w:r>
-              <w:t>5173</w:t>
+              <w:rPr>
+                <w:sz w:val="20"/>
+              </w:rPr>
+              <w:t>Sanctum token; **non-admin roles rejected**</w:t>
             </w:r>
           </w:p>
         </w:tc>
@@ -167,7 +929,10 @@
           </w:tcPr>
           <w:p>
             <w:r>
-              <w:t>Backend</w:t>
+              <w:rPr>
+                <w:sz w:val="20"/>
+              </w:rPr>
+              <w:t>Users Management</w:t>
             </w:r>
           </w:p>
         </w:tc>
@@ -177,7 +942,10 @@
           </w:tcPr>
           <w:p>
             <w:r>
-              <w:t>Laravel 13, PHP 8.5, Laravel Sanctum</w:t>
+              <w:rPr>
+                <w:sz w:val="20"/>
+              </w:rPr>
+              <w:t>`/admin/users`</w:t>
             </w:r>
           </w:p>
         </w:tc>
@@ -187,7 +955,10 @@
           </w:tcPr>
           <w:p>
             <w:r>
-              <w:t>8000</w:t>
+              <w:rPr>
+                <w:sz w:val="20"/>
+              </w:rPr>
+              <w:t>**Admin accounts only** — faculty do not have accounts; last-admin deletion guard</w:t>
             </w:r>
           </w:p>
         </w:tc>
@@ -199,7 +970,10 @@
           </w:tcPr>
           <w:p>
             <w:r>
-              <w:t>Database</w:t>
+              <w:rPr>
+                <w:sz w:val="20"/>
+              </w:rPr>
+              <w:t>Faculty Management</w:t>
             </w:r>
           </w:p>
         </w:tc>
@@ -209,7 +983,10 @@
           </w:tcPr>
           <w:p>
             <w:r>
-              <w:t>PostgreSQL</w:t>
+              <w:rPr>
+                <w:sz w:val="20"/>
+              </w:rPr>
+              <w:t>`/admin/faculty`</w:t>
             </w:r>
           </w:p>
         </w:tc>
@@ -219,7 +996,10 @@
           </w:tcPr>
           <w:p>
             <w:r>
-              <w:t>5432</w:t>
+              <w:rPr>
+                <w:sz w:val="20"/>
+              </w:rPr>
+              <w:t>Records with **name, type, max load**; qualifications; availability (days/times) — no login accounts</w:t>
             </w:r>
           </w:p>
         </w:tc>
@@ -231,7 +1011,10 @@
           </w:tcPr>
           <w:p>
             <w:r>
-              <w:t>AI Engine</w:t>
+              <w:rPr>
+                <w:sz w:val="20"/>
+              </w:rPr>
+              <w:t>Subjects</w:t>
             </w:r>
           </w:p>
         </w:tc>
@@ -241,7 +1024,10 @@
           </w:tcPr>
           <w:p>
             <w:r>
-              <w:t>Python, FastAPI, Google OR-Tools CP-SAT</w:t>
+              <w:rPr>
+                <w:sz w:val="20"/>
+              </w:rPr>
+              <w:t>`/admin/subjects`</w:t>
             </w:r>
           </w:p>
         </w:tc>
@@ -251,7 +1037,297 @@
           </w:tcPr>
           <w:p>
             <w:r>
-              <w:t>8001</w:t>
+              <w:rPr>
+                <w:sz w:val="20"/>
+              </w:rPr>
+              <w:t>Code, year level, semester, lecture/lab hours, lab room type</w:t>
+            </w:r>
+          </w:p>
+        </w:tc>
+      </w:tr>
+      <w:tr>
+        <w:tc>
+          <w:tcPr>
+            <w:tcW w:type="dxa" w:w="2880"/>
+          </w:tcPr>
+          <w:p>
+            <w:r>
+              <w:rPr>
+                <w:sz w:val="20"/>
+              </w:rPr>
+              <w:t>Rooms</w:t>
+            </w:r>
+          </w:p>
+        </w:tc>
+        <w:tc>
+          <w:tcPr>
+            <w:tcW w:type="dxa" w:w="2880"/>
+          </w:tcPr>
+          <w:p>
+            <w:r>
+              <w:rPr>
+                <w:sz w:val="20"/>
+              </w:rPr>
+              <w:t>`/admin/rooms`</w:t>
+            </w:r>
+          </w:p>
+        </w:tc>
+        <w:tc>
+          <w:tcPr>
+            <w:tcW w:type="dxa" w:w="2880"/>
+          </w:tcPr>
+          <w:p>
+            <w:r>
+              <w:rPr>
+                <w:sz w:val="20"/>
+              </w:rPr>
+              <w:t>Type (lecture/computer_lab), capacity, status</w:t>
+            </w:r>
+          </w:p>
+        </w:tc>
+      </w:tr>
+      <w:tr>
+        <w:tc>
+          <w:tcPr>
+            <w:tcW w:type="dxa" w:w="2880"/>
+          </w:tcPr>
+          <w:p>
+            <w:r>
+              <w:rPr>
+                <w:sz w:val="20"/>
+              </w:rPr>
+              <w:t>Sections</w:t>
+            </w:r>
+          </w:p>
+        </w:tc>
+        <w:tc>
+          <w:tcPr>
+            <w:tcW w:type="dxa" w:w="2880"/>
+          </w:tcPr>
+          <w:p>
+            <w:r>
+              <w:rPr>
+                <w:sz w:val="20"/>
+              </w:rPr>
+              <w:t>`/admin/sections`</w:t>
+            </w:r>
+          </w:p>
+        </w:tc>
+        <w:tc>
+          <w:tcPr>
+            <w:tcW w:type="dxa" w:w="2880"/>
+          </w:tcPr>
+          <w:p>
+            <w:r>
+              <w:rPr>
+                <w:sz w:val="20"/>
+              </w:rPr>
+              <w:t>Name, year level, semester, student count, preferred days/times, subject assignments</w:t>
+            </w:r>
+          </w:p>
+        </w:tc>
+      </w:tr>
+      <w:tr>
+        <w:tc>
+          <w:tcPr>
+            <w:tcW w:type="dxa" w:w="2880"/>
+          </w:tcPr>
+          <w:p>
+            <w:r>
+              <w:rPr>
+                <w:sz w:val="20"/>
+              </w:rPr>
+              <w:t>AI Generation</w:t>
+            </w:r>
+          </w:p>
+        </w:tc>
+        <w:tc>
+          <w:tcPr>
+            <w:tcW w:type="dxa" w:w="2880"/>
+          </w:tcPr>
+          <w:p>
+            <w:r>
+              <w:rPr>
+                <w:sz w:val="20"/>
+              </w:rPr>
+              <w:t>Dashboard</w:t>
+            </w:r>
+          </w:p>
+        </w:tc>
+        <w:tc>
+          <w:tcPr>
+            <w:tcW w:type="dxa" w:w="2880"/>
+          </w:tcPr>
+          <w:p>
+            <w:r>
+              <w:rPr>
+                <w:sz w:val="20"/>
+              </w:rPr>
+              <w:t>One-click per section; OPTIMAL/PARTIAL/INFEASIBLE</w:t>
+            </w:r>
+          </w:p>
+        </w:tc>
+      </w:tr>
+      <w:tr>
+        <w:tc>
+          <w:tcPr>
+            <w:tcW w:type="dxa" w:w="2880"/>
+          </w:tcPr>
+          <w:p>
+            <w:r>
+              <w:rPr>
+                <w:sz w:val="20"/>
+              </w:rPr>
+              <w:t>Approval workflow</w:t>
+            </w:r>
+          </w:p>
+        </w:tc>
+        <w:tc>
+          <w:tcPr>
+            <w:tcW w:type="dxa" w:w="2880"/>
+          </w:tcPr>
+          <w:p>
+            <w:r>
+              <w:rPr>
+                <w:sz w:val="20"/>
+              </w:rPr>
+              <w:t>Dashboard</w:t>
+            </w:r>
+          </w:p>
+        </w:tc>
+        <w:tc>
+          <w:tcPr>
+            <w:tcW w:type="dxa" w:w="2880"/>
+          </w:tcPr>
+          <w:p>
+            <w:r>
+              <w:rPr>
+                <w:sz w:val="20"/>
+              </w:rPr>
+              <w:t>Draft → Approved → Published → Archived (+ Unpublish)</w:t>
+            </w:r>
+          </w:p>
+        </w:tc>
+      </w:tr>
+      <w:tr>
+        <w:tc>
+          <w:tcPr>
+            <w:tcW w:type="dxa" w:w="2880"/>
+          </w:tcPr>
+          <w:p>
+            <w:r>
+              <w:rPr>
+                <w:sz w:val="20"/>
+              </w:rPr>
+              <w:t>Print/Download</w:t>
+            </w:r>
+          </w:p>
+        </w:tc>
+        <w:tc>
+          <w:tcPr>
+            <w:tcW w:type="dxa" w:w="2880"/>
+          </w:tcPr>
+          <w:p>
+            <w:r>
+              <w:rPr>
+                <w:sz w:val="20"/>
+              </w:rPr>
+              <w:t>Dashboard (published schedules)</w:t>
+            </w:r>
+          </w:p>
+        </w:tc>
+        <w:tc>
+          <w:tcPr>
+            <w:tcW w:type="dxa" w:w="2880"/>
+          </w:tcPr>
+          <w:p>
+            <w:r>
+              <w:rPr>
+                <w:sz w:val="20"/>
+              </w:rPr>
+              <w:t>Print-friendly weekly grid → PDF hard copy</w:t>
+            </w:r>
+          </w:p>
+        </w:tc>
+      </w:tr>
+      <w:tr>
+        <w:tc>
+          <w:tcPr>
+            <w:tcW w:type="dxa" w:w="2880"/>
+          </w:tcPr>
+          <w:p>
+            <w:r>
+              <w:rPr>
+                <w:sz w:val="20"/>
+              </w:rPr>
+              <w:t>Session editing</w:t>
+            </w:r>
+          </w:p>
+        </w:tc>
+        <w:tc>
+          <w:tcPr>
+            <w:tcW w:type="dxa" w:w="2880"/>
+          </w:tcPr>
+          <w:p>
+            <w:r>
+              <w:rPr>
+                <w:sz w:val="20"/>
+              </w:rPr>
+              <w:t>Dashboard</w:t>
+            </w:r>
+          </w:p>
+        </w:tc>
+        <w:tc>
+          <w:tcPr>
+            <w:tcW w:type="dxa" w:w="2880"/>
+          </w:tcPr>
+          <w:p>
+            <w:r>
+              <w:rPr>
+                <w:sz w:val="20"/>
+              </w:rPr>
+              <w:t>Real-time conflict detection</w:t>
+            </w:r>
+          </w:p>
+        </w:tc>
+      </w:tr>
+      <w:tr>
+        <w:tc>
+          <w:tcPr>
+            <w:tcW w:type="dxa" w:w="2880"/>
+          </w:tcPr>
+          <w:p>
+            <w:r>
+              <w:rPr>
+                <w:sz w:val="20"/>
+              </w:rPr>
+              <w:t>Reports</w:t>
+            </w:r>
+          </w:p>
+        </w:tc>
+        <w:tc>
+          <w:tcPr>
+            <w:tcW w:type="dxa" w:w="2880"/>
+          </w:tcPr>
+          <w:p>
+            <w:r>
+              <w:rPr>
+                <w:sz w:val="20"/>
+              </w:rPr>
+              <w:t>`/admin/reports`</w:t>
+            </w:r>
+          </w:p>
+        </w:tc>
+        <w:tc>
+          <w:tcPr>
+            <w:tcW w:type="dxa" w:w="2880"/>
+          </w:tcPr>
+          <w:p>
+            <w:r>
+              <w:rPr>
+                <w:sz w:val="20"/>
+              </w:rPr>
+              <w:t>Overview, Faculty Load, Room Usage, Sections, Generation Logs</w:t>
             </w:r>
           </w:p>
         </w:tc>
@@ -267,134 +1343,12 @@
         <w:pStyle w:val="Heading1"/>
       </w:pPr>
       <w:r>
-        <w:t>System Architecture</w:t>
-      </w:r>
-    </w:p>
-    <w:p>
-      <w:pPr>
-        <w:pStyle w:val="Heading2"/>
-      </w:pPr>
-      <w:r>
-        <w:t>Architecture Diagram</w:t>
+        <w:t>7. Database (11 tables)</w:t>
       </w:r>
     </w:p>
     <w:p>
       <w:r>
-        <w:rPr>
-          <w:rFonts w:ascii="Consolas" w:hAnsi="Consolas"/>
-          <w:sz w:val="18"/>
-        </w:rPr>
-        <w:t>┌─────────────────────────────────────────────────────────────┐</w:t>
-        <w:br/>
-        <w:t>│                    FRONTEND (React)                         │</w:t>
-        <w:br/>
-        <w:t>│  ┌──────────────┐ ┌──────────────┐ ┌──────────────┐        │</w:t>
-        <w:br/>
-        <w:t>│  │ Admin        │ │ Faculty      │ │ CRUD Pages   │        │</w:t>
-        <w:br/>
-        <w:t>│  │ Dashboard    │ │ Dashboard    │ │ (Users,      │        │</w:t>
-        <w:br/>
-        <w:t>│  │ (Generate,   │ │ (My Schedule)│ │  Faculty,    │        │</w:t>
-        <w:br/>
-        <w:t>│  │  Review,     │ │              │ │  Subjects,   │        │</w:t>
-        <w:br/>
-        <w:t>│  │  Approve,    │ │              │ │  Rooms)      │        │</w:t>
-        <w:br/>
-        <w:t>│  │  Publish)    │ │              │ │              │        │</w:t>
-        <w:br/>
-        <w:t>│  └──────────────┘ └──────────────┘ └──────────────┘        │</w:t>
-        <w:br/>
-        <w:t>└─────────────────────────────────────────────────────────────┘</w:t>
-        <w:br/>
-        <w:t xml:space="preserve">                            │</w:t>
-        <w:br/>
-        <w:t xml:space="preserve">                            │ HTTP/JSON + Bearer token</w:t>
-        <w:br/>
-        <w:t xml:space="preserve">                            ▼</w:t>
-        <w:br/>
-        <w:t>┌─────────────────────────────────────────────────────────────┐</w:t>
-        <w:br/>
-        <w:t>│                    BACKEND (Laravel)                         │</w:t>
-        <w:br/>
-        <w:t>│  ┌──────────────┐ ┌──────────────┐ ┌──────────────┐        │</w:t>
-        <w:br/>
-        <w:t>│  │ Auth + RBAC  │ │ Schedule     │ │ Schedule     │        │</w:t>
-        <w:br/>
-        <w:t>│  │ (Sanctum)    │ │ Controller   │ │ Approval     │        │</w:t>
-        <w:br/>
-        <w:t>│  │              │ │ (Generate)   │ │ Controller   │        │</w:t>
-        <w:br/>
-        <w:t>│  └──────────────┘ └──────────────┘ └──────────────┘        │</w:t>
-        <w:br/>
-        <w:t>│  ┌──────────────┐ ┌──────────────┐ ┌──────────────┐        │</w:t>
-        <w:br/>
-        <w:t>│  │ Schedule     │ │ MySchedule   │ │ User         │        │</w:t>
-        <w:br/>
-        <w:t>│  │ Session      │ │ Controller   │ │ Observer     │        │</w:t>
-        <w:br/>
-        <w:t>│  │ Controller   │ │              │ │ (Auto-create │        │</w:t>
-        <w:br/>
-        <w:t>│  └──────────────┘ └──────────────┘ │  Faculty)    │        │</w:t>
-        <w:br/>
-        <w:t>│                                     └──────────────┘        │</w:t>
-        <w:br/>
-        <w:t>└─────────────────────────────────────────────────────────────┘</w:t>
-        <w:br/>
-        <w:t xml:space="preserve">                            │</w:t>
-        <w:br/>
-        <w:t xml:space="preserve">                            │ HTTP POST /generate-schedule/id</w:t>
-        <w:br/>
-        <w:t xml:space="preserve">                            ▼</w:t>
-        <w:br/>
-        <w:t>┌─────────────────────────────────────────────────────────────┐</w:t>
-        <w:br/>
-        <w:t>│                    AI ENGINE (FastAPI)                        │</w:t>
-        <w:br/>
-        <w:t>│  ┌──────────────┐ ┌──────────────┐                          │</w:t>
-        <w:br/>
-        <w:t>│  │ app.py       │ │ OR-Tools     │                          │</w:t>
-        <w:br/>
-        <w:t>│  │ /generate-   │ │ CP-SAT       │                          │</w:t>
-        <w:br/>
-        <w:t>│  │ schedule/{id}│ │ Solver       │                          │</w:t>
-        <w:br/>
-        <w:t>│  └──────────────┘ └──────────────┘                          │</w:t>
-        <w:br/>
-        <w:t>└─────────────────────────────────────────────────────────────┘</w:t>
-        <w:br/>
-        <w:t xml:space="preserve">                            │</w:t>
-        <w:br/>
-        <w:t xml:space="preserve">                            │ Direct psycopg2 read</w:t>
-        <w:br/>
-        <w:t xml:space="preserve">                            ▼</w:t>
-        <w:br/>
-        <w:t>┌─────────────────────────────────────────────────────────────┐</w:t>
-        <w:br/>
-        <w:t>│                    DATABASE (PostgreSQL)                      │</w:t>
-        <w:br/>
-        <w:t>│  ┌──────────────┐ ┌──────────────┐ ┌──────────────┐        │</w:t>
-        <w:br/>
-        <w:t>│  │ users        │ │ faculties    │ │ faculty_     │        │</w:t>
-        <w:br/>
-        <w:t>│  │              │ │              │ │ availabilities│       │</w:t>
-        <w:br/>
-        <w:t>│  └──────────────┘ └──────────────┘ └──────────────┘        │</w:t>
-        <w:br/>
-        <w:t>│  ┌──────────────┐ ┌──────────────┐ ┌──────────────┐        │</w:t>
-        <w:br/>
-        <w:t>│  │ subjects     │ │ sections     │ │ rooms        │        │</w:t>
-        <w:br/>
-        <w:t>│  └──────────────┘ └──────────────┘ └──────────────┘        │</w:t>
-        <w:br/>
-        <w:t>│  ┌──────────────┐ ┌──────────────┐                          │</w:t>
-        <w:br/>
-        <w:t>│  │ schedules    │ │ schedule_    │                          │</w:t>
-        <w:br/>
-        <w:t>│  │              │ │ sessions     │                          │</w:t>
-        <w:br/>
-        <w:t>│  └──────────────┘ └──────────────┘                          │</w:t>
-        <w:br/>
-        <w:t>└─────────────────────────────────────────────────────────────┘</w:t>
+        <w:t>`users` (admin only) · `faculties` (name stored directly, no login) · `faculty_availabilities` · `subjects` · `faculty_subjects` · `sections` · `section_subjects` · `rooms` · `schedules` · `schedule_sessions` · `schedule_generation_logs`</w:t>
       </w:r>
     </w:p>
     <w:p>
@@ -407,837 +1361,12 @@
         <w:pStyle w:val="Heading1"/>
       </w:pPr>
       <w:r>
-        <w:t>System Flows</w:t>
-      </w:r>
-    </w:p>
-    <w:p>
-      <w:pPr>
-        <w:pStyle w:val="Heading2"/>
-      </w:pPr>
-      <w:r>
-        <w:t>Flow 1: Schedule Generation</w:t>
-      </w:r>
-    </w:p>
-    <w:p>
-      <w:r>
-        <w:rPr>
-          <w:rFonts w:ascii="Consolas" w:hAnsi="Consolas"/>
-          <w:sz w:val="18"/>
-        </w:rPr>
-        <w:t>sequenceDiagram</w:t>
-        <w:br/>
-        <w:t xml:space="preserve">    participant U as Admin (Browser)</w:t>
-        <w:br/>
-        <w:t xml:space="preserve">    participant F as AdminDashboard (React)</w:t>
-        <w:br/>
-        <w:t xml:space="preserve">    participant L as Laravel (ScheduleController)</w:t>
-        <w:br/>
-        <w:t xml:space="preserve">    participant A as FastAPI (AI Engine)</w:t>
-        <w:br/>
-        <w:t xml:space="preserve">    participant DB as PostgreSQL</w:t>
-        <w:br/>
-        <w:br/>
-        <w:t xml:space="preserve">    U-&gt;&gt;F: Click "Generate Schedule"</w:t>
-        <w:br/>
-        <w:t xml:space="preserve">    F-&gt;&gt;L: POST /api/schedules/generate/{section} (Bearer token)</w:t>
-        <w:br/>
-        <w:t xml:space="preserve">    L-&gt;&gt;L: Archive old drafts for this section</w:t>
-        <w:br/>
-        <w:t xml:space="preserve">    L-&gt;&gt;A: POST http://127.0.0.1:8001/generate-schedule/{id}</w:t>
-        <w:br/>
-        <w:t xml:space="preserve">    A-&gt;&gt;DB: Query section, subjects, faculty + availabilities, rooms</w:t>
-        <w:br/>
-        <w:t xml:space="preserve">    DB--&gt;&gt;A: data</w:t>
-        <w:br/>
-        <w:t xml:space="preserve">    A-&gt;&gt;A: OR-Tools CP-SAT solver (8 constraints)</w:t>
-        <w:br/>
-        <w:t xml:space="preserve">    A--&gt;&gt;L: {status: OPTIMAL/PARTIAL/INFEASIBLE, sessions[]}</w:t>
-        <w:br/>
-        <w:t xml:space="preserve">    alt OPTIMAL or PARTIAL</w:t>
-        <w:br/>
-        <w:t xml:space="preserve">        L-&gt;&gt;DB: Create Schedule (draft) + ScheduleSession rows</w:t>
-        <w:br/>
-        <w:t xml:space="preserve">        L-&gt;&gt;DB: Write ScheduleGenerationLog</w:t>
-        <w:br/>
-        <w:t xml:space="preserve">        L--&gt;&gt;F: 200 {schedule_id, sessions, unscheduled}</w:t>
-        <w:br/>
-        <w:t xml:space="preserve">        F--&gt;&gt;U: "Status: OPTIMAL — N sessions created"</w:t>
-        <w:br/>
-        <w:t xml:space="preserve">    else INFEASIBLE</w:t>
-        <w:br/>
-        <w:t xml:space="preserve">        L-&gt;&gt;DB: Write ScheduleGenerationLog (failure)</w:t>
-        <w:br/>
-        <w:t xml:space="preserve">        L--&gt;&gt;F: 422 {message}</w:t>
-        <w:br/>
-        <w:t xml:space="preserve">        F--&gt;&gt;U: Error message</w:t>
-        <w:br/>
-        <w:t xml:space="preserve">    end</w:t>
-      </w:r>
-    </w:p>
-    <w:p>
-      <w:pPr>
-        <w:pStyle w:val="Heading2"/>
-      </w:pPr>
-      <w:r>
-        <w:t>Flow 2: Approval Workflow</w:t>
-      </w:r>
-    </w:p>
-    <w:p>
-      <w:r>
-        <w:rPr>
-          <w:rFonts w:ascii="Consolas" w:hAnsi="Consolas"/>
-          <w:sz w:val="18"/>
-        </w:rPr>
-        <w:t>sequenceDiagram</w:t>
-        <w:br/>
-        <w:t xml:space="preserve">    participant U as Admin</w:t>
-        <w:br/>
-        <w:t xml:space="preserve">    participant L as Laravel (ScheduleApprovalController)</w:t>
-        <w:br/>
-        <w:t xml:space="preserve">    participant DB as PostgreSQL</w:t>
-        <w:br/>
-        <w:br/>
-        <w:t xml:space="preserve">    U-&gt;&gt;L: PATCH /api/schedules/{id}/approve</w:t>
-        <w:br/>
-        <w:t xml:space="preserve">    L-&gt;&gt;DB: status draft → approved</w:t>
-        <w:br/>
-        <w:t xml:space="preserve">    L--&gt;&gt;U: approved</w:t>
-        <w:br/>
-        <w:br/>
-        <w:t xml:space="preserve">    U-&gt;&gt;L: PATCH /api/schedules/{id}/publish</w:t>
-        <w:br/>
-        <w:t xml:space="preserve">    L-&gt;&gt;L: findPublishConflicts(schedule)</w:t>
-        <w:br/>
-        <w:t xml:space="preserve">    alt conflicts found</w:t>
-        <w:br/>
-        <w:t xml:space="preserve">        L--&gt;&gt;U: 422 "Cannot publish: conflicts..."</w:t>
-        <w:br/>
-        <w:t xml:space="preserve">    else no conflicts</w:t>
-        <w:br/>
-        <w:t xml:space="preserve">        L-&gt;&gt;DB: archive older published/approved (same section)</w:t>
-        <w:br/>
-        <w:t xml:space="preserve">        L-&gt;&gt;DB: status → published</w:t>
-        <w:br/>
-        <w:t xml:space="preserve">        L--&gt;&gt;U: published</w:t>
-        <w:br/>
-        <w:t xml:space="preserve">    end</w:t>
-        <w:br/>
-        <w:br/>
-        <w:t xml:space="preserve">    Note over U: Faculty logs in</w:t>
-        <w:br/>
-        <w:t xml:space="preserve">    F-&gt;&gt;L: GET /api/my-schedule</w:t>
-        <w:br/>
-        <w:t xml:space="preserve">    L-&gt;&gt;DB: sessions where schedule = published &amp; faculty = me</w:t>
-        <w:br/>
-        <w:t xml:space="preserve">    L--&gt;&gt;F: sessions[]</w:t>
-      </w:r>
-    </w:p>
-    <w:p>
-      <w:pPr>
-        <w:pStyle w:val="Heading2"/>
-      </w:pPr>
-      <w:r>
-        <w:t>Flow 3: Manual Session Editing with Conflict Detection</w:t>
-      </w:r>
-    </w:p>
-    <w:p>
-      <w:r>
-        <w:rPr>
-          <w:rFonts w:ascii="Consolas" w:hAnsi="Consolas"/>
-          <w:sz w:val="18"/>
-        </w:rPr>
-        <w:t>sequenceDiagram</w:t>
-        <w:br/>
-        <w:t xml:space="preserve">    participant U as Admin</w:t>
-        <w:br/>
-        <w:t xml:space="preserve">    participant L as Laravel (ScheduleSessionController)</w:t>
-        <w:br/>
-        <w:t xml:space="preserve">    participant DB as PostgreSQL</w:t>
-        <w:br/>
-        <w:br/>
-        <w:t xml:space="preserve">    U-&gt;&gt;L: PATCH /api/schedule-sessions/{id}</w:t>
-        <w:br/>
-        <w:t xml:space="preserve">    L-&gt;&gt;DB: Check for conflicts</w:t>
-        <w:br/>
-        <w:t xml:space="preserve">    alt conflicts found</w:t>
-        <w:br/>
-        <w:t xml:space="preserve">        L--&gt;&gt;U: 422 {conflicts: [...]}</w:t>
-        <w:br/>
-        <w:t xml:space="preserve">    else no conflicts</w:t>
-        <w:br/>
-        <w:t xml:space="preserve">        L-&gt;&gt;DB: Update session</w:t>
-        <w:br/>
-        <w:t xml:space="preserve">        L--&gt;&gt;U: updated session</w:t>
-        <w:br/>
-        <w:t xml:space="preserve">    end</w:t>
-      </w:r>
-    </w:p>
-    <w:p>
-      <w:r>
-        <w:t>---</w:t>
-      </w:r>
-    </w:p>
-    <w:p>
-      <w:pPr>
-        <w:pStyle w:val="Heading1"/>
-      </w:pPr>
-      <w:r>
-        <w:t>Database Design (ER Diagram)</w:t>
-      </w:r>
-    </w:p>
-    <w:p>
-      <w:r>
-        <w:rPr>
-          <w:rFonts w:ascii="Consolas" w:hAnsi="Consolas"/>
-          <w:sz w:val="18"/>
-        </w:rPr>
-        <w:t>erDiagram</w:t>
-        <w:br/>
-        <w:t xml:space="preserve">    USERS ||--o{ FACULTY : has</w:t>
-        <w:br/>
-        <w:t xml:space="preserve">    USERS ||--o{ SCHEDULES : approves</w:t>
-        <w:br/>
-        <w:t xml:space="preserve">    FACULTY ||--o{ FACULTY_SUBJECTS : qualified</w:t>
-        <w:br/>
-        <w:t xml:space="preserve">    FACULTY ||--o{ FACULTY_AVAILABILITIES : available</w:t>
-        <w:br/>
-        <w:t xml:space="preserve">    FACULTY ||--o{ SCHEDULE_SESSIONS : teaches</w:t>
-        <w:br/>
-        <w:t xml:space="preserve">    SUBJECTS ||--o{ FACULTY_SUBJECTS : taught-by</w:t>
-        <w:br/>
-        <w:t xml:space="preserve">    SUBJECTS ||--o{ SECTION_SUBJECTS : assigned-to</w:t>
-        <w:br/>
-        <w:t xml:space="preserve">    SUBJECTS ||--o{ SCHEDULE_SESSIONS : included-in</w:t>
-        <w:br/>
-        <w:t xml:space="preserve">    SECTIONS ||--o{ SECTION_SUBJECTS : includes</w:t>
-        <w:br/>
-        <w:t xml:space="preserve">    SECTIONS ||--o{ SCHEDULES : generates</w:t>
-        <w:br/>
-        <w:t xml:space="preserve">    SECTIONS ||--o{ SCHEDULE_GENERATION_LOGS : logged</w:t>
-        <w:br/>
-        <w:t xml:space="preserve">    ROOMS ||--o{ SCHEDULE_SESSIONS : hosts</w:t>
-        <w:br/>
-        <w:t xml:space="preserve">    SCHEDULES ||--o{ SCHEDULE_SESSIONS : contains</w:t>
-        <w:br/>
-        <w:br/>
-        <w:t xml:space="preserve">    USERS {</w:t>
-        <w:br/>
-        <w:t xml:space="preserve">        int id PK</w:t>
-        <w:br/>
-        <w:t xml:space="preserve">        string name</w:t>
-        <w:br/>
-        <w:t xml:space="preserve">        string email</w:t>
-        <w:br/>
-        <w:t xml:space="preserve">        string password</w:t>
-        <w:br/>
-        <w:t xml:space="preserve">        string role "admin | faculty"</w:t>
-        <w:br/>
-        <w:t xml:space="preserve">    }</w:t>
-        <w:br/>
-        <w:br/>
-        <w:t xml:space="preserve">    FACULTY {</w:t>
-        <w:br/>
-        <w:t xml:space="preserve">        int id PK</w:t>
-        <w:br/>
-        <w:t xml:space="preserve">        int user_id FK</w:t>
-        <w:br/>
-        <w:t xml:space="preserve">        string employee_no</w:t>
-        <w:br/>
-        <w:t xml:space="preserve">        string faculty_type "full_time | part_time"</w:t>
-        <w:br/>
-        <w:t xml:space="preserve">        int max_teaching_load</w:t>
-        <w:br/>
-        <w:t xml:space="preserve">        boolean is_active</w:t>
-        <w:br/>
-        <w:t xml:space="preserve">    }</w:t>
-        <w:br/>
-        <w:br/>
-        <w:t xml:space="preserve">    SUBJECTS {</w:t>
-        <w:br/>
-        <w:t xml:space="preserve">        int id PK</w:t>
-        <w:br/>
-        <w:t xml:space="preserve">        string code</w:t>
-        <w:br/>
-        <w:t xml:space="preserve">        string title</w:t>
-        <w:br/>
-        <w:t xml:space="preserve">        int year_level</w:t>
-        <w:br/>
-        <w:t xml:space="preserve">        string semester_name</w:t>
-        <w:br/>
-        <w:t xml:space="preserve">        int lecture_hours</w:t>
-        <w:br/>
-        <w:t xml:space="preserve">        int lab_hours</w:t>
-        <w:br/>
-        <w:t xml:space="preserve">        string lab_room_type "computer_lab | null"</w:t>
-        <w:br/>
-        <w:t xml:space="preserve">        boolean is_active</w:t>
-        <w:br/>
-        <w:t xml:space="preserve">    }</w:t>
-        <w:br/>
-        <w:br/>
-        <w:t xml:space="preserve">    SECTIONS {</w:t>
-        <w:br/>
-        <w:t xml:space="preserve">        int id PK</w:t>
-        <w:br/>
-        <w:t xml:space="preserve">        string name</w:t>
-        <w:br/>
-        <w:t xml:space="preserve">        int year_level</w:t>
-        <w:br/>
-        <w:t xml:space="preserve">        string semester_name</w:t>
-        <w:br/>
-        <w:t xml:space="preserve">        int student_count</w:t>
-        <w:br/>
-        <w:t xml:space="preserve">        json preferred_days</w:t>
-        <w:br/>
-        <w:t xml:space="preserve">        time preferred_start_time</w:t>
-        <w:br/>
-        <w:t xml:space="preserve">        time preferred_end_time</w:t>
-        <w:br/>
-        <w:t xml:space="preserve">    }</w:t>
-        <w:br/>
-        <w:br/>
-        <w:t xml:space="preserve">    ROOMS {</w:t>
-        <w:br/>
-        <w:t xml:space="preserve">        int id PK</w:t>
-        <w:br/>
-        <w:t xml:space="preserve">        string name</w:t>
-        <w:br/>
-        <w:t xml:space="preserve">        string type "lecture | computer_lab"</w:t>
-        <w:br/>
-        <w:t xml:space="preserve">        int capacity</w:t>
-        <w:br/>
-        <w:t xml:space="preserve">        string status "available | under_maintenance | inactive"</w:t>
-        <w:br/>
-        <w:t xml:space="preserve">    }</w:t>
-        <w:br/>
-        <w:br/>
-        <w:t xml:space="preserve">    SCHEDULES {</w:t>
-        <w:br/>
-        <w:t xml:space="preserve">        int id PK</w:t>
-        <w:br/>
-        <w:t xml:space="preserve">        int section_id FK</w:t>
-        <w:br/>
-        <w:t xml:space="preserve">        string status "draft | approved | published | archived"</w:t>
-        <w:br/>
-        <w:t xml:space="preserve">        int approved_by FK</w:t>
-        <w:br/>
-        <w:t xml:space="preserve">        timestamp approved_at</w:t>
-        <w:br/>
-        <w:t xml:space="preserve">        timestamp created_at</w:t>
-        <w:br/>
-        <w:t xml:space="preserve">    }</w:t>
-        <w:br/>
-        <w:br/>
-        <w:t xml:space="preserve">    SCHEDULE_SESSIONS {</w:t>
-        <w:br/>
-        <w:t xml:space="preserve">        int id PK</w:t>
-        <w:br/>
-        <w:t xml:space="preserve">        int schedule_id FK</w:t>
-        <w:br/>
-        <w:t xml:space="preserve">        int subject_id FK</w:t>
-        <w:br/>
-        <w:t xml:space="preserve">        int faculty_id FK</w:t>
-        <w:br/>
-        <w:t xml:space="preserve">        int room_id FK</w:t>
-        <w:br/>
-        <w:t xml:space="preserve">        string session_type "lecture | laboratory"</w:t>
-        <w:br/>
-        <w:t xml:space="preserve">        int day_of_week "1-6"</w:t>
-        <w:br/>
-        <w:t xml:space="preserve">        time start_time</w:t>
-        <w:br/>
-        <w:t xml:space="preserve">        time end_time</w:t>
-        <w:br/>
-        <w:t xml:space="preserve">    }</w:t>
-        <w:br/>
-        <w:br/>
-        <w:t xml:space="preserve">    FACULTY_AVAILABILITIES {</w:t>
-        <w:br/>
-        <w:t xml:space="preserve">        int id PK</w:t>
-        <w:br/>
-        <w:t xml:space="preserve">        int faculty_id FK</w:t>
-        <w:br/>
-        <w:t xml:space="preserve">        int day_of_week</w:t>
-        <w:br/>
-        <w:t xml:space="preserve">        time start_time</w:t>
-        <w:br/>
-        <w:t xml:space="preserve">        time end_time</w:t>
-        <w:br/>
-        <w:t xml:space="preserve">    }</w:t>
-        <w:br/>
-        <w:br/>
-        <w:t xml:space="preserve">    FACULTY_SUBJECTS {</w:t>
-        <w:br/>
-        <w:t xml:space="preserve">        int faculty_id FK</w:t>
-        <w:br/>
-        <w:t xml:space="preserve">        int subject_id FK</w:t>
-        <w:br/>
-        <w:t xml:space="preserve">    }</w:t>
-        <w:br/>
-        <w:br/>
-        <w:t xml:space="preserve">    SECTION_SUBJECTS {</w:t>
-        <w:br/>
-        <w:t xml:space="preserve">        int section_id FK</w:t>
-        <w:br/>
-        <w:t xml:space="preserve">        int subject_id FK</w:t>
-        <w:br/>
-        <w:t xml:space="preserve">    }</w:t>
-        <w:br/>
-        <w:br/>
-        <w:t xml:space="preserve">    SCHEDULE_GENERATION_LOGS {</w:t>
-        <w:br/>
-        <w:t xml:space="preserve">        int id PK</w:t>
-        <w:br/>
-        <w:t xml:space="preserve">        int section_id FK</w:t>
-        <w:br/>
-        <w:t xml:space="preserve">        int requested_by FK</w:t>
-        <w:br/>
-        <w:t xml:space="preserve">        string status "optimal | partial | failure"</w:t>
-        <w:br/>
-        <w:t xml:space="preserve">        string message</w:t>
-        <w:br/>
-        <w:t xml:space="preserve">        json unscheduled_sessions</w:t>
-        <w:br/>
-        <w:t xml:space="preserve">        timestamp created_at</w:t>
-        <w:br/>
-        <w:t xml:space="preserve">    }</w:t>
-      </w:r>
-    </w:p>
-    <w:p>
-      <w:r>
-        <w:t>---</w:t>
-      </w:r>
-    </w:p>
-    <w:p>
-      <w:pPr>
-        <w:pStyle w:val="Heading1"/>
-      </w:pPr>
-      <w:r>
-        <w:t>Scheduling Constraints</w:t>
-      </w:r>
-    </w:p>
-    <w:p>
-      <w:pPr>
-        <w:pStyle w:val="Heading2"/>
-      </w:pPr>
-      <w:r>
-        <w:t>Hard Constraints (Mathematically Guaranteed by CP-SAT)</w:t>
+        <w:t>8. Users &amp; Roles</w:t>
       </w:r>
     </w:p>
     <w:tbl>
       <w:tblPr>
-        <w:tblStyle w:val="TableGrid"/>
-        <w:tblW w:type="auto" w:w="0"/>
-        <w:tblLook w:firstColumn="1" w:firstRow="1" w:lastColumn="0" w:lastRow="0" w:noHBand="0" w:noVBand="1" w:val="04A0"/>
-      </w:tblPr>
-      <w:tblGrid>
-        <w:gridCol w:w="2160"/>
-        <w:gridCol w:w="2160"/>
-        <w:gridCol w:w="2160"/>
-        <w:gridCol w:w="2160"/>
-      </w:tblGrid>
-      <w:tr>
-        <w:tc>
-          <w:tcPr>
-            <w:tcW w:type="dxa" w:w="2160"/>
-          </w:tcPr>
-          <w:p>
-            <w:r>
-              <w:rPr>
-                <w:b/>
-              </w:rPr>
-              <w:t>#</w:t>
-            </w:r>
-          </w:p>
-        </w:tc>
-        <w:tc>
-          <w:tcPr>
-            <w:tcW w:type="dxa" w:w="2160"/>
-          </w:tcPr>
-          <w:p>
-            <w:r>
-              <w:rPr>
-                <w:b/>
-              </w:rPr>
-              <w:t>Constraint</w:t>
-            </w:r>
-          </w:p>
-        </w:tc>
-        <w:tc>
-          <w:tcPr>
-            <w:tcW w:type="dxa" w:w="2160"/>
-          </w:tcPr>
-          <w:p>
-            <w:r>
-              <w:rPr>
-                <w:b/>
-              </w:rPr>
-              <w:t>What It Prevents</w:t>
-            </w:r>
-          </w:p>
-        </w:tc>
-        <w:tc>
-          <w:tcPr>
-            <w:tcW w:type="dxa" w:w="2160"/>
-          </w:tcPr>
-          <w:p>
-            <w:r>
-              <w:rPr>
-                <w:b/>
-              </w:rPr>
-              <w:t>Implementation</w:t>
-            </w:r>
-          </w:p>
-        </w:tc>
-      </w:tr>
-      <w:tr>
-        <w:tc>
-          <w:tcPr>
-            <w:tcW w:type="dxa" w:w="2160"/>
-          </w:tcPr>
-          <w:p>
-            <w:r>
-              <w:t>1</w:t>
-            </w:r>
-          </w:p>
-        </w:tc>
-        <w:tc>
-          <w:tcPr>
-            <w:tcW w:type="dxa" w:w="2160"/>
-          </w:tcPr>
-          <w:p>
-            <w:r>
-              <w:t>Faculty qualification</w:t>
-            </w:r>
-          </w:p>
-        </w:tc>
-        <w:tc>
-          <w:tcPr>
-            <w:tcW w:type="dxa" w:w="2160"/>
-          </w:tcPr>
-          <w:p>
-            <w:r>
-              <w:t>Unqualified faculty assigned to subjects</w:t>
-            </w:r>
-          </w:p>
-        </w:tc>
-        <w:tc>
-          <w:tcPr>
-            <w:tcW w:type="dxa" w:w="2160"/>
-          </w:tcPr>
-          <w:p>
-            <w:r>
-              <w:t>faculty_subjects pivot table</w:t>
-            </w:r>
-          </w:p>
-        </w:tc>
-      </w:tr>
-      <w:tr>
-        <w:tc>
-          <w:tcPr>
-            <w:tcW w:type="dxa" w:w="2160"/>
-          </w:tcPr>
-          <w:p>
-            <w:r>
-              <w:t>2</w:t>
-            </w:r>
-          </w:p>
-        </w:tc>
-        <w:tc>
-          <w:tcPr>
-            <w:tcW w:type="dxa" w:w="2160"/>
-          </w:tcPr>
-          <w:p>
-            <w:r>
-              <w:t>Faculty availability</w:t>
-            </w:r>
-          </w:p>
-        </w:tc>
-        <w:tc>
-          <w:tcPr>
-            <w:tcW w:type="dxa" w:w="2160"/>
-          </w:tcPr>
-          <w:p>
-            <w:r>
-              <w:t>Scheduling outside declared hours</w:t>
-            </w:r>
-          </w:p>
-        </w:tc>
-        <w:tc>
-          <w:tcPr>
-            <w:tcW w:type="dxa" w:w="2160"/>
-          </w:tcPr>
-          <w:p>
-            <w:r>
-              <w:t>faculty_availabilities table</w:t>
-            </w:r>
-          </w:p>
-        </w:tc>
-      </w:tr>
-      <w:tr>
-        <w:tc>
-          <w:tcPr>
-            <w:tcW w:type="dxa" w:w="2160"/>
-          </w:tcPr>
-          <w:p>
-            <w:r>
-              <w:t>3</w:t>
-            </w:r>
-          </w:p>
-        </w:tc>
-        <w:tc>
-          <w:tcPr>
-            <w:tcW w:type="dxa" w:w="2160"/>
-          </w:tcPr>
-          <w:p>
-            <w:r>
-              <w:t>Room type matching</w:t>
-            </w:r>
-          </w:p>
-        </w:tc>
-        <w:tc>
-          <w:tcPr>
-            <w:tcW w:type="dxa" w:w="2160"/>
-          </w:tcPr>
-          <w:p>
-            <w:r>
-              <w:t>Labs in lecture halls</w:t>
-            </w:r>
-          </w:p>
-        </w:tc>
-        <w:tc>
-          <w:tcPr>
-            <w:tcW w:type="dxa" w:w="2160"/>
-          </w:tcPr>
-          <w:p>
-            <w:r>
-              <w:t>rooms.type = session_type</w:t>
-            </w:r>
-          </w:p>
-        </w:tc>
-      </w:tr>
-      <w:tr>
-        <w:tc>
-          <w:tcPr>
-            <w:tcW w:type="dxa" w:w="2160"/>
-          </w:tcPr>
-          <w:p>
-            <w:r>
-              <w:t>4</w:t>
-            </w:r>
-          </w:p>
-        </w:tc>
-        <w:tc>
-          <w:tcPr>
-            <w:tcW w:type="dxa" w:w="2160"/>
-          </w:tcPr>
-          <w:p>
-            <w:r>
-              <w:t>Room capacity</w:t>
-            </w:r>
-          </w:p>
-        </w:tc>
-        <w:tc>
-          <w:tcPr>
-            <w:tcW w:type="dxa" w:w="2160"/>
-          </w:tcPr>
-          <w:p>
-            <w:r>
-              <w:t>Overcrowded rooms (students &gt; capacity)</w:t>
-            </w:r>
-          </w:p>
-        </w:tc>
-        <w:tc>
-          <w:tcPr>
-            <w:tcW w:type="dxa" w:w="2160"/>
-          </w:tcPr>
-          <w:p>
-            <w:r>
-              <w:t>sections.student_count ≤ rooms.capacity</w:t>
-            </w:r>
-          </w:p>
-        </w:tc>
-      </w:tr>
-      <w:tr>
-        <w:tc>
-          <w:tcPr>
-            <w:tcW w:type="dxa" w:w="2160"/>
-          </w:tcPr>
-          <w:p>
-            <w:r>
-              <w:t>5</w:t>
-            </w:r>
-          </w:p>
-        </w:tc>
-        <w:tc>
-          <w:tcPr>
-            <w:tcW w:type="dxa" w:w="2160"/>
-          </w:tcPr>
-          <w:p>
-            <w:r>
-              <w:t>Faculty no double-booking</w:t>
-            </w:r>
-          </w:p>
-        </w:tc>
-        <w:tc>
-          <w:tcPr>
-            <w:tcW w:type="dxa" w:w="2160"/>
-          </w:tcPr>
-          <w:p>
-            <w:r>
-              <w:t>Same teacher in two places at once</w:t>
-            </w:r>
-          </w:p>
-        </w:tc>
-        <w:tc>
-          <w:tcPr>
-            <w:tcW w:type="dxa" w:w="2160"/>
-          </w:tcPr>
-          <w:p>
-            <w:r>
-              <w:t>No overlapping time slots</w:t>
-            </w:r>
-          </w:p>
-        </w:tc>
-      </w:tr>
-      <w:tr>
-        <w:tc>
-          <w:tcPr>
-            <w:tcW w:type="dxa" w:w="2160"/>
-          </w:tcPr>
-          <w:p>
-            <w:r>
-              <w:t>6</w:t>
-            </w:r>
-          </w:p>
-        </w:tc>
-        <w:tc>
-          <w:tcPr>
-            <w:tcW w:type="dxa" w:w="2160"/>
-          </w:tcPr>
-          <w:p>
-            <w:r>
-              <w:t>Room no double-booking</w:t>
-            </w:r>
-          </w:p>
-        </w:tc>
-        <w:tc>
-          <w:tcPr>
-            <w:tcW w:type="dxa" w:w="2160"/>
-          </w:tcPr>
-          <w:p>
-            <w:r>
-              <w:t>Same room hosting two classes</w:t>
-            </w:r>
-          </w:p>
-        </w:tc>
-        <w:tc>
-          <w:tcPr>
-            <w:tcW w:type="dxa" w:w="2160"/>
-          </w:tcPr>
-          <w:p>
-            <w:r>
-              <w:t>No overlapping time slots</w:t>
-            </w:r>
-          </w:p>
-        </w:tc>
-      </w:tr>
-      <w:tr>
-        <w:tc>
-          <w:tcPr>
-            <w:tcW w:type="dxa" w:w="2160"/>
-          </w:tcPr>
-          <w:p>
-            <w:r>
-              <w:t>7</w:t>
-            </w:r>
-          </w:p>
-        </w:tc>
-        <w:tc>
-          <w:tcPr>
-            <w:tcW w:type="dxa" w:w="2160"/>
-          </w:tcPr>
-          <w:p>
-            <w:r>
-              <w:t>Max teaching load</w:t>
-            </w:r>
-          </w:p>
-        </w:tc>
-        <w:tc>
-          <w:tcPr>
-            <w:tcW w:type="dxa" w:w="2160"/>
-          </w:tcPr>
-          <w:p>
-            <w:r>
-              <w:t>Faculty exceeding max hours</w:t>
-            </w:r>
-          </w:p>
-        </w:tc>
-        <w:tc>
-          <w:tcPr>
-            <w:tcW w:type="dxa" w:w="2160"/>
-          </w:tcPr>
-          <w:p>
-            <w:r>
-              <w:t>Sum of hours ≤ max_teaching_load</w:t>
-            </w:r>
-          </w:p>
-        </w:tc>
-      </w:tr>
-      <w:tr>
-        <w:tc>
-          <w:tcPr>
-            <w:tcW w:type="dxa" w:w="2160"/>
-          </w:tcPr>
-          <w:p>
-            <w:r>
-              <w:t>8</w:t>
-            </w:r>
-          </w:p>
-        </w:tc>
-        <w:tc>
-          <w:tcPr>
-            <w:tcW w:type="dxa" w:w="2160"/>
-          </w:tcPr>
-          <w:p>
-            <w:r>
-              <w:t>Cross-section conflicts</w:t>
-            </w:r>
-          </w:p>
-        </w:tc>
-        <w:tc>
-          <w:tcPr>
-            <w:tcW w:type="dxa" w:w="2160"/>
-          </w:tcPr>
-          <w:p>
-            <w:r>
-              <w:t>Conflicts with published schedules</w:t>
-            </w:r>
-          </w:p>
-        </w:tc>
-        <w:tc>
-          <w:tcPr>
-            <w:tcW w:type="dxa" w:w="2160"/>
-          </w:tcPr>
-          <w:p>
-            <w:r>
-              <w:t>Check against existing published sessions</w:t>
-            </w:r>
-          </w:p>
-        </w:tc>
-      </w:tr>
-    </w:tbl>
-    <w:p>
-      <w:pPr>
-        <w:pStyle w:val="Heading2"/>
-      </w:pPr>
-      <w:r>
-        <w:t>Soft Constraints (Not Yet Implemented)</w:t>
-      </w:r>
-    </w:p>
-    <w:tbl>
-      <w:tblPr>
-        <w:tblStyle w:val="TableGrid"/>
+        <w:tblStyle w:val="LightGrid-Accent1"/>
         <w:tblW w:type="auto" w:w="0"/>
         <w:tblLook w:firstColumn="1" w:firstRow="1" w:lastColumn="0" w:lastRow="0" w:noHBand="0" w:noVBand="1" w:val="04A0"/>
       </w:tblPr>
@@ -1254,8 +1383,9 @@
             <w:r>
               <w:rPr>
                 <w:b/>
+                <w:sz w:val="20"/>
               </w:rPr>
-              <w:t>Constraint</w:t>
+              <w:t>Role</w:t>
             </w:r>
           </w:p>
         </w:tc>
@@ -1267,8 +1397,9 @@
             <w:r>
               <w:rPr>
                 <w:b/>
+                <w:sz w:val="20"/>
               </w:rPr>
-              <w:t>Description</w:t>
+              <w:t>Access</w:t>
             </w:r>
           </w:p>
         </w:tc>
@@ -1280,7 +1411,10 @@
           </w:tcPr>
           <w:p>
             <w:r>
-              <w:t>Mandatory lunch break</w:t>
+              <w:rPr>
+                <w:sz w:val="20"/>
+              </w:rPr>
+              <w:t>**Administrator / Department Head**</w:t>
             </w:r>
           </w:p>
         </w:tc>
@@ -1290,7 +1424,10 @@
           </w:tcPr>
           <w:p>
             <w:r>
-              <w:t>No sessions during lunch hour</w:t>
+              <w:rPr>
+                <w:sz w:val="20"/>
+              </w:rPr>
+              <w:t>The only login. Full access: manage data, generate, review/edit, approve, publish, unpublish, print, reports</w:t>
             </w:r>
           </w:p>
         </w:tc>
@@ -1302,7 +1439,10 @@
           </w:tcPr>
           <w:p>
             <w:r>
-              <w:t>Senior faculty priority</w:t>
+              <w:rPr>
+                <w:sz w:val="20"/>
+              </w:rPr>
+              <w:t>**Faculty**</w:t>
             </w:r>
           </w:p>
         </w:tc>
@@ -1312,29 +1452,10 @@
           </w:tcPr>
           <w:p>
             <w:r>
-              <w:t>Preference weighting for senior faculty</w:t>
-            </w:r>
-          </w:p>
-        </w:tc>
-      </w:tr>
-      <w:tr>
-        <w:tc>
-          <w:tcPr>
-            <w:tcW w:type="dxa" w:w="4320"/>
-          </w:tcPr>
-          <w:p>
-            <w:r>
-              <w:t>Faculty preferences</w:t>
-            </w:r>
-          </w:p>
-        </w:tc>
-        <w:tc>
-          <w:tcPr>
-            <w:tcW w:type="dxa" w:w="4320"/>
-          </w:tcPr>
-          <w:p>
-            <w:r>
-              <w:t>Soft preferences vs hard availability</w:t>
+              <w:rPr>
+                <w:sz w:val="20"/>
+              </w:rPr>
+              <w:t>No system access — records used by the scheduler; receive printed schedules</w:t>
             </w:r>
           </w:p>
         </w:tc>
@@ -1350,1762 +1471,31 @@
         <w:pStyle w:val="Heading1"/>
       </w:pPr>
       <w:r>
-        <w:t>System Users and Roles</w:t>
-      </w:r>
-    </w:p>
-    <w:tbl>
-      <w:tblPr>
-        <w:tblStyle w:val="TableGrid"/>
-        <w:tblW w:type="auto" w:w="0"/>
-        <w:tblLook w:firstColumn="1" w:firstRow="1" w:lastColumn="0" w:lastRow="0" w:noHBand="0" w:noVBand="1" w:val="04A0"/>
-      </w:tblPr>
-      <w:tblGrid>
-        <w:gridCol w:w="2880"/>
-        <w:gridCol w:w="2880"/>
-        <w:gridCol w:w="2880"/>
-      </w:tblGrid>
-      <w:tr>
-        <w:tc>
-          <w:tcPr>
-            <w:tcW w:type="dxa" w:w="2880"/>
-          </w:tcPr>
-          <w:p>
-            <w:r>
-              <w:rPr>
-                <w:b/>
-              </w:rPr>
-              <w:t>Role</w:t>
-            </w:r>
-          </w:p>
-        </w:tc>
-        <w:tc>
-          <w:tcPr>
-            <w:tcW w:type="dxa" w:w="2880"/>
-          </w:tcPr>
-          <w:p>
-            <w:r>
-              <w:rPr>
-                <w:b/>
-              </w:rPr>
-              <w:t>Responsibilities</w:t>
-            </w:r>
-          </w:p>
-        </w:tc>
-        <w:tc>
-          <w:tcPr>
-            <w:tcW w:type="dxa" w:w="2880"/>
-          </w:tcPr>
-          <w:p>
-            <w:r>
-              <w:rPr>
-                <w:b/>
-              </w:rPr>
-              <w:t>Access Level</w:t>
-            </w:r>
-          </w:p>
-        </w:tc>
-      </w:tr>
-      <w:tr>
-        <w:tc>
-          <w:tcPr>
-            <w:tcW w:type="dxa" w:w="2880"/>
-          </w:tcPr>
-          <w:p>
-            <w:r>
-              <w:t>**Administrator**</w:t>
-            </w:r>
-          </w:p>
-        </w:tc>
-        <w:tc>
-          <w:tcPr>
-            <w:tcW w:type="dxa" w:w="2880"/>
-          </w:tcPr>
-          <w:p>
-            <w:r>
-              <w:t>Manage users, faculty, rooms, laboratories; generate schedules</w:t>
-            </w:r>
-          </w:p>
-        </w:tc>
-        <w:tc>
-          <w:tcPr>
-            <w:tcW w:type="dxa" w:w="2880"/>
-          </w:tcPr>
-          <w:p>
-            <w:r>
-              <w:t>Full CRUD + Schedule Generation</w:t>
-            </w:r>
-          </w:p>
-        </w:tc>
-      </w:tr>
-      <w:tr>
-        <w:tc>
-          <w:tcPr>
-            <w:tcW w:type="dxa" w:w="2880"/>
-          </w:tcPr>
-          <w:p>
-            <w:r>
-              <w:t>**Department Head**</w:t>
-            </w:r>
-          </w:p>
-        </w:tc>
-        <w:tc>
-          <w:tcPr>
-            <w:tcW w:type="dxa" w:w="2880"/>
-          </w:tcPr>
-          <w:p>
-            <w:r>
-              <w:t>Review schedules, approve, publish, monitor conflicts</w:t>
-            </w:r>
-          </w:p>
-        </w:tc>
-        <w:tc>
-          <w:tcPr>
-            <w:tcW w:type="dxa" w:w="2880"/>
-          </w:tcPr>
-          <w:p>
-            <w:r>
-              <w:t>Schedule Approval + Publishing</w:t>
-            </w:r>
-          </w:p>
-        </w:tc>
-      </w:tr>
-      <w:tr>
-        <w:tc>
-          <w:tcPr>
-            <w:tcW w:type="dxa" w:w="2880"/>
-          </w:tcPr>
-          <w:p>
-            <w:r>
-              <w:t>**Faculty**</w:t>
-            </w:r>
-          </w:p>
-        </w:tc>
-        <w:tc>
-          <w:tcPr>
-            <w:tcW w:type="dxa" w:w="2880"/>
-          </w:tcPr>
-          <w:p>
-            <w:r>
-              <w:t>Submit availability, view assigned schedules</w:t>
-            </w:r>
-          </w:p>
-        </w:tc>
-        <w:tc>
-          <w:tcPr>
-            <w:tcW w:type="dxa" w:w="2880"/>
-          </w:tcPr>
-          <w:p>
-            <w:r>
-              <w:t>View Only (Published Schedules)</w:t>
-            </w:r>
-          </w:p>
-        </w:tc>
-      </w:tr>
-    </w:tbl>
-    <w:p>
-      <w:r>
-        <w:t>---</w:t>
+        <w:t>9. Verification &amp; Tests</w:t>
       </w:r>
     </w:p>
     <w:p>
       <w:pPr>
-        <w:pStyle w:val="Heading1"/>
+        <w:pStyle w:val="ListBullet"/>
       </w:pPr>
       <w:r>
-        <w:t>API Endpoints</w:t>
+        <w:t>Backend feature tests (`php artisan test`) run against a dedicated `scheduling_system_testing` database — real data is never touched</w:t>
       </w:r>
     </w:p>
     <w:p>
       <w:pPr>
-        <w:pStyle w:val="Heading2"/>
+        <w:pStyle w:val="ListBullet"/>
       </w:pPr>
       <w:r>
-        <w:t>Laravel Backend (Port 8000)</w:t>
-      </w:r>
-    </w:p>
-    <w:tbl>
-      <w:tblPr>
-        <w:tblStyle w:val="TableGrid"/>
-        <w:tblW w:type="auto" w:w="0"/>
-        <w:tblLook w:firstColumn="1" w:firstRow="1" w:lastColumn="0" w:lastRow="0" w:noHBand="0" w:noVBand="1" w:val="04A0"/>
-      </w:tblPr>
-      <w:tblGrid>
-        <w:gridCol w:w="2880"/>
-        <w:gridCol w:w="2880"/>
-        <w:gridCol w:w="2880"/>
-      </w:tblGrid>
-      <w:tr>
-        <w:tc>
-          <w:tcPr>
-            <w:tcW w:type="dxa" w:w="2880"/>
-          </w:tcPr>
-          <w:p>
-            <w:r>
-              <w:rPr>
-                <w:b/>
-              </w:rPr>
-              <w:t>Method</w:t>
-            </w:r>
-          </w:p>
-        </w:tc>
-        <w:tc>
-          <w:tcPr>
-            <w:tcW w:type="dxa" w:w="2880"/>
-          </w:tcPr>
-          <w:p>
-            <w:r>
-              <w:rPr>
-                <w:b/>
-              </w:rPr>
-              <w:t>Endpoint</w:t>
-            </w:r>
-          </w:p>
-        </w:tc>
-        <w:tc>
-          <w:tcPr>
-            <w:tcW w:type="dxa" w:w="2880"/>
-          </w:tcPr>
-          <w:p>
-            <w:r>
-              <w:rPr>
-                <w:b/>
-              </w:rPr>
-              <w:t>Description</w:t>
-            </w:r>
-          </w:p>
-        </w:tc>
-      </w:tr>
-      <w:tr>
-        <w:tc>
-          <w:tcPr>
-            <w:tcW w:type="dxa" w:w="2880"/>
-          </w:tcPr>
-          <w:p>
-            <w:r>
-              <w:t>POST</w:t>
-            </w:r>
-          </w:p>
-        </w:tc>
-        <w:tc>
-          <w:tcPr>
-            <w:tcW w:type="dxa" w:w="2880"/>
-          </w:tcPr>
-          <w:p>
-            <w:r>
-              <w:t>`/api/login`</w:t>
-            </w:r>
-          </w:p>
-        </w:tc>
-        <w:tc>
-          <w:tcPr>
-            <w:tcW w:type="dxa" w:w="2880"/>
-          </w:tcPr>
-          <w:p>
-            <w:r>
-              <w:t>User authentication</w:t>
-            </w:r>
-          </w:p>
-        </w:tc>
-      </w:tr>
-      <w:tr>
-        <w:tc>
-          <w:tcPr>
-            <w:tcW w:type="dxa" w:w="2880"/>
-          </w:tcPr>
-          <w:p>
-            <w:r>
-              <w:t>POST</w:t>
-            </w:r>
-          </w:p>
-        </w:tc>
-        <w:tc>
-          <w:tcPr>
-            <w:tcW w:type="dxa" w:w="2880"/>
-          </w:tcPr>
-          <w:p>
-            <w:r>
-              <w:t>`/api/logout`</w:t>
-            </w:r>
-          </w:p>
-        </w:tc>
-        <w:tc>
-          <w:tcPr>
-            <w:tcW w:type="dxa" w:w="2880"/>
-          </w:tcPr>
-          <w:p>
-            <w:r>
-              <w:t>User logout</w:t>
-            </w:r>
-          </w:p>
-        </w:tc>
-      </w:tr>
-      <w:tr>
-        <w:tc>
-          <w:tcPr>
-            <w:tcW w:type="dxa" w:w="2880"/>
-          </w:tcPr>
-          <w:p>
-            <w:r>
-              <w:t>GET</w:t>
-            </w:r>
-          </w:p>
-        </w:tc>
-        <w:tc>
-          <w:tcPr>
-            <w:tcW w:type="dxa" w:w="2880"/>
-          </w:tcPr>
-          <w:p>
-            <w:r>
-              <w:t>`/api/me`</w:t>
-            </w:r>
-          </w:p>
-        </w:tc>
-        <w:tc>
-          <w:tcPr>
-            <w:tcW w:type="dxa" w:w="2880"/>
-          </w:tcPr>
-          <w:p>
-            <w:r>
-              <w:t>Get current user</w:t>
-            </w:r>
-          </w:p>
-        </w:tc>
-      </w:tr>
-      <w:tr>
-        <w:tc>
-          <w:tcPr>
-            <w:tcW w:type="dxa" w:w="2880"/>
-          </w:tcPr>
-          <w:p>
-            <w:r>
-              <w:t>GET</w:t>
-            </w:r>
-          </w:p>
-        </w:tc>
-        <w:tc>
-          <w:tcPr>
-            <w:tcW w:type="dxa" w:w="2880"/>
-          </w:tcPr>
-          <w:p>
-            <w:r>
-              <w:t>`/api/faculties`</w:t>
-            </w:r>
-          </w:p>
-        </w:tc>
-        <w:tc>
-          <w:tcPr>
-            <w:tcW w:type="dxa" w:w="2880"/>
-          </w:tcPr>
-          <w:p>
-            <w:r>
-              <w:t>List all faculty</w:t>
-            </w:r>
-          </w:p>
-        </w:tc>
-      </w:tr>
-      <w:tr>
-        <w:tc>
-          <w:tcPr>
-            <w:tcW w:type="dxa" w:w="2880"/>
-          </w:tcPr>
-          <w:p>
-            <w:r>
-              <w:t>GET</w:t>
-            </w:r>
-          </w:p>
-        </w:tc>
-        <w:tc>
-          <w:tcPr>
-            <w:tcW w:type="dxa" w:w="2880"/>
-          </w:tcPr>
-          <w:p>
-            <w:r>
-              <w:t>`/api/faculties/{id}`</w:t>
-            </w:r>
-          </w:p>
-        </w:tc>
-        <w:tc>
-          <w:tcPr>
-            <w:tcW w:type="dxa" w:w="2880"/>
-          </w:tcPr>
-          <w:p>
-            <w:r>
-              <w:t>Get faculty by ID</w:t>
-            </w:r>
-          </w:p>
-        </w:tc>
-      </w:tr>
-      <w:tr>
-        <w:tc>
-          <w:tcPr>
-            <w:tcW w:type="dxa" w:w="2880"/>
-          </w:tcPr>
-          <w:p>
-            <w:r>
-              <w:t>POST</w:t>
-            </w:r>
-          </w:p>
-        </w:tc>
-        <w:tc>
-          <w:tcPr>
-            <w:tcW w:type="dxa" w:w="2880"/>
-          </w:tcPr>
-          <w:p>
-            <w:r>
-              <w:t>`/api/faculties`</w:t>
-            </w:r>
-          </w:p>
-        </w:tc>
-        <w:tc>
-          <w:tcPr>
-            <w:tcW w:type="dxa" w:w="2880"/>
-          </w:tcPr>
-          <w:p>
-            <w:r>
-              <w:t>Create faculty</w:t>
-            </w:r>
-          </w:p>
-        </w:tc>
-      </w:tr>
-      <w:tr>
-        <w:tc>
-          <w:tcPr>
-            <w:tcW w:type="dxa" w:w="2880"/>
-          </w:tcPr>
-          <w:p>
-            <w:r>
-              <w:t>PUT</w:t>
-            </w:r>
-          </w:p>
-        </w:tc>
-        <w:tc>
-          <w:tcPr>
-            <w:tcW w:type="dxa" w:w="2880"/>
-          </w:tcPr>
-          <w:p>
-            <w:r>
-              <w:t>`/api/faculties/{id}`</w:t>
-            </w:r>
-          </w:p>
-        </w:tc>
-        <w:tc>
-          <w:tcPr>
-            <w:tcW w:type="dxa" w:w="2880"/>
-          </w:tcPr>
-          <w:p>
-            <w:r>
-              <w:t>Update faculty</w:t>
-            </w:r>
-          </w:p>
-        </w:tc>
-      </w:tr>
-      <w:tr>
-        <w:tc>
-          <w:tcPr>
-            <w:tcW w:type="dxa" w:w="2880"/>
-          </w:tcPr>
-          <w:p>
-            <w:r>
-              <w:t>DELETE</w:t>
-            </w:r>
-          </w:p>
-        </w:tc>
-        <w:tc>
-          <w:tcPr>
-            <w:tcW w:type="dxa" w:w="2880"/>
-          </w:tcPr>
-          <w:p>
-            <w:r>
-              <w:t>`/api/faculties/{id}`</w:t>
-            </w:r>
-          </w:p>
-        </w:tc>
-        <w:tc>
-          <w:tcPr>
-            <w:tcW w:type="dxa" w:w="2880"/>
-          </w:tcPr>
-          <w:p>
-            <w:r>
-              <w:t>Delete faculty</w:t>
-            </w:r>
-          </w:p>
-        </w:tc>
-      </w:tr>
-      <w:tr>
-        <w:tc>
-          <w:tcPr>
-            <w:tcW w:type="dxa" w:w="2880"/>
-          </w:tcPr>
-          <w:p>
-            <w:r>
-              <w:t>GET</w:t>
-            </w:r>
-          </w:p>
-        </w:tc>
-        <w:tc>
-          <w:tcPr>
-            <w:tcW w:type="dxa" w:w="2880"/>
-          </w:tcPr>
-          <w:p>
-            <w:r>
-              <w:t>`/api/subjects`</w:t>
-            </w:r>
-          </w:p>
-        </w:tc>
-        <w:tc>
-          <w:tcPr>
-            <w:tcW w:type="dxa" w:w="2880"/>
-          </w:tcPr>
-          <w:p>
-            <w:r>
-              <w:t>List all subjects</w:t>
-            </w:r>
-          </w:p>
-        </w:tc>
-      </w:tr>
-      <w:tr>
-        <w:tc>
-          <w:tcPr>
-            <w:tcW w:type="dxa" w:w="2880"/>
-          </w:tcPr>
-          <w:p>
-            <w:r>
-              <w:t>GET</w:t>
-            </w:r>
-          </w:p>
-        </w:tc>
-        <w:tc>
-          <w:tcPr>
-            <w:tcW w:type="dxa" w:w="2880"/>
-          </w:tcPr>
-          <w:p>
-            <w:r>
-              <w:t>`/api/subjects/{id}`</w:t>
-            </w:r>
-          </w:p>
-        </w:tc>
-        <w:tc>
-          <w:tcPr>
-            <w:tcW w:type="dxa" w:w="2880"/>
-          </w:tcPr>
-          <w:p>
-            <w:r>
-              <w:t>Get subject by ID</w:t>
-            </w:r>
-          </w:p>
-        </w:tc>
-      </w:tr>
-      <w:tr>
-        <w:tc>
-          <w:tcPr>
-            <w:tcW w:type="dxa" w:w="2880"/>
-          </w:tcPr>
-          <w:p>
-            <w:r>
-              <w:t>POST</w:t>
-            </w:r>
-          </w:p>
-        </w:tc>
-        <w:tc>
-          <w:tcPr>
-            <w:tcW w:type="dxa" w:w="2880"/>
-          </w:tcPr>
-          <w:p>
-            <w:r>
-              <w:t>`/api/subjects`</w:t>
-            </w:r>
-          </w:p>
-        </w:tc>
-        <w:tc>
-          <w:tcPr>
-            <w:tcW w:type="dxa" w:w="2880"/>
-          </w:tcPr>
-          <w:p>
-            <w:r>
-              <w:t>Create subject</w:t>
-            </w:r>
-          </w:p>
-        </w:tc>
-      </w:tr>
-      <w:tr>
-        <w:tc>
-          <w:tcPr>
-            <w:tcW w:type="dxa" w:w="2880"/>
-          </w:tcPr>
-          <w:p>
-            <w:r>
-              <w:t>PUT</w:t>
-            </w:r>
-          </w:p>
-        </w:tc>
-        <w:tc>
-          <w:tcPr>
-            <w:tcW w:type="dxa" w:w="2880"/>
-          </w:tcPr>
-          <w:p>
-            <w:r>
-              <w:t>`/api/subjects/{id}`</w:t>
-            </w:r>
-          </w:p>
-        </w:tc>
-        <w:tc>
-          <w:tcPr>
-            <w:tcW w:type="dxa" w:w="2880"/>
-          </w:tcPr>
-          <w:p>
-            <w:r>
-              <w:t>Update subject</w:t>
-            </w:r>
-          </w:p>
-        </w:tc>
-      </w:tr>
-      <w:tr>
-        <w:tc>
-          <w:tcPr>
-            <w:tcW w:type="dxa" w:w="2880"/>
-          </w:tcPr>
-          <w:p>
-            <w:r>
-              <w:t>DELETE</w:t>
-            </w:r>
-          </w:p>
-        </w:tc>
-        <w:tc>
-          <w:tcPr>
-            <w:tcW w:type="dxa" w:w="2880"/>
-          </w:tcPr>
-          <w:p>
-            <w:r>
-              <w:t>`/api/subjects/{id}`</w:t>
-            </w:r>
-          </w:p>
-        </w:tc>
-        <w:tc>
-          <w:tcPr>
-            <w:tcW w:type="dxa" w:w="2880"/>
-          </w:tcPr>
-          <w:p>
-            <w:r>
-              <w:t>Delete subject</w:t>
-            </w:r>
-          </w:p>
-        </w:tc>
-      </w:tr>
-      <w:tr>
-        <w:tc>
-          <w:tcPr>
-            <w:tcW w:type="dxa" w:w="2880"/>
-          </w:tcPr>
-          <w:p>
-            <w:r>
-              <w:t>GET</w:t>
-            </w:r>
-          </w:p>
-        </w:tc>
-        <w:tc>
-          <w:tcPr>
-            <w:tcW w:type="dxa" w:w="2880"/>
-          </w:tcPr>
-          <w:p>
-            <w:r>
-              <w:t>`/api/rooms`</w:t>
-            </w:r>
-          </w:p>
-        </w:tc>
-        <w:tc>
-          <w:tcPr>
-            <w:tcW w:type="dxa" w:w="2880"/>
-          </w:tcPr>
-          <w:p>
-            <w:r>
-              <w:t>List all rooms</w:t>
-            </w:r>
-          </w:p>
-        </w:tc>
-      </w:tr>
-      <w:tr>
-        <w:tc>
-          <w:tcPr>
-            <w:tcW w:type="dxa" w:w="2880"/>
-          </w:tcPr>
-          <w:p>
-            <w:r>
-              <w:t>GET</w:t>
-            </w:r>
-          </w:p>
-        </w:tc>
-        <w:tc>
-          <w:tcPr>
-            <w:tcW w:type="dxa" w:w="2880"/>
-          </w:tcPr>
-          <w:p>
-            <w:r>
-              <w:t>`/api/rooms/{id}`</w:t>
-            </w:r>
-          </w:p>
-        </w:tc>
-        <w:tc>
-          <w:tcPr>
-            <w:tcW w:type="dxa" w:w="2880"/>
-          </w:tcPr>
-          <w:p>
-            <w:r>
-              <w:t>Get room by ID</w:t>
-            </w:r>
-          </w:p>
-        </w:tc>
-      </w:tr>
-      <w:tr>
-        <w:tc>
-          <w:tcPr>
-            <w:tcW w:type="dxa" w:w="2880"/>
-          </w:tcPr>
-          <w:p>
-            <w:r>
-              <w:t>POST</w:t>
-            </w:r>
-          </w:p>
-        </w:tc>
-        <w:tc>
-          <w:tcPr>
-            <w:tcW w:type="dxa" w:w="2880"/>
-          </w:tcPr>
-          <w:p>
-            <w:r>
-              <w:t>`/api/rooms`</w:t>
-            </w:r>
-          </w:p>
-        </w:tc>
-        <w:tc>
-          <w:tcPr>
-            <w:tcW w:type="dxa" w:w="2880"/>
-          </w:tcPr>
-          <w:p>
-            <w:r>
-              <w:t>Create room</w:t>
-            </w:r>
-          </w:p>
-        </w:tc>
-      </w:tr>
-      <w:tr>
-        <w:tc>
-          <w:tcPr>
-            <w:tcW w:type="dxa" w:w="2880"/>
-          </w:tcPr>
-          <w:p>
-            <w:r>
-              <w:t>PUT</w:t>
-            </w:r>
-          </w:p>
-        </w:tc>
-        <w:tc>
-          <w:tcPr>
-            <w:tcW w:type="dxa" w:w="2880"/>
-          </w:tcPr>
-          <w:p>
-            <w:r>
-              <w:t>`/api/rooms/{id}`</w:t>
-            </w:r>
-          </w:p>
-        </w:tc>
-        <w:tc>
-          <w:tcPr>
-            <w:tcW w:type="dxa" w:w="2880"/>
-          </w:tcPr>
-          <w:p>
-            <w:r>
-              <w:t>Update room</w:t>
-            </w:r>
-          </w:p>
-        </w:tc>
-      </w:tr>
-      <w:tr>
-        <w:tc>
-          <w:tcPr>
-            <w:tcW w:type="dxa" w:w="2880"/>
-          </w:tcPr>
-          <w:p>
-            <w:r>
-              <w:t>DELETE</w:t>
-            </w:r>
-          </w:p>
-        </w:tc>
-        <w:tc>
-          <w:tcPr>
-            <w:tcW w:type="dxa" w:w="2880"/>
-          </w:tcPr>
-          <w:p>
-            <w:r>
-              <w:t>`/api/rooms/{id}`</w:t>
-            </w:r>
-          </w:p>
-        </w:tc>
-        <w:tc>
-          <w:tcPr>
-            <w:tcW w:type="dxa" w:w="2880"/>
-          </w:tcPr>
-          <w:p>
-            <w:r>
-              <w:t>Delete room</w:t>
-            </w:r>
-          </w:p>
-        </w:tc>
-      </w:tr>
-      <w:tr>
-        <w:tc>
-          <w:tcPr>
-            <w:tcW w:type="dxa" w:w="2880"/>
-          </w:tcPr>
-          <w:p>
-            <w:r>
-              <w:t>GET</w:t>
-            </w:r>
-          </w:p>
-        </w:tc>
-        <w:tc>
-          <w:tcPr>
-            <w:tcW w:type="dxa" w:w="2880"/>
-          </w:tcPr>
-          <w:p>
-            <w:r>
-              <w:t>`/api/sections`</w:t>
-            </w:r>
-          </w:p>
-        </w:tc>
-        <w:tc>
-          <w:tcPr>
-            <w:tcW w:type="dxa" w:w="2880"/>
-          </w:tcPr>
-          <w:p>
-            <w:r>
-              <w:t>List all sections</w:t>
-            </w:r>
-          </w:p>
-        </w:tc>
-      </w:tr>
-      <w:tr>
-        <w:tc>
-          <w:tcPr>
-            <w:tcW w:type="dxa" w:w="2880"/>
-          </w:tcPr>
-          <w:p>
-            <w:r>
-              <w:t>GET</w:t>
-            </w:r>
-          </w:p>
-        </w:tc>
-        <w:tc>
-          <w:tcPr>
-            <w:tcW w:type="dxa" w:w="2880"/>
-          </w:tcPr>
-          <w:p>
-            <w:r>
-              <w:t>`/api/sections/{id}`</w:t>
-            </w:r>
-          </w:p>
-        </w:tc>
-        <w:tc>
-          <w:tcPr>
-            <w:tcW w:type="dxa" w:w="2880"/>
-          </w:tcPr>
-          <w:p>
-            <w:r>
-              <w:t>Get section by ID</w:t>
-            </w:r>
-          </w:p>
-        </w:tc>
-      </w:tr>
-      <w:tr>
-        <w:tc>
-          <w:tcPr>
-            <w:tcW w:type="dxa" w:w="2880"/>
-          </w:tcPr>
-          <w:p>
-            <w:r>
-              <w:t>POST</w:t>
-            </w:r>
-          </w:p>
-        </w:tc>
-        <w:tc>
-          <w:tcPr>
-            <w:tcW w:type="dxa" w:w="2880"/>
-          </w:tcPr>
-          <w:p>
-            <w:r>
-              <w:t>`/api/sections`</w:t>
-            </w:r>
-          </w:p>
-        </w:tc>
-        <w:tc>
-          <w:tcPr>
-            <w:tcW w:type="dxa" w:w="2880"/>
-          </w:tcPr>
-          <w:p>
-            <w:r>
-              <w:t>Create section</w:t>
-            </w:r>
-          </w:p>
-        </w:tc>
-      </w:tr>
-      <w:tr>
-        <w:tc>
-          <w:tcPr>
-            <w:tcW w:type="dxa" w:w="2880"/>
-          </w:tcPr>
-          <w:p>
-            <w:r>
-              <w:t>PUT</w:t>
-            </w:r>
-          </w:p>
-        </w:tc>
-        <w:tc>
-          <w:tcPr>
-            <w:tcW w:type="dxa" w:w="2880"/>
-          </w:tcPr>
-          <w:p>
-            <w:r>
-              <w:t>`/api/sections/{id}`</w:t>
-            </w:r>
-          </w:p>
-        </w:tc>
-        <w:tc>
-          <w:tcPr>
-            <w:tcW w:type="dxa" w:w="2880"/>
-          </w:tcPr>
-          <w:p>
-            <w:r>
-              <w:t>Update section</w:t>
-            </w:r>
-          </w:p>
-        </w:tc>
-      </w:tr>
-      <w:tr>
-        <w:tc>
-          <w:tcPr>
-            <w:tcW w:type="dxa" w:w="2880"/>
-          </w:tcPr>
-          <w:p>
-            <w:r>
-              <w:t>DELETE</w:t>
-            </w:r>
-          </w:p>
-        </w:tc>
-        <w:tc>
-          <w:tcPr>
-            <w:tcW w:type="dxa" w:w="2880"/>
-          </w:tcPr>
-          <w:p>
-            <w:r>
-              <w:t>`/api/sections/{id}`</w:t>
-            </w:r>
-          </w:p>
-        </w:tc>
-        <w:tc>
-          <w:tcPr>
-            <w:tcW w:type="dxa" w:w="2880"/>
-          </w:tcPr>
-          <w:p>
-            <w:r>
-              <w:t>Delete section</w:t>
-            </w:r>
-          </w:p>
-        </w:tc>
-      </w:tr>
-      <w:tr>
-        <w:tc>
-          <w:tcPr>
-            <w:tcW w:type="dxa" w:w="2880"/>
-          </w:tcPr>
-          <w:p>
-            <w:r>
-              <w:t>POST</w:t>
-            </w:r>
-          </w:p>
-        </w:tc>
-        <w:tc>
-          <w:tcPr>
-            <w:tcW w:type="dxa" w:w="2880"/>
-          </w:tcPr>
-          <w:p>
-            <w:r>
-              <w:t>`/api/schedules/generate/{section}`</w:t>
-            </w:r>
-          </w:p>
-        </w:tc>
-        <w:tc>
-          <w:tcPr>
-            <w:tcW w:type="dxa" w:w="2880"/>
-          </w:tcPr>
-          <w:p>
-            <w:r>
-              <w:t>Generate schedule for section</w:t>
-            </w:r>
-          </w:p>
-        </w:tc>
-      </w:tr>
-      <w:tr>
-        <w:tc>
-          <w:tcPr>
-            <w:tcW w:type="dxa" w:w="2880"/>
-          </w:tcPr>
-          <w:p>
-            <w:r>
-              <w:t>GET</w:t>
-            </w:r>
-          </w:p>
-        </w:tc>
-        <w:tc>
-          <w:tcPr>
-            <w:tcW w:type="dxa" w:w="2880"/>
-          </w:tcPr>
-          <w:p>
-            <w:r>
-              <w:t>`/api/schedules`</w:t>
-            </w:r>
-          </w:p>
-        </w:tc>
-        <w:tc>
-          <w:tcPr>
-            <w:tcW w:type="dxa" w:w="2880"/>
-          </w:tcPr>
-          <w:p>
-            <w:r>
-              <w:t>List all schedules</w:t>
-            </w:r>
-          </w:p>
-        </w:tc>
-      </w:tr>
-      <w:tr>
-        <w:tc>
-          <w:tcPr>
-            <w:tcW w:type="dxa" w:w="2880"/>
-          </w:tcPr>
-          <w:p>
-            <w:r>
-              <w:t>GET</w:t>
-            </w:r>
-          </w:p>
-        </w:tc>
-        <w:tc>
-          <w:tcPr>
-            <w:tcW w:type="dxa" w:w="2880"/>
-          </w:tcPr>
-          <w:p>
-            <w:r>
-              <w:t>`/api/schedules/{id}`</w:t>
-            </w:r>
-          </w:p>
-        </w:tc>
-        <w:tc>
-          <w:tcPr>
-            <w:tcW w:type="dxa" w:w="2880"/>
-          </w:tcPr>
-          <w:p>
-            <w:r>
-              <w:t>Get schedule by ID</w:t>
-            </w:r>
-          </w:p>
-        </w:tc>
-      </w:tr>
-      <w:tr>
-        <w:tc>
-          <w:tcPr>
-            <w:tcW w:type="dxa" w:w="2880"/>
-          </w:tcPr>
-          <w:p>
-            <w:r>
-              <w:t>PATCH</w:t>
-            </w:r>
-          </w:p>
-        </w:tc>
-        <w:tc>
-          <w:tcPr>
-            <w:tcW w:type="dxa" w:w="2880"/>
-          </w:tcPr>
-          <w:p>
-            <w:r>
-              <w:t>`/api/schedules/{id}/approve`</w:t>
-            </w:r>
-          </w:p>
-        </w:tc>
-        <w:tc>
-          <w:tcPr>
-            <w:tcW w:type="dxa" w:w="2880"/>
-          </w:tcPr>
-          <w:p>
-            <w:r>
-              <w:t>Approve schedule</w:t>
-            </w:r>
-          </w:p>
-        </w:tc>
-      </w:tr>
-      <w:tr>
-        <w:tc>
-          <w:tcPr>
-            <w:tcW w:type="dxa" w:w="2880"/>
-          </w:tcPr>
-          <w:p>
-            <w:r>
-              <w:t>PATCH</w:t>
-            </w:r>
-          </w:p>
-        </w:tc>
-        <w:tc>
-          <w:tcPr>
-            <w:tcW w:type="dxa" w:w="2880"/>
-          </w:tcPr>
-          <w:p>
-            <w:r>
-              <w:t>`/api/schedules/{id}/publish`</w:t>
-            </w:r>
-          </w:p>
-        </w:tc>
-        <w:tc>
-          <w:tcPr>
-            <w:tcW w:type="dxa" w:w="2880"/>
-          </w:tcPr>
-          <w:p>
-            <w:r>
-              <w:t>Publish schedule</w:t>
-            </w:r>
-          </w:p>
-        </w:tc>
-      </w:tr>
-      <w:tr>
-        <w:tc>
-          <w:tcPr>
-            <w:tcW w:type="dxa" w:w="2880"/>
-          </w:tcPr>
-          <w:p>
-            <w:r>
-              <w:t>GET</w:t>
-            </w:r>
-          </w:p>
-        </w:tc>
-        <w:tc>
-          <w:tcPr>
-            <w:tcW w:type="dxa" w:w="2880"/>
-          </w:tcPr>
-          <w:p>
-            <w:r>
-              <w:t>`/api/my-schedule`</w:t>
-            </w:r>
-          </w:p>
-        </w:tc>
-        <w:tc>
-          <w:tcPr>
-            <w:tcW w:type="dxa" w:w="2880"/>
-          </w:tcPr>
-          <w:p>
-            <w:r>
-              <w:t>Get current user's schedule</w:t>
-            </w:r>
-          </w:p>
-        </w:tc>
-      </w:tr>
-      <w:tr>
-        <w:tc>
-          <w:tcPr>
-            <w:tcW w:type="dxa" w:w="2880"/>
-          </w:tcPr>
-          <w:p>
-            <w:r>
-              <w:t>GET</w:t>
-            </w:r>
-          </w:p>
-        </w:tc>
-        <w:tc>
-          <w:tcPr>
-            <w:tcW w:type="dxa" w:w="2880"/>
-          </w:tcPr>
-          <w:p>
-            <w:r>
-              <w:t>`/api/reports/workload`</w:t>
-            </w:r>
-          </w:p>
-        </w:tc>
-        <w:tc>
-          <w:tcPr>
-            <w:tcW w:type="dxa" w:w="2880"/>
-          </w:tcPr>
-          <w:p>
-            <w:r>
-              <w:t>Faculty workload report</w:t>
-            </w:r>
-          </w:p>
-        </w:tc>
-      </w:tr>
-      <w:tr>
-        <w:tc>
-          <w:tcPr>
-            <w:tcW w:type="dxa" w:w="2880"/>
-          </w:tcPr>
-          <w:p>
-            <w:r>
-              <w:t>GET</w:t>
-            </w:r>
-          </w:p>
-        </w:tc>
-        <w:tc>
-          <w:tcPr>
-            <w:tcW w:type="dxa" w:w="2880"/>
-          </w:tcPr>
-          <w:p>
-            <w:r>
-              <w:t>`/api/reports/room-utilization`</w:t>
-            </w:r>
-          </w:p>
-        </w:tc>
-        <w:tc>
-          <w:tcPr>
-            <w:tcW w:type="dxa" w:w="2880"/>
-          </w:tcPr>
-          <w:p>
-            <w:r>
-              <w:t>Room utilization report</w:t>
-            </w:r>
-          </w:p>
-        </w:tc>
-      </w:tr>
-    </w:tbl>
-    <w:p>
-      <w:pPr>
-        <w:pStyle w:val="Heading2"/>
-      </w:pPr>
-      <w:r>
-        <w:t>AI Engine (Port 8001)</w:t>
-      </w:r>
-    </w:p>
-    <w:tbl>
-      <w:tblPr>
-        <w:tblStyle w:val="TableGrid"/>
-        <w:tblW w:type="auto" w:w="0"/>
-        <w:tblLook w:firstColumn="1" w:firstRow="1" w:lastColumn="0" w:lastRow="0" w:noHBand="0" w:noVBand="1" w:val="04A0"/>
-      </w:tblPr>
-      <w:tblGrid>
-        <w:gridCol w:w="2880"/>
-        <w:gridCol w:w="2880"/>
-        <w:gridCol w:w="2880"/>
-      </w:tblGrid>
-      <w:tr>
-        <w:tc>
-          <w:tcPr>
-            <w:tcW w:type="dxa" w:w="2880"/>
-          </w:tcPr>
-          <w:p>
-            <w:r>
-              <w:rPr>
-                <w:b/>
-              </w:rPr>
-              <w:t>Method</w:t>
-            </w:r>
-          </w:p>
-        </w:tc>
-        <w:tc>
-          <w:tcPr>
-            <w:tcW w:type="dxa" w:w="2880"/>
-          </w:tcPr>
-          <w:p>
-            <w:r>
-              <w:rPr>
-                <w:b/>
-              </w:rPr>
-              <w:t>Endpoint</w:t>
-            </w:r>
-          </w:p>
-        </w:tc>
-        <w:tc>
-          <w:tcPr>
-            <w:tcW w:type="dxa" w:w="2880"/>
-          </w:tcPr>
-          <w:p>
-            <w:r>
-              <w:rPr>
-                <w:b/>
-              </w:rPr>
-              <w:t>Description</w:t>
-            </w:r>
-          </w:p>
-        </w:tc>
-      </w:tr>
-      <w:tr>
-        <w:tc>
-          <w:tcPr>
-            <w:tcW w:type="dxa" w:w="2880"/>
-          </w:tcPr>
-          <w:p>
-            <w:r>
-              <w:t>GET</w:t>
-            </w:r>
-          </w:p>
-        </w:tc>
-        <w:tc>
-          <w:tcPr>
-            <w:tcW w:type="dxa" w:w="2880"/>
-          </w:tcPr>
-          <w:p>
-            <w:r>
-              <w:t>`/health`</w:t>
-            </w:r>
-          </w:p>
-        </w:tc>
-        <w:tc>
-          <w:tcPr>
-            <w:tcW w:type="dxa" w:w="2880"/>
-          </w:tcPr>
-          <w:p>
-            <w:r>
-              <w:t>Health check + DB connectivity</w:t>
-            </w:r>
-          </w:p>
-        </w:tc>
-      </w:tr>
-      <w:tr>
-        <w:tc>
-          <w:tcPr>
-            <w:tcW w:type="dxa" w:w="2880"/>
-          </w:tcPr>
-          <w:p>
-            <w:r>
-              <w:t>POST</w:t>
-            </w:r>
-          </w:p>
-        </w:tc>
-        <w:tc>
-          <w:tcPr>
-            <w:tcW w:type="dxa" w:w="2880"/>
-          </w:tcPr>
-          <w:p>
-            <w:r>
-              <w:t>`/generate-schedule/{section_id}`</w:t>
-            </w:r>
-          </w:p>
-        </w:tc>
-        <w:tc>
-          <w:tcPr>
-            <w:tcW w:type="dxa" w:w="2880"/>
-          </w:tcPr>
-          <w:p>
-            <w:r>
-              <w:t>Generate schedule for section</w:t>
-            </w:r>
-          </w:p>
-        </w:tc>
-      </w:tr>
-    </w:tbl>
-    <w:p>
-      <w:r>
-        <w:t>---</w:t>
+        <w:t>**Section/year-level generation tests** verify the AI-generated schedule is attributed to the correct section, year level, and semester, that other sections' schedules are untouched, and that regeneration archives only the target section's drafts</w:t>
       </w:r>
     </w:p>
     <w:p>
       <w:pPr>
-        <w:pStyle w:val="Heading1"/>
+        <w:pStyle w:val="ListBullet"/>
       </w:pPr>
       <w:r>
-        <w:t>Implementation Status</w:t>
-      </w:r>
-    </w:p>
-    <w:tbl>
-      <w:tblPr>
-        <w:tblStyle w:val="TableGrid"/>
-        <w:tblW w:type="auto" w:w="0"/>
-        <w:tblLook w:firstColumn="1" w:firstRow="1" w:lastColumn="0" w:lastRow="0" w:noHBand="0" w:noVBand="1" w:val="04A0"/>
-      </w:tblPr>
-      <w:tblGrid>
-        <w:gridCol w:w="2880"/>
-        <w:gridCol w:w="2880"/>
-        <w:gridCol w:w="2880"/>
-      </w:tblGrid>
-      <w:tr>
-        <w:tc>
-          <w:tcPr>
-            <w:tcW w:type="dxa" w:w="2880"/>
-          </w:tcPr>
-          <w:p>
-            <w:r>
-              <w:rPr>
-                <w:b/>
-              </w:rPr>
-              <w:t>Component</w:t>
-            </w:r>
-          </w:p>
-        </w:tc>
-        <w:tc>
-          <w:tcPr>
-            <w:tcW w:type="dxa" w:w="2880"/>
-          </w:tcPr>
-          <w:p>
-            <w:r>
-              <w:rPr>
-                <w:b/>
-              </w:rPr>
-              <w:t>Status</w:t>
-            </w:r>
-          </w:p>
-        </w:tc>
-        <w:tc>
-          <w:tcPr>
-            <w:tcW w:type="dxa" w:w="2880"/>
-          </w:tcPr>
-          <w:p>
-            <w:r>
-              <w:rPr>
-                <w:b/>
-              </w:rPr>
-              <w:t>Notes</w:t>
-            </w:r>
-          </w:p>
-        </w:tc>
-      </w:tr>
-      <w:tr>
-        <w:tc>
-          <w:tcPr>
-            <w:tcW w:type="dxa" w:w="2880"/>
-          </w:tcPr>
-          <w:p>
-            <w:r>
-              <w:t>Authentication &amp; RBAC</w:t>
-            </w:r>
-          </w:p>
-        </w:tc>
-        <w:tc>
-          <w:tcPr>
-            <w:tcW w:type="dxa" w:w="2880"/>
-          </w:tcPr>
-          <w:p>
-            <w:r>
-              <w:t>✅ Complete</w:t>
-            </w:r>
-          </w:p>
-        </w:tc>
-        <w:tc>
-          <w:tcPr>
-            <w:tcW w:type="dxa" w:w="2880"/>
-          </w:tcPr>
-          <w:p>
-            <w:r>
-              <w:t>Laravel Sanctum</w:t>
-            </w:r>
-          </w:p>
-        </w:tc>
-      </w:tr>
-      <w:tr>
-        <w:tc>
-          <w:tcPr>
-            <w:tcW w:type="dxa" w:w="2880"/>
-          </w:tcPr>
-          <w:p>
-            <w:r>
-              <w:t>CRUD Operations</w:t>
-            </w:r>
-          </w:p>
-        </w:tc>
-        <w:tc>
-          <w:tcPr>
-            <w:tcW w:type="dxa" w:w="2880"/>
-          </w:tcPr>
-          <w:p>
-            <w:r>
-              <w:t>✅ Complete</w:t>
-            </w:r>
-          </w:p>
-        </w:tc>
-        <w:tc>
-          <w:tcPr>
-            <w:tcW w:type="dxa" w:w="2880"/>
-          </w:tcPr>
-          <w:p>
-            <w:r>
-              <w:t>Faculty, Subjects, Rooms, Sections, Users</w:t>
-            </w:r>
-          </w:p>
-        </w:tc>
-      </w:tr>
-      <w:tr>
-        <w:tc>
-          <w:tcPr>
-            <w:tcW w:type="dxa" w:w="2880"/>
-          </w:tcPr>
-          <w:p>
-            <w:r>
-              <w:t>AI Schedule Generation</w:t>
-            </w:r>
-          </w:p>
-        </w:tc>
-        <w:tc>
-          <w:tcPr>
-            <w:tcW w:type="dxa" w:w="2880"/>
-          </w:tcPr>
-          <w:p>
-            <w:r>
-              <w:t>✅ Complete</w:t>
-            </w:r>
-          </w:p>
-        </w:tc>
-        <w:tc>
-          <w:tcPr>
-            <w:tcW w:type="dxa" w:w="2880"/>
-          </w:tcPr>
-          <w:p>
-            <w:r>
-              <w:t>OR-Tools CP-SAT with 8 constraints</w:t>
-            </w:r>
-          </w:p>
-        </w:tc>
-      </w:tr>
-      <w:tr>
-        <w:tc>
-          <w:tcPr>
-            <w:tcW w:type="dxa" w:w="2880"/>
-          </w:tcPr>
-          <w:p>
-            <w:r>
-              <w:t>Manual Edit Conflict Check</w:t>
-            </w:r>
-          </w:p>
-        </w:tc>
-        <w:tc>
-          <w:tcPr>
-            <w:tcW w:type="dxa" w:w="2880"/>
-          </w:tcPr>
-          <w:p>
-            <w:r>
-              <w:t>✅ Complete</w:t>
-            </w:r>
-          </w:p>
-        </w:tc>
-        <w:tc>
-          <w:tcPr>
-            <w:tcW w:type="dxa" w:w="2880"/>
-          </w:tcPr>
-          <w:p>
-            <w:r>
-              <w:t>Real-time validation</w:t>
-            </w:r>
-          </w:p>
-        </w:tc>
-      </w:tr>
-      <w:tr>
-        <w:tc>
-          <w:tcPr>
-            <w:tcW w:type="dxa" w:w="2880"/>
-          </w:tcPr>
-          <w:p>
-            <w:r>
-              <w:t>Schedule Approval Workflow</w:t>
-            </w:r>
-          </w:p>
-        </w:tc>
-        <w:tc>
-          <w:tcPr>
-            <w:tcW w:type="dxa" w:w="2880"/>
-          </w:tcPr>
-          <w:p>
-            <w:r>
-              <w:t>✅ Complete</w:t>
-            </w:r>
-          </w:p>
-        </w:tc>
-        <w:tc>
-          <w:tcPr>
-            <w:tcW w:type="dxa" w:w="2880"/>
-          </w:tcPr>
-          <w:p>
-            <w:r>
-              <w:t>Draft → Approved → Published</w:t>
-            </w:r>
-          </w:p>
-        </w:tc>
-      </w:tr>
-      <w:tr>
-        <w:tc>
-          <w:tcPr>
-            <w:tcW w:type="dxa" w:w="2880"/>
-          </w:tcPr>
-          <w:p>
-            <w:r>
-              <w:t>Reports</w:t>
-            </w:r>
-          </w:p>
-        </w:tc>
-        <w:tc>
-          <w:tcPr>
-            <w:tcW w:type="dxa" w:w="2880"/>
-          </w:tcPr>
-          <w:p>
-            <w:r>
-              <w:t>✅ Complete</w:t>
-            </w:r>
-          </w:p>
-        </w:tc>
-        <w:tc>
-          <w:tcPr>
-            <w:tcW w:type="dxa" w:w="2880"/>
-          </w:tcPr>
-          <w:p>
-            <w:r>
-              <w:t>Faculty workload, room utilization</w:t>
-            </w:r>
-          </w:p>
-        </w:tc>
-      </w:tr>
-      <w:tr>
-        <w:tc>
-          <w:tcPr>
-            <w:tcW w:type="dxa" w:w="2880"/>
-          </w:tcPr>
-          <w:p>
-            <w:r>
-              <w:t>Faculty Portal</w:t>
-            </w:r>
-          </w:p>
-        </w:tc>
-        <w:tc>
-          <w:tcPr>
-            <w:tcW w:type="dxa" w:w="2880"/>
-          </w:tcPr>
-          <w:p>
-            <w:r>
-              <w:t>✅ Complete</w:t>
-            </w:r>
-          </w:p>
-        </w:tc>
-        <w:tc>
-          <w:tcPr>
-            <w:tcW w:type="dxa" w:w="2880"/>
-          </w:tcPr>
-          <w:p>
-            <w:r>
-              <w:t>View published schedules</w:t>
-            </w:r>
-          </w:p>
-        </w:tc>
-      </w:tr>
-      <w:tr>
-        <w:tc>
-          <w:tcPr>
-            <w:tcW w:type="dxa" w:w="2880"/>
-          </w:tcPr>
-          <w:p>
-            <w:r>
-              <w:t>Frontend</w:t>
-            </w:r>
-          </w:p>
-        </w:tc>
-        <w:tc>
-          <w:tcPr>
-            <w:tcW w:type="dxa" w:w="2880"/>
-          </w:tcPr>
-          <w:p>
-            <w:r>
-              <w:t>✅ Complete</w:t>
-            </w:r>
-          </w:p>
-        </w:tc>
-        <w:tc>
-          <w:tcPr>
-            <w:tcW w:type="dxa" w:w="2880"/>
-          </w:tcPr>
-          <w:p>
-            <w:r>
-              <w:t>React + TypeScript</w:t>
-            </w:r>
-          </w:p>
-        </w:tc>
-      </w:tr>
-      <w:tr>
-        <w:tc>
-          <w:tcPr>
-            <w:tcW w:type="dxa" w:w="2880"/>
-          </w:tcPr>
-          <w:p>
-            <w:r>
-              <w:t>Testing</w:t>
-            </w:r>
-          </w:p>
-        </w:tc>
-        <w:tc>
-          <w:tcPr>
-            <w:tcW w:type="dxa" w:w="2880"/>
-          </w:tcPr>
-          <w:p>
-            <w:r>
-              <w:t>✅ Complete</w:t>
-            </w:r>
-          </w:p>
-        </w:tc>
-        <w:tc>
-          <w:tcPr>
-            <w:tcW w:type="dxa" w:w="2880"/>
-          </w:tcPr>
-          <w:p>
-            <w:r>
-              <w:t>18/18 tests passing</w:t>
-            </w:r>
-          </w:p>
-        </w:tc>
-      </w:tr>
-    </w:tbl>
-    <w:p>
-      <w:r>
-        <w:t>---</w:t>
-      </w:r>
-    </w:p>
-    <w:p>
-      <w:pPr>
-        <w:pStyle w:val="Heading1"/>
-      </w:pPr>
-      <w:r>
-        <w:t>Technical Achievements</w:t>
-      </w:r>
-    </w:p>
-    <w:p>
-      <w:pPr>
-        <w:pStyle w:val="ListNumber"/>
-      </w:pPr>
-      <w:r>
-        <w:t>**Mathematical proof, not ML** — The AI uses Google OR-Tools CP-SAT constraint programming to mathematically guarantee valid schedules</w:t>
-      </w:r>
-    </w:p>
-    <w:p>
-      <w:pPr>
-        <w:pStyle w:val="ListNumber"/>
-      </w:pPr>
-      <w:r>
-        <w:t>**Best-effort scheduling** — If all sessions can't fit, the system places what it can and explains why each remaining session failed</w:t>
-      </w:r>
-    </w:p>
-    <w:p>
-      <w:pPr>
-        <w:pStyle w:val="ListNumber"/>
-      </w:pPr>
-      <w:r>
-        <w:t>**Room capacity enforcement** — Sections are never assigned to overcrowded rooms</w:t>
-      </w:r>
-    </w:p>
-    <w:p>
-      <w:pPr>
-        <w:pStyle w:val="ListNumber"/>
-      </w:pPr>
-      <w:r>
-        <w:t>**Cascade data integrity** — Deleting faculty/rooms/schedules auto-cleans their sessions</w:t>
-      </w:r>
-    </w:p>
-    <w:p>
-      <w:pPr>
-        <w:pStyle w:val="ListNumber"/>
-      </w:pPr>
-      <w:r>
-        <w:t>**Real-time conflict detection** — Prevents issues during manual edits</w:t>
-      </w:r>
-    </w:p>
-    <w:p>
-      <w:pPr>
-        <w:pStyle w:val="ListNumber"/>
-      </w:pPr>
-      <w:r>
-        <w:t>**Publish conflict gate** — Prevents cross-section double-booking</w:t>
+        <w:t>TypeScript typecheck clean; admin login, faculty records, reports, and conflict detection verified end-to-end</w:t>
       </w:r>
     </w:p>
     <w:p>
@@ -3118,125 +1508,7 @@
         <w:pStyle w:val="Heading1"/>
       </w:pPr>
       <w:r>
-        <w:t>Potential Defense Questions and Answers</w:t>
-      </w:r>
-    </w:p>
-    <w:p>
-      <w:pPr>
-        <w:pStyle w:val="Heading2"/>
-      </w:pPr>
-      <w:r>
-        <w:t>Architecture Questions</w:t>
-      </w:r>
-    </w:p>
-    <w:p>
-      <w:r/>
-      <w:r>
-        <w:rPr>
-          <w:b/>
-        </w:rPr>
-        <w:t>Q1: Why did you choose a three-tier architecture (React → Laravel → FastAPI)?</w:t>
-      </w:r>
-      <w:r/>
-    </w:p>
-    <w:p>
-      <w:r/>
-      <w:r>
-        <w:rPr>
-          <w:b/>
-        </w:rPr>
-        <w:t>A:</w:t>
-      </w:r>
-      <w:r>
-        <w:t xml:space="preserve"> We chose this architecture to separate concerns:</w:t>
-      </w:r>
-    </w:p>
-    <w:p>
-      <w:pPr>
-        <w:pStyle w:val="ListBullet"/>
-      </w:pPr>
-      <w:r>
-        <w:t>**Frontend (React)**: Handles user interface and user experience</w:t>
-      </w:r>
-    </w:p>
-    <w:p>
-      <w:pPr>
-        <w:pStyle w:val="ListBullet"/>
-      </w:pPr>
-      <w:r>
-        <w:t>**Backend (Laravel)**: Manages business logic, authentication, and API routing</w:t>
-      </w:r>
-    </w:p>
-    <w:p>
-      <w:pPr>
-        <w:pStyle w:val="ListBullet"/>
-      </w:pPr>
-      <w:r>
-        <w:t>**AI Engine (FastAPI)**: Specialized for constraint-based optimization using Python's OR-Tools library</w:t>
-      </w:r>
-    </w:p>
-    <w:p>
-      <w:r>
-        <w:t>This separation allows:</w:t>
-      </w:r>
-    </w:p>
-    <w:p>
-      <w:pPr>
-        <w:pStyle w:val="ListBullet"/>
-      </w:pPr>
-      <w:r>
-        <w:t>Independent development and scaling of each component</w:t>
-      </w:r>
-    </w:p>
-    <w:p>
-      <w:pPr>
-        <w:pStyle w:val="ListBullet"/>
-      </w:pPr>
-      <w:r>
-        <w:t>Specialized technology for each layer (PHP for web, Python for AI)</w:t>
-      </w:r>
-    </w:p>
-    <w:p>
-      <w:pPr>
-        <w:pStyle w:val="ListBullet"/>
-      </w:pPr>
-      <w:r>
-        <w:t>Clear API boundaries between components</w:t>
-      </w:r>
-    </w:p>
-    <w:p>
-      <w:pPr>
-        <w:pStyle w:val="ListBullet"/>
-      </w:pPr>
-      <w:r>
-        <w:t>Easier testing and maintenance</w:t>
-      </w:r>
-    </w:p>
-    <w:p>
-      <w:r>
-        <w:t>---</w:t>
-      </w:r>
-    </w:p>
-    <w:p>
-      <w:r/>
-      <w:r>
-        <w:rPr>
-          <w:b/>
-        </w:rPr>
-        <w:t>Q2: Why use FastAPI for the AI engine instead of integrating it directly into Laravel?</w:t>
-      </w:r>
-      <w:r/>
-    </w:p>
-    <w:p>
-      <w:r/>
-      <w:r>
-        <w:rPr>
-          <w:b/>
-        </w:rPr>
-        <w:t>A:</w:t>
-      </w:r>
-      <w:r>
-        <w:t xml:space="preserve"> </w:t>
+        <w:t>10. Defense Talking Points</w:t>
       </w:r>
     </w:p>
     <w:p>
@@ -3244,7 +1516,7 @@
         <w:pStyle w:val="ListNumber"/>
       </w:pPr>
       <w:r>
-        <w:t>**Language Specialization**: Python has superior libraries for constraint programming (OR-Tools)</w:t>
+        <w:t>**Constraint-based approach** — CP-SAT gives a mathematical guarantee, not trial-and-error</w:t>
       </w:r>
     </w:p>
     <w:p>
@@ -3252,7 +1524,7 @@
         <w:pStyle w:val="ListNumber"/>
       </w:pPr>
       <w:r>
-        <w:t>**Performance**: FastAPI is async and high-performance for compute-heavy tasks</w:t>
+        <w:t>**8 hard constraints** covering real scheduling rules</w:t>
       </w:r>
     </w:p>
     <w:p>
@@ -3260,7 +1532,7 @@
         <w:pStyle w:val="ListNumber"/>
       </w:pPr>
       <w:r>
-        <w:t>**Separation of Concerns**: AI logic is isolated from web business logic</w:t>
+        <w:t>**Best-effort philosophy** — PARTIAL results place what can be placed</w:t>
       </w:r>
     </w:p>
     <w:p>
@@ -3268,7 +1540,7 @@
         <w:pStyle w:val="ListNumber"/>
       </w:pPr>
       <w:r>
-        <w:t>**Scalability**: AI engine can be scaled independently based on workload</w:t>
+        <w:t>**Admin-only security model** — deliberate design decision: per-semester use, printed distribution, reduced attack surface</w:t>
       </w:r>
     </w:p>
     <w:p>
@@ -3276,232 +1548,7 @@
         <w:pStyle w:val="ListNumber"/>
       </w:pPr>
       <w:r>
-        <w:t>**Maintainability**: Each service can be updated without affecting the other</w:t>
-      </w:r>
-    </w:p>
-    <w:p>
-      <w:r>
-        <w:t>---</w:t>
-      </w:r>
-    </w:p>
-    <w:p>
-      <w:r/>
-      <w:r>
-        <w:rPr>
-          <w:b/>
-        </w:rPr>
-        <w:t>Q3: How does the system handle communication between Laravel and FastAPI?</w:t>
-      </w:r>
-      <w:r/>
-    </w:p>
-    <w:p>
-      <w:r/>
-      <w:r>
-        <w:rPr>
-          <w:b/>
-        </w:rPr>
-        <w:t>A:</w:t>
-      </w:r>
-      <w:r>
-        <w:t xml:space="preserve"> Laravel calls FastAPI via HTTP POST request:</w:t>
-      </w:r>
-    </w:p>
-    <w:p>
-      <w:r>
-        <w:rPr>
-          <w:rFonts w:ascii="Consolas" w:hAnsi="Consolas"/>
-          <w:sz w:val="18"/>
-        </w:rPr>
-        <w:t>POST http://127.0.0.1:8001/generate-schedule/{section_id}</w:t>
-      </w:r>
-    </w:p>
-    <w:p>
-      <w:pPr>
-        <w:pStyle w:val="ListBullet"/>
-      </w:pPr>
-      <w:r>
-        <w:t>Laravel sends the section ID</w:t>
-      </w:r>
-    </w:p>
-    <w:p>
-      <w:pPr>
-        <w:pStyle w:val="ListBullet"/>
-      </w:pPr>
-      <w:r>
-        <w:t>FastAPI queries the database directly for required data</w:t>
-      </w:r>
-    </w:p>
-    <w:p>
-      <w:pPr>
-        <w:pStyle w:val="ListBullet"/>
-      </w:pPr>
-      <w:r>
-        <w:t>FastAPI runs the CP-SAT solver</w:t>
-      </w:r>
-    </w:p>
-    <w:p>
-      <w:pPr>
-        <w:pStyle w:val="ListBullet"/>
-      </w:pPr>
-      <w:r>
-        <w:t>FastAPI returns the result (OPTIMAL/PARTIAL/INFEASIBLE)</w:t>
-      </w:r>
-    </w:p>
-    <w:p>
-      <w:pPr>
-        <w:pStyle w:val="ListBullet"/>
-      </w:pPr>
-      <w:r>
-        <w:t>Laravel persists the result to the database</w:t>
-      </w:r>
-    </w:p>
-    <w:p>
-      <w:r>
-        <w:t>This is a synchronous request-response pattern, appropriate for this use case.</w:t>
-      </w:r>
-    </w:p>
-    <w:p>
-      <w:r>
-        <w:t>---</w:t>
-      </w:r>
-    </w:p>
-    <w:p>
-      <w:pPr>
-        <w:pStyle w:val="Heading2"/>
-      </w:pPr>
-      <w:r>
-        <w:t>Constraint Questions</w:t>
-      </w:r>
-    </w:p>
-    <w:p>
-      <w:r/>
-      <w:r>
-        <w:rPr>
-          <w:b/>
-        </w:rPr>
-        <w:t>Q4: What is constraint programming and why did you choose it over other AI approaches?</w:t>
-      </w:r>
-      <w:r/>
-    </w:p>
-    <w:p>
-      <w:r/>
-      <w:r>
-        <w:rPr>
-          <w:b/>
-        </w:rPr>
-        <w:t>A:</w:t>
-      </w:r>
-      <w:r>
-        <w:t xml:space="preserve"> Constraint programming (CP) is a paradigm where you define:</w:t>
-      </w:r>
-    </w:p>
-    <w:p>
-      <w:pPr>
-        <w:pStyle w:val="ListBullet"/>
-      </w:pPr>
-      <w:r>
-        <w:t>**Variables**: What can be assigned (e.g., which faculty teaches which session)</w:t>
-      </w:r>
-    </w:p>
-    <w:p>
-      <w:pPr>
-        <w:pStyle w:val="ListBullet"/>
-      </w:pPr>
-      <w:r>
-        <w:t>**Domains**: Possible values for each variable</w:t>
-      </w:r>
-    </w:p>
-    <w:p>
-      <w:pPr>
-        <w:pStyle w:val="ListBullet"/>
-      </w:pPr>
-      <w:r>
-        <w:t>**Constraints**: Rules that must be satisfied</w:t>
-      </w:r>
-    </w:p>
-    <w:p>
-      <w:r>
-        <w:t>We chose CP over:</w:t>
-      </w:r>
-    </w:p>
-    <w:p>
-      <w:pPr>
-        <w:pStyle w:val="ListBullet"/>
-      </w:pPr>
-      <w:r>
-        <w:t>**Machine Learning**: ML requires training data and doesn't guarantee validity</w:t>
-      </w:r>
-    </w:p>
-    <w:p>
-      <w:pPr>
-        <w:pStyle w:val="ListBullet"/>
-      </w:pPr>
-      <w:r>
-        <w:t>**Heuristic algorithms**: No mathematical proof of solution quality</w:t>
-      </w:r>
-    </w:p>
-    <w:p>
-      <w:pPr>
-        <w:pStyle w:val="ListBullet"/>
-      </w:pPr>
-      <w:r>
-        <w:t>**OR-Tools CP-SAT**: Specifically designed for scheduling, proven in production</w:t>
-      </w:r>
-    </w:p>
-    <w:p>
-      <w:r>
-        <w:t>CP-SAT (Constraint Programming - SAT solver) is Google's industrial-grade solver that:</w:t>
-      </w:r>
-    </w:p>
-    <w:p>
-      <w:pPr>
-        <w:pStyle w:val="ListBullet"/>
-      </w:pPr>
-      <w:r>
-        <w:t>Guarantees mathematical proof of solution validity</w:t>
-      </w:r>
-    </w:p>
-    <w:p>
-      <w:pPr>
-        <w:pStyle w:val="ListBullet"/>
-      </w:pPr>
-      <w:r>
-        <w:t>Handles complex constraint combinations efficiently</w:t>
-      </w:r>
-    </w:p>
-    <w:p>
-      <w:pPr>
-        <w:pStyle w:val="ListBullet"/>
-      </w:pPr>
-      <w:r>
-        <w:t>Provides OPTIMAL/PARTIAL/INFEASIBLE status with explanations</w:t>
-      </w:r>
-    </w:p>
-    <w:p>
-      <w:r>
-        <w:t>---</w:t>
-      </w:r>
-    </w:p>
-    <w:p>
-      <w:r/>
-      <w:r>
-        <w:rPr>
-          <w:b/>
-        </w:rPr>
-        <w:t>Q5: What happens when the system cannot generate a complete schedule (INFEASIBLE)?</w:t>
-      </w:r>
-      <w:r/>
-    </w:p>
-    <w:p>
-      <w:r/>
-      <w:r>
-        <w:rPr>
-          <w:b/>
-        </w:rPr>
-        <w:t>A:</w:t>
-      </w:r>
-      <w:r>
-        <w:t xml:space="preserve"> The system uses "best-effort scheduling":</w:t>
+        <w:t>**Real-time conflict detection** on manual edits</w:t>
       </w:r>
     </w:p>
     <w:p>
@@ -3509,7 +1556,7 @@
         <w:pStyle w:val="ListNumber"/>
       </w:pPr>
       <w:r>
-        <w:t>**Place what it can**: The solver places as many sessions as possible</w:t>
+        <w:t>**Publish conflict gate** prevents cross-section double-booking</w:t>
       </w:r>
     </w:p>
     <w:p>
@@ -3517,1999 +1564,17 @@
         <w:pStyle w:val="ListNumber"/>
       </w:pPr>
       <w:r>
-        <w:t>**Report failures**: Each unscheduled session is explained (e.g., "No faculty qualified for Subject X")</w:t>
-      </w:r>
-    </w:p>
-    <w:p>
-      <w:pPr>
-        <w:pStyle w:val="ListNumber"/>
-      </w:pPr>
-      <w:r>
-        <w:t>**Partial status**: Returns PARTIAL status with list of unscheduled sessions</w:t>
-      </w:r>
-    </w:p>
-    <w:p>
-      <w:pPr>
-        <w:pStyle w:val="ListNumber"/>
-      </w:pPr>
-      <w:r>
-        <w:t>**Admin decision**: Administrator can:</w:t>
+        <w:t>**Unpublish** allows corrections without losing work</w:t>
       </w:r>
     </w:p>
     <w:p>
       <w:r>
-        <w:t>- Adjust faculty availability</w:t>
+        <w:t>Likely question — "Why can't faculty log in?"</w:t>
       </w:r>
     </w:p>
     <w:p>
       <w:r>
-        <w:t>- Add more qualified faculty</w:t>
-      </w:r>
-    </w:p>
-    <w:p>
-      <w:r>
-        <w:t>- Modify section preferences</w:t>
-      </w:r>
-    </w:p>
-    <w:p>
-      <w:r>
-        <w:t>- Accept partial schedule</w:t>
-      </w:r>
-    </w:p>
-    <w:p>
-      <w:r>
-        <w:t>This is better than failing completely—users get maximum utility from the system.</w:t>
-      </w:r>
-    </w:p>
-    <w:p>
-      <w:r>
-        <w:t>---</w:t>
-      </w:r>
-    </w:p>
-    <w:p>
-      <w:r/>
-      <w:r>
-        <w:rPr>
-          <w:b/>
-        </w:rPr>
-        <w:t>Q6: How does the system prevent double-booking of faculty or rooms?</w:t>
-      </w:r>
-      <w:r/>
-    </w:p>
-    <w:p>
-      <w:r/>
-      <w:r>
-        <w:rPr>
-          <w:b/>
-        </w:rPr>
-        <w:t>A:</w:t>
-      </w:r>
-      <w:r>
-        <w:t xml:space="preserve"> Two mechanisms:</w:t>
-      </w:r>
-    </w:p>
-    <w:p>
-      <w:pPr>
-        <w:pStyle w:val="ListNumber"/>
-      </w:pPr>
-      <w:r>
-        <w:t>**CP-SAT Solver (Proactive)**: During generation, the solver enforces constraints that prevent any overlaps:</w:t>
-      </w:r>
-    </w:p>
-    <w:p>
-      <w:r>
-        <w:t>- No faculty in two places at same time</w:t>
-      </w:r>
-    </w:p>
-    <w:p>
-      <w:r>
-        <w:t>- No room hosting two classes at same time</w:t>
-      </w:r>
-    </w:p>
-    <w:p>
-      <w:r>
-        <w:t>- No section attending two sessions at same time</w:t>
-      </w:r>
-    </w:p>
-    <w:p>
-      <w:pPr>
-        <w:pStyle w:val="ListNumber"/>
-      </w:pPr>
-      <w:r>
-        <w:t>**Real-time Conflict Detection (Reactive)**: When manually editing sessions:</w:t>
-      </w:r>
-    </w:p>
-    <w:p>
-      <w:r>
-        <w:t>- System checks for time overlaps with existing sessions</w:t>
-      </w:r>
-    </w:p>
-    <w:p>
-      <w:r>
-        <w:t>- Returns 422 error with specific conflict details</w:t>
-      </w:r>
-    </w:p>
-    <w:p>
-      <w:r>
-        <w:t>- Prevents saving invalid data</w:t>
-      </w:r>
-    </w:p>
-    <w:p>
-      <w:r>
-        <w:t>This dual approach ensures both generated and manually edited schedules remain conflict-free.</w:t>
-      </w:r>
-    </w:p>
-    <w:p>
-      <w:r>
-        <w:t>---</w:t>
-      </w:r>
-    </w:p>
-    <w:p>
-      <w:r/>
-      <w:r>
-        <w:rPr>
-          <w:b/>
-        </w:rPr>
-        <w:t>Q7: How does the cross-section conflict constraint work?</w:t>
-      </w:r>
-      <w:r/>
-    </w:p>
-    <w:p>
-      <w:r/>
-      <w:r>
-        <w:rPr>
-          <w:b/>
-        </w:rPr>
-        <w:t>A:</w:t>
-      </w:r>
-      <w:r>
-        <w:t xml:space="preserve"> When generating a schedule for a section:</w:t>
-      </w:r>
-    </w:p>
-    <w:p>
-      <w:pPr>
-        <w:pStyle w:val="ListNumber"/>
-      </w:pPr>
-      <w:r>
-        <w:t>System queries all existing **published** schedules for other sections</w:t>
-      </w:r>
-    </w:p>
-    <w:p>
-      <w:pPr>
-        <w:pStyle w:val="ListNumber"/>
-      </w:pPr>
-      <w:r>
-        <w:t>Checks if any proposed session would create a conflict:</w:t>
-      </w:r>
-    </w:p>
-    <w:p>
-      <w:r>
-        <w:t>- Same faculty teaching two sections at same time</w:t>
-      </w:r>
-    </w:p>
-    <w:p>
-      <w:r>
-        <w:t>- Same room used by two sections at same time</w:t>
-      </w:r>
-    </w:p>
-    <w:p>
-      <w:pPr>
-        <w:pStyle w:val="ListNumber"/>
-      </w:pPr>
-      <w:r>
-        <w:t>If conflict detected, that combination is excluded from solver options</w:t>
-      </w:r>
-    </w:p>
-    <w:p>
-      <w:pPr>
-        <w:pStyle w:val="ListNumber"/>
-      </w:pPr>
-      <w:r>
-        <w:t>System generates schedule that doesn't conflict with published schedules</w:t>
-      </w:r>
-    </w:p>
-    <w:p>
-      <w:r>
-        <w:t>This prevents "overbooking" faculty/rooms across different sections.</w:t>
-      </w:r>
-    </w:p>
-    <w:p>
-      <w:r>
-        <w:t>---</w:t>
-      </w:r>
-    </w:p>
-    <w:p>
-      <w:pPr>
-        <w:pStyle w:val="Heading2"/>
-      </w:pPr>
-      <w:r>
-        <w:t>Database Questions</w:t>
-      </w:r>
-    </w:p>
-    <w:p>
-      <w:r/>
-      <w:r>
-        <w:rPr>
-          <w:b/>
-        </w:rPr>
-        <w:t>Q8: Why use PostgreSQL instead of MySQL or SQLite?</w:t>
-      </w:r>
-      <w:r/>
-    </w:p>
-    <w:p>
-      <w:r/>
-      <w:r>
-        <w:rPr>
-          <w:b/>
-        </w:rPr>
-        <w:t>A:</w:t>
-      </w:r>
-      <w:r>
-        <w:t xml:space="preserve"> </w:t>
-      </w:r>
-    </w:p>
-    <w:p>
-      <w:pPr>
-        <w:pStyle w:val="ListNumber"/>
-      </w:pPr>
-      <w:r>
-        <w:t>**JSON Support**: PostgreSQL has excellent JSON/JSONB support for flexible data (preferred_days, unscheduled_sessions)</w:t>
-      </w:r>
-    </w:p>
-    <w:p>
-      <w:pPr>
-        <w:pStyle w:val="ListNumber"/>
-      </w:pPr>
-      <w:r>
-        <w:t>**Advanced Features**: Supports complex queries, CTEs, window functions</w:t>
-      </w:r>
-    </w:p>
-    <w:p>
-      <w:pPr>
-        <w:pStyle w:val="ListNumber"/>
-      </w:pPr>
-      <w:r>
-        <w:t>**ACID Compliance**: Critical for scheduling data integrity</w:t>
-      </w:r>
-    </w:p>
-    <w:p>
-      <w:pPr>
-        <w:pStyle w:val="ListNumber"/>
-      </w:pPr>
-      <w:r>
-        <w:t>**Scalability**: Better for production workloads</w:t>
-      </w:r>
-    </w:p>
-    <w:p>
-      <w:pPr>
-        <w:pStyle w:val="ListNumber"/>
-      </w:pPr>
-      <w:r>
-        <w:t>**Reliability**: Proven in enterprise applications</w:t>
-      </w:r>
-    </w:p>
-    <w:p>
-      <w:pPr>
-        <w:pStyle w:val="ListNumber"/>
-      </w:pPr>
-      <w:r>
-        <w:t>**Laravel Support**: First-class support via pdo_pgsql driver</w:t>
-      </w:r>
-    </w:p>
-    <w:p>
-      <w:r>
-        <w:t>---</w:t>
-      </w:r>
-    </w:p>
-    <w:p>
-      <w:r/>
-      <w:r>
-        <w:rPr>
-          <w:b/>
-        </w:rPr>
-        <w:t>Q9: How does the system handle data integrity when deleting resources?</w:t>
-      </w:r>
-      <w:r/>
-    </w:p>
-    <w:p>
-      <w:r/>
-      <w:r>
-        <w:rPr>
-          <w:b/>
-        </w:rPr>
-        <w:t>A:</w:t>
-      </w:r>
-      <w:r>
-        <w:t xml:space="preserve"> Cascade delete rules:</w:t>
-      </w:r>
-    </w:p>
-    <w:p>
-      <w:pPr>
-        <w:pStyle w:val="ListBullet"/>
-      </w:pPr>
-      <w:r>
-        <w:t>Deleting a **Faculty** → Deletes their availabilities, subject assignments, and removes them from sessions</w:t>
-      </w:r>
-    </w:p>
-    <w:p>
-      <w:pPr>
-        <w:pStyle w:val="ListBullet"/>
-      </w:pPr>
-      <w:r>
-        <w:t>Deleting a **Room** → Removes all sessions scheduled in that room</w:t>
-      </w:r>
-    </w:p>
-    <w:p>
-      <w:pPr>
-        <w:pStyle w:val="ListBullet"/>
-      </w:pPr>
-      <w:r>
-        <w:t>Deleting a **Schedule** → Deletes all its sessions</w:t>
-      </w:r>
-    </w:p>
-    <w:p>
-      <w:pPr>
-        <w:pStyle w:val="ListBullet"/>
-      </w:pPr>
-      <w:r>
-        <w:t>Deleting a **Section** → Deletes their schedules and generation logs</w:t>
-      </w:r>
-    </w:p>
-    <w:p>
-      <w:r>
-        <w:t>This prevents orphaned data and maintains referential integrity automatically.</w:t>
-      </w:r>
-    </w:p>
-    <w:p>
-      <w:r>
-        <w:t>---</w:t>
-      </w:r>
-    </w:p>
-    <w:p>
-      <w:r/>
-      <w:r>
-        <w:rPr>
-          <w:b/>
-        </w:rPr>
-        <w:t>Q10: Why use pivot tables (faculty_subjects, section_subjects)?</w:t>
-      </w:r>
-      <w:r/>
-    </w:p>
-    <w:p>
-      <w:r/>
-      <w:r>
-        <w:rPr>
-          <w:b/>
-        </w:rPr>
-        <w:t>A:</w:t>
-      </w:r>
-      <w:r>
-        <w:t xml:space="preserve"> Pivot tables implement </w:t>
-      </w:r>
-      <w:r>
-        <w:rPr>
-          <w:b/>
-        </w:rPr>
-        <w:t>many-to-many relationships</w:t>
-      </w:r>
-      <w:r>
-        <w:t>:</w:t>
-      </w:r>
-    </w:p>
-    <w:p>
-      <w:pPr>
-        <w:pStyle w:val="ListBullet"/>
-      </w:pPr>
-      <w:r>
-        <w:t>One faculty can teach multiple subjects</w:t>
-      </w:r>
-    </w:p>
-    <w:p>
-      <w:pPr>
-        <w:pStyle w:val="ListBullet"/>
-      </w:pPr>
-      <w:r>
-        <w:t>One subject can be taught by multiple faculty</w:t>
-      </w:r>
-    </w:p>
-    <w:p>
-      <w:pPr>
-        <w:pStyle w:val="ListBullet"/>
-      </w:pPr>
-      <w:r>
-        <w:t>One section takes multiple subjects</w:t>
-      </w:r>
-    </w:p>
-    <w:p>
-      <w:pPr>
-        <w:pStyle w:val="ListBullet"/>
-      </w:pPr>
-      <w:r>
-        <w:t>One subject is taken by multiple sections</w:t>
-      </w:r>
-    </w:p>
-    <w:p>
-      <w:r>
-        <w:t>Without pivot tables, we'd need to duplicate data or use denormalized structures that create update anomalies. Pivot tables:</w:t>
-      </w:r>
-    </w:p>
-    <w:p>
-      <w:pPr>
-        <w:pStyle w:val="ListBullet"/>
-      </w:pPr>
-      <w:r>
-        <w:t>Normalize the data</w:t>
-      </w:r>
-    </w:p>
-    <w:p>
-      <w:pPr>
-        <w:pStyle w:val="ListBullet"/>
-      </w:pPr>
-      <w:r>
-        <w:t>Make queries efficient</w:t>
-      </w:r>
-    </w:p>
-    <w:p>
-      <w:pPr>
-        <w:pStyle w:val="ListBullet"/>
-      </w:pPr>
-      <w:r>
-        <w:t>Maintain referential integrity</w:t>
-      </w:r>
-    </w:p>
-    <w:p>
-      <w:pPr>
-        <w:pStyle w:val="ListBullet"/>
-      </w:pPr>
-      <w:r>
-        <w:t>Allow flexible assignment changes</w:t>
-      </w:r>
-    </w:p>
-    <w:p>
-      <w:r>
-        <w:t>---</w:t>
-      </w:r>
-    </w:p>
-    <w:p>
-      <w:pPr>
-        <w:pStyle w:val="Heading2"/>
-      </w:pPr>
-      <w:r>
-        <w:t>Security Questions</w:t>
-      </w:r>
-    </w:p>
-    <w:p>
-      <w:r/>
-      <w:r>
-        <w:rPr>
-          <w:b/>
-        </w:rPr>
-        <w:t>Q11: How does the system authenticate users?</w:t>
-      </w:r>
-      <w:r/>
-    </w:p>
-    <w:p>
-      <w:r/>
-      <w:r>
-        <w:rPr>
-          <w:b/>
-        </w:rPr>
-        <w:t>A:</w:t>
-      </w:r>
-      <w:r>
-        <w:t xml:space="preserve"> Laravel Sanctum provides:</w:t>
-      </w:r>
-    </w:p>
-    <w:p>
-      <w:pPr>
-        <w:pStyle w:val="ListNumber"/>
-      </w:pPr>
-      <w:r>
-        <w:t>**Token-based authentication**: Users login → receive bearer token</w:t>
-      </w:r>
-    </w:p>
-    <w:p>
-      <w:pPr>
-        <w:pStyle w:val="ListNumber"/>
-      </w:pPr>
-      <w:r>
-        <w:t>**Middleware protection**: API routes require valid token</w:t>
-      </w:r>
-    </w:p>
-    <w:p>
-      <w:pPr>
-        <w:pStyle w:val="ListNumber"/>
-      </w:pPr>
-      <w:r>
-        <w:t>**Role-based access control (RBAC)**: Different permissions for Admin vs Faculty</w:t>
-      </w:r>
-    </w:p>
-    <w:p>
-      <w:pPr>
-        <w:pStyle w:val="ListNumber"/>
-      </w:pPr>
-      <w:r>
-        <w:t>**Session management**: Tokens can be revoked on logout</w:t>
-      </w:r>
-    </w:p>
-    <w:p>
-      <w:r>
-        <w:t>Example flow:</w:t>
-      </w:r>
-    </w:p>
-    <w:p>
-      <w:r>
-        <w:rPr>
-          <w:rFonts w:ascii="Consolas" w:hAnsi="Consolas"/>
-          <w:sz w:val="18"/>
-        </w:rPr>
-        <w:t>POST /api/login {email, password}</w:t>
-        <w:br/>
-        <w:t>→ Returns {token, user}</w:t>
-        <w:br/>
-        <w:br/>
-        <w:t>GET /api/faculties (Header: Authorization: Bearer {token})</w:t>
-        <w:br/>
-        <w:t>→ Returns faculty list</w:t>
-      </w:r>
-    </w:p>
-    <w:p>
-      <w:r>
-        <w:t>---</w:t>
-      </w:r>
-    </w:p>
-    <w:p>
-      <w:r/>
-      <w:r>
-        <w:rPr>
-          <w:b/>
-        </w:rPr>
-        <w:t>Q12: How do you prevent unauthorized access to sensitive operations?</w:t>
-      </w:r>
-      <w:r/>
-    </w:p>
-    <w:p>
-      <w:r/>
-      <w:r>
-        <w:rPr>
-          <w:b/>
-        </w:rPr>
-        <w:t>A:</w:t>
-      </w:r>
-      <w:r>
-        <w:t xml:space="preserve"> Multiple layers:</w:t>
-      </w:r>
-    </w:p>
-    <w:p>
-      <w:pPr>
-        <w:pStyle w:val="ListNumber"/>
-      </w:pPr>
-      <w:r>
-        <w:t>**Authentication**: Must login to access any API</w:t>
-      </w:r>
-    </w:p>
-    <w:p>
-      <w:pPr>
-        <w:pStyle w:val="ListNumber"/>
-      </w:pPr>
-      <w:r>
-        <w:t>**Authorization**: Role-based middleware checks permissions</w:t>
-      </w:r>
-    </w:p>
-    <w:p>
-      <w:pPr>
-        <w:pStyle w:val="ListNumber"/>
-      </w:pPr>
-      <w:r>
-        <w:t>**Input Validation**: Laravel validates all inputs</w:t>
-      </w:r>
-    </w:p>
-    <w:p>
-      <w:pPr>
-        <w:pStyle w:val="ListNumber"/>
-      </w:pPr>
-      <w:r>
-        <w:t>**SQL Injection Prevention**: Eloquent ORM parameterizes queries</w:t>
-      </w:r>
-    </w:p>
-    <w:p>
-      <w:pPr>
-        <w:pStyle w:val="ListNumber"/>
-      </w:pPr>
-      <w:r>
-        <w:t>**XSS Prevention**: React escapes output by default</w:t>
-      </w:r>
-    </w:p>
-    <w:p>
-      <w:pPr>
-        <w:pStyle w:val="ListNumber"/>
-      </w:pPr>
-      <w:r>
-        <w:t>**CSRF Protection**: Laravel includes CSRF tokens</w:t>
-      </w:r>
-    </w:p>
-    <w:p>
-      <w:r>
-        <w:t>Admin-only operations (generate, approve, publish) check user role before execution.</w:t>
-      </w:r>
-    </w:p>
-    <w:p>
-      <w:r>
-        <w:t>---</w:t>
-      </w:r>
-    </w:p>
-    <w:p>
-      <w:pPr>
-        <w:pStyle w:val="Heading2"/>
-      </w:pPr>
-      <w:r>
-        <w:t>Performance Questions</w:t>
-      </w:r>
-    </w:p>
-    <w:p>
-      <w:r/>
-      <w:r>
-        <w:rPr>
-          <w:b/>
-        </w:rPr>
-        <w:t>Q13: How long does schedule generation take?</w:t>
-      </w:r>
-      <w:r/>
-    </w:p>
-    <w:p>
-      <w:r/>
-      <w:r>
-        <w:rPr>
-          <w:b/>
-        </w:rPr>
-        <w:t>A:</w:t>
-      </w:r>
-      <w:r>
-        <w:t xml:space="preserve"> Depends on complexity:</w:t>
-      </w:r>
-    </w:p>
-    <w:p>
-      <w:pPr>
-        <w:pStyle w:val="ListBullet"/>
-      </w:pPr>
-      <w:r>
-        <w:t>**Small dataset** (3 faculty, 3 subjects, 1 section): ~1-2 seconds</w:t>
-      </w:r>
-    </w:p>
-    <w:p>
-      <w:pPr>
-        <w:pStyle w:val="ListBullet"/>
-      </w:pPr>
-      <w:r>
-        <w:t>**Medium dataset** (10 faculty, 10 subjects, 3 sections): ~5-10 seconds</w:t>
-      </w:r>
-    </w:p>
-    <w:p>
-      <w:pPr>
-        <w:pStyle w:val="ListBullet"/>
-      </w:pPr>
-      <w:r>
-        <w:t>**Large dataset** (20+ faculty, 20+ subjects): Up to 30 seconds</w:t>
-      </w:r>
-    </w:p>
-    <w:p>
-      <w:r>
-        <w:t>The solver has a `max_time_in_seconds = 15.0` limit. If no optimal solution found within timeout, it returns the best partial solution found so far.</w:t>
-      </w:r>
-    </w:p>
-    <w:p>
-      <w:r>
-        <w:t>Performance is acceptable for administrative tasks (not real-time user interactions).</w:t>
-      </w:r>
-    </w:p>
-    <w:p>
-      <w:r>
-        <w:t>---</w:t>
-      </w:r>
-    </w:p>
-    <w:p>
-      <w:r/>
-      <w:r>
-        <w:rPr>
-          <w:b/>
-        </w:rPr>
-        <w:t>Q14: Can the system scale to handle an entire university?</w:t>
-      </w:r>
-      <w:r/>
-    </w:p>
-    <w:p>
-      <w:r/>
-      <w:r>
-        <w:rPr>
-          <w:b/>
-        </w:rPr>
-        <w:t>A:</w:t>
-      </w:r>
-      <w:r>
-        <w:t xml:space="preserve"> Current design considerations:</w:t>
-      </w:r>
-    </w:p>
-    <w:p>
-      <w:pPr>
-        <w:pStyle w:val="ListBullet"/>
-      </w:pPr>
-      <w:r>
-        <w:t>**Horizontal scaling**: Each service (Laravel, FastAPI) can be scaled independently</w:t>
-      </w:r>
-    </w:p>
-    <w:p>
-      <w:pPr>
-        <w:pStyle w:val="ListBullet"/>
-      </w:pPr>
-      <w:r>
-        <w:t>**Database optimization**: Indexes on frequently queried columns</w:t>
-      </w:r>
-    </w:p>
-    <w:p>
-      <w:pPr>
-        <w:pStyle w:val="ListBullet"/>
-      </w:pPr>
-      <w:r>
-        <w:t>**Connection pooling**: Can be added for high-concurrency scenarios</w:t>
-      </w:r>
-    </w:p>
-    <w:p>
-      <w:r/>
-      <w:r>
-        <w:rPr>
-          <w:b/>
-        </w:rPr>
-        <w:t>Limitations for university scale:</w:t>
-      </w:r>
-      <w:r/>
-    </w:p>
-    <w:p>
-      <w:pPr>
-        <w:pStyle w:val="ListBullet"/>
-      </w:pPr>
-      <w:r>
-        <w:t>Would need queue-based async processing for very large generations</w:t>
-      </w:r>
-    </w:p>
-    <w:p>
-      <w:pPr>
-        <w:pStyle w:val="ListBullet"/>
-      </w:pPr>
-      <w:r>
-        <w:t>Could partition by department/college</w:t>
-      </w:r>
-    </w:p>
-    <w:p>
-      <w:pPr>
-        <w:pStyle w:val="ListBullet"/>
-      </w:pPr>
-      <w:r>
-        <w:t>May need caching layer for frequent queries</w:t>
-      </w:r>
-    </w:p>
-    <w:p>
-      <w:pPr>
-        <w:pStyle w:val="ListBullet"/>
-      </w:pPr>
-      <w:r>
-        <w:t>Current implementation is for department-level scheduling</w:t>
-      </w:r>
-    </w:p>
-    <w:p>
-      <w:r>
-        <w:t>For university scale, architectural changes would be needed, but the core constraint-based approach remains valid.</w:t>
-      </w:r>
-    </w:p>
-    <w:p>
-      <w:r>
-        <w:t>---</w:t>
-      </w:r>
-    </w:p>
-    <w:p>
-      <w:pPr>
-        <w:pStyle w:val="Heading2"/>
-      </w:pPr>
-      <w:r>
-        <w:t>Testing Questions</w:t>
-      </w:r>
-    </w:p>
-    <w:p>
-      <w:r/>
-      <w:r>
-        <w:rPr>
-          <w:b/>
-        </w:rPr>
-        <w:t>Q15: How did you test the system?</w:t>
-      </w:r>
-      <w:r/>
-    </w:p>
-    <w:p>
-      <w:r/>
-      <w:r>
-        <w:rPr>
-          <w:b/>
-        </w:rPr>
-        <w:t>A:</w:t>
-      </w:r>
-      <w:r>
-        <w:t xml:space="preserve"> Testing approach:</w:t>
-      </w:r>
-    </w:p>
-    <w:p>
-      <w:pPr>
-        <w:pStyle w:val="ListNumber"/>
-      </w:pPr>
-      <w:r>
-        <w:t>**Ad-hoc testing**: Throughout development</w:t>
-      </w:r>
-    </w:p>
-    <w:p>
-      <w:pPr>
-        <w:pStyle w:val="ListNumber"/>
-      </w:pPr>
-      <w:r>
-        <w:t>**Stress tests**: Tested solver with:</w:t>
-      </w:r>
-    </w:p>
-    <w:p>
-      <w:r>
-        <w:t>- Normal case (OPTIMAL)</w:t>
-      </w:r>
-    </w:p>
-    <w:p>
-      <w:r>
-        <w:t>- Forced constraints (respect faculty availability)</w:t>
-      </w:r>
-    </w:p>
-    <w:p>
-      <w:r>
-        <w:t>- Broken constraints (INFEASIBLE with explanation)</w:t>
-      </w:r>
-    </w:p>
-    <w:p>
-      <w:pPr>
-        <w:pStyle w:val="ListNumber"/>
-      </w:pPr>
-      <w:r>
-        <w:t>**End-to-end testing**: Full workflow verification</w:t>
-      </w:r>
-    </w:p>
-    <w:p>
-      <w:pPr>
-        <w:pStyle w:val="ListNumber"/>
-      </w:pPr>
-      <w:r>
-        <w:t>**18/18 tests passing**: All features validated</w:t>
-      </w:r>
-    </w:p>
-    <w:p>
-      <w:r>
-        <w:t>Test coverage:</w:t>
-      </w:r>
-    </w:p>
-    <w:p>
-      <w:pPr>
-        <w:pStyle w:val="ListBullet"/>
-      </w:pPr>
-      <w:r>
-        <w:t>Authentication &amp; RBAC ✅</w:t>
-      </w:r>
-    </w:p>
-    <w:p>
-      <w:pPr>
-        <w:pStyle w:val="ListBullet"/>
-      </w:pPr>
-      <w:r>
-        <w:t>CRUD Operations ✅</w:t>
-      </w:r>
-    </w:p>
-    <w:p>
-      <w:pPr>
-        <w:pStyle w:val="ListBullet"/>
-      </w:pPr>
-      <w:r>
-        <w:t>AI Schedule Generation ✅</w:t>
-      </w:r>
-    </w:p>
-    <w:p>
-      <w:pPr>
-        <w:pStyle w:val="ListBullet"/>
-      </w:pPr>
-      <w:r>
-        <w:t>Manual Edit Conflict Check ✅</w:t>
-      </w:r>
-    </w:p>
-    <w:p>
-      <w:pPr>
-        <w:pStyle w:val="ListBullet"/>
-      </w:pPr>
-      <w:r>
-        <w:t>Schedule Approval Workflow ✅</w:t>
-      </w:r>
-    </w:p>
-    <w:p>
-      <w:pPr>
-        <w:pStyle w:val="ListBullet"/>
-      </w:pPr>
-      <w:r>
-        <w:t>Reports ✅</w:t>
-      </w:r>
-    </w:p>
-    <w:p>
-      <w:pPr>
-        <w:pStyle w:val="ListBullet"/>
-      </w:pPr>
-      <w:r>
-        <w:t>Faculty Portal ✅</w:t>
-      </w:r>
-    </w:p>
-    <w:p>
-      <w:r>
-        <w:t>---</w:t>
-      </w:r>
-    </w:p>
-    <w:p>
-      <w:r/>
-      <w:r>
-        <w:rPr>
-          <w:b/>
-        </w:rPr>
-        <w:t>Q16: What testing frameworks did you use?</w:t>
-      </w:r>
-      <w:r/>
-    </w:p>
-    <w:p>
-      <w:r/>
-      <w:r>
-        <w:rPr>
-          <w:b/>
-        </w:rPr>
-        <w:t>A:</w:t>
-      </w:r>
-      <w:r/>
-    </w:p>
-    <w:p>
-      <w:pPr>
-        <w:pStyle w:val="ListBullet"/>
-      </w:pPr>
-      <w:r>
-        <w:t>**Backend (Laravel)**: PHPUnit (built-in)</w:t>
-      </w:r>
-    </w:p>
-    <w:p>
-      <w:pPr>
-        <w:pStyle w:val="ListBullet"/>
-      </w:pPr>
-      <w:r>
-        <w:t>**Frontend (React)**: Jest + React Testing Library</w:t>
-      </w:r>
-    </w:p>
-    <w:p>
-      <w:pPr>
-        <w:pStyle w:val="ListBullet"/>
-      </w:pPr>
-      <w:r>
-        <w:t>**AI Engine**: Python unittest + manual testing</w:t>
-      </w:r>
-    </w:p>
-    <w:p>
-      <w:pPr>
-        <w:pStyle w:val="ListBullet"/>
-      </w:pPr>
-      <w:r>
-        <w:t>**Integration**: Postman/curl for API testing</w:t>
-      </w:r>
-    </w:p>
-    <w:p>
-      <w:r>
-        <w:t>We focused on practical testing that verifies real functionality rather than achieving 100% code coverage.</w:t>
-      </w:r>
-    </w:p>
-    <w:p>
-      <w:r>
-        <w:t>---</w:t>
-      </w:r>
-    </w:p>
-    <w:p>
-      <w:pPr>
-        <w:pStyle w:val="Heading2"/>
-      </w:pPr>
-      <w:r>
-        <w:t>Design Decisions Questions</w:t>
-      </w:r>
-    </w:p>
-    <w:p>
-      <w:r/>
-      <w:r>
-        <w:rPr>
-          <w:b/>
-        </w:rPr>
-        <w:t>Q17: Why use Laravel instead of other PHP frameworks (CodeIgniter, Symfony)?</w:t>
-      </w:r>
-      <w:r/>
-    </w:p>
-    <w:p>
-      <w:r/>
-      <w:r>
-        <w:rPr>
-          <w:b/>
-        </w:rPr>
-        <w:t>A:</w:t>
-      </w:r>
-      <w:r>
-        <w:t xml:space="preserve"> </w:t>
-      </w:r>
-    </w:p>
-    <w:p>
-      <w:pPr>
-        <w:pStyle w:val="ListNumber"/>
-      </w:pPr>
-      <w:r>
-        <w:t>**Modern PHP**: Built for PHP 8+ with type hints, attributes</w:t>
-      </w:r>
-    </w:p>
-    <w:p>
-      <w:pPr>
-        <w:pStyle w:val="ListNumber"/>
-      </w:pPr>
-      <w:r>
-        <w:t>**Eloquent ORM**: Excellent database abstraction</w:t>
-      </w:r>
-    </w:p>
-    <w:p>
-      <w:pPr>
-        <w:pStyle w:val="ListNumber"/>
-      </w:pPr>
-      <w:r>
-        <w:t>**Built-in features**: Authentication, routing, validation, migrations</w:t>
-      </w:r>
-    </w:p>
-    <w:p>
-      <w:pPr>
-        <w:pStyle w:val="ListNumber"/>
-      </w:pPr>
-      <w:r>
-        <w:t>**Laravel Sanctum**: First-party API authentication</w:t>
-      </w:r>
-    </w:p>
-    <w:p>
-      <w:pPr>
-        <w:pStyle w:val="ListNumber"/>
-      </w:pPr>
-      <w:r>
-        <w:t>**Community**: Large ecosystem, extensive documentation</w:t>
-      </w:r>
-    </w:p>
-    <w:p>
-      <w:pPr>
-        <w:pStyle w:val="ListNumber"/>
-      </w:pPr>
-      <w:r>
-        <w:t>**Rapid development**: Conventions over configuration</w:t>
-      </w:r>
-    </w:p>
-    <w:p>
-      <w:r>
-        <w:t>Laravel is the most mature and feature-rich PHP framework for this type of application.</w:t>
-      </w:r>
-    </w:p>
-    <w:p>
-      <w:r>
-        <w:t>---</w:t>
-      </w:r>
-    </w:p>
-    <w:p>
-      <w:r/>
-      <w:r>
-        <w:rPr>
-          <w:b/>
-        </w:rPr>
-        <w:t>Q18: Why React instead of Vue, Angular, or plain HTML?</w:t>
-      </w:r>
-      <w:r/>
-    </w:p>
-    <w:p>
-      <w:r/>
-      <w:r>
-        <w:rPr>
-          <w:b/>
-        </w:rPr>
-        <w:t>A:</w:t>
-      </w:r>
-      <w:r/>
-    </w:p>
-    <w:p>
-      <w:pPr>
-        <w:pStyle w:val="ListNumber"/>
-      </w:pPr>
-      <w:r>
-        <w:t>**Component-based**: Reusable UI components</w:t>
-      </w:r>
-    </w:p>
-    <w:p>
-      <w:pPr>
-        <w:pStyle w:val="ListNumber"/>
-      </w:pPr>
-      <w:r>
-        <w:t>**TypeScript support**: Better developer experience and type safety</w:t>
-      </w:r>
-    </w:p>
-    <w:p>
-      <w:pPr>
-        <w:pStyle w:val="ListNumber"/>
-      </w:pPr>
-      <w:r>
-        <w:t>**Virtual DOM**: Efficient updates</w:t>
-      </w:r>
-    </w:p>
-    <w:p>
-      <w:pPr>
-        <w:pStyle w:val="ListNumber"/>
-      </w:pPr>
-      <w:r>
-        <w:t>**Ecosystem**: Large library ecosystem (Tailwind CSS, etc.)</w:t>
-      </w:r>
-    </w:p>
-    <w:p>
-      <w:pPr>
-        <w:pStyle w:val="ListNumber"/>
-      </w:pPr>
-      <w:r>
-        <w:t>**Industry standard**: Most popular frontend framework</w:t>
-      </w:r>
-    </w:p>
-    <w:p>
-      <w:pPr>
-        <w:pStyle w:val="ListNumber"/>
-      </w:pPr>
-      <w:r>
-        <w:t>**Team familiarity**: Team has React experience</w:t>
-      </w:r>
-    </w:p>
-    <w:p>
-      <w:r>
-        <w:t>React provides the best balance of productivity, performance, and maintainability.</w:t>
-      </w:r>
-    </w:p>
-    <w:p>
-      <w:r>
-        <w:t>---</w:t>
-      </w:r>
-    </w:p>
-    <w:p>
-      <w:r/>
-      <w:r>
-        <w:rPr>
-          <w:b/>
-        </w:rPr>
-        <w:t>Q19: How did you decide on the constraint priorities?</w:t>
-      </w:r>
-      <w:r/>
-    </w:p>
-    <w:p>
-      <w:r/>
-      <w:r>
-        <w:rPr>
-          <w:b/>
-        </w:rPr>
-        <w:t>A:</w:t>
-      </w:r>
-      <w:r>
-        <w:t xml:space="preserve"> Constraints were prioritized based on:</w:t>
-      </w:r>
-    </w:p>
-    <w:p>
-      <w:pPr>
-        <w:pStyle w:val="ListNumber"/>
-      </w:pPr>
-      <w:r>
-        <w:t>**Legal/Policy requirements**: Faculty cannot teach two classes at once</w:t>
-      </w:r>
-    </w:p>
-    <w:p>
-      <w:pPr>
-        <w:pStyle w:val="ListNumber"/>
-      </w:pPr>
-      <w:r>
-        <w:t>**Physical limitations**: Room capacity, room type matching</w:t>
-      </w:r>
-    </w:p>
-    <w:p>
-      <w:pPr>
-        <w:pStyle w:val="ListNumber"/>
-      </w:pPr>
-      <w:r>
-        <w:t>**Business rules**: Faculty availability, qualifications</w:t>
-      </w:r>
-    </w:p>
-    <w:p>
-      <w:pPr>
-        <w:pStyle w:val="ListNumber"/>
-      </w:pPr>
-      <w:r>
-        <w:t>**Optimization goals**: Cross-section conflicts, teaching load</w:t>
-      </w:r>
-    </w:p>
-    <w:p>
-      <w:r>
-        <w:t>Hard constraints (must be satisfied) vs soft constraints (nice to have):</w:t>
-      </w:r>
-    </w:p>
-    <w:p>
-      <w:pPr>
-        <w:pStyle w:val="ListBullet"/>
-      </w:pPr>
-      <w:r>
-        <w:t>**Hard**: Double-booking, availability, room type, capacity</w:t>
-      </w:r>
-    </w:p>
-    <w:p>
-      <w:pPr>
-        <w:pStyle w:val="ListBullet"/>
-      </w:pPr>
-      <w:r>
-        <w:t>**Soft**: Lunch break, seniority preference (not yet implemented)</w:t>
-      </w:r>
-    </w:p>
-    <w:p>
-      <w:r>
-        <w:t>---</w:t>
-      </w:r>
-    </w:p>
-    <w:p>
-      <w:pPr>
-        <w:pStyle w:val="Heading2"/>
-      </w:pPr>
-      <w:r>
-        <w:t>Future Improvements Questions</w:t>
-      </w:r>
-    </w:p>
-    <w:p>
-      <w:r/>
-      <w:r>
-        <w:rPr>
-          <w:b/>
-        </w:rPr>
-        <w:t>Q20: What would you improve if you had more time?</w:t>
-      </w:r>
-      <w:r/>
-    </w:p>
-    <w:p>
-      <w:r/>
-      <w:r>
-        <w:rPr>
-          <w:b/>
-        </w:rPr>
-        <w:t>A:</w:t>
-      </w:r>
-      <w:r>
-        <w:t xml:space="preserve"> Priority improvements:</w:t>
-      </w:r>
-    </w:p>
-    <w:p>
-      <w:pPr>
-        <w:pStyle w:val="ListNumber"/>
-      </w:pPr>
-      <w:r>
-        <w:t>**Soft constraints**: Add preference weighting for faculty</w:t>
-      </w:r>
-    </w:p>
-    <w:p>
-      <w:pPr>
-        <w:pStyle w:val="ListNumber"/>
-      </w:pPr>
-      <w:r>
-        <w:t>**Lunch break**: Mandatory break in daily schedules</w:t>
-      </w:r>
-    </w:p>
-    <w:p>
-      <w:pPr>
-        <w:pStyle w:val="ListNumber"/>
-      </w:pPr>
-      <w:r>
-        <w:t>**UI enhancements**: Drag-and-drop schedule editing</w:t>
-      </w:r>
-    </w:p>
-    <w:p>
-      <w:pPr>
-        <w:pStyle w:val="ListNumber"/>
-      </w:pPr>
-      <w:r>
-        <w:t>**Mobile responsiveness**: Faculty portal on mobile</w:t>
-      </w:r>
-    </w:p>
-    <w:p>
-      <w:pPr>
-        <w:pStyle w:val="ListNumber"/>
-      </w:pPr>
-      <w:r>
-        <w:t>**Notifications**: Email/SMS for schedule changes</w:t>
-      </w:r>
-    </w:p>
-    <w:p>
-      <w:pPr>
-        <w:pStyle w:val="ListNumber"/>
-      </w:pPr>
-      <w:r>
-        <w:t>**Analytics dashboard**: Advanced reporting and insights</w:t>
-      </w:r>
-    </w:p>
-    <w:p>
-      <w:pPr>
-        <w:pStyle w:val="ListNumber"/>
-      </w:pPr>
-      <w:r>
-        <w:t>**Multi-semester planning**: Semester-to-semester carryover</w:t>
-      </w:r>
-    </w:p>
-    <w:p>
-      <w:pPr>
-        <w:pStyle w:val="ListNumber"/>
-      </w:pPr>
-      <w:r>
-        <w:t>**API documentation**: OpenAPI/Swagger for API docs</w:t>
-      </w:r>
-    </w:p>
-    <w:p>
-      <w:r>
-        <w:t>---</w:t>
-      </w:r>
-    </w:p>
-    <w:p>
-      <w:r/>
-      <w:r>
-        <w:rPr>
-          <w:b/>
-        </w:rPr>
-        <w:t>Q21: How would you handle schedule changes after publishing?</w:t>
-      </w:r>
-      <w:r/>
-    </w:p>
-    <w:p>
-      <w:r/>
-      <w:r>
-        <w:rPr>
-          <w:b/>
-        </w:rPr>
-        <w:t>A:</w:t>
-      </w:r>
-      <w:r>
-        <w:t xml:space="preserve"> Current workflow:</w:t>
-      </w:r>
-    </w:p>
-    <w:p>
-      <w:pPr>
-        <w:pStyle w:val="ListNumber"/>
-      </w:pPr>
-      <w:r>
-        <w:t>Admin manually edits sessions (with conflict detection)</w:t>
-      </w:r>
-    </w:p>
-    <w:p>
-      <w:pPr>
-        <w:pStyle w:val="ListNumber"/>
-      </w:pPr>
-      <w:r>
-        <w:t>Creates new schedule version</w:t>
-      </w:r>
-    </w:p>
-    <w:p>
-      <w:pPr>
-        <w:pStyle w:val="ListNumber"/>
-      </w:pPr>
-      <w:r>
-        <w:t>Goes through approval workflow again</w:t>
-      </w:r>
-    </w:p>
-    <w:p>
-      <w:r/>
-      <w:r>
-        <w:rPr>
-          <w:b/>
-        </w:rPr>
-        <w:t>Improvements:</w:t>
-      </w:r>
-      <w:r/>
-    </w:p>
-    <w:p>
-      <w:pPr>
-        <w:pStyle w:val="ListNumber"/>
-      </w:pPr>
-      <w:r>
-        <w:t>**Change request system**: Faculty request changes</w:t>
-      </w:r>
-    </w:p>
-    <w:p>
-      <w:pPr>
-        <w:pStyle w:val="ListNumber"/>
-      </w:pPr>
-      <w:r>
-        <w:t>**Approval workflow**: Department head approves changes</w:t>
-      </w:r>
-    </w:p>
-    <w:p>
-      <w:pPr>
-        <w:pStyle w:val="ListNumber"/>
-      </w:pPr>
-      <w:r>
-        <w:t>**Automatic re-notification**: Alert affected faculty</w:t>
-      </w:r>
-    </w:p>
-    <w:p>
-      <w:pPr>
-        <w:pStyle w:val="ListNumber"/>
-      </w:pPr>
-      <w:r>
-        <w:t>**Version history**: Track all changes</w:t>
-      </w:r>
-    </w:p>
-    <w:p>
-      <w:pPr>
-        <w:pStyle w:val="ListNumber"/>
-      </w:pPr>
-      <w:r>
-        <w:t>**Rollback capability**: Revert to previous schedule</w:t>
-      </w:r>
-    </w:p>
-    <w:p>
-      <w:r>
-        <w:t>---</w:t>
-      </w:r>
-    </w:p>
-    <w:p>
-      <w:pPr>
-        <w:pStyle w:val="Heading2"/>
-      </w:pPr>
-      <w:r>
-        <w:t>Specific Implementation Questions</w:t>
-      </w:r>
-    </w:p>
-    <w:p>
-      <w:r/>
-      <w:r>
-        <w:rPr>
-          <w:b/>
-        </w:rPr>
-        <w:t>Q22: How does the system handle part-time faculty with limited availability?</w:t>
-      </w:r>
-      <w:r/>
-    </w:p>
-    <w:p>
-      <w:r/>
-      <w:r>
-        <w:rPr>
-          <w:b/>
-        </w:rPr>
-        <w:t>A:</w:t>
-      </w:r>
-      <w:r>
-        <w:t xml:space="preserve"> Example: Prof. Cruz is part-time (Mon/Wed/Fri only)</w:t>
-      </w:r>
-    </w:p>
-    <w:p>
-      <w:pPr>
-        <w:pStyle w:val="ListNumber"/>
-      </w:pPr>
-      <w:r>
-        <w:t>**Availability stored**: `faculty_availabilities` table has Mon/Wed/Fri entries</w:t>
-      </w:r>
-    </w:p>
-    <w:p>
-      <w:pPr>
-        <w:pStyle w:val="ListNumber"/>
-      </w:pPr>
-      <w:r>
-        <w:t>**Solver respects**: Constraint #2 prevents scheduling outside declared hours</w:t>
-      </w:r>
-    </w:p>
-    <w:p>
-      <w:pPr>
-        <w:pStyle w:val="ListNumber"/>
-      </w:pPr>
-      <w:r>
-        <w:t>**Tested and verified**: System correctly schedules Prof. Cruz only on available days</w:t>
-      </w:r>
-    </w:p>
-    <w:p>
-      <w:r>
-        <w:t>If availability is empty, system falls back to section's preferred days (best-effort approach).</w:t>
-      </w:r>
-    </w:p>
-    <w:p>
-      <w:r>
-        <w:t>---</w:t>
-      </w:r>
-    </w:p>
-    <w:p>
-      <w:r/>
-      <w:r>
-        <w:rPr>
-          <w:b/>
-        </w:rPr>
-        <w:t>Q23: What happens if two sections need the same room at the same time?</w:t>
-      </w:r>
-      <w:r/>
-    </w:p>
-    <w:p>
-      <w:r/>
-      <w:r>
-        <w:rPr>
-          <w:b/>
-        </w:rPr>
-        <w:t>A:</w:t>
-      </w:r>
-      <w:r>
-        <w:t xml:space="preserve"> The solver prevents this:</w:t>
-      </w:r>
-    </w:p>
-    <w:p>
-      <w:pPr>
-        <w:pStyle w:val="ListNumber"/>
-      </w:pPr>
-      <w:r>
-        <w:t>**Constraint #6**: Room cannot host two sessions simultaneously</w:t>
-      </w:r>
-    </w:p>
-    <w:p>
-      <w:pPr>
-        <w:pStyle w:val="ListNumber"/>
-      </w:pPr>
-      <w:r>
-        <w:t>**During generation**: Solver assigns unique time-slot combinations to each session</w:t>
-      </w:r>
-    </w:p>
-    <w:p>
-      <w:pPr>
-        <w:pStyle w:val="ListNumber"/>
-      </w:pPr>
-      <w:r>
-        <w:t>**During manual edit**: Real-time conflict detection blocks invalid assignments</w:t>
-      </w:r>
-    </w:p>
-    <w:p>
-      <w:pPr>
-        <w:pStyle w:val="ListNumber"/>
-      </w:pPr>
-      <w:r>
-        <w:t>**Cross-section check**: Constraint #8 checks against published schedules</w:t>
-      </w:r>
-    </w:p>
-    <w:p>
-      <w:r>
-        <w:t>Result: No double-booking of rooms across all sections.</w:t>
-      </w:r>
-    </w:p>
-    <w:p>
-      <w:r>
-        <w:t>---</w:t>
-      </w:r>
-    </w:p>
-    <w:p>
-      <w:r/>
-      <w:r>
-        <w:rPr>
-          <w:b/>
-        </w:rPr>
-        <w:t>Q24: How does the system determine if a schedule is OPTIMAL vs PARTIAL?</w:t>
-      </w:r>
-      <w:r/>
-    </w:p>
-    <w:p>
-      <w:r/>
-      <w:r>
-        <w:rPr>
-          <w:b/>
-        </w:rPr>
-        <w:t>A:</w:t>
-      </w:r>
-      <w:r>
-        <w:t xml:space="preserve"> Based on CP-SAT solver output:</w:t>
-      </w:r>
-    </w:p>
-    <w:p>
-      <w:pPr>
-        <w:pStyle w:val="ListBullet"/>
-      </w:pPr>
-      <w:r>
-        <w:t>**OPTIMAL**: All sessions placed, no constraints violated, best possible solution found</w:t>
-      </w:r>
-    </w:p>
-    <w:p>
-      <w:pPr>
-        <w:pStyle w:val="ListBullet"/>
-      </w:pPr>
-      <w:r>
-        <w:t>**PARTIAL**: Some sessions placed, others unscheduled (with explanation why)</w:t>
-      </w:r>
-    </w:p>
-    <w:p>
-      <w:pPr>
-        <w:pStyle w:val="ListBullet"/>
-      </w:pPr>
-      <w:r>
-        <w:t>**INFEASIBLE**: No valid solution exists given constraints</w:t>
-      </w:r>
-    </w:p>
-    <w:p>
-      <w:r>
-        <w:t>Status returned to user with:</w:t>
-      </w:r>
-    </w:p>
-    <w:p>
-      <w:pPr>
-        <w:pStyle w:val="ListBullet"/>
-      </w:pPr>
-      <w:r>
-        <w:t>List of scheduled sessions (times, rooms, faculty)</w:t>
-      </w:r>
-    </w:p>
-    <w:p>
-      <w:pPr>
-        <w:pStyle w:val="ListBullet"/>
-      </w:pPr>
-      <w:r>
-        <w:t>List of unscheduled sessions (with failure reasons)</w:t>
-      </w:r>
-    </w:p>
-    <w:p>
-      <w:pPr>
-        <w:pStyle w:val="ListBullet"/>
-      </w:pPr>
-      <w:r>
-        <w:t>Recommendations for resolution</w:t>
-      </w:r>
-    </w:p>
-    <w:p>
-      <w:r>
-        <w:t>---</w:t>
-      </w:r>
-    </w:p>
-    <w:p>
-      <w:r/>
-      <w:r>
-        <w:rPr>
-          <w:b/>
-        </w:rPr>
-        <w:t>Q25: How do you ensure data consistency across the three services?</w:t>
-      </w:r>
-      <w:r/>
-    </w:p>
-    <w:p>
-      <w:r/>
-      <w:r>
-        <w:rPr>
-          <w:b/>
-        </w:rPr>
-        <w:t>A:</w:t>
-      </w:r>
-      <w:r>
-        <w:t xml:space="preserve"> Single source of truth: PostgreSQL database</w:t>
-      </w:r>
-    </w:p>
-    <w:p>
-      <w:pPr>
-        <w:pStyle w:val="ListBullet"/>
-      </w:pPr>
-      <w:r>
-        <w:t>Laravel: Uses Eloquent ORM (consistent data access)</w:t>
-      </w:r>
-    </w:p>
-    <w:p>
-      <w:pPr>
-        <w:pStyle w:val="ListBullet"/>
-      </w:pPr>
-      <w:r>
-        <w:t>FastAPI: Uses psycopg2 with parameterized queries (prevents SQL injection)</w:t>
-      </w:r>
-    </w:p>
-    <w:p>
-      <w:pPr>
-        <w:pStyle w:val="ListBullet"/>
-      </w:pPr>
-      <w:r>
-        <w:t>Both connect to same database instance</w:t>
-      </w:r>
-    </w:p>
-    <w:p>
-      <w:pPr>
-        <w:pStyle w:val="ListBullet"/>
-      </w:pPr>
-      <w:r>
-        <w:t>Laravel migrations are schema source of truth</w:t>
-      </w:r>
-    </w:p>
-    <w:p>
-      <w:r/>
-      <w:r>
-        <w:rPr>
-          <w:b/>
-        </w:rPr>
-        <w:t>Consistency mechanisms:</w:t>
-      </w:r>
-      <w:r/>
-    </w:p>
-    <w:p>
-      <w:pPr>
-        <w:pStyle w:val="ListNumber"/>
-      </w:pPr>
-      <w:r>
-        <w:t>Foreign key constraints at database level</w:t>
-      </w:r>
-    </w:p>
-    <w:p>
-      <w:pPr>
-        <w:pStyle w:val="ListNumber"/>
-      </w:pPr>
-      <w:r>
-        <w:t>Cascade delete rules</w:t>
-      </w:r>
-    </w:p>
-    <w:p>
-      <w:pPr>
-        <w:pStyle w:val="ListNumber"/>
-      </w:pPr>
-      <w:r>
-        <w:t>Laravel validation before writes</w:t>
-      </w:r>
-    </w:p>
-    <w:p>
-      <w:pPr>
-        <w:pStyle w:val="ListNumber"/>
-      </w:pPr>
-      <w:r>
-        <w:t>FastAPI reads only (doesn't write schedule data directly)</w:t>
-      </w:r>
-    </w:p>
-    <w:p>
-      <w:r>
-        <w:t>---</w:t>
-      </w:r>
-    </w:p>
-    <w:p>
-      <w:pPr>
-        <w:pStyle w:val="Heading1"/>
-      </w:pPr>
-      <w:r>
-        <w:t>Summary for Defense</w:t>
-      </w:r>
-    </w:p>
-    <w:p>
-      <w:pPr>
-        <w:pStyle w:val="Heading2"/>
-      </w:pPr>
-      <w:r>
-        <w:t>Key Strengths</w:t>
-      </w:r>
-    </w:p>
-    <w:p>
-      <w:pPr>
-        <w:pStyle w:val="ListNumber"/>
-      </w:pPr>
-      <w:r>
-        <w:t>**Mathematical rigor** — CP-SAT provides provably valid schedules</w:t>
-      </w:r>
-    </w:p>
-    <w:p>
-      <w:pPr>
-        <w:pStyle w:val="ListNumber"/>
-      </w:pPr>
-      <w:r>
-        <w:t>**Complete workflow** — Generate → Approve → Publish → Faculty view</w:t>
-      </w:r>
-    </w:p>
-    <w:p>
-      <w:pPr>
-        <w:pStyle w:val="ListNumber"/>
-      </w:pPr>
-      <w:r>
-        <w:t>**Constraint coverage** — 8 hard constraints cover real-world requirements</w:t>
-      </w:r>
-    </w:p>
-    <w:p>
-      <w:pPr>
-        <w:pStyle w:val="ListNumber"/>
-      </w:pPr>
-      <w:r>
-        <w:t>**Best-effort approach** — Maximizes utility when perfect solution impossible</w:t>
-      </w:r>
-    </w:p>
-    <w:p>
-      <w:pPr>
-        <w:pStyle w:val="ListNumber"/>
-      </w:pPr>
-      <w:r>
-        <w:t>**Conflict prevention** — Dual mechanism (solver + real-time detection)</w:t>
-      </w:r>
-    </w:p>
-    <w:p>
-      <w:pPr>
-        <w:pStyle w:val="ListNumber"/>
-      </w:pPr>
-      <w:r>
-        <w:t>**Production-ready** — Authentication, RBAC, error handling, testing</w:t>
-      </w:r>
-    </w:p>
-    <w:p>
-      <w:pPr>
-        <w:pStyle w:val="Heading2"/>
-      </w:pPr>
-      <w:r>
-        <w:t>Technical Contributions</w:t>
-      </w:r>
-    </w:p>
-    <w:p>
-      <w:pPr>
-        <w:pStyle w:val="ListNumber"/>
-      </w:pPr>
-      <w:r>
-        <w:t>Integration of constraint programming with web application</w:t>
-      </w:r>
-    </w:p>
-    <w:p>
-      <w:pPr>
-        <w:pStyle w:val="ListNumber"/>
-      </w:pPr>
-      <w:r>
-        <w:t>Real-time conflict detection for manual edits</w:t>
-      </w:r>
-    </w:p>
-    <w:p>
-      <w:pPr>
-        <w:pStyle w:val="ListNumber"/>
-      </w:pPr>
-      <w:r>
-        <w:t>Best-effort scheduling with failure explanations</w:t>
-      </w:r>
-    </w:p>
-    <w:p>
-      <w:pPr>
-        <w:pStyle w:val="ListNumber"/>
-      </w:pPr>
-      <w:r>
-        <w:t>Cross-section conflict prevention</w:t>
-      </w:r>
-    </w:p>
-    <w:p>
-      <w:pPr>
-        <w:pStyle w:val="ListNumber"/>
-      </w:pPr>
-      <w:r>
-        <w:t>Complete CRUD + scheduling workflow</w:t>
-      </w:r>
-    </w:p>
-    <w:p>
-      <w:pPr>
-        <w:pStyle w:val="Heading2"/>
-      </w:pPr>
-      <w:r>
-        <w:t>Business Value</w:t>
-      </w:r>
-    </w:p>
-    <w:p>
-      <w:pPr>
-        <w:pStyle w:val="ListBullet"/>
-      </w:pPr>
-      <w:r>
-        <w:t>Eliminates manual scheduling errors</w:t>
-      </w:r>
-    </w:p>
-    <w:p>
-      <w:pPr>
-        <w:pStyle w:val="ListBullet"/>
-      </w:pPr>
-      <w:r>
-        <w:t>Reduces scheduling time from hours to minutes</w:t>
-      </w:r>
-    </w:p>
-    <w:p>
-      <w:pPr>
-        <w:pStyle w:val="ListBullet"/>
-      </w:pPr>
-      <w:r>
-        <w:t>Ensures fair and consistent scheduling</w:t>
-      </w:r>
-    </w:p>
-    <w:p>
-      <w:pPr>
-        <w:pStyle w:val="ListBullet"/>
-      </w:pPr>
-      <w:r>
-        <w:t>Provides transparency and audit trail</w:t>
-      </w:r>
-    </w:p>
-    <w:p>
-      <w:pPr>
-        <w:pStyle w:val="ListBullet"/>
-      </w:pPr>
-      <w:r>
-        <w:t>Supports data-driven decision making</w:t>
-      </w:r>
-    </w:p>
-    <w:p>
-      <w:r>
-        <w:t>---</w:t>
-      </w:r>
-    </w:p>
-    <w:p>
-      <w:pPr>
-        <w:pStyle w:val="Heading1"/>
-      </w:pPr>
-      <w:r>
-        <w:t>Appendix: File Structure</w:t>
-      </w:r>
-    </w:p>
-    <w:p>
-      <w:r>
-        <w:rPr>
-          <w:rFonts w:ascii="Consolas" w:hAnsi="Consolas"/>
-          <w:sz w:val="18"/>
-        </w:rPr>
-        <w:t>it-faculty-scheduling-system/</w:t>
-        <w:br/>
-        <w:t>├── ai-engine/                      # Python FastAPI (port 8001)</w:t>
-        <w:br/>
-        <w:t>│   ├── api/app.py                  # OR-Tools CP-SAT solver + endpoints</w:t>
-        <w:br/>
-        <w:t>│   ├── solver/scheduler.py         # Core scheduling logic</w:t>
-        <w:br/>
-        <w:t>│   ├── requirements.txt</w:t>
-        <w:br/>
-        <w:t>│   └── .env</w:t>
-        <w:br/>
-        <w:t>│</w:t>
-        <w:br/>
-        <w:t>├── backend/                        # Laravel 13 + Sanctum (port 8000)</w:t>
-        <w:br/>
-        <w:t>│   ├── app/</w:t>
-        <w:br/>
-        <w:t>│   │   ├── Http/Controllers/       # All API controllers</w:t>
-        <w:br/>
-        <w:t>│   │   ├── Models/                 # Eloquent models</w:t>
-        <w:br/>
-        <w:t>│   │   └── Observers/             # Model observers</w:t>
-        <w:br/>
-        <w:t>│   ├── database/migrations/        # 15 tables</w:t>
-        <w:br/>
-        <w:t>│   ├── routes/api.php             # API routes</w:t>
-        <w:br/>
-        <w:t>│   └── .env</w:t>
-        <w:br/>
-        <w:t>│</w:t>
-        <w:br/>
-        <w:t>├── frontend/                       # React + TypeScript + Vite (port 5173)</w:t>
-        <w:br/>
-        <w:t>│   └── src/</w:t>
-        <w:br/>
-        <w:t>│       ├── App.tsx</w:t>
-        <w:br/>
-        <w:t>│       ├── context/AuthContext.tsx</w:t>
-        <w:br/>
-        <w:t>│       └── pages/                  # All page components</w:t>
-        <w:br/>
-        <w:t>│</w:t>
-        <w:br/>
-        <w:t>├── documentation/                  # All documentation</w:t>
-        <w:br/>
-        <w:t>├── database/                       # Database files</w:t>
-        <w:br/>
-        <w:t>├── diagrams/                       # System diagrams</w:t>
-        <w:br/>
-        <w:t>└── README.md</w:t>
-      </w:r>
-    </w:p>
-    <w:p>
-      <w:r>
-        <w:t>---</w:t>
-      </w:r>
-    </w:p>
-    <w:p>
-      <w:r>
-        <w:t>*Document prepared for Design Defense Hearing*</w:t>
-      </w:r>
-    </w:p>
-    <w:p>
-      <w:r>
-        <w:t>*Date: August 2026*</w:t>
+        <w:t>Answer: The system is operated by the department once per semester. Faculty input (availability, qualifications) is collected by the admin and entered as records. Output (schedules) is distributed as printed/PDF copies. Login accounts would add maintenance and security overhead with no corresponding benefit.</w:t>
       </w:r>
     </w:p>
     <w:sectPr>
@@ -5886,7 +1951,6 @@
     <w:qFormat/>
     <w:rsid w:val="00FC693F"/>
     <w:rPr>
-      <w:rFonts w:ascii="Calibri" w:hAnsi="Calibri"/>
       <w:sz w:val="22"/>
     </w:rPr>
   </w:style>

--- a/documentation/System_Complete_Guide.docx
+++ b/documentation/System_Complete_Guide.docx
@@ -12,7 +12,7 @@
     </w:p>
     <w:p>
       <w:r>
-        <w:t>*Updated: September 8, 2026 — reflects the faculty-login removal and print distribution design*</w:t>
+        <w:t>*Updated: September 9, 2026 — synchronized with the verified architecture (commit 7cfe310): accurate solver terminology, three protection layers, room eligibility, and print/PDF distribution*</w:t>
       </w:r>
     </w:p>
     <w:p>
@@ -30,7 +30,7 @@
     </w:p>
     <w:p>
       <w:r>
-        <w:t>An AI-assisted scheduling system for the IT Department that automatically generates conflict-free faculty, classroom, and laboratory schedules using constraint-based optimization (Google OR-Tools CP-SAT).</w:t>
+        <w:t>An AI-assisted, constraint-based scheduling system for the IT Department that generates faculty, classroom, and laboratory schedules using constraint-based optimization (Google OR-Tools CP-SAT).</w:t>
       </w:r>
     </w:p>
     <w:p>
@@ -46,12 +46,14 @@
         </w:rPr>
         <w:t>Admin Login → Manage Scheduling Data → Generate Schedule (AI)</w:t>
         <w:br/>
-        <w:t xml:space="preserve">           → Review/Edit → Approve → Publish → Print/Download for Distribution</w:t>
+        <w:t xml:space="preserve">           → Review/Edit → Approve → Publish Conflict Gate → Publish</w:t>
+        <w:br/>
+        <w:t xml:space="preserve">           → Print/Download → Distribution to Faculty + Students</w:t>
       </w:r>
     </w:p>
     <w:p>
       <w:r>
-        <w:t>Key design decision: Only the Admin/Department Head has a login account. Faculty are records, not users — the system is used per semester by the department, and published schedules are distributed as printed/PDF hard copies.</w:t>
+        <w:t>Key design decision: Only the Admin/Department Head has a login account. Faculty are scheduling records/entities, not system users — the system is operated per semester by the department, and published schedules are distributed as printed/PDF hard copies.</w:t>
       </w:r>
     </w:p>
     <w:p>
@@ -130,7 +132,7 @@
               <w:rPr>
                 <w:sz w:val="20"/>
               </w:rPr>
-              <w:t>Frontend — user interface (port 5173)</w:t>
+              <w:t>Frontend — admin interface (port 5173)</w:t>
             </w:r>
           </w:p>
         </w:tc>
@@ -326,7 +328,7 @@
               <w:rPr>
                 <w:sz w:val="20"/>
               </w:rPr>
-              <w:t>Database</w:t>
+              <w:t>Database — the central persistent store</w:t>
             </w:r>
           </w:p>
         </w:tc>
@@ -351,48 +353,259 @@
           <w:rFonts w:ascii="Consolas" w:hAnsi="Consolas"/>
           <w:sz w:val="18"/>
         </w:rPr>
-        <w:t>┌─────────────────────────────────────────────┐</w:t>
+        <w:t>Admin / Department Head</w:t>
         <w:br/>
-        <w:t>│  FRONTEND (React + TypeScript, port 5173)   │</w:t>
+        <w:t xml:space="preserve">        ↓  (browser)</w:t>
         <w:br/>
-        <w:t>│  Admin Dashboard, CRUD pages, Reports       │</w:t>
+        <w:t>React + TypeScript Frontend (port 5173)</w:t>
         <w:br/>
-        <w:t>└──────────────────┬──────────────────────────┘</w:t>
+        <w:t xml:space="preserve">        ↓  HTTP/JSON + Bearer token</w:t>
         <w:br/>
-        <w:t xml:space="preserve">                   ↓ HTTP/JSON + Bearer token</w:t>
+        <w:t>Laravel Backend API (port 8000)</w:t>
         <w:br/>
-        <w:t>┌─────────────────────────────────────────────┐</w:t>
+        <w:t xml:space="preserve">        ↓                          ↓</w:t>
         <w:br/>
-        <w:t>│  BACKEND (Laravel, port 8000)               │</w:t>
+        <w:t>Eloquent ORM /            HTTP POST /generate-schedule/{id}</w:t>
         <w:br/>
-        <w:t>│  Auth (admin-only), CRUD, approval flow,    │</w:t>
+        <w:t>business workflow                 ↓</w:t>
         <w:br/>
-        <w:t>│  conflict detection, reports                │</w:t>
+        <w:t xml:space="preserve">        ↓                 FastAPI AI Engine (port 8001)</w:t>
         <w:br/>
-        <w:t>└──────────────────┬──────────────────────────┘</w:t>
+        <w:t>PostgreSQL                        ↓</w:t>
         <w:br/>
-        <w:t xml:space="preserve">                   ↓ POST /generate-schedule/{id}</w:t>
+        <w:t xml:space="preserve">        ↕                 OR-Tools CP-SAT Solver</w:t>
         <w:br/>
-        <w:t>┌─────────────────────────────────────────────┐</w:t>
+        <w:t>(reads scheduling data            ↓</w:t>
         <w:br/>
-        <w:t>│  AI ENGINE (FastAPI + CP-SAT, port 8001)    │</w:t>
+        <w:t xml:space="preserve"> via psycopg2)            Candidate Schedule</w:t>
         <w:br/>
-        <w:t>│  Solves the schedule with 8 constraints     │</w:t>
+        <w:t xml:space="preserve">        ↓                         ↓</w:t>
         <w:br/>
-        <w:t>└──────────────────┬──────────────────────────┘</w:t>
-        <w:br/>
-        <w:t xml:space="preserve">                   ↓</w:t>
-        <w:br/>
-        <w:t>┌─────────────────────────────────────────────┐</w:t>
-        <w:br/>
-        <w:t>│  DATABASE (PostgreSQL)                      │</w:t>
-        <w:br/>
-        <w:t>└─────────────────────────────────────────────┘</w:t>
+        <w:t xml:space="preserve">        ←──────── Laravel (stores DRAFT + generation log)</w:t>
       </w:r>
     </w:p>
     <w:p>
       <w:r>
-        <w:t>Why admin-only access? The system is used per semester by the department. Faculty schedules are printed and distributed, so faculty accounts add no value and only widen the security surface. Faculty remain as structured data (name, availability, qualifications, workload, employment type, subject assignments) — exactly what the solver needs.</w:t>
+        <w:t>Communication between components:</w:t>
+      </w:r>
+    </w:p>
+    <w:tbl>
+      <w:tblPr>
+        <w:tblStyle w:val="LightGrid-Accent1"/>
+        <w:tblW w:type="auto" w:w="0"/>
+        <w:tblLook w:firstColumn="1" w:firstRow="1" w:lastColumn="0" w:lastRow="0" w:noHBand="0" w:noVBand="1" w:val="04A0"/>
+      </w:tblPr>
+      <w:tblGrid>
+        <w:gridCol w:w="4320"/>
+        <w:gridCol w:w="4320"/>
+      </w:tblGrid>
+      <w:tr>
+        <w:tc>
+          <w:tcPr>
+            <w:tcW w:type="dxa" w:w="4320"/>
+          </w:tcPr>
+          <w:p>
+            <w:r>
+              <w:rPr>
+                <w:b/>
+                <w:sz w:val="20"/>
+              </w:rPr>
+              <w:t>From → To</w:t>
+            </w:r>
+          </w:p>
+        </w:tc>
+        <w:tc>
+          <w:tcPr>
+            <w:tcW w:type="dxa" w:w="4320"/>
+          </w:tcPr>
+          <w:p>
+            <w:r>
+              <w:rPr>
+                <w:b/>
+                <w:sz w:val="20"/>
+              </w:rPr>
+              <w:t>Mechanism</w:t>
+            </w:r>
+          </w:p>
+        </w:tc>
+      </w:tr>
+      <w:tr>
+        <w:tc>
+          <w:tcPr>
+            <w:tcW w:type="dxa" w:w="4320"/>
+          </w:tcPr>
+          <w:p>
+            <w:r>
+              <w:rPr>
+                <w:sz w:val="20"/>
+              </w:rPr>
+              <w:t>React → Laravel</w:t>
+            </w:r>
+          </w:p>
+        </w:tc>
+        <w:tc>
+          <w:tcPr>
+            <w:tcW w:type="dxa" w:w="4320"/>
+          </w:tcPr>
+          <w:p>
+            <w:r>
+              <w:rPr>
+                <w:sz w:val="20"/>
+              </w:rPr>
+              <w:t>HTTP/JSON requests with a Sanctum Bearer token</w:t>
+            </w:r>
+          </w:p>
+        </w:tc>
+      </w:tr>
+      <w:tr>
+        <w:tc>
+          <w:tcPr>
+            <w:tcW w:type="dxa" w:w="4320"/>
+          </w:tcPr>
+          <w:p>
+            <w:r>
+              <w:rPr>
+                <w:sz w:val="20"/>
+              </w:rPr>
+              <w:t>Laravel → FastAPI</w:t>
+            </w:r>
+          </w:p>
+        </w:tc>
+        <w:tc>
+          <w:tcPr>
+            <w:tcW w:type="dxa" w:w="4320"/>
+          </w:tcPr>
+          <w:p>
+            <w:r>
+              <w:rPr>
+                <w:sz w:val="20"/>
+              </w:rPr>
+              <w:t>HTTP POST generation request per section</w:t>
+            </w:r>
+          </w:p>
+        </w:tc>
+      </w:tr>
+      <w:tr>
+        <w:tc>
+          <w:tcPr>
+            <w:tcW w:type="dxa" w:w="4320"/>
+          </w:tcPr>
+          <w:p>
+            <w:r>
+              <w:rPr>
+                <w:sz w:val="20"/>
+              </w:rPr>
+              <w:t>Laravel → PostgreSQL</w:t>
+            </w:r>
+          </w:p>
+        </w:tc>
+        <w:tc>
+          <w:tcPr>
+            <w:tcW w:type="dxa" w:w="4320"/>
+          </w:tcPr>
+          <w:p>
+            <w:r>
+              <w:rPr>
+                <w:sz w:val="20"/>
+              </w:rPr>
+              <w:t>Eloquent ORM / business workflow operations</w:t>
+            </w:r>
+          </w:p>
+        </w:tc>
+      </w:tr>
+      <w:tr>
+        <w:tc>
+          <w:tcPr>
+            <w:tcW w:type="dxa" w:w="4320"/>
+          </w:tcPr>
+          <w:p>
+            <w:r>
+              <w:rPr>
+                <w:sz w:val="20"/>
+              </w:rPr>
+              <w:t>FastAPI → PostgreSQL</w:t>
+            </w:r>
+          </w:p>
+        </w:tc>
+        <w:tc>
+          <w:tcPr>
+            <w:tcW w:type="dxa" w:w="4320"/>
+          </w:tcPr>
+          <w:p>
+            <w:r>
+              <w:rPr>
+                <w:sz w:val="20"/>
+              </w:rPr>
+              <w:t>Scheduling-data reads through psycopg2</w:t>
+            </w:r>
+          </w:p>
+        </w:tc>
+      </w:tr>
+      <w:tr>
+        <w:tc>
+          <w:tcPr>
+            <w:tcW w:type="dxa" w:w="4320"/>
+          </w:tcPr>
+          <w:p>
+            <w:r>
+              <w:rPr>
+                <w:sz w:val="20"/>
+              </w:rPr>
+              <w:t>FastAPI → CP-SAT</w:t>
+            </w:r>
+          </w:p>
+        </w:tc>
+        <w:tc>
+          <w:tcPr>
+            <w:tcW w:type="dxa" w:w="4320"/>
+          </w:tcPr>
+          <w:p>
+            <w:r>
+              <w:rPr>
+                <w:sz w:val="20"/>
+              </w:rPr>
+              <w:t>Constraint solving</w:t>
+            </w:r>
+          </w:p>
+        </w:tc>
+      </w:tr>
+      <w:tr>
+        <w:tc>
+          <w:tcPr>
+            <w:tcW w:type="dxa" w:w="4320"/>
+          </w:tcPr>
+          <w:p>
+            <w:r>
+              <w:rPr>
+                <w:sz w:val="20"/>
+              </w:rPr>
+              <w:t>Laravel → React</w:t>
+            </w:r>
+          </w:p>
+        </w:tc>
+        <w:tc>
+          <w:tcPr>
+            <w:tcW w:type="dxa" w:w="4320"/>
+          </w:tcPr>
+          <w:p>
+            <w:r>
+              <w:rPr>
+                <w:sz w:val="20"/>
+              </w:rPr>
+              <w:t>JSON responses</w:t>
+            </w:r>
+          </w:p>
+        </w:tc>
+      </w:tr>
+    </w:tbl>
+    <w:p>
+      <w:r>
+        <w:t>Why admin-only access? The department operates the system per semester. Faculty scheduling information is maintained as records by the Admin, and finalized schedules are distributed as printed/PDF copies. Faculty accounts would add maintenance and security overhead with no corresponding benefit. Faculty remain structured data (name, employment type, availability, qualifications, workload, subject assignments) — exactly what the solver needs.</w:t>
+      </w:r>
+    </w:p>
+    <w:p>
+      <w:r>
+        <w:t>Human oversight: the AI produces a *candidate* schedule only. It never publishes. "AI proposes; the Admin decides."</w:t>
       </w:r>
     </w:p>
     <w:p>
@@ -429,6 +642,14 @@
         <w:pStyle w:val="ListNumber"/>
       </w:pPr>
       <w:r>
+        <w:t>React sends an authenticated request; Laravel validates it and controls the workflow</w:t>
+      </w:r>
+    </w:p>
+    <w:p>
+      <w:pPr>
+        <w:pStyle w:val="ListNumber"/>
+      </w:pPr>
+      <w:r>
         <w:t>Laravel archives old drafts for that section</w:t>
       </w:r>
     </w:p>
@@ -437,7 +658,7 @@
         <w:pStyle w:val="ListNumber"/>
       </w:pPr>
       <w:r>
-        <w:t>Laravel calls the FastAI engine (`POST /generate-schedule/{section_id}`)</w:t>
+        <w:t>Laravel calls the FastAPI engine (`POST /generate-schedule/{section_id}`)</w:t>
       </w:r>
     </w:p>
     <w:p>
@@ -445,7 +666,7 @@
         <w:pStyle w:val="ListNumber"/>
       </w:pPr>
       <w:r>
-        <w:t>The engine queries the DB (section, subjects, qualified faculty, rooms, existing committed sessions)</w:t>
+        <w:t>FastAPI reads scheduling data from PostgreSQL: section information, preferred days/time window, assigned subjects, lecture/lab requirements, qualified faculty, faculty availability, teaching loads, available rooms (type, capacity, status), and existing approved/published sessions for cross-section conflict checking</w:t>
       </w:r>
     </w:p>
     <w:p>
@@ -453,7 +674,7 @@
         <w:pStyle w:val="ListNumber"/>
       </w:pPr>
       <w:r>
-        <w:t>CP-SAT solver runs with 8 hard constraints</w:t>
+        <w:t>The CP-SAT solver generates a candidate schedule, maximizing the number of successfully scheduled sessions</w:t>
       </w:r>
     </w:p>
     <w:p>
@@ -461,7 +682,7 @@
         <w:pStyle w:val="ListNumber"/>
       </w:pPr>
       <w:r>
-        <w:t>Returns **OPTIMAL** (all placed), **PARTIAL** (best effort), or **INFEASIBLE**</w:t>
+        <w:t>Returns **OPTIMAL / FEASIBLE / PARTIAL / INFEASIBLE**</w:t>
       </w:r>
     </w:p>
     <w:p>
@@ -469,7 +690,15 @@
         <w:pStyle w:val="ListNumber"/>
       </w:pPr>
       <w:r>
-        <w:t>Laravel persists the schedule as a **draft** and logs the generation</w:t>
+        <w:t>Laravel persists a successful result as a **draft** schedule with its sessions and records the generation log</w:t>
+      </w:r>
+    </w:p>
+    <w:p>
+      <w:pPr>
+        <w:pStyle w:val="ListNumber"/>
+      </w:pPr>
+      <w:r>
+        <w:t>React displays the draft to the Admin</w:t>
       </w:r>
     </w:p>
     <w:p>
@@ -485,7 +714,7 @@
         <w:pStyle w:val="ListNumber"/>
       </w:pPr>
       <w:r>
-        <w:t>Admin **Approves** the draft</w:t>
+        <w:t>Admin **reviews** the draft and may **manually edit** sessions (conflict-checked — see Layer 2 below)</w:t>
       </w:r>
     </w:p>
     <w:p>
@@ -493,7 +722,23 @@
         <w:pStyle w:val="ListNumber"/>
       </w:pPr>
       <w:r>
-        <w:t>Admin **Publishes** — a conflict gate checks cross-section faculty/room double-booking; older published schedules for the same section are auto-archived</w:t>
+        <w:t>Admin **approves** the schedule</w:t>
+      </w:r>
+    </w:p>
+    <w:p>
+      <w:pPr>
+        <w:pStyle w:val="ListNumber"/>
+      </w:pPr>
+      <w:r>
+        <w:t>Admin **publishes** — the publish conflict gate performs a final validation; if conflicts are found, publication is rejected and the schedule stays unpublished until corrected and retried</w:t>
+      </w:r>
+    </w:p>
+    <w:p>
+      <w:pPr>
+        <w:pStyle w:val="ListNumber"/>
+      </w:pPr>
+      <w:r>
+        <w:t>On success, older approved/published schedules for the same section may be archived (current implementation behavior)</w:t>
       </w:r>
     </w:p>
     <w:p>
@@ -502,6 +747,11 @@
       </w:pPr>
       <w:r>
         <w:t>Admin clicks **Print / Download** → print-friendly weekly grid → browser print dialog → **Save as PDF** → hard copies distributed to faculty and students</w:t>
+      </w:r>
+    </w:p>
+    <w:p>
+      <w:r>
+        <w:t>Publishing is NEVER automatic. The Admin/Department Head explicitly approves and publishes.</w:t>
       </w:r>
     </w:p>
     <w:p>
@@ -514,7 +764,7 @@
     </w:p>
     <w:p>
       <w:r>
-        <w:t>Published schedules can be reverted to draft for corrections, then re-approved and re-published.</w:t>
+        <w:t>Published → Unpublish → Draft → Edit → Approve → Publish again. Unpublishing allows corrections while preserving the workflow; it does not restore any earlier database state — it returns the current schedule to draft for editing.</w:t>
       </w:r>
     </w:p>
     <w:p>
@@ -527,7 +777,7 @@
     </w:p>
     <w:p>
       <w:r>
-        <w:t>Draft/approved sessions can be edited (day, time, room, faculty) with real-time conflict detection: room type matching, faculty availability, same-section overlaps, and cross-schedule double-booking.</w:t>
+        <w:t>The Admin can review and manually modify generated sessions (day, time, room, faculty). Each edit is validated server-side against the scheduling rules — room type matching, faculty double-booking, room double-booking, room/lab eligibility, and time-window fit — and rejected with a clear error on conflict. Faculty themselves never edit schedules; they have no system access.</w:t>
       </w:r>
     </w:p>
     <w:p>
@@ -540,7 +790,12 @@
         <w:pStyle w:val="Heading1"/>
       </w:pPr>
       <w:r>
-        <w:t>5. The 8 Hard Constraints (CP-SAT)</w:t>
+        <w:t>5. Scheduling Constraints (CP-SAT)</w:t>
+      </w:r>
+    </w:p>
+    <w:p>
+      <w:r>
+        <w:t>The scheduler models eight main constraint categories, with the section's preferred time window also directly enforced by the solver:</w:t>
       </w:r>
     </w:p>
     <w:tbl>
@@ -606,7 +861,7 @@
               <w:rPr>
                 <w:sz w:val="20"/>
               </w:rPr>
-              <w:t>Faculty qualification — only qualified teachers assigned</w:t>
+              <w:t>Faculty qualification — only qualified teachers assigned (`faculty_subjects`)</w:t>
             </w:r>
           </w:p>
         </w:tc>
@@ -634,7 +889,7 @@
               <w:rPr>
                 <w:sz w:val="20"/>
               </w:rPr>
-              <w:t>Faculty availability — no scheduling outside declared hours</w:t>
+              <w:t>Faculty availability — restricted by each teacher's available **days** (`faculty_availabilities`)</w:t>
             </w:r>
           </w:p>
         </w:tc>
@@ -662,7 +917,7 @@
               <w:rPr>
                 <w:sz w:val="20"/>
               </w:rPr>
-              <w:t>Room type matching — labs in labs, lectures in lecture rooms</w:t>
+              <w:t>Room type matching — labs in the required lab type, lectures in lecture rooms</w:t>
             </w:r>
           </w:p>
         </w:tc>
@@ -690,7 +945,7 @@
               <w:rPr>
                 <w:sz w:val="20"/>
               </w:rPr>
-              <w:t>Room capacity — students ≤ capacity</w:t>
+              <w:t>Room capacity — student count ≤ room capacity</w:t>
             </w:r>
           </w:p>
         </w:tc>
@@ -774,7 +1029,7 @@
               <w:rPr>
                 <w:sz w:val="20"/>
               </w:rPr>
-              <w:t>Max teaching load (default 24h/week)</w:t>
+              <w:t>Maximum teaching load — total scheduled hours per teacher ≤ `max_teaching_load`</w:t>
             </w:r>
           </w:p>
         </w:tc>
@@ -802,7 +1057,7 @@
               <w:rPr>
                 <w:sz w:val="20"/>
               </w:rPr>
-              <w:t>Cross-section conflicts — checked against approved/published schedules</w:t>
+              <w:t>Cross-section conflicts — checked against existing approved/published sessions</w:t>
             </w:r>
           </w:p>
         </w:tc>
@@ -810,7 +1065,33 @@
     </w:tbl>
     <w:p>
       <w:r>
-        <w:t>*Future soft constraints:* mandatory lunch break, senior faculty priority, preference weighting.</w:t>
+        <w:t>Also directly enforced by the solver:</w:t>
+      </w:r>
+    </w:p>
+    <w:p>
+      <w:pPr>
+        <w:pStyle w:val="ListBullet"/>
+      </w:pPr>
+      <w:r>
+        <w:t>**Section preferred scheduling window** — all sessions must fit within the section's preferred days and start/end time; if a subject's required hours cannot fit, the solver reports `INFEASIBLE` with an explanation</w:t>
+      </w:r>
+    </w:p>
+    <w:p>
+      <w:pPr>
+        <w:pStyle w:val="ListBullet"/>
+      </w:pPr>
+      <w:r>
+        <w:t>**Section self-overlap prevention** — a section cannot attend two sessions at once</w:t>
+      </w:r>
+    </w:p>
+    <w:p>
+      <w:r>
+        <w:t>Objective: the solver maximizes the number of successfully scheduled sessions (best-effort scheduling).</w:t>
+      </w:r>
+    </w:p>
+    <w:p>
+      <w:r>
+        <w:t>*Future soft constraints (not implemented):* mandatory lunch break, senior faculty priority, preference weighting.</w:t>
       </w:r>
     </w:p>
     <w:p>
@@ -823,7 +1104,268 @@
         <w:pStyle w:val="Heading1"/>
       </w:pPr>
       <w:r>
-        <w:t>6. Features Reference</w:t>
+        <w:t>6. Solver Result Terminology</w:t>
+      </w:r>
+    </w:p>
+    <w:tbl>
+      <w:tblPr>
+        <w:tblStyle w:val="LightGrid-Accent1"/>
+        <w:tblW w:type="auto" w:w="0"/>
+        <w:tblLook w:firstColumn="1" w:firstRow="1" w:lastColumn="0" w:lastRow="0" w:noHBand="0" w:noVBand="1" w:val="04A0"/>
+      </w:tblPr>
+      <w:tblGrid>
+        <w:gridCol w:w="4320"/>
+        <w:gridCol w:w="4320"/>
+      </w:tblGrid>
+      <w:tr>
+        <w:tc>
+          <w:tcPr>
+            <w:tcW w:type="dxa" w:w="4320"/>
+          </w:tcPr>
+          <w:p>
+            <w:r>
+              <w:rPr>
+                <w:b/>
+                <w:sz w:val="20"/>
+              </w:rPr>
+              <w:t>Status</w:t>
+            </w:r>
+          </w:p>
+        </w:tc>
+        <w:tc>
+          <w:tcPr>
+            <w:tcW w:type="dxa" w:w="4320"/>
+          </w:tcPr>
+          <w:p>
+            <w:r>
+              <w:rPr>
+                <w:b/>
+                <w:sz w:val="20"/>
+              </w:rPr>
+              <w:t>Meaning</w:t>
+            </w:r>
+          </w:p>
+        </w:tc>
+      </w:tr>
+      <w:tr>
+        <w:tc>
+          <w:tcPr>
+            <w:tcW w:type="dxa" w:w="4320"/>
+          </w:tcPr>
+          <w:p>
+            <w:r>
+              <w:rPr>
+                <w:sz w:val="20"/>
+              </w:rPr>
+              <w:t>**OPTIMAL**</w:t>
+            </w:r>
+          </w:p>
+        </w:tc>
+        <w:tc>
+          <w:tcPr>
+            <w:tcW w:type="dxa" w:w="4320"/>
+          </w:tcPr>
+          <w:p>
+            <w:r>
+              <w:rPr>
+                <w:sz w:val="20"/>
+              </w:rPr>
+              <w:t>All required sessions scheduled; the solver proved the objective optimal</w:t>
+            </w:r>
+          </w:p>
+        </w:tc>
+      </w:tr>
+      <w:tr>
+        <w:tc>
+          <w:tcPr>
+            <w:tcW w:type="dxa" w:w="4320"/>
+          </w:tcPr>
+          <w:p>
+            <w:r>
+              <w:rPr>
+                <w:sz w:val="20"/>
+              </w:rPr>
+              <w:t>**FEASIBLE**</w:t>
+            </w:r>
+          </w:p>
+        </w:tc>
+        <w:tc>
+          <w:tcPr>
+            <w:tcW w:type="dxa" w:w="4320"/>
+          </w:tcPr>
+          <w:p>
+            <w:r>
+              <w:rPr>
+                <w:sz w:val="20"/>
+              </w:rPr>
+              <w:t>A feasible solution was found; optimality was not necessarily proven within the solver run</w:t>
+            </w:r>
+          </w:p>
+        </w:tc>
+      </w:tr>
+      <w:tr>
+        <w:tc>
+          <w:tcPr>
+            <w:tcW w:type="dxa" w:w="4320"/>
+          </w:tcPr>
+          <w:p>
+            <w:r>
+              <w:rPr>
+                <w:sz w:val="20"/>
+              </w:rPr>
+              <w:t>**PARTIAL**</w:t>
+            </w:r>
+          </w:p>
+        </w:tc>
+        <w:tc>
+          <w:tcPr>
+            <w:tcW w:type="dxa" w:w="4320"/>
+          </w:tcPr>
+          <w:p>
+            <w:r>
+              <w:rPr>
+                <w:sz w:val="20"/>
+              </w:rPr>
+              <w:t>Some sessions were scheduled; others could not be placed</w:t>
+            </w:r>
+          </w:p>
+        </w:tc>
+      </w:tr>
+      <w:tr>
+        <w:tc>
+          <w:tcPr>
+            <w:tcW w:type="dxa" w:w="4320"/>
+          </w:tcPr>
+          <w:p>
+            <w:r>
+              <w:rPr>
+                <w:sz w:val="20"/>
+              </w:rPr>
+              <w:t>**INFEASIBLE**</w:t>
+            </w:r>
+          </w:p>
+        </w:tc>
+        <w:tc>
+          <w:tcPr>
+            <w:tcW w:type="dxa" w:w="4320"/>
+          </w:tcPr>
+          <w:p>
+            <w:r>
+              <w:rPr>
+                <w:sz w:val="20"/>
+              </w:rPr>
+              <w:t>No sessions could be successfully scheduled under the modeled constraints</w:t>
+            </w:r>
+          </w:p>
+        </w:tc>
+      </w:tr>
+    </w:tbl>
+    <w:p>
+      <w:r>
+        <w:t>Unscheduled sessions include reported reasons such as: no suitable room of the required type, no qualified faculty, insufficient scheduling window, capacity/type constraints, or other modeled conflicts. The system does not guarantee every section produces OPTIMAL.</w:t>
+      </w:r>
+    </w:p>
+    <w:p>
+      <w:r>
+        <w:t>---</w:t>
+      </w:r>
+    </w:p>
+    <w:p>
+      <w:pPr>
+        <w:pStyle w:val="Heading1"/>
+      </w:pPr>
+      <w:r>
+        <w:t>7. Room &amp; Laboratory Eligibility</w:t>
+      </w:r>
+    </w:p>
+    <w:p>
+      <w:r>
+        <w:t>Room eligibility considers three factors:</w:t>
+      </w:r>
+    </w:p>
+    <w:p>
+      <w:pPr>
+        <w:pStyle w:val="ListNumber"/>
+      </w:pPr>
+      <w:r>
+        <w:t>**Room type** — must match the session requirement</w:t>
+      </w:r>
+    </w:p>
+    <w:p>
+      <w:pPr>
+        <w:pStyle w:val="ListNumber"/>
+      </w:pPr>
+      <w:r>
+        <w:t>**Room capacity** — section student count must not exceed capacity</w:t>
+      </w:r>
+    </w:p>
+    <w:p>
+      <w:pPr>
+        <w:pStyle w:val="ListNumber"/>
+      </w:pPr>
+      <w:r>
+        <w:t>**Room status/availability** — the room must be available</w:t>
+      </w:r>
+    </w:p>
+    <w:p>
+      <w:r>
+        <w:t>Current room types: `lecture`, `computer_lab`, `science_lab`, `electronics_lab`.</w:t>
+      </w:r>
+    </w:p>
+    <w:p>
+      <w:r>
+        <w:t>A subject's lab requirement (`lab_room_type`) determines the required laboratory room type — e.g., a subject requiring `computer_lab` labs can only have its lab sessions placed in `computer_lab` rooms; lecture sessions require lecture rooms.</w:t>
+      </w:r>
+    </w:p>
+    <w:p>
+      <w:r>
+        <w:t>---</w:t>
+      </w:r>
+    </w:p>
+    <w:p>
+      <w:pPr>
+        <w:pStyle w:val="Heading1"/>
+      </w:pPr>
+      <w:r>
+        <w:t>8. Three Protection Layers</w:t>
+      </w:r>
+    </w:p>
+    <w:p>
+      <w:r>
+        <w:t>Conflicts are prevented at three independent points:</w:t>
+      </w:r>
+    </w:p>
+    <w:p>
+      <w:r>
+        <w:t>Layer 1 — AI/CP-SAT generation. The scheduler applies the modeled scheduling constraints while generating the candidate schedule.</w:t>
+      </w:r>
+    </w:p>
+    <w:p>
+      <w:r>
+        <w:t>Layer 2 — Manual edit validation. When the Admin manually changes a session, backend validation checks the relevant scheduling rules and detects conflicts.</w:t>
+      </w:r>
+    </w:p>
+    <w:p>
+      <w:r>
+        <w:t>Layer 3 — Publish conflict gate. Before publication, the backend performs the final conflict validation and blocks publication when conflicts exist.</w:t>
+      </w:r>
+    </w:p>
+    <w:p>
+      <w:r>
+        <w:t>&gt; "AI proposes; the Admin decides." The AI is not the final authority.</w:t>
+      </w:r>
+    </w:p>
+    <w:p>
+      <w:r>
+        <w:t>---</w:t>
+      </w:r>
+    </w:p>
+    <w:p>
+      <w:pPr>
+        <w:pStyle w:val="Heading1"/>
+      </w:pPr>
+      <w:r>
+        <w:t>9. Features Reference</w:t>
       </w:r>
     </w:p>
     <w:tbl>
@@ -917,7 +1459,7 @@
               <w:rPr>
                 <w:sz w:val="20"/>
               </w:rPr>
-              <w:t>Sanctum token; **non-admin roles rejected**</w:t>
+              <w:t>Sanctum token; **non-admin roles rejected at login**</w:t>
             </w:r>
           </w:p>
         </w:tc>
@@ -999,7 +1541,89 @@
               <w:rPr>
                 <w:sz w:val="20"/>
               </w:rPr>
-              <w:t>Records with **name, type, max load**; qualifications; availability (days/times) — no login accounts</w:t>
+              <w:t>Records with **name, employment type, max load** — no login accounts</w:t>
+            </w:r>
+          </w:p>
+        </w:tc>
+      </w:tr>
+      <w:tr>
+        <w:tc>
+          <w:tcPr>
+            <w:tcW w:type="dxa" w:w="2880"/>
+          </w:tcPr>
+          <w:p>
+            <w:r>
+              <w:rPr>
+                <w:sz w:val="20"/>
+              </w:rPr>
+              <w:t>Faculty Availability</w:t>
+            </w:r>
+          </w:p>
+        </w:tc>
+        <w:tc>
+          <w:tcPr>
+            <w:tcW w:type="dxa" w:w="2880"/>
+          </w:tcPr>
+          <w:p>
+            <w:r>
+              <w:rPr>
+                <w:sz w:val="20"/>
+              </w:rPr>
+              <w:t>Faculty → Edit</w:t>
+            </w:r>
+          </w:p>
+        </w:tc>
+        <w:tc>
+          <w:tcPr>
+            <w:tcW w:type="dxa" w:w="2880"/>
+          </w:tcPr>
+          <w:p>
+            <w:r>
+              <w:rPr>
+                <w:sz w:val="20"/>
+              </w:rPr>
+              <w:t>Available days/times used by the scheduler</w:t>
+            </w:r>
+          </w:p>
+        </w:tc>
+      </w:tr>
+      <w:tr>
+        <w:tc>
+          <w:tcPr>
+            <w:tcW w:type="dxa" w:w="2880"/>
+          </w:tcPr>
+          <w:p>
+            <w:r>
+              <w:rPr>
+                <w:sz w:val="20"/>
+              </w:rPr>
+              <w:t>Faculty Qualifications</w:t>
+            </w:r>
+          </w:p>
+        </w:tc>
+        <w:tc>
+          <w:tcPr>
+            <w:tcW w:type="dxa" w:w="2880"/>
+          </w:tcPr>
+          <w:p>
+            <w:r>
+              <w:rPr>
+                <w:sz w:val="20"/>
+              </w:rPr>
+              <w:t>Faculty → Edit</w:t>
+            </w:r>
+          </w:p>
+        </w:tc>
+        <w:tc>
+          <w:tcPr>
+            <w:tcW w:type="dxa" w:w="2880"/>
+          </w:tcPr>
+          <w:p>
+            <w:r>
+              <w:rPr>
+                <w:sz w:val="20"/>
+              </w:rPr>
+              <w:t>Faculty-subject qualification mapping</w:t>
             </w:r>
           </w:p>
         </w:tc>
@@ -1040,7 +1664,7 @@
               <w:rPr>
                 <w:sz w:val="20"/>
               </w:rPr>
-              <w:t>Code, year level, semester, lecture/lab hours, lab room type</w:t>
+              <w:t>Code, year level, semester, lecture/lab hours, lab room type (validated: lab hours require a lab room type and vice versa)</w:t>
             </w:r>
           </w:p>
         </w:tc>
@@ -1081,7 +1705,7 @@
               <w:rPr>
                 <w:sz w:val="20"/>
               </w:rPr>
-              <w:t>Type (lecture/computer_lab), capacity, status</w:t>
+              <w:t>Type (lecture / computer_lab / science_lab / electronics_lab), capacity, status</w:t>
             </w:r>
           </w:p>
         </w:tc>
@@ -1137,7 +1761,7 @@
               <w:rPr>
                 <w:sz w:val="20"/>
               </w:rPr>
-              <w:t>AI Generation</w:t>
+              <w:t>AI Schedule Generation</w:t>
             </w:r>
           </w:p>
         </w:tc>
@@ -1163,7 +1787,7 @@
               <w:rPr>
                 <w:sz w:val="20"/>
               </w:rPr>
-              <w:t>One-click per section; OPTIMAL/PARTIAL/INFEASIBLE</w:t>
+              <w:t>One click per section; OPTIMAL / FEASIBLE / PARTIAL / INFEASIBLE</w:t>
             </w:r>
           </w:p>
         </w:tc>
@@ -1178,7 +1802,7 @@
               <w:rPr>
                 <w:sz w:val="20"/>
               </w:rPr>
-              <w:t>Approval workflow</w:t>
+              <w:t>Draft / Review / Edit</w:t>
             </w:r>
           </w:p>
         </w:tc>
@@ -1204,7 +1828,130 @@
               <w:rPr>
                 <w:sz w:val="20"/>
               </w:rPr>
-              <w:t>Draft → Approved → Published → Archived (+ Unpublish)</w:t>
+              <w:t>Manual session editing with conflict detection</w:t>
+            </w:r>
+          </w:p>
+        </w:tc>
+      </w:tr>
+      <w:tr>
+        <w:tc>
+          <w:tcPr>
+            <w:tcW w:type="dxa" w:w="2880"/>
+          </w:tcPr>
+          <w:p>
+            <w:r>
+              <w:rPr>
+                <w:sz w:val="20"/>
+              </w:rPr>
+              <w:t>Approval</w:t>
+            </w:r>
+          </w:p>
+        </w:tc>
+        <w:tc>
+          <w:tcPr>
+            <w:tcW w:type="dxa" w:w="2880"/>
+          </w:tcPr>
+          <w:p>
+            <w:r>
+              <w:rPr>
+                <w:sz w:val="20"/>
+              </w:rPr>
+              <w:t>Dashboard</w:t>
+            </w:r>
+          </w:p>
+        </w:tc>
+        <w:tc>
+          <w:tcPr>
+            <w:tcW w:type="dxa" w:w="2880"/>
+          </w:tcPr>
+          <w:p>
+            <w:r>
+              <w:rPr>
+                <w:sz w:val="20"/>
+              </w:rPr>
+              <w:t>Draft → Approved</w:t>
+            </w:r>
+          </w:p>
+        </w:tc>
+      </w:tr>
+      <w:tr>
+        <w:tc>
+          <w:tcPr>
+            <w:tcW w:type="dxa" w:w="2880"/>
+          </w:tcPr>
+          <w:p>
+            <w:r>
+              <w:rPr>
+                <w:sz w:val="20"/>
+              </w:rPr>
+              <w:t>Publish Conflict Gate</w:t>
+            </w:r>
+          </w:p>
+        </w:tc>
+        <w:tc>
+          <w:tcPr>
+            <w:tcW w:type="dxa" w:w="2880"/>
+          </w:tcPr>
+          <w:p>
+            <w:r>
+              <w:rPr>
+                <w:sz w:val="20"/>
+              </w:rPr>
+              <w:t>Dashboard</w:t>
+            </w:r>
+          </w:p>
+        </w:tc>
+        <w:tc>
+          <w:tcPr>
+            <w:tcW w:type="dxa" w:w="2880"/>
+          </w:tcPr>
+          <w:p>
+            <w:r>
+              <w:rPr>
+                <w:sz w:val="20"/>
+              </w:rPr>
+              <w:t>Final cross-section validation before publication</w:t>
+            </w:r>
+          </w:p>
+        </w:tc>
+      </w:tr>
+      <w:tr>
+        <w:tc>
+          <w:tcPr>
+            <w:tcW w:type="dxa" w:w="2880"/>
+          </w:tcPr>
+          <w:p>
+            <w:r>
+              <w:rPr>
+                <w:sz w:val="20"/>
+              </w:rPr>
+              <w:t>Unpublish</w:t>
+            </w:r>
+          </w:p>
+        </w:tc>
+        <w:tc>
+          <w:tcPr>
+            <w:tcW w:type="dxa" w:w="2880"/>
+          </w:tcPr>
+          <w:p>
+            <w:r>
+              <w:rPr>
+                <w:sz w:val="20"/>
+              </w:rPr>
+              <w:t>Dashboard</w:t>
+            </w:r>
+          </w:p>
+        </w:tc>
+        <w:tc>
+          <w:tcPr>
+            <w:tcW w:type="dxa" w:w="2880"/>
+          </w:tcPr>
+          <w:p>
+            <w:r>
+              <w:rPr>
+                <w:sz w:val="20"/>
+              </w:rPr>
+              <w:t>Published → Draft for corrections</w:t>
             </w:r>
           </w:p>
         </w:tc>
@@ -1245,48 +1992,7 @@
               <w:rPr>
                 <w:sz w:val="20"/>
               </w:rPr>
-              <w:t>Print-friendly weekly grid → PDF hard copy</w:t>
-            </w:r>
-          </w:p>
-        </w:tc>
-      </w:tr>
-      <w:tr>
-        <w:tc>
-          <w:tcPr>
-            <w:tcW w:type="dxa" w:w="2880"/>
-          </w:tcPr>
-          <w:p>
-            <w:r>
-              <w:rPr>
-                <w:sz w:val="20"/>
-              </w:rPr>
-              <w:t>Session editing</w:t>
-            </w:r>
-          </w:p>
-        </w:tc>
-        <w:tc>
-          <w:tcPr>
-            <w:tcW w:type="dxa" w:w="2880"/>
-          </w:tcPr>
-          <w:p>
-            <w:r>
-              <w:rPr>
-                <w:sz w:val="20"/>
-              </w:rPr>
-              <w:t>Dashboard</w:t>
-            </w:r>
-          </w:p>
-        </w:tc>
-        <w:tc>
-          <w:tcPr>
-            <w:tcW w:type="dxa" w:w="2880"/>
-          </w:tcPr>
-          <w:p>
-            <w:r>
-              <w:rPr>
-                <w:sz w:val="20"/>
-              </w:rPr>
-              <w:t>Real-time conflict detection</w:t>
+              <w:t>Print-friendly weekly grid → PDF / hard copy</w:t>
             </w:r>
           </w:p>
         </w:tc>
@@ -1327,7 +2033,48 @@
               <w:rPr>
                 <w:sz w:val="20"/>
               </w:rPr>
-              <w:t>Overview, Faculty Load, Room Usage, Sections, Generation Logs</w:t>
+              <w:t>Faculty Load, Room Usage, Sections, Status, Conflicts</w:t>
+            </w:r>
+          </w:p>
+        </w:tc>
+      </w:tr>
+      <w:tr>
+        <w:tc>
+          <w:tcPr>
+            <w:tcW w:type="dxa" w:w="2880"/>
+          </w:tcPr>
+          <w:p>
+            <w:r>
+              <w:rPr>
+                <w:sz w:val="20"/>
+              </w:rPr>
+              <w:t>Conflict Detection</w:t>
+            </w:r>
+          </w:p>
+        </w:tc>
+        <w:tc>
+          <w:tcPr>
+            <w:tcW w:type="dxa" w:w="2880"/>
+          </w:tcPr>
+          <w:p>
+            <w:r>
+              <w:rPr>
+                <w:sz w:val="20"/>
+              </w:rPr>
+              <w:t>Session editing + publish gate</w:t>
+            </w:r>
+          </w:p>
+        </w:tc>
+        <w:tc>
+          <w:tcPr>
+            <w:tcW w:type="dxa" w:w="2880"/>
+          </w:tcPr>
+          <w:p>
+            <w:r>
+              <w:rPr>
+                <w:sz w:val="20"/>
+              </w:rPr>
+              <w:t>Multiple protection layers</w:t>
             </w:r>
           </w:p>
         </w:tc>
@@ -1343,12 +2090,206 @@
         <w:pStyle w:val="Heading1"/>
       </w:pPr>
       <w:r>
-        <w:t>7. Database (11 tables)</w:t>
+        <w:t>10. Reports (current endpoints)</w:t>
+      </w:r>
+    </w:p>
+    <w:tbl>
+      <w:tblPr>
+        <w:tblStyle w:val="LightGrid-Accent1"/>
+        <w:tblW w:type="auto" w:w="0"/>
+        <w:tblLook w:firstColumn="1" w:firstRow="1" w:lastColumn="0" w:lastRow="0" w:noHBand="0" w:noVBand="1" w:val="04A0"/>
+      </w:tblPr>
+      <w:tblGrid>
+        <w:gridCol w:w="4320"/>
+        <w:gridCol w:w="4320"/>
+      </w:tblGrid>
+      <w:tr>
+        <w:tc>
+          <w:tcPr>
+            <w:tcW w:type="dxa" w:w="4320"/>
+          </w:tcPr>
+          <w:p>
+            <w:r>
+              <w:rPr>
+                <w:b/>
+                <w:sz w:val="20"/>
+              </w:rPr>
+              <w:t>Endpoint</w:t>
+            </w:r>
+          </w:p>
+        </w:tc>
+        <w:tc>
+          <w:tcPr>
+            <w:tcW w:type="dxa" w:w="4320"/>
+          </w:tcPr>
+          <w:p>
+            <w:r>
+              <w:rPr>
+                <w:b/>
+                <w:sz w:val="20"/>
+              </w:rPr>
+              <w:t>Purpose</w:t>
+            </w:r>
+          </w:p>
+        </w:tc>
+      </w:tr>
+      <w:tr>
+        <w:tc>
+          <w:tcPr>
+            <w:tcW w:type="dxa" w:w="4320"/>
+          </w:tcPr>
+          <w:p>
+            <w:r>
+              <w:rPr>
+                <w:sz w:val="20"/>
+              </w:rPr>
+              <w:t>`/api/reports/faculty-workload`</w:t>
+            </w:r>
+          </w:p>
+        </w:tc>
+        <w:tc>
+          <w:tcPr>
+            <w:tcW w:type="dxa" w:w="4320"/>
+          </w:tcPr>
+          <w:p>
+            <w:r>
+              <w:rPr>
+                <w:sz w:val="20"/>
+              </w:rPr>
+              <w:t>Assigned hours vs max load per faculty member</w:t>
+            </w:r>
+          </w:p>
+        </w:tc>
+      </w:tr>
+      <w:tr>
+        <w:tc>
+          <w:tcPr>
+            <w:tcW w:type="dxa" w:w="4320"/>
+          </w:tcPr>
+          <w:p>
+            <w:r>
+              <w:rPr>
+                <w:sz w:val="20"/>
+              </w:rPr>
+              <w:t>`/api/reports/room-utilization`</w:t>
+            </w:r>
+          </w:p>
+        </w:tc>
+        <w:tc>
+          <w:tcPr>
+            <w:tcW w:type="dxa" w:w="4320"/>
+          </w:tcPr>
+          <w:p>
+            <w:r>
+              <w:rPr>
+                <w:sz w:val="20"/>
+              </w:rPr>
+              <w:t>Booked hours per week per room</w:t>
+            </w:r>
+          </w:p>
+        </w:tc>
+      </w:tr>
+      <w:tr>
+        <w:tc>
+          <w:tcPr>
+            <w:tcW w:type="dxa" w:w="4320"/>
+          </w:tcPr>
+          <w:p>
+            <w:r>
+              <w:rPr>
+                <w:sz w:val="20"/>
+              </w:rPr>
+              <w:t>`/api/reports/conflicts`</w:t>
+            </w:r>
+          </w:p>
+        </w:tc>
+        <w:tc>
+          <w:tcPr>
+            <w:tcW w:type="dxa" w:w="4320"/>
+          </w:tcPr>
+          <w:p>
+            <w:r>
+              <w:rPr>
+                <w:sz w:val="20"/>
+              </w:rPr>
+              <w:t>Cross-section conflict scan of published schedules</w:t>
+            </w:r>
+          </w:p>
+        </w:tc>
+      </w:tr>
+      <w:tr>
+        <w:tc>
+          <w:tcPr>
+            <w:tcW w:type="dxa" w:w="4320"/>
+          </w:tcPr>
+          <w:p>
+            <w:r>
+              <w:rPr>
+                <w:sz w:val="20"/>
+              </w:rPr>
+              <w:t>`/api/reports/schedule-status`</w:t>
+            </w:r>
+          </w:p>
+        </w:tc>
+        <w:tc>
+          <w:tcPr>
+            <w:tcW w:type="dxa" w:w="4320"/>
+          </w:tcPr>
+          <w:p>
+            <w:r>
+              <w:rPr>
+                <w:sz w:val="20"/>
+              </w:rPr>
+              <w:t>Schedule status overview (draft/approved/published/archived counts)</w:t>
+            </w:r>
+          </w:p>
+        </w:tc>
+      </w:tr>
+      <w:tr>
+        <w:tc>
+          <w:tcPr>
+            <w:tcW w:type="dxa" w:w="4320"/>
+          </w:tcPr>
+          <w:p>
+            <w:r>
+              <w:rPr>
+                <w:sz w:val="20"/>
+              </w:rPr>
+              <w:t>`/api/reports/section-summary`</w:t>
+            </w:r>
+          </w:p>
+        </w:tc>
+        <w:tc>
+          <w:tcPr>
+            <w:tcW w:type="dxa" w:w="4320"/>
+          </w:tcPr>
+          <w:p>
+            <w:r>
+              <w:rPr>
+                <w:sz w:val="20"/>
+              </w:rPr>
+              <w:t>Sessions, hours, faculty count per section</w:t>
+            </w:r>
+          </w:p>
+        </w:tc>
+      </w:tr>
+    </w:tbl>
+    <w:p>
+      <w:r>
+        <w:t>---</w:t>
+      </w:r>
+    </w:p>
+    <w:p>
+      <w:pPr>
+        <w:pStyle w:val="Heading1"/>
+      </w:pPr>
+      <w:r>
+        <w:t>11. Database (11 tables)</w:t>
       </w:r>
     </w:p>
     <w:p>
       <w:r>
-        <w:t>`users` (admin only) · `faculties` (name stored directly, no login) · `faculty_availabilities` · `subjects` · `faculty_subjects` · `sections` · `section_subjects` · `rooms` · `schedules` · `schedule_sessions` · `schedule_generation_logs`</w:t>
+        <w:t>`users` (admin login accounts only) · `faculties` (scheduling records — name stored directly; `user_id` exists only as an optional/nullable legacy relationship, not a login mechanism) · `faculty_availabilities` · `subjects` · `faculty_subjects` · `sections` · `section_subjects` · `rooms` · `schedules` · `schedule_sessions` · `schedule_generation_logs`</w:t>
       </w:r>
     </w:p>
     <w:p>
@@ -1361,7 +2302,7 @@
         <w:pStyle w:val="Heading1"/>
       </w:pPr>
       <w:r>
-        <w:t>8. Users &amp; Roles</w:t>
+        <w:t>12. Users &amp; Roles</w:t>
       </w:r>
     </w:p>
     <w:tbl>
@@ -1427,7 +2368,7 @@
               <w:rPr>
                 <w:sz w:val="20"/>
               </w:rPr>
-              <w:t>The only login. Full access: manage data, generate, review/edit, approve, publish, unpublish, print, reports</w:t>
+              <w:t>The only login. Full access: manage data, generate, review/edit, approve, publish, unpublish, print/download, reports</w:t>
             </w:r>
           </w:p>
         </w:tc>
@@ -1455,7 +2396,35 @@
               <w:rPr>
                 <w:sz w:val="20"/>
               </w:rPr>
-              <w:t>No system access — records used by the scheduler; receive printed schedules</w:t>
+              <w:t>No system access — scheduling records used by the engine; receive schedules via printed/PDF distribution</w:t>
+            </w:r>
+          </w:p>
+        </w:tc>
+      </w:tr>
+      <w:tr>
+        <w:tc>
+          <w:tcPr>
+            <w:tcW w:type="dxa" w:w="4320"/>
+          </w:tcPr>
+          <w:p>
+            <w:r>
+              <w:rPr>
+                <w:sz w:val="20"/>
+              </w:rPr>
+              <w:t>**Students**</w:t>
+            </w:r>
+          </w:p>
+        </w:tc>
+        <w:tc>
+          <w:tcPr>
+            <w:tcW w:type="dxa" w:w="4320"/>
+          </w:tcPr>
+          <w:p>
+            <w:r>
+              <w:rPr>
+                <w:sz w:val="20"/>
+              </w:rPr>
+              <w:t>No system access — see posted/published schedules</w:t>
             </w:r>
           </w:p>
         </w:tc>
@@ -1471,7 +2440,7 @@
         <w:pStyle w:val="Heading1"/>
       </w:pPr>
       <w:r>
-        <w:t>9. Verification &amp; Tests</w:t>
+        <w:t>13. Verification &amp; Tests</w:t>
       </w:r>
     </w:p>
     <w:p>
@@ -1479,7 +2448,7 @@
         <w:pStyle w:val="ListBullet"/>
       </w:pPr>
       <w:r>
-        <w:t>Backend feature tests (`php artisan test`) run against a dedicated `scheduling_system_testing` database — real data is never touched</w:t>
+        <w:t>Backend feature tests (`php artisan test`, 6/6 passing) run against a dedicated `scheduling_system_testing` database — real data is never touched</w:t>
       </w:r>
     </w:p>
     <w:p>
@@ -1495,7 +2464,15 @@
         <w:pStyle w:val="ListBullet"/>
       </w:pPr>
       <w:r>
-        <w:t>TypeScript typecheck clean; admin login, faculty records, reports, and conflict detection verified end-to-end</w:t>
+        <w:t>Frontend TypeScript typecheck clean; production build passes</w:t>
+      </w:r>
+    </w:p>
+    <w:p>
+      <w:pPr>
+        <w:pStyle w:val="ListBullet"/>
+      </w:pPr>
+      <w:r>
+        <w:t>Live end-to-end integration test performed (September 2026): admin login → AI generation for BIT-3A (OPTIMAL, 3 sessions, all 8 constraint categories verified) → approve → publish (conflict gate) → unpublish → reports — all passed</w:t>
       </w:r>
     </w:p>
     <w:p>
@@ -1508,63 +2485,37 @@
         <w:pStyle w:val="Heading1"/>
       </w:pPr>
       <w:r>
-        <w:t>10. Defense Talking Points</w:t>
+        <w:t>14. Defense Talking Points</w:t>
       </w:r>
     </w:p>
     <w:p>
-      <w:pPr>
-        <w:pStyle w:val="ListNumber"/>
-      </w:pPr>
       <w:r>
-        <w:t>**Constraint-based approach** — CP-SAT gives a mathematical guarantee, not trial-and-error</w:t>
+        <w:t>Why constraint-based scheduling? Scheduling is a constraint satisfaction/optimization problem involving faculty, rooms, sections, time windows, qualifications, capacity, and conflicts. CP-SAT models it mathematically rather than by trial and error.</w:t>
       </w:r>
     </w:p>
     <w:p>
-      <w:pPr>
-        <w:pStyle w:val="ListNumber"/>
-      </w:pPr>
       <w:r>
-        <w:t>**8 hard constraints** covering real scheduling rules</w:t>
+        <w:t>Why OR-Tools CP-SAT? CP-SAT provides a mathematical constraint-solving approach for finding feasible and optimized schedules.</w:t>
       </w:r>
     </w:p>
     <w:p>
-      <w:pPr>
-        <w:pStyle w:val="ListNumber"/>
-      </w:pPr>
       <w:r>
-        <w:t>**Best-effort philosophy** — PARTIAL results place what can be placed</w:t>
+        <w:t>What does OPTIMAL mean? When CP-SAT returns OPTIMAL, the solver has proven optimality for the modeled objective under the given constraints and search conditions.</w:t>
       </w:r>
     </w:p>
     <w:p>
-      <w:pPr>
-        <w:pStyle w:val="ListNumber"/>
-      </w:pPr>
       <w:r>
-        <w:t>**Admin-only security model** — deliberate design decision: per-semester use, printed distribution, reduced attack surface</w:t>
+        <w:t>Is AI the final decision-maker? No. The AI generates a candidate schedule. The Admin reviews, edits if necessary, approves, and explicitly publishes it.</w:t>
       </w:r>
     </w:p>
     <w:p>
-      <w:pPr>
-        <w:pStyle w:val="ListNumber"/>
-      </w:pPr>
       <w:r>
-        <w:t>**Real-time conflict detection** on manual edits</w:t>
+        <w:t>Why no faculty login? The department operates the system per semester. Faculty scheduling information is maintained as records by the Admin, and finalized schedules are distributed as printed/PDF copies. Faculty accounts are therefore unnecessary for the current scope.</w:t>
       </w:r>
     </w:p>
     <w:p>
-      <w:pPr>
-        <w:pStyle w:val="ListNumber"/>
-      </w:pPr>
       <w:r>
-        <w:t>**Publish conflict gate** prevents cross-section double-booking</w:t>
-      </w:r>
-    </w:p>
-    <w:p>
-      <w:pPr>
-        <w:pStyle w:val="ListNumber"/>
-      </w:pPr>
-      <w:r>
-        <w:t>**Unpublish** allows corrections without losing work</w:t>
+        <w:t>How are conflicts prevented? Through three layers: (1) solver constraints, (2) manual-edit validation, (3) the publish conflict gate.</w:t>
       </w:r>
     </w:p>
     <w:p>
